--- a/TASK 4/System Modelling and Design Report.docx
+++ b/TASK 4/System Modelling and Design Report.docx
@@ -26,118 +26,10 @@
           <w:szCs w:val="48"/>
           <w:lang w:val="en-US" w:eastAsia="fr-FR"/>
         </w:rPr>
-        <w:t>System Modelling and Design for Crowdsensed Mobile Network Monitoring System</w:t>
-      </w:r>
-    </w:p>
-    <w:p>
-      <w:pPr>
-        <w:spacing w:before="100" w:beforeAutospacing="1" w:after="100" w:afterAutospacing="1" w:line="240" w:lineRule="auto"/>
-        <w:outlineLvl w:val="1"/>
-        <w:rPr>
-          <w:rFonts w:ascii="Times New Roman" w:eastAsia="Times New Roman" w:hAnsi="Times New Roman" w:cs="Times New Roman"/>
-          <w:b/>
-          <w:bCs/>
-          <w:sz w:val="36"/>
-          <w:szCs w:val="36"/>
-          <w:lang w:val="en-US" w:eastAsia="fr-FR"/>
-        </w:rPr>
-      </w:pPr>
-      <w:r>
-        <w:rPr>
-          <w:rFonts w:ascii="Times New Roman" w:eastAsia="Times New Roman" w:hAnsi="Times New Roman" w:cs="Times New Roman"/>
-          <w:b/>
-          <w:bCs/>
-          <w:sz w:val="36"/>
-          <w:szCs w:val="36"/>
-          <w:lang w:val="en-US" w:eastAsia="fr-FR"/>
-        </w:rPr>
-        <w:t>Project Title</w:t>
-      </w:r>
-    </w:p>
-    <w:p>
-      <w:pPr>
-        <w:spacing w:before="100" w:beforeAutospacing="1" w:after="100" w:afterAutospacing="1" w:line="240" w:lineRule="auto"/>
-        <w:rPr>
-          <w:rFonts w:ascii="Times New Roman" w:eastAsia="Times New Roman" w:hAnsi="Times New Roman" w:cs="Times New Roman"/>
-          <w:sz w:val="24"/>
-          <w:szCs w:val="24"/>
-          <w:lang w:val="en-US" w:eastAsia="fr-FR"/>
-        </w:rPr>
-      </w:pPr>
-      <w:r>
-        <w:rPr>
-          <w:rFonts w:ascii="Times New Roman" w:eastAsia="Times New Roman" w:hAnsi="Times New Roman" w:cs="Times New Roman"/>
-          <w:b/>
-          <w:bCs/>
-          <w:sz w:val="24"/>
-          <w:szCs w:val="24"/>
-          <w:lang w:val="en-US" w:eastAsia="fr-FR"/>
-        </w:rPr>
-        <w:t>Crowdsensed Approach for Mobile Network Coverage Prediction and Monitoring</w:t>
-      </w:r>
-    </w:p>
-    <w:p>
-      <w:pPr>
-        <w:spacing w:before="100" w:beforeAutospacing="1" w:after="100" w:afterAutospacing="1" w:line="240" w:lineRule="auto"/>
-        <w:outlineLvl w:val="1"/>
-        <w:rPr>
-          <w:rFonts w:ascii="Times New Roman" w:eastAsia="Times New Roman" w:hAnsi="Times New Roman" w:cs="Times New Roman"/>
-          <w:b/>
-          <w:bCs/>
-          <w:sz w:val="36"/>
-          <w:szCs w:val="36"/>
-          <w:lang w:val="en-US" w:eastAsia="fr-FR"/>
-        </w:rPr>
-      </w:pPr>
-      <w:r>
-        <w:rPr>
-          <w:rFonts w:ascii="Times New Roman" w:eastAsia="Times New Roman" w:hAnsi="Times New Roman" w:cs="Times New Roman"/>
-          <w:b/>
-          <w:bCs/>
-          <w:sz w:val="36"/>
-          <w:szCs w:val="36"/>
-          <w:lang w:val="en-US" w:eastAsia="fr-FR"/>
-        </w:rPr>
-        <w:t>Group</w:t>
-      </w:r>
-      <w:r>
-        <w:rPr>
-          <w:rFonts w:ascii="Times New Roman" w:eastAsia="Times New Roman" w:hAnsi="Times New Roman" w:cs="Times New Roman"/>
-          <w:b/>
-          <w:bCs/>
-          <w:sz w:val="36"/>
-          <w:szCs w:val="36"/>
-          <w:lang w:val="en-US" w:eastAsia="fr-FR"/>
-        </w:rPr>
-        <w:t xml:space="preserve"> 7</w:t>
-      </w:r>
-    </w:p>
-    <w:p>
-      <w:pPr>
-        <w:spacing w:after="0" w:line="240" w:lineRule="auto"/>
-        <w:rPr>
-          <w:rFonts w:ascii="Times New Roman" w:eastAsia="Times New Roman" w:hAnsi="Times New Roman" w:cs="Times New Roman"/>
-          <w:sz w:val="24"/>
-          <w:szCs w:val="24"/>
-          <w:lang w:eastAsia="fr-FR"/>
-        </w:rPr>
-      </w:pPr>
-      <w:r>
-        <w:rPr>
-          <w:rFonts w:ascii="Times New Roman" w:eastAsia="Times New Roman" w:hAnsi="Times New Roman" w:cs="Times New Roman"/>
-          <w:sz w:val="24"/>
-          <w:szCs w:val="24"/>
-          <w:lang w:eastAsia="fr-FR"/>
-        </w:rPr>
-        <w:pict w14:anchorId="35A670B9">
-          <v:rect id="_x0000_i1031" style="width:0;height:1.5pt" o:hralign="center" o:hrstd="t" o:hr="t" fillcolor="#a0a0a0" stroked="f"/>
-        </w:pict>
-      </w:r>
-    </w:p>
-    <w:p>
-      <w:pPr>
-        <w:spacing w:before="100" w:beforeAutospacing="1" w:after="100" w:afterAutospacing="1" w:line="240" w:lineRule="auto"/>
-        <w:outlineLvl w:val="0"/>
+        <w:t xml:space="preserve">System Modelling and Design for </w:t>
+      </w:r>
+      <w:proofErr w:type="spellStart"/>
+      <w:r>
         <w:rPr>
           <w:rFonts w:ascii="Times New Roman" w:eastAsia="Times New Roman" w:hAnsi="Times New Roman" w:cs="Times New Roman"/>
           <w:b/>
@@ -147,7 +39,9 @@
           <w:szCs w:val="48"/>
           <w:lang w:val="en-US" w:eastAsia="fr-FR"/>
         </w:rPr>
-      </w:pPr>
+        <w:t>Crowdsensed</w:t>
+      </w:r>
+      <w:proofErr w:type="spellEnd"/>
       <w:r>
         <w:rPr>
           <w:rFonts w:ascii="Times New Roman" w:eastAsia="Times New Roman" w:hAnsi="Times New Roman" w:cs="Times New Roman"/>
@@ -158,128 +52,45 @@
           <w:szCs w:val="48"/>
           <w:lang w:val="en-US" w:eastAsia="fr-FR"/>
         </w:rPr>
-        <w:t>1. Introduction</w:t>
-      </w:r>
-    </w:p>
-    <w:p>
-      <w:pPr>
-        <w:spacing w:before="100" w:beforeAutospacing="1" w:after="100" w:afterAutospacing="1" w:line="240" w:lineRule="auto"/>
-        <w:rPr>
-          <w:rFonts w:ascii="Times New Roman" w:eastAsia="Times New Roman" w:hAnsi="Times New Roman" w:cs="Times New Roman"/>
-          <w:sz w:val="24"/>
-          <w:szCs w:val="24"/>
-          <w:lang w:val="en-US" w:eastAsia="fr-FR"/>
-        </w:rPr>
-      </w:pPr>
-      <w:r>
-        <w:rPr>
-          <w:rFonts w:ascii="Times New Roman" w:eastAsia="Times New Roman" w:hAnsi="Times New Roman" w:cs="Times New Roman"/>
-          <w:sz w:val="24"/>
-          <w:szCs w:val="24"/>
-          <w:lang w:val="en-US" w:eastAsia="fr-FR"/>
-        </w:rPr>
-        <w:t>The rapid growth of mobile communication technologies has significantly increased the dependence of individuals, businesses, and institutions on reliable mobile network connectivity. Despite this dependence, users still experience poor network coverage, unstable signal strength, slow internet speeds, and call interruptions in many locations. In developing regions especially, users often lack access to accurate and up-to-date information about network performance in their geographical areas. Traditional network monitoring approaches used by telecommunication companies rely heavily on expensive infrastructure and specialized drive-test equipment, making continuous large-scale monitoring difficult and costly.</w:t>
-      </w:r>
-    </w:p>
-    <w:p>
-      <w:pPr>
-        <w:spacing w:before="100" w:beforeAutospacing="1" w:after="100" w:afterAutospacing="1" w:line="240" w:lineRule="auto"/>
-        <w:rPr>
-          <w:rFonts w:ascii="Times New Roman" w:eastAsia="Times New Roman" w:hAnsi="Times New Roman" w:cs="Times New Roman"/>
-          <w:sz w:val="24"/>
-          <w:szCs w:val="24"/>
-          <w:lang w:val="en-US" w:eastAsia="fr-FR"/>
-        </w:rPr>
-      </w:pPr>
-      <w:r>
-        <w:rPr>
-          <w:rFonts w:ascii="Times New Roman" w:eastAsia="Times New Roman" w:hAnsi="Times New Roman" w:cs="Times New Roman"/>
-          <w:sz w:val="24"/>
-          <w:szCs w:val="24"/>
-          <w:lang w:val="en-US" w:eastAsia="fr-FR"/>
-        </w:rPr>
-        <w:t xml:space="preserve">To address these challenges, this project proposes a </w:t>
-      </w:r>
-      <w:r>
+        <w:t xml:space="preserve"> Mobile Network Monitoring System</w:t>
+      </w:r>
+    </w:p>
+    <w:p>
+      <w:pPr>
+        <w:spacing w:before="100" w:beforeAutospacing="1" w:after="100" w:afterAutospacing="1" w:line="240" w:lineRule="auto"/>
+        <w:outlineLvl w:val="1"/>
         <w:rPr>
           <w:rFonts w:ascii="Times New Roman" w:eastAsia="Times New Roman" w:hAnsi="Times New Roman" w:cs="Times New Roman"/>
           <w:b/>
           <w:bCs/>
-          <w:sz w:val="24"/>
-          <w:szCs w:val="24"/>
-          <w:lang w:val="en-US" w:eastAsia="fr-FR"/>
-        </w:rPr>
-        <w:t>Crowdsensed Mobile Network Coverage Prediction and Monitoring System</w:t>
-      </w:r>
-      <w:r>
-        <w:rPr>
-          <w:rFonts w:ascii="Times New Roman" w:eastAsia="Times New Roman" w:hAnsi="Times New Roman" w:cs="Times New Roman"/>
-          <w:sz w:val="24"/>
-          <w:szCs w:val="24"/>
-          <w:lang w:val="en-US" w:eastAsia="fr-FR"/>
-        </w:rPr>
-        <w:t>. The system leverages data collected directly from mobile users’ smartphones to monitor network quality and generate coverage analytics in real time. Instead of depending solely on telecom operators, the system adopts a crowdsensing approach where mobile devices automatically collect signal measurements such as RSRP, RSRQ, RSSI, SINR, GPS coordinates, network type, and timestamps during normal device usage. These measurements are then synchronized to a centralized backend infrastructure for processing, analysis, and visualization.</w:t>
-      </w:r>
-    </w:p>
-    <w:p>
-      <w:pPr>
-        <w:spacing w:before="100" w:beforeAutospacing="1" w:after="100" w:afterAutospacing="1" w:line="240" w:lineRule="auto"/>
-        <w:rPr>
-          <w:rFonts w:ascii="Times New Roman" w:eastAsia="Times New Roman" w:hAnsi="Times New Roman" w:cs="Times New Roman"/>
-          <w:sz w:val="24"/>
-          <w:szCs w:val="24"/>
-          <w:lang w:val="en-US" w:eastAsia="fr-FR"/>
-        </w:rPr>
-      </w:pPr>
-      <w:r>
-        <w:rPr>
-          <w:rFonts w:ascii="Times New Roman" w:eastAsia="Times New Roman" w:hAnsi="Times New Roman" w:cs="Times New Roman"/>
-          <w:sz w:val="24"/>
-          <w:szCs w:val="24"/>
-          <w:lang w:val="en-US" w:eastAsia="fr-FR"/>
-        </w:rPr>
-        <w:t xml:space="preserve">The purpose of this report is to present the </w:t>
-      </w:r>
+          <w:sz w:val="36"/>
+          <w:szCs w:val="36"/>
+          <w:lang w:val="en-US" w:eastAsia="fr-FR"/>
+        </w:rPr>
+      </w:pPr>
       <w:r>
         <w:rPr>
           <w:rFonts w:ascii="Times New Roman" w:eastAsia="Times New Roman" w:hAnsi="Times New Roman" w:cs="Times New Roman"/>
           <w:b/>
           <w:bCs/>
-          <w:sz w:val="24"/>
-          <w:szCs w:val="24"/>
-          <w:lang w:val="en-US" w:eastAsia="fr-FR"/>
-        </w:rPr>
-        <w:t>system modelling and design phase</w:t>
-      </w:r>
-      <w:r>
-        <w:rPr>
-          <w:rFonts w:ascii="Times New Roman" w:eastAsia="Times New Roman" w:hAnsi="Times New Roman" w:cs="Times New Roman"/>
-          <w:sz w:val="24"/>
-          <w:szCs w:val="24"/>
-          <w:lang w:val="en-US" w:eastAsia="fr-FR"/>
-        </w:rPr>
-        <w:t xml:space="preserve"> of the project. This phase transforms the functional and non-functional requirements defined in the Software Requirements Specification (SRS) into detailed structural and behavioral models that guide the implementation process. The models presented in this report serve as a blueprint for developers, system architects, testers, and database designers by illustrating how different components of the system interact, how data flows through the system, and how users engage with the platform.</w:t>
-      </w:r>
-    </w:p>
-    <w:p>
-      <w:pPr>
-        <w:spacing w:before="100" w:beforeAutospacing="1" w:after="100" w:afterAutospacing="1" w:line="240" w:lineRule="auto"/>
-        <w:rPr>
-          <w:rFonts w:ascii="Times New Roman" w:eastAsia="Times New Roman" w:hAnsi="Times New Roman" w:cs="Times New Roman"/>
-          <w:sz w:val="24"/>
-          <w:szCs w:val="24"/>
-          <w:lang w:val="en-US" w:eastAsia="fr-FR"/>
-        </w:rPr>
-      </w:pPr>
-      <w:r>
-        <w:rPr>
-          <w:rFonts w:ascii="Times New Roman" w:eastAsia="Times New Roman" w:hAnsi="Times New Roman" w:cs="Times New Roman"/>
-          <w:sz w:val="24"/>
-          <w:szCs w:val="24"/>
-          <w:lang w:val="en-US" w:eastAsia="fr-FR"/>
-        </w:rPr>
-        <w:t xml:space="preserve">The system is designed using an </w:t>
-      </w:r>
+          <w:sz w:val="36"/>
+          <w:szCs w:val="36"/>
+          <w:lang w:val="en-US" w:eastAsia="fr-FR"/>
+        </w:rPr>
+        <w:t>Project Title</w:t>
+      </w:r>
+    </w:p>
+    <w:p>
+      <w:pPr>
+        <w:spacing w:before="100" w:beforeAutospacing="1" w:after="100" w:afterAutospacing="1" w:line="240" w:lineRule="auto"/>
+        <w:rPr>
+          <w:rFonts w:ascii="Times New Roman" w:eastAsia="Times New Roman" w:hAnsi="Times New Roman" w:cs="Times New Roman"/>
+          <w:sz w:val="24"/>
+          <w:szCs w:val="24"/>
+          <w:lang w:val="en-US" w:eastAsia="fr-FR"/>
+        </w:rPr>
+      </w:pPr>
+      <w:proofErr w:type="spellStart"/>
       <w:r>
         <w:rPr>
           <w:rFonts w:ascii="Times New Roman" w:eastAsia="Times New Roman" w:hAnsi="Times New Roman" w:cs="Times New Roman"/>
@@ -289,370 +100,55 @@
           <w:szCs w:val="24"/>
           <w:lang w:val="en-US" w:eastAsia="fr-FR"/>
         </w:rPr>
-        <w:t>offline-first architecture</w:t>
-      </w:r>
-      <w:r>
-        <w:rPr>
-          <w:rFonts w:ascii="Times New Roman" w:eastAsia="Times New Roman" w:hAnsi="Times New Roman" w:cs="Times New Roman"/>
-          <w:sz w:val="24"/>
-          <w:szCs w:val="24"/>
-          <w:lang w:val="en-US" w:eastAsia="fr-FR"/>
-        </w:rPr>
-        <w:t xml:space="preserve">. This design choice ensures that the mobile application continues collecting and storing measurements even in areas with poor or unavailable internet connectivity. Once connectivity becomes available, synchronization services upload the locally stored data to the backend server. This approach improves </w:t>
-      </w:r>
-      <w:r>
-        <w:rPr>
-          <w:rFonts w:ascii="Times New Roman" w:eastAsia="Times New Roman" w:hAnsi="Times New Roman" w:cs="Times New Roman"/>
-          <w:sz w:val="24"/>
-          <w:szCs w:val="24"/>
-          <w:lang w:val="en-US" w:eastAsia="fr-FR"/>
-        </w:rPr>
-        <w:lastRenderedPageBreak/>
-        <w:t>reliability, minimizes data loss, and ensures continuous monitoring regardless of connectivity conditions.</w:t>
-      </w:r>
-    </w:p>
-    <w:p>
-      <w:pPr>
-        <w:spacing w:before="100" w:beforeAutospacing="1" w:after="100" w:afterAutospacing="1" w:line="240" w:lineRule="auto"/>
-        <w:rPr>
-          <w:rFonts w:ascii="Times New Roman" w:eastAsia="Times New Roman" w:hAnsi="Times New Roman" w:cs="Times New Roman"/>
-          <w:sz w:val="24"/>
-          <w:szCs w:val="24"/>
-          <w:lang w:val="en-US" w:eastAsia="fr-FR"/>
-        </w:rPr>
-      </w:pPr>
-      <w:r>
-        <w:rPr>
-          <w:rFonts w:ascii="Times New Roman" w:eastAsia="Times New Roman" w:hAnsi="Times New Roman" w:cs="Times New Roman"/>
-          <w:sz w:val="24"/>
-          <w:szCs w:val="24"/>
-          <w:lang w:val="en-US" w:eastAsia="fr-FR"/>
-        </w:rPr>
-        <w:t>The system consists of four major components:</w:t>
-      </w:r>
-    </w:p>
-    <w:p>
-      <w:pPr>
-        <w:numPr>
-          <w:ilvl w:val="0"/>
-          <w:numId w:val="1"/>
-        </w:numPr>
-        <w:spacing w:before="100" w:beforeAutospacing="1" w:after="100" w:afterAutospacing="1" w:line="240" w:lineRule="auto"/>
-        <w:rPr>
-          <w:rFonts w:ascii="Times New Roman" w:eastAsia="Times New Roman" w:hAnsi="Times New Roman" w:cs="Times New Roman"/>
-          <w:sz w:val="24"/>
-          <w:szCs w:val="24"/>
-          <w:lang w:val="en-US" w:eastAsia="fr-FR"/>
-        </w:rPr>
-      </w:pPr>
-      <w:r>
-        <w:rPr>
-          <w:rFonts w:ascii="Times New Roman" w:eastAsia="Times New Roman" w:hAnsi="Times New Roman" w:cs="Times New Roman"/>
-          <w:sz w:val="24"/>
-          <w:szCs w:val="24"/>
-          <w:lang w:val="en-US" w:eastAsia="fr-FR"/>
-        </w:rPr>
-        <w:t xml:space="preserve">An Android mobile application responsible for collecting network measurements and user reports. </w:t>
-      </w:r>
-    </w:p>
-    <w:p>
-      <w:pPr>
-        <w:numPr>
-          <w:ilvl w:val="0"/>
-          <w:numId w:val="1"/>
-        </w:numPr>
-        <w:spacing w:before="100" w:beforeAutospacing="1" w:after="100" w:afterAutospacing="1" w:line="240" w:lineRule="auto"/>
-        <w:rPr>
-          <w:rFonts w:ascii="Times New Roman" w:eastAsia="Times New Roman" w:hAnsi="Times New Roman" w:cs="Times New Roman"/>
-          <w:sz w:val="24"/>
-          <w:szCs w:val="24"/>
-          <w:lang w:val="en-US" w:eastAsia="fr-FR"/>
-        </w:rPr>
-      </w:pPr>
-      <w:r>
-        <w:rPr>
-          <w:rFonts w:ascii="Times New Roman" w:eastAsia="Times New Roman" w:hAnsi="Times New Roman" w:cs="Times New Roman"/>
-          <w:sz w:val="24"/>
-          <w:szCs w:val="24"/>
-          <w:lang w:val="en-US" w:eastAsia="fr-FR"/>
-        </w:rPr>
-        <w:t xml:space="preserve">A backend API server responsible for data validation, synchronization, processing, and analytics generation. </w:t>
-      </w:r>
-    </w:p>
-    <w:p>
-      <w:pPr>
-        <w:numPr>
-          <w:ilvl w:val="0"/>
-          <w:numId w:val="1"/>
-        </w:numPr>
-        <w:spacing w:before="100" w:beforeAutospacing="1" w:after="100" w:afterAutospacing="1" w:line="240" w:lineRule="auto"/>
-        <w:rPr>
-          <w:rFonts w:ascii="Times New Roman" w:eastAsia="Times New Roman" w:hAnsi="Times New Roman" w:cs="Times New Roman"/>
-          <w:sz w:val="24"/>
-          <w:szCs w:val="24"/>
-          <w:lang w:val="en-US" w:eastAsia="fr-FR"/>
-        </w:rPr>
-      </w:pPr>
-      <w:r>
-        <w:rPr>
-          <w:rFonts w:ascii="Times New Roman" w:eastAsia="Times New Roman" w:hAnsi="Times New Roman" w:cs="Times New Roman"/>
-          <w:sz w:val="24"/>
-          <w:szCs w:val="24"/>
-          <w:lang w:val="en-US" w:eastAsia="fr-FR"/>
-        </w:rPr>
-        <w:t xml:space="preserve">A PostgreSQL/PostGIS database responsible for persistent storage and geospatial operations. </w:t>
-      </w:r>
-    </w:p>
-    <w:p>
-      <w:pPr>
-        <w:numPr>
-          <w:ilvl w:val="0"/>
-          <w:numId w:val="1"/>
-        </w:numPr>
-        <w:spacing w:before="100" w:beforeAutospacing="1" w:after="100" w:afterAutospacing="1" w:line="240" w:lineRule="auto"/>
-        <w:rPr>
-          <w:rFonts w:ascii="Times New Roman" w:eastAsia="Times New Roman" w:hAnsi="Times New Roman" w:cs="Times New Roman"/>
-          <w:sz w:val="24"/>
-          <w:szCs w:val="24"/>
-          <w:lang w:val="en-US" w:eastAsia="fr-FR"/>
-        </w:rPr>
-      </w:pPr>
-      <w:r>
-        <w:rPr>
-          <w:rFonts w:ascii="Times New Roman" w:eastAsia="Times New Roman" w:hAnsi="Times New Roman" w:cs="Times New Roman"/>
-          <w:sz w:val="24"/>
-          <w:szCs w:val="24"/>
-          <w:lang w:val="en-US" w:eastAsia="fr-FR"/>
-        </w:rPr>
-        <w:t xml:space="preserve">A web dashboard used by administrators and network operators to visualize coverage maps and analyze network trends. </w:t>
-      </w:r>
-    </w:p>
-    <w:p>
-      <w:pPr>
-        <w:spacing w:before="100" w:beforeAutospacing="1" w:after="100" w:afterAutospacing="1" w:line="240" w:lineRule="auto"/>
-        <w:rPr>
-          <w:rFonts w:ascii="Times New Roman" w:eastAsia="Times New Roman" w:hAnsi="Times New Roman" w:cs="Times New Roman"/>
-          <w:sz w:val="24"/>
-          <w:szCs w:val="24"/>
-          <w:lang w:val="en-US" w:eastAsia="fr-FR"/>
-        </w:rPr>
-      </w:pPr>
-      <w:r>
-        <w:rPr>
-          <w:rFonts w:ascii="Times New Roman" w:eastAsia="Times New Roman" w:hAnsi="Times New Roman" w:cs="Times New Roman"/>
-          <w:sz w:val="24"/>
-          <w:szCs w:val="24"/>
-          <w:lang w:val="en-US" w:eastAsia="fr-FR"/>
-        </w:rPr>
-        <w:t>The primary stakeholders of the system include regular mobile users, registered users, administrators, and network operators such as MTN, Orange, and Camtel. Each stakeholder interacts with the system differently depending on their responsibilities and objectives.</w:t>
-      </w:r>
-    </w:p>
-    <w:p>
-      <w:pPr>
-        <w:spacing w:before="100" w:beforeAutospacing="1" w:after="100" w:afterAutospacing="1" w:line="240" w:lineRule="auto"/>
-        <w:rPr>
-          <w:rFonts w:ascii="Times New Roman" w:eastAsia="Times New Roman" w:hAnsi="Times New Roman" w:cs="Times New Roman"/>
-          <w:sz w:val="24"/>
-          <w:szCs w:val="24"/>
-          <w:lang w:val="en-US" w:eastAsia="fr-FR"/>
-        </w:rPr>
-      </w:pPr>
-      <w:r>
-        <w:rPr>
-          <w:rFonts w:ascii="Times New Roman" w:eastAsia="Times New Roman" w:hAnsi="Times New Roman" w:cs="Times New Roman"/>
-          <w:sz w:val="24"/>
-          <w:szCs w:val="24"/>
-          <w:lang w:val="en-US" w:eastAsia="fr-FR"/>
-        </w:rPr>
-        <w:t>This report presents the major modelling and design artifacts for the system, including:</w:t>
-      </w:r>
-    </w:p>
-    <w:p>
-      <w:pPr>
-        <w:numPr>
-          <w:ilvl w:val="0"/>
-          <w:numId w:val="2"/>
-        </w:numPr>
-        <w:spacing w:before="100" w:beforeAutospacing="1" w:after="100" w:afterAutospacing="1" w:line="240" w:lineRule="auto"/>
-        <w:rPr>
-          <w:rFonts w:ascii="Times New Roman" w:eastAsia="Times New Roman" w:hAnsi="Times New Roman" w:cs="Times New Roman"/>
-          <w:sz w:val="24"/>
-          <w:szCs w:val="24"/>
-          <w:lang w:eastAsia="fr-FR"/>
-        </w:rPr>
-      </w:pPr>
-      <w:r>
-        <w:rPr>
-          <w:rFonts w:ascii="Times New Roman" w:eastAsia="Times New Roman" w:hAnsi="Times New Roman" w:cs="Times New Roman"/>
-          <w:sz w:val="24"/>
-          <w:szCs w:val="24"/>
-          <w:lang w:eastAsia="fr-FR"/>
-        </w:rPr>
-        <w:t xml:space="preserve">Context Diagram </w:t>
-      </w:r>
-    </w:p>
-    <w:p>
-      <w:pPr>
-        <w:numPr>
-          <w:ilvl w:val="0"/>
-          <w:numId w:val="2"/>
-        </w:numPr>
-        <w:spacing w:before="100" w:beforeAutospacing="1" w:after="100" w:afterAutospacing="1" w:line="240" w:lineRule="auto"/>
-        <w:rPr>
-          <w:rFonts w:ascii="Times New Roman" w:eastAsia="Times New Roman" w:hAnsi="Times New Roman" w:cs="Times New Roman"/>
-          <w:sz w:val="24"/>
-          <w:szCs w:val="24"/>
-          <w:lang w:eastAsia="fr-FR"/>
-        </w:rPr>
-      </w:pPr>
-      <w:r>
-        <w:rPr>
-          <w:rFonts w:ascii="Times New Roman" w:eastAsia="Times New Roman" w:hAnsi="Times New Roman" w:cs="Times New Roman"/>
-          <w:sz w:val="24"/>
-          <w:szCs w:val="24"/>
-          <w:lang w:eastAsia="fr-FR"/>
-        </w:rPr>
-        <w:t xml:space="preserve">Data Flow Diagram (DFD) </w:t>
-      </w:r>
-    </w:p>
-    <w:p>
-      <w:pPr>
-        <w:numPr>
-          <w:ilvl w:val="0"/>
-          <w:numId w:val="2"/>
-        </w:numPr>
-        <w:spacing w:before="100" w:beforeAutospacing="1" w:after="100" w:afterAutospacing="1" w:line="240" w:lineRule="auto"/>
-        <w:rPr>
-          <w:rFonts w:ascii="Times New Roman" w:eastAsia="Times New Roman" w:hAnsi="Times New Roman" w:cs="Times New Roman"/>
-          <w:sz w:val="24"/>
-          <w:szCs w:val="24"/>
-          <w:lang w:eastAsia="fr-FR"/>
-        </w:rPr>
-      </w:pPr>
-      <w:r>
-        <w:rPr>
-          <w:rFonts w:ascii="Times New Roman" w:eastAsia="Times New Roman" w:hAnsi="Times New Roman" w:cs="Times New Roman"/>
-          <w:sz w:val="24"/>
-          <w:szCs w:val="24"/>
-          <w:lang w:eastAsia="fr-FR"/>
-        </w:rPr>
-        <w:t xml:space="preserve">Use Case Diagram </w:t>
-      </w:r>
-    </w:p>
-    <w:p>
-      <w:pPr>
-        <w:numPr>
-          <w:ilvl w:val="0"/>
-          <w:numId w:val="2"/>
-        </w:numPr>
-        <w:spacing w:before="100" w:beforeAutospacing="1" w:after="100" w:afterAutospacing="1" w:line="240" w:lineRule="auto"/>
-        <w:rPr>
-          <w:rFonts w:ascii="Times New Roman" w:eastAsia="Times New Roman" w:hAnsi="Times New Roman" w:cs="Times New Roman"/>
-          <w:sz w:val="24"/>
-          <w:szCs w:val="24"/>
-          <w:lang w:eastAsia="fr-FR"/>
-        </w:rPr>
-      </w:pPr>
-      <w:r>
-        <w:rPr>
-          <w:rFonts w:ascii="Times New Roman" w:eastAsia="Times New Roman" w:hAnsi="Times New Roman" w:cs="Times New Roman"/>
-          <w:sz w:val="24"/>
-          <w:szCs w:val="24"/>
-          <w:lang w:eastAsia="fr-FR"/>
-        </w:rPr>
-        <w:t xml:space="preserve">Sequence Diagram </w:t>
-      </w:r>
-    </w:p>
-    <w:p>
-      <w:pPr>
-        <w:numPr>
-          <w:ilvl w:val="0"/>
-          <w:numId w:val="2"/>
-        </w:numPr>
-        <w:spacing w:before="100" w:beforeAutospacing="1" w:after="100" w:afterAutospacing="1" w:line="240" w:lineRule="auto"/>
-        <w:rPr>
-          <w:rFonts w:ascii="Times New Roman" w:eastAsia="Times New Roman" w:hAnsi="Times New Roman" w:cs="Times New Roman"/>
-          <w:sz w:val="24"/>
-          <w:szCs w:val="24"/>
-          <w:lang w:eastAsia="fr-FR"/>
-        </w:rPr>
-      </w:pPr>
-      <w:r>
-        <w:rPr>
-          <w:rFonts w:ascii="Times New Roman" w:eastAsia="Times New Roman" w:hAnsi="Times New Roman" w:cs="Times New Roman"/>
-          <w:sz w:val="24"/>
-          <w:szCs w:val="24"/>
-          <w:lang w:eastAsia="fr-FR"/>
-        </w:rPr>
-        <w:t xml:space="preserve">Class Diagram </w:t>
-      </w:r>
-    </w:p>
-    <w:p>
-      <w:pPr>
-        <w:numPr>
-          <w:ilvl w:val="0"/>
-          <w:numId w:val="2"/>
-        </w:numPr>
-        <w:spacing w:before="100" w:beforeAutospacing="1" w:after="100" w:afterAutospacing="1" w:line="240" w:lineRule="auto"/>
-        <w:rPr>
-          <w:rFonts w:ascii="Times New Roman" w:eastAsia="Times New Roman" w:hAnsi="Times New Roman" w:cs="Times New Roman"/>
-          <w:sz w:val="24"/>
-          <w:szCs w:val="24"/>
-          <w:lang w:eastAsia="fr-FR"/>
-        </w:rPr>
-      </w:pPr>
-      <w:r>
-        <w:rPr>
-          <w:rFonts w:ascii="Times New Roman" w:eastAsia="Times New Roman" w:hAnsi="Times New Roman" w:cs="Times New Roman"/>
-          <w:sz w:val="24"/>
-          <w:szCs w:val="24"/>
-          <w:lang w:eastAsia="fr-FR"/>
-        </w:rPr>
-        <w:t xml:space="preserve">Deployment Diagram </w:t>
-      </w:r>
-    </w:p>
-    <w:p>
-      <w:pPr>
-        <w:numPr>
-          <w:ilvl w:val="0"/>
-          <w:numId w:val="2"/>
-        </w:numPr>
-        <w:spacing w:before="100" w:beforeAutospacing="1" w:after="100" w:afterAutospacing="1" w:line="240" w:lineRule="auto"/>
-        <w:rPr>
-          <w:rFonts w:ascii="Times New Roman" w:eastAsia="Times New Roman" w:hAnsi="Times New Roman" w:cs="Times New Roman"/>
-          <w:sz w:val="24"/>
-          <w:szCs w:val="24"/>
-          <w:lang w:eastAsia="fr-FR"/>
-        </w:rPr>
-      </w:pPr>
-      <w:r>
-        <w:rPr>
-          <w:rFonts w:ascii="Times New Roman" w:eastAsia="Times New Roman" w:hAnsi="Times New Roman" w:cs="Times New Roman"/>
-          <w:sz w:val="24"/>
-          <w:szCs w:val="24"/>
-          <w:lang w:eastAsia="fr-FR"/>
-        </w:rPr>
-        <w:t xml:space="preserve">Traceability Matrix </w:t>
-      </w:r>
-    </w:p>
-    <w:p>
-      <w:pPr>
-        <w:spacing w:before="100" w:beforeAutospacing="1" w:after="100" w:afterAutospacing="1" w:line="240" w:lineRule="auto"/>
-        <w:rPr>
-          <w:rFonts w:ascii="Times New Roman" w:eastAsia="Times New Roman" w:hAnsi="Times New Roman" w:cs="Times New Roman"/>
-          <w:sz w:val="24"/>
-          <w:szCs w:val="24"/>
-          <w:lang w:val="en-US" w:eastAsia="fr-FR"/>
-        </w:rPr>
-      </w:pPr>
-      <w:r>
-        <w:rPr>
-          <w:rFonts w:ascii="Times New Roman" w:eastAsia="Times New Roman" w:hAnsi="Times New Roman" w:cs="Times New Roman"/>
-          <w:sz w:val="24"/>
-          <w:szCs w:val="24"/>
-          <w:lang w:val="en-US" w:eastAsia="fr-FR"/>
-        </w:rPr>
-        <w:t>Together, these models ensure that the proposed solution is technically feasible, scalable, maintainable, and aligned with the project objectives and stakeholder requirements.</w:t>
+        <w:t>Crowdsensed</w:t>
+      </w:r>
+      <w:proofErr w:type="spellEnd"/>
+      <w:r>
+        <w:rPr>
+          <w:rFonts w:ascii="Times New Roman" w:eastAsia="Times New Roman" w:hAnsi="Times New Roman" w:cs="Times New Roman"/>
+          <w:b/>
+          <w:bCs/>
+          <w:sz w:val="24"/>
+          <w:szCs w:val="24"/>
+          <w:lang w:val="en-US" w:eastAsia="fr-FR"/>
+        </w:rPr>
+        <w:t xml:space="preserve"> Approach for Mobile Network Coverage Prediction and Monitoring</w:t>
+      </w:r>
+    </w:p>
+    <w:p>
+      <w:pPr>
+        <w:spacing w:before="100" w:beforeAutospacing="1" w:after="100" w:afterAutospacing="1" w:line="240" w:lineRule="auto"/>
+        <w:outlineLvl w:val="1"/>
+        <w:rPr>
+          <w:rFonts w:ascii="Times New Roman" w:eastAsia="Times New Roman" w:hAnsi="Times New Roman" w:cs="Times New Roman"/>
+          <w:b/>
+          <w:bCs/>
+          <w:sz w:val="36"/>
+          <w:szCs w:val="36"/>
+          <w:lang w:val="en-US" w:eastAsia="fr-FR"/>
+        </w:rPr>
+      </w:pPr>
+      <w:r>
+        <w:rPr>
+          <w:rFonts w:ascii="Times New Roman" w:eastAsia="Times New Roman" w:hAnsi="Times New Roman" w:cs="Times New Roman"/>
+          <w:b/>
+          <w:bCs/>
+          <w:sz w:val="36"/>
+          <w:szCs w:val="36"/>
+          <w:lang w:val="en-US" w:eastAsia="fr-FR"/>
+        </w:rPr>
+        <w:t>Group</w:t>
+      </w:r>
+      <w:r>
+        <w:rPr>
+          <w:rFonts w:ascii="Times New Roman" w:eastAsia="Times New Roman" w:hAnsi="Times New Roman" w:cs="Times New Roman"/>
+          <w:b/>
+          <w:bCs/>
+          <w:sz w:val="36"/>
+          <w:szCs w:val="36"/>
+          <w:lang w:val="en-US" w:eastAsia="fr-FR"/>
+        </w:rPr>
+        <w:t xml:space="preserve"> 7</w:t>
       </w:r>
     </w:p>
     <w:p>
@@ -672,8 +168,8 @@
           <w:szCs w:val="24"/>
           <w:lang w:eastAsia="fr-FR"/>
         </w:rPr>
-        <w:pict w14:anchorId="4D3F4332">
-          <v:rect id="_x0000_i1032" style="width:0;height:1.5pt" o:hralign="center" o:hrstd="t" o:hr="t" fillcolor="#a0a0a0" stroked="f"/>
+        <w:pict w14:anchorId="35A670B9">
+          <v:rect id="_x0000_i1025" style="width:0;height:1.5pt" o:hralign="center" o:hrstd="t" o:hr="t" fillcolor="#a0a0a0" stroked="f"/>
         </w:pict>
       </w:r>
     </w:p>
@@ -701,78 +197,221 @@
           <w:szCs w:val="48"/>
           <w:lang w:val="en-US" w:eastAsia="fr-FR"/>
         </w:rPr>
-        <w:t>2. System Architecture Overview</w:t>
-      </w:r>
-    </w:p>
-    <w:p>
-      <w:pPr>
-        <w:spacing w:before="100" w:beforeAutospacing="1" w:after="100" w:afterAutospacing="1" w:line="240" w:lineRule="auto"/>
-        <w:rPr>
-          <w:rFonts w:ascii="Times New Roman" w:eastAsia="Times New Roman" w:hAnsi="Times New Roman" w:cs="Times New Roman"/>
-          <w:sz w:val="24"/>
-          <w:szCs w:val="24"/>
-          <w:lang w:val="en-US" w:eastAsia="fr-FR"/>
-        </w:rPr>
-      </w:pPr>
-      <w:r>
-        <w:rPr>
-          <w:rFonts w:ascii="Times New Roman" w:eastAsia="Times New Roman" w:hAnsi="Times New Roman" w:cs="Times New Roman"/>
-          <w:sz w:val="24"/>
-          <w:szCs w:val="24"/>
-          <w:lang w:val="en-US" w:eastAsia="fr-FR"/>
-        </w:rPr>
-        <w:t>The Crowdsensed Mobile Network Monitoring System follows a layered client-server architecture designed to support scalability, maintainability, security, and efficient data processing. The architecture separates responsibilities into independent layers, allowing each component to operate and evolve without affecting the others significantly.</w:t>
-      </w:r>
-    </w:p>
-    <w:p>
-      <w:pPr>
-        <w:spacing w:before="100" w:beforeAutospacing="1" w:after="100" w:afterAutospacing="1" w:line="240" w:lineRule="auto"/>
-        <w:rPr>
-          <w:rFonts w:ascii="Times New Roman" w:eastAsia="Times New Roman" w:hAnsi="Times New Roman" w:cs="Times New Roman"/>
-          <w:sz w:val="24"/>
-          <w:szCs w:val="24"/>
-          <w:lang w:val="en-US" w:eastAsia="fr-FR"/>
-        </w:rPr>
-      </w:pPr>
-      <w:r>
-        <w:rPr>
-          <w:rFonts w:ascii="Times New Roman" w:eastAsia="Times New Roman" w:hAnsi="Times New Roman" w:cs="Times New Roman"/>
-          <w:sz w:val="24"/>
-          <w:szCs w:val="24"/>
-          <w:lang w:val="en-US" w:eastAsia="fr-FR"/>
-        </w:rPr>
-        <w:t>The system architecture is composed of four primary layers:</w:t>
+        <w:t>1. Introduction</w:t>
+      </w:r>
+    </w:p>
+    <w:p>
+      <w:pPr>
+        <w:spacing w:before="100" w:beforeAutospacing="1" w:after="100" w:afterAutospacing="1" w:line="240" w:lineRule="auto"/>
+        <w:rPr>
+          <w:rFonts w:ascii="Times New Roman" w:eastAsia="Times New Roman" w:hAnsi="Times New Roman" w:cs="Times New Roman"/>
+          <w:sz w:val="24"/>
+          <w:szCs w:val="24"/>
+          <w:lang w:val="en-US" w:eastAsia="fr-FR"/>
+        </w:rPr>
+      </w:pPr>
+      <w:r>
+        <w:rPr>
+          <w:rFonts w:ascii="Times New Roman" w:eastAsia="Times New Roman" w:hAnsi="Times New Roman" w:cs="Times New Roman"/>
+          <w:sz w:val="24"/>
+          <w:szCs w:val="24"/>
+          <w:lang w:val="en-US" w:eastAsia="fr-FR"/>
+        </w:rPr>
+        <w:t>The rapid growth of mobile communication technologies has significantly increased the dependence of individuals, businesses, and institutions on reliable mobile network connectivity. Despite this dependence, users still experience poor network coverage, unstable signal strength, slow internet speeds, and call interruptions in many locations. In developing regions especially, users often lack access to accurate and up-to-date information about network performance in their geographical areas. Traditional network monitoring approaches used by telecommunication companies rely heavily on expensive infrastructure and specialized drive-test equipment, making continuous large-scale monitoring difficult and costly.</w:t>
+      </w:r>
+    </w:p>
+    <w:p>
+      <w:pPr>
+        <w:spacing w:before="100" w:beforeAutospacing="1" w:after="100" w:afterAutospacing="1" w:line="240" w:lineRule="auto"/>
+        <w:rPr>
+          <w:rFonts w:ascii="Times New Roman" w:eastAsia="Times New Roman" w:hAnsi="Times New Roman" w:cs="Times New Roman"/>
+          <w:sz w:val="24"/>
+          <w:szCs w:val="24"/>
+          <w:lang w:val="en-US" w:eastAsia="fr-FR"/>
+        </w:rPr>
+      </w:pPr>
+      <w:r>
+        <w:rPr>
+          <w:rFonts w:ascii="Times New Roman" w:eastAsia="Times New Roman" w:hAnsi="Times New Roman" w:cs="Times New Roman"/>
+          <w:sz w:val="24"/>
+          <w:szCs w:val="24"/>
+          <w:lang w:val="en-US" w:eastAsia="fr-FR"/>
+        </w:rPr>
+        <w:t xml:space="preserve">To address these challenges, this project proposes a </w:t>
+      </w:r>
+      <w:proofErr w:type="spellStart"/>
+      <w:r>
+        <w:rPr>
+          <w:rFonts w:ascii="Times New Roman" w:eastAsia="Times New Roman" w:hAnsi="Times New Roman" w:cs="Times New Roman"/>
+          <w:b/>
+          <w:bCs/>
+          <w:sz w:val="24"/>
+          <w:szCs w:val="24"/>
+          <w:lang w:val="en-US" w:eastAsia="fr-FR"/>
+        </w:rPr>
+        <w:t>Crowdsensed</w:t>
+      </w:r>
+      <w:proofErr w:type="spellEnd"/>
+      <w:r>
+        <w:rPr>
+          <w:rFonts w:ascii="Times New Roman" w:eastAsia="Times New Roman" w:hAnsi="Times New Roman" w:cs="Times New Roman"/>
+          <w:b/>
+          <w:bCs/>
+          <w:sz w:val="24"/>
+          <w:szCs w:val="24"/>
+          <w:lang w:val="en-US" w:eastAsia="fr-FR"/>
+        </w:rPr>
+        <w:t xml:space="preserve"> Mobile Network Coverage Prediction and Monitoring System</w:t>
+      </w:r>
+      <w:r>
+        <w:rPr>
+          <w:rFonts w:ascii="Times New Roman" w:eastAsia="Times New Roman" w:hAnsi="Times New Roman" w:cs="Times New Roman"/>
+          <w:sz w:val="24"/>
+          <w:szCs w:val="24"/>
+          <w:lang w:val="en-US" w:eastAsia="fr-FR"/>
+        </w:rPr>
+        <w:t>. The system leverages data collected directly from mobile users’ smartphones to monitor network quality and generate coverage analytics in real time. Instead of depending solely on telecom operators, the system adopts a crowdsensing approach where mobile devices automatically collect signal measurements such as RSRP, RSRQ, RSSI, SINR, GPS coordinates, network type, and timestamps during normal device usage. These measurements are then synchronized to a centralized backend infrastructure for processing, analysis, and visualization.</w:t>
+      </w:r>
+    </w:p>
+    <w:p>
+      <w:pPr>
+        <w:spacing w:before="100" w:beforeAutospacing="1" w:after="100" w:afterAutospacing="1" w:line="240" w:lineRule="auto"/>
+        <w:rPr>
+          <w:rFonts w:ascii="Times New Roman" w:eastAsia="Times New Roman" w:hAnsi="Times New Roman" w:cs="Times New Roman"/>
+          <w:sz w:val="24"/>
+          <w:szCs w:val="24"/>
+          <w:lang w:val="en-US" w:eastAsia="fr-FR"/>
+        </w:rPr>
+      </w:pPr>
+      <w:r>
+        <w:rPr>
+          <w:rFonts w:ascii="Times New Roman" w:eastAsia="Times New Roman" w:hAnsi="Times New Roman" w:cs="Times New Roman"/>
+          <w:sz w:val="24"/>
+          <w:szCs w:val="24"/>
+          <w:lang w:val="en-US" w:eastAsia="fr-FR"/>
+        </w:rPr>
+        <w:t xml:space="preserve">The purpose of this report is to present the </w:t>
+      </w:r>
+      <w:r>
+        <w:rPr>
+          <w:rFonts w:ascii="Times New Roman" w:eastAsia="Times New Roman" w:hAnsi="Times New Roman" w:cs="Times New Roman"/>
+          <w:b/>
+          <w:bCs/>
+          <w:sz w:val="24"/>
+          <w:szCs w:val="24"/>
+          <w:lang w:val="en-US" w:eastAsia="fr-FR"/>
+        </w:rPr>
+        <w:t>system modelling and design phase</w:t>
+      </w:r>
+      <w:r>
+        <w:rPr>
+          <w:rFonts w:ascii="Times New Roman" w:eastAsia="Times New Roman" w:hAnsi="Times New Roman" w:cs="Times New Roman"/>
+          <w:sz w:val="24"/>
+          <w:szCs w:val="24"/>
+          <w:lang w:val="en-US" w:eastAsia="fr-FR"/>
+        </w:rPr>
+        <w:t xml:space="preserve"> of the project. This phase transforms the functional and non-functional requirements defined in the Software Requirements Specification (SRS) into detailed structural and behavioral models that guide the implementation process. The models presented in this report serve as a blueprint for developers, system architects, testers, and database designers by illustrating how different components of the system interact, how data flows through the system, and how users engage with the platform.</w:t>
+      </w:r>
+    </w:p>
+    <w:p>
+      <w:pPr>
+        <w:spacing w:before="100" w:beforeAutospacing="1" w:after="100" w:afterAutospacing="1" w:line="240" w:lineRule="auto"/>
+        <w:rPr>
+          <w:rFonts w:ascii="Times New Roman" w:eastAsia="Times New Roman" w:hAnsi="Times New Roman" w:cs="Times New Roman"/>
+          <w:sz w:val="24"/>
+          <w:szCs w:val="24"/>
+          <w:lang w:val="en-US" w:eastAsia="fr-FR"/>
+        </w:rPr>
+      </w:pPr>
+      <w:r>
+        <w:rPr>
+          <w:rFonts w:ascii="Times New Roman" w:eastAsia="Times New Roman" w:hAnsi="Times New Roman" w:cs="Times New Roman"/>
+          <w:sz w:val="24"/>
+          <w:szCs w:val="24"/>
+          <w:lang w:val="en-US" w:eastAsia="fr-FR"/>
+        </w:rPr>
+        <w:t xml:space="preserve">The system is designed using an </w:t>
+      </w:r>
+      <w:r>
+        <w:rPr>
+          <w:rFonts w:ascii="Times New Roman" w:eastAsia="Times New Roman" w:hAnsi="Times New Roman" w:cs="Times New Roman"/>
+          <w:b/>
+          <w:bCs/>
+          <w:sz w:val="24"/>
+          <w:szCs w:val="24"/>
+          <w:lang w:val="en-US" w:eastAsia="fr-FR"/>
+        </w:rPr>
+        <w:t>offline-first architecture</w:t>
+      </w:r>
+      <w:r>
+        <w:rPr>
+          <w:rFonts w:ascii="Times New Roman" w:eastAsia="Times New Roman" w:hAnsi="Times New Roman" w:cs="Times New Roman"/>
+          <w:sz w:val="24"/>
+          <w:szCs w:val="24"/>
+          <w:lang w:val="en-US" w:eastAsia="fr-FR"/>
+        </w:rPr>
+        <w:t xml:space="preserve">. This design choice ensures that the mobile application continues collecting and storing measurements even in areas with poor or unavailable internet connectivity. Once connectivity becomes available, synchronization services upload the locally stored data to the backend server. This approach improves </w:t>
+      </w:r>
+      <w:r>
+        <w:rPr>
+          <w:rFonts w:ascii="Times New Roman" w:eastAsia="Times New Roman" w:hAnsi="Times New Roman" w:cs="Times New Roman"/>
+          <w:sz w:val="24"/>
+          <w:szCs w:val="24"/>
+          <w:lang w:val="en-US" w:eastAsia="fr-FR"/>
+        </w:rPr>
+        <w:lastRenderedPageBreak/>
+        <w:t>reliability, minimizes data loss, and ensures continuous monitoring regardless of connectivity conditions.</w:t>
+      </w:r>
+    </w:p>
+    <w:p>
+      <w:pPr>
+        <w:spacing w:before="100" w:beforeAutospacing="1" w:after="100" w:afterAutospacing="1" w:line="240" w:lineRule="auto"/>
+        <w:rPr>
+          <w:rFonts w:ascii="Times New Roman" w:eastAsia="Times New Roman" w:hAnsi="Times New Roman" w:cs="Times New Roman"/>
+          <w:sz w:val="24"/>
+          <w:szCs w:val="24"/>
+          <w:lang w:val="en-US" w:eastAsia="fr-FR"/>
+        </w:rPr>
+      </w:pPr>
+      <w:r>
+        <w:rPr>
+          <w:rFonts w:ascii="Times New Roman" w:eastAsia="Times New Roman" w:hAnsi="Times New Roman" w:cs="Times New Roman"/>
+          <w:sz w:val="24"/>
+          <w:szCs w:val="24"/>
+          <w:lang w:val="en-US" w:eastAsia="fr-FR"/>
+        </w:rPr>
+        <w:t>The system consists of four major components:</w:t>
       </w:r>
     </w:p>
     <w:p>
       <w:pPr>
         <w:numPr>
           <w:ilvl w:val="0"/>
-          <w:numId w:val="3"/>
+          <w:numId w:val="1"/>
         </w:numPr>
         <w:spacing w:before="100" w:beforeAutospacing="1" w:after="100" w:afterAutospacing="1" w:line="240" w:lineRule="auto"/>
         <w:rPr>
           <w:rFonts w:ascii="Times New Roman" w:eastAsia="Times New Roman" w:hAnsi="Times New Roman" w:cs="Times New Roman"/>
           <w:sz w:val="24"/>
           <w:szCs w:val="24"/>
-          <w:lang w:eastAsia="fr-FR"/>
-        </w:rPr>
-      </w:pPr>
-      <w:r>
-        <w:rPr>
-          <w:rFonts w:ascii="Times New Roman" w:eastAsia="Times New Roman" w:hAnsi="Times New Roman" w:cs="Times New Roman"/>
-          <w:sz w:val="24"/>
-          <w:szCs w:val="24"/>
-          <w:lang w:eastAsia="fr-FR"/>
-        </w:rPr>
-        <w:t xml:space="preserve">Client Layer (Android Mobile Application) </w:t>
+          <w:lang w:val="en-US" w:eastAsia="fr-FR"/>
+        </w:rPr>
+      </w:pPr>
+      <w:r>
+        <w:rPr>
+          <w:rFonts w:ascii="Times New Roman" w:eastAsia="Times New Roman" w:hAnsi="Times New Roman" w:cs="Times New Roman"/>
+          <w:sz w:val="24"/>
+          <w:szCs w:val="24"/>
+          <w:lang w:val="en-US" w:eastAsia="fr-FR"/>
+        </w:rPr>
+        <w:t xml:space="preserve">An Android mobile application responsible for collecting network measurements and user reports. </w:t>
       </w:r>
     </w:p>
     <w:p>
       <w:pPr>
         <w:numPr>
           <w:ilvl w:val="0"/>
-          <w:numId w:val="3"/>
+          <w:numId w:val="1"/>
         </w:numPr>
         <w:spacing w:before="100" w:beforeAutospacing="1" w:after="100" w:afterAutospacing="1" w:line="240" w:lineRule="auto"/>
         <w:rPr>
@@ -789,258 +428,225 @@
           <w:szCs w:val="24"/>
           <w:lang w:val="en-US" w:eastAsia="fr-FR"/>
         </w:rPr>
-        <w:t xml:space="preserve">Application Layer (Backend API Server) </w:t>
+        <w:t xml:space="preserve">A backend API server responsible for data validation, synchronization, processing, and analytics generation. </w:t>
       </w:r>
     </w:p>
     <w:p>
       <w:pPr>
         <w:numPr>
           <w:ilvl w:val="0"/>
-          <w:numId w:val="3"/>
+          <w:numId w:val="1"/>
         </w:numPr>
         <w:spacing w:before="100" w:beforeAutospacing="1" w:after="100" w:afterAutospacing="1" w:line="240" w:lineRule="auto"/>
         <w:rPr>
           <w:rFonts w:ascii="Times New Roman" w:eastAsia="Times New Roman" w:hAnsi="Times New Roman" w:cs="Times New Roman"/>
           <w:sz w:val="24"/>
           <w:szCs w:val="24"/>
-          <w:lang w:eastAsia="fr-FR"/>
-        </w:rPr>
-      </w:pPr>
-      <w:r>
-        <w:rPr>
-          <w:rFonts w:ascii="Times New Roman" w:eastAsia="Times New Roman" w:hAnsi="Times New Roman" w:cs="Times New Roman"/>
-          <w:sz w:val="24"/>
-          <w:szCs w:val="24"/>
-          <w:lang w:eastAsia="fr-FR"/>
-        </w:rPr>
-        <w:t xml:space="preserve">Data Layer (Database Server) </w:t>
+          <w:lang w:val="en-US" w:eastAsia="fr-FR"/>
+        </w:rPr>
+      </w:pPr>
+      <w:r>
+        <w:rPr>
+          <w:rFonts w:ascii="Times New Roman" w:eastAsia="Times New Roman" w:hAnsi="Times New Roman" w:cs="Times New Roman"/>
+          <w:sz w:val="24"/>
+          <w:szCs w:val="24"/>
+          <w:lang w:val="en-US" w:eastAsia="fr-FR"/>
+        </w:rPr>
+        <w:t>A PostgreSQL/</w:t>
+      </w:r>
+      <w:proofErr w:type="spellStart"/>
+      <w:r>
+        <w:rPr>
+          <w:rFonts w:ascii="Times New Roman" w:eastAsia="Times New Roman" w:hAnsi="Times New Roman" w:cs="Times New Roman"/>
+          <w:sz w:val="24"/>
+          <w:szCs w:val="24"/>
+          <w:lang w:val="en-US" w:eastAsia="fr-FR"/>
+        </w:rPr>
+        <w:t>PostGIS</w:t>
+      </w:r>
+      <w:proofErr w:type="spellEnd"/>
+      <w:r>
+        <w:rPr>
+          <w:rFonts w:ascii="Times New Roman" w:eastAsia="Times New Roman" w:hAnsi="Times New Roman" w:cs="Times New Roman"/>
+          <w:sz w:val="24"/>
+          <w:szCs w:val="24"/>
+          <w:lang w:val="en-US" w:eastAsia="fr-FR"/>
+        </w:rPr>
+        <w:t xml:space="preserve"> database responsible for persistent storage and geospatial operations. </w:t>
       </w:r>
     </w:p>
     <w:p>
       <w:pPr>
         <w:numPr>
           <w:ilvl w:val="0"/>
-          <w:numId w:val="3"/>
+          <w:numId w:val="1"/>
         </w:numPr>
         <w:spacing w:before="100" w:beforeAutospacing="1" w:after="100" w:afterAutospacing="1" w:line="240" w:lineRule="auto"/>
         <w:rPr>
           <w:rFonts w:ascii="Times New Roman" w:eastAsia="Times New Roman" w:hAnsi="Times New Roman" w:cs="Times New Roman"/>
           <w:sz w:val="24"/>
           <w:szCs w:val="24"/>
-          <w:lang w:eastAsia="fr-FR"/>
-        </w:rPr>
-      </w:pPr>
-      <w:r>
-        <w:rPr>
-          <w:rFonts w:ascii="Times New Roman" w:eastAsia="Times New Roman" w:hAnsi="Times New Roman" w:cs="Times New Roman"/>
-          <w:sz w:val="24"/>
-          <w:szCs w:val="24"/>
-          <w:lang w:eastAsia="fr-FR"/>
-        </w:rPr>
-        <w:t xml:space="preserve">Presentation Layer (Web Dashboard) </w:t>
-      </w:r>
-    </w:p>
-    <w:p>
-      <w:pPr>
-        <w:spacing w:before="100" w:beforeAutospacing="1" w:after="100" w:afterAutospacing="1" w:line="240" w:lineRule="auto"/>
-        <w:rPr>
-          <w:rFonts w:ascii="Times New Roman" w:eastAsia="Times New Roman" w:hAnsi="Times New Roman" w:cs="Times New Roman"/>
-          <w:sz w:val="24"/>
-          <w:szCs w:val="24"/>
-          <w:lang w:val="en-US" w:eastAsia="fr-FR"/>
-        </w:rPr>
-      </w:pPr>
-      <w:r>
-        <w:rPr>
-          <w:rFonts w:ascii="Times New Roman" w:eastAsia="Times New Roman" w:hAnsi="Times New Roman" w:cs="Times New Roman"/>
-          <w:sz w:val="24"/>
-          <w:szCs w:val="24"/>
-          <w:lang w:val="en-US" w:eastAsia="fr-FR"/>
-        </w:rPr>
-        <w:lastRenderedPageBreak/>
-        <w:t>The overall architecture emphasizes an offline-first strategy, lightweight communication mechanisms, geospatial data processing, and secure data exchange between distributed components.</w:t>
-      </w:r>
-    </w:p>
-    <w:p>
-      <w:pPr>
-        <w:spacing w:before="100" w:beforeAutospacing="1" w:after="100" w:afterAutospacing="1" w:line="240" w:lineRule="auto"/>
-        <w:outlineLvl w:val="1"/>
-        <w:rPr>
-          <w:rFonts w:ascii="Times New Roman" w:eastAsia="Times New Roman" w:hAnsi="Times New Roman" w:cs="Times New Roman"/>
-          <w:b/>
-          <w:bCs/>
-          <w:sz w:val="36"/>
-          <w:szCs w:val="36"/>
-          <w:lang w:val="en-US" w:eastAsia="fr-FR"/>
-        </w:rPr>
-      </w:pPr>
-      <w:r>
-        <w:rPr>
-          <w:rFonts w:ascii="Times New Roman" w:eastAsia="Times New Roman" w:hAnsi="Times New Roman" w:cs="Times New Roman"/>
-          <w:b/>
-          <w:bCs/>
-          <w:sz w:val="36"/>
-          <w:szCs w:val="36"/>
-          <w:lang w:val="en-US" w:eastAsia="fr-FR"/>
-        </w:rPr>
-        <w:t>2.1 Client Layer – Android Mobile Application</w:t>
-      </w:r>
-    </w:p>
-    <w:p>
-      <w:pPr>
-        <w:spacing w:before="100" w:beforeAutospacing="1" w:after="100" w:afterAutospacing="1" w:line="240" w:lineRule="auto"/>
-        <w:rPr>
-          <w:rFonts w:ascii="Times New Roman" w:eastAsia="Times New Roman" w:hAnsi="Times New Roman" w:cs="Times New Roman"/>
-          <w:sz w:val="24"/>
-          <w:szCs w:val="24"/>
-          <w:lang w:val="en-US" w:eastAsia="fr-FR"/>
-        </w:rPr>
-      </w:pPr>
-      <w:r>
-        <w:rPr>
-          <w:rFonts w:ascii="Times New Roman" w:eastAsia="Times New Roman" w:hAnsi="Times New Roman" w:cs="Times New Roman"/>
-          <w:sz w:val="24"/>
-          <w:szCs w:val="24"/>
-          <w:lang w:val="en-US" w:eastAsia="fr-FR"/>
-        </w:rPr>
-        <w:t xml:space="preserve">The client layer consists of the Android mobile application developed using </w:t>
-      </w:r>
-      <w:r>
-        <w:rPr>
-          <w:rFonts w:ascii="Times New Roman" w:eastAsia="Times New Roman" w:hAnsi="Times New Roman" w:cs="Times New Roman"/>
-          <w:sz w:val="24"/>
-          <w:szCs w:val="24"/>
-          <w:lang w:val="en-US" w:eastAsia="fr-FR"/>
-        </w:rPr>
-        <w:t xml:space="preserve">Flutter. </w:t>
-      </w:r>
-      <w:r>
-        <w:rPr>
-          <w:rFonts w:ascii="Times New Roman" w:eastAsia="Times New Roman" w:hAnsi="Times New Roman" w:cs="Times New Roman"/>
-          <w:sz w:val="24"/>
-          <w:szCs w:val="24"/>
-          <w:lang w:val="en-US" w:eastAsia="fr-FR"/>
-        </w:rPr>
-        <w:t>This application serves as the primary data collection point within the system.</w:t>
-      </w:r>
-    </w:p>
-    <w:p>
-      <w:pPr>
-        <w:spacing w:before="100" w:beforeAutospacing="1" w:after="100" w:afterAutospacing="1" w:line="240" w:lineRule="auto"/>
-        <w:rPr>
-          <w:rFonts w:ascii="Times New Roman" w:eastAsia="Times New Roman" w:hAnsi="Times New Roman" w:cs="Times New Roman"/>
-          <w:sz w:val="24"/>
-          <w:szCs w:val="24"/>
-          <w:lang w:eastAsia="fr-FR"/>
-        </w:rPr>
-      </w:pPr>
-      <w:r>
-        <w:rPr>
-          <w:rFonts w:ascii="Times New Roman" w:eastAsia="Times New Roman" w:hAnsi="Times New Roman" w:cs="Times New Roman"/>
-          <w:sz w:val="24"/>
-          <w:szCs w:val="24"/>
-          <w:lang w:val="en-US" w:eastAsia="fr-FR"/>
-        </w:rPr>
-        <w:t xml:space="preserve">The mobile application is responsible for continuously monitoring mobile network conditions and collecting signal-related measurements from the Android Telephony APIs. </w:t>
-      </w:r>
-      <w:r>
-        <w:rPr>
-          <w:rFonts w:ascii="Times New Roman" w:eastAsia="Times New Roman" w:hAnsi="Times New Roman" w:cs="Times New Roman"/>
-          <w:sz w:val="24"/>
-          <w:szCs w:val="24"/>
-          <w:lang w:eastAsia="fr-FR"/>
-        </w:rPr>
-        <w:t xml:space="preserve">The application collects important network parameters </w:t>
-      </w:r>
-      <w:proofErr w:type="gramStart"/>
-      <w:r>
-        <w:rPr>
-          <w:rFonts w:ascii="Times New Roman" w:eastAsia="Times New Roman" w:hAnsi="Times New Roman" w:cs="Times New Roman"/>
-          <w:sz w:val="24"/>
-          <w:szCs w:val="24"/>
-          <w:lang w:eastAsia="fr-FR"/>
-        </w:rPr>
-        <w:t>including:</w:t>
-      </w:r>
-      <w:proofErr w:type="gramEnd"/>
+          <w:lang w:val="en-US" w:eastAsia="fr-FR"/>
+        </w:rPr>
+      </w:pPr>
+      <w:r>
+        <w:rPr>
+          <w:rFonts w:ascii="Times New Roman" w:eastAsia="Times New Roman" w:hAnsi="Times New Roman" w:cs="Times New Roman"/>
+          <w:sz w:val="24"/>
+          <w:szCs w:val="24"/>
+          <w:lang w:val="en-US" w:eastAsia="fr-FR"/>
+        </w:rPr>
+        <w:t xml:space="preserve">A web dashboard used by administrators and network operators to visualize coverage maps and analyze network trends. </w:t>
+      </w:r>
+    </w:p>
+    <w:p>
+      <w:pPr>
+        <w:spacing w:before="100" w:beforeAutospacing="1" w:after="100" w:afterAutospacing="1" w:line="240" w:lineRule="auto"/>
+        <w:rPr>
+          <w:rFonts w:ascii="Times New Roman" w:eastAsia="Times New Roman" w:hAnsi="Times New Roman" w:cs="Times New Roman"/>
+          <w:sz w:val="24"/>
+          <w:szCs w:val="24"/>
+          <w:lang w:val="en-US" w:eastAsia="fr-FR"/>
+        </w:rPr>
+      </w:pPr>
+      <w:r>
+        <w:rPr>
+          <w:rFonts w:ascii="Times New Roman" w:eastAsia="Times New Roman" w:hAnsi="Times New Roman" w:cs="Times New Roman"/>
+          <w:sz w:val="24"/>
+          <w:szCs w:val="24"/>
+          <w:lang w:val="en-US" w:eastAsia="fr-FR"/>
+        </w:rPr>
+        <w:t xml:space="preserve">The primary stakeholders of the system include regular mobile users, registered users, administrators, and network operators such as MTN, Orange, and </w:t>
+      </w:r>
+      <w:proofErr w:type="spellStart"/>
+      <w:r>
+        <w:rPr>
+          <w:rFonts w:ascii="Times New Roman" w:eastAsia="Times New Roman" w:hAnsi="Times New Roman" w:cs="Times New Roman"/>
+          <w:sz w:val="24"/>
+          <w:szCs w:val="24"/>
+          <w:lang w:val="en-US" w:eastAsia="fr-FR"/>
+        </w:rPr>
+        <w:t>Camtel</w:t>
+      </w:r>
+      <w:proofErr w:type="spellEnd"/>
+      <w:r>
+        <w:rPr>
+          <w:rFonts w:ascii="Times New Roman" w:eastAsia="Times New Roman" w:hAnsi="Times New Roman" w:cs="Times New Roman"/>
+          <w:sz w:val="24"/>
+          <w:szCs w:val="24"/>
+          <w:lang w:val="en-US" w:eastAsia="fr-FR"/>
+        </w:rPr>
+        <w:t>. Each stakeholder interacts with the system differently depending on their responsibilities and objectives.</w:t>
+      </w:r>
+    </w:p>
+    <w:p>
+      <w:pPr>
+        <w:spacing w:before="100" w:beforeAutospacing="1" w:after="100" w:afterAutospacing="1" w:line="240" w:lineRule="auto"/>
+        <w:rPr>
+          <w:rFonts w:ascii="Times New Roman" w:eastAsia="Times New Roman" w:hAnsi="Times New Roman" w:cs="Times New Roman"/>
+          <w:sz w:val="24"/>
+          <w:szCs w:val="24"/>
+          <w:lang w:val="en-US" w:eastAsia="fr-FR"/>
+        </w:rPr>
+      </w:pPr>
+      <w:r>
+        <w:rPr>
+          <w:rFonts w:ascii="Times New Roman" w:eastAsia="Times New Roman" w:hAnsi="Times New Roman" w:cs="Times New Roman"/>
+          <w:sz w:val="24"/>
+          <w:szCs w:val="24"/>
+          <w:lang w:val="en-US" w:eastAsia="fr-FR"/>
+        </w:rPr>
+        <w:t>This report presents the major modelling and design artifacts for the system, including:</w:t>
+      </w:r>
     </w:p>
     <w:p>
       <w:pPr>
         <w:numPr>
           <w:ilvl w:val="0"/>
-          <w:numId w:val="4"/>
+          <w:numId w:val="2"/>
         </w:numPr>
         <w:spacing w:before="100" w:beforeAutospacing="1" w:after="100" w:afterAutospacing="1" w:line="240" w:lineRule="auto"/>
         <w:rPr>
           <w:rFonts w:ascii="Times New Roman" w:eastAsia="Times New Roman" w:hAnsi="Times New Roman" w:cs="Times New Roman"/>
           <w:sz w:val="24"/>
           <w:szCs w:val="24"/>
-          <w:lang w:val="en-US" w:eastAsia="fr-FR"/>
-        </w:rPr>
-      </w:pPr>
-      <w:r>
-        <w:rPr>
-          <w:rFonts w:ascii="Times New Roman" w:eastAsia="Times New Roman" w:hAnsi="Times New Roman" w:cs="Times New Roman"/>
-          <w:sz w:val="24"/>
-          <w:szCs w:val="24"/>
-          <w:lang w:val="en-US" w:eastAsia="fr-FR"/>
-        </w:rPr>
-        <w:t xml:space="preserve">RSRP (Reference Signal Received Power) </w:t>
+          <w:lang w:eastAsia="fr-FR"/>
+        </w:rPr>
+      </w:pPr>
+      <w:proofErr w:type="spellStart"/>
+      <w:r>
+        <w:rPr>
+          <w:rFonts w:ascii="Times New Roman" w:eastAsia="Times New Roman" w:hAnsi="Times New Roman" w:cs="Times New Roman"/>
+          <w:sz w:val="24"/>
+          <w:szCs w:val="24"/>
+          <w:lang w:eastAsia="fr-FR"/>
+        </w:rPr>
+        <w:t>Context</w:t>
+      </w:r>
+      <w:proofErr w:type="spellEnd"/>
+      <w:r>
+        <w:rPr>
+          <w:rFonts w:ascii="Times New Roman" w:eastAsia="Times New Roman" w:hAnsi="Times New Roman" w:cs="Times New Roman"/>
+          <w:sz w:val="24"/>
+          <w:szCs w:val="24"/>
+          <w:lang w:eastAsia="fr-FR"/>
+        </w:rPr>
+        <w:t xml:space="preserve"> Diagram </w:t>
       </w:r>
     </w:p>
     <w:p>
       <w:pPr>
         <w:numPr>
           <w:ilvl w:val="0"/>
-          <w:numId w:val="4"/>
+          <w:numId w:val="2"/>
         </w:numPr>
         <w:spacing w:before="100" w:beforeAutospacing="1" w:after="100" w:afterAutospacing="1" w:line="240" w:lineRule="auto"/>
         <w:rPr>
           <w:rFonts w:ascii="Times New Roman" w:eastAsia="Times New Roman" w:hAnsi="Times New Roman" w:cs="Times New Roman"/>
           <w:sz w:val="24"/>
           <w:szCs w:val="24"/>
-          <w:lang w:val="en-US" w:eastAsia="fr-FR"/>
-        </w:rPr>
-      </w:pPr>
-      <w:r>
-        <w:rPr>
-          <w:rFonts w:ascii="Times New Roman" w:eastAsia="Times New Roman" w:hAnsi="Times New Roman" w:cs="Times New Roman"/>
-          <w:sz w:val="24"/>
-          <w:szCs w:val="24"/>
-          <w:lang w:val="en-US" w:eastAsia="fr-FR"/>
-        </w:rPr>
-        <w:t xml:space="preserve">RSRQ (Reference Signal Received Quality) </w:t>
+          <w:lang w:eastAsia="fr-FR"/>
+        </w:rPr>
+      </w:pPr>
+      <w:r>
+        <w:rPr>
+          <w:rFonts w:ascii="Times New Roman" w:eastAsia="Times New Roman" w:hAnsi="Times New Roman" w:cs="Times New Roman"/>
+          <w:sz w:val="24"/>
+          <w:szCs w:val="24"/>
+          <w:lang w:eastAsia="fr-FR"/>
+        </w:rPr>
+        <w:t xml:space="preserve">Data Flow Diagram (DFD) </w:t>
       </w:r>
     </w:p>
     <w:p>
       <w:pPr>
         <w:numPr>
           <w:ilvl w:val="0"/>
-          <w:numId w:val="4"/>
+          <w:numId w:val="2"/>
         </w:numPr>
         <w:spacing w:before="100" w:beforeAutospacing="1" w:after="100" w:afterAutospacing="1" w:line="240" w:lineRule="auto"/>
         <w:rPr>
           <w:rFonts w:ascii="Times New Roman" w:eastAsia="Times New Roman" w:hAnsi="Times New Roman" w:cs="Times New Roman"/>
           <w:sz w:val="24"/>
           <w:szCs w:val="24"/>
-          <w:lang w:val="en-US" w:eastAsia="fr-FR"/>
-        </w:rPr>
-      </w:pPr>
-      <w:r>
-        <w:rPr>
-          <w:rFonts w:ascii="Times New Roman" w:eastAsia="Times New Roman" w:hAnsi="Times New Roman" w:cs="Times New Roman"/>
-          <w:sz w:val="24"/>
-          <w:szCs w:val="24"/>
-          <w:lang w:val="en-US" w:eastAsia="fr-FR"/>
-        </w:rPr>
-        <w:t xml:space="preserve">RSSI (Received Signal Strength Indicator) </w:t>
+          <w:lang w:eastAsia="fr-FR"/>
+        </w:rPr>
+      </w:pPr>
+      <w:r>
+        <w:rPr>
+          <w:rFonts w:ascii="Times New Roman" w:eastAsia="Times New Roman" w:hAnsi="Times New Roman" w:cs="Times New Roman"/>
+          <w:sz w:val="24"/>
+          <w:szCs w:val="24"/>
+          <w:lang w:eastAsia="fr-FR"/>
+        </w:rPr>
+        <w:t xml:space="preserve">Use Case Diagram </w:t>
       </w:r>
     </w:p>
     <w:p>
       <w:pPr>
         <w:numPr>
           <w:ilvl w:val="0"/>
-          <w:numId w:val="4"/>
+          <w:numId w:val="2"/>
         </w:numPr>
         <w:spacing w:before="100" w:beforeAutospacing="1" w:after="100" w:afterAutospacing="1" w:line="240" w:lineRule="auto"/>
         <w:rPr>
@@ -1050,45 +656,56 @@
           <w:lang w:eastAsia="fr-FR"/>
         </w:rPr>
       </w:pPr>
-      <w:r>
-        <w:rPr>
-          <w:rFonts w:ascii="Times New Roman" w:eastAsia="Times New Roman" w:hAnsi="Times New Roman" w:cs="Times New Roman"/>
-          <w:sz w:val="24"/>
-          <w:szCs w:val="24"/>
-          <w:lang w:eastAsia="fr-FR"/>
-        </w:rPr>
-        <w:t xml:space="preserve">SINR (Signal-to-Interference-plus-Noise Ratio) </w:t>
+      <w:proofErr w:type="spellStart"/>
+      <w:r>
+        <w:rPr>
+          <w:rFonts w:ascii="Times New Roman" w:eastAsia="Times New Roman" w:hAnsi="Times New Roman" w:cs="Times New Roman"/>
+          <w:sz w:val="24"/>
+          <w:szCs w:val="24"/>
+          <w:lang w:eastAsia="fr-FR"/>
+        </w:rPr>
+        <w:t>Sequence</w:t>
+      </w:r>
+      <w:proofErr w:type="spellEnd"/>
+      <w:r>
+        <w:rPr>
+          <w:rFonts w:ascii="Times New Roman" w:eastAsia="Times New Roman" w:hAnsi="Times New Roman" w:cs="Times New Roman"/>
+          <w:sz w:val="24"/>
+          <w:szCs w:val="24"/>
+          <w:lang w:eastAsia="fr-FR"/>
+        </w:rPr>
+        <w:t xml:space="preserve"> Diagram </w:t>
       </w:r>
     </w:p>
     <w:p>
       <w:pPr>
         <w:numPr>
           <w:ilvl w:val="0"/>
-          <w:numId w:val="4"/>
+          <w:numId w:val="2"/>
         </w:numPr>
         <w:spacing w:before="100" w:beforeAutospacing="1" w:after="100" w:afterAutospacing="1" w:line="240" w:lineRule="auto"/>
         <w:rPr>
           <w:rFonts w:ascii="Times New Roman" w:eastAsia="Times New Roman" w:hAnsi="Times New Roman" w:cs="Times New Roman"/>
           <w:sz w:val="24"/>
           <w:szCs w:val="24"/>
-          <w:lang w:val="en-US" w:eastAsia="fr-FR"/>
-        </w:rPr>
-      </w:pPr>
-      <w:r>
-        <w:rPr>
-          <w:rFonts w:ascii="Times New Roman" w:eastAsia="Times New Roman" w:hAnsi="Times New Roman" w:cs="Times New Roman"/>
-          <w:sz w:val="24"/>
-          <w:szCs w:val="24"/>
-          <w:lang w:val="en-US" w:eastAsia="fr-FR"/>
-        </w:rPr>
-        <w:t xml:space="preserve">Network type (2G, 3G, 4G, 5G) </w:t>
+          <w:lang w:eastAsia="fr-FR"/>
+        </w:rPr>
+      </w:pPr>
+      <w:r>
+        <w:rPr>
+          <w:rFonts w:ascii="Times New Roman" w:eastAsia="Times New Roman" w:hAnsi="Times New Roman" w:cs="Times New Roman"/>
+          <w:sz w:val="24"/>
+          <w:szCs w:val="24"/>
+          <w:lang w:eastAsia="fr-FR"/>
+        </w:rPr>
+        <w:t xml:space="preserve">Class Diagram </w:t>
       </w:r>
     </w:p>
     <w:p>
       <w:pPr>
         <w:numPr>
           <w:ilvl w:val="0"/>
-          <w:numId w:val="4"/>
+          <w:numId w:val="2"/>
         </w:numPr>
         <w:spacing w:before="100" w:beforeAutospacing="1" w:after="100" w:afterAutospacing="1" w:line="240" w:lineRule="auto"/>
         <w:rPr>
@@ -1098,21 +715,32 @@
           <w:lang w:eastAsia="fr-FR"/>
         </w:rPr>
       </w:pPr>
-      <w:r>
-        <w:rPr>
-          <w:rFonts w:ascii="Times New Roman" w:eastAsia="Times New Roman" w:hAnsi="Times New Roman" w:cs="Times New Roman"/>
-          <w:sz w:val="24"/>
-          <w:szCs w:val="24"/>
-          <w:lang w:eastAsia="fr-FR"/>
-        </w:rPr>
-        <w:t xml:space="preserve">GPS coordinates </w:t>
+      <w:proofErr w:type="spellStart"/>
+      <w:r>
+        <w:rPr>
+          <w:rFonts w:ascii="Times New Roman" w:eastAsia="Times New Roman" w:hAnsi="Times New Roman" w:cs="Times New Roman"/>
+          <w:sz w:val="24"/>
+          <w:szCs w:val="24"/>
+          <w:lang w:eastAsia="fr-FR"/>
+        </w:rPr>
+        <w:t>Deployment</w:t>
+      </w:r>
+      <w:proofErr w:type="spellEnd"/>
+      <w:r>
+        <w:rPr>
+          <w:rFonts w:ascii="Times New Roman" w:eastAsia="Times New Roman" w:hAnsi="Times New Roman" w:cs="Times New Roman"/>
+          <w:sz w:val="24"/>
+          <w:szCs w:val="24"/>
+          <w:lang w:eastAsia="fr-FR"/>
+        </w:rPr>
+        <w:t xml:space="preserve"> Diagram </w:t>
       </w:r>
     </w:p>
     <w:p>
       <w:pPr>
         <w:numPr>
           <w:ilvl w:val="0"/>
-          <w:numId w:val="4"/>
+          <w:numId w:val="2"/>
         </w:numPr>
         <w:spacing w:before="100" w:beforeAutospacing="1" w:after="100" w:afterAutospacing="1" w:line="240" w:lineRule="auto"/>
         <w:rPr>
@@ -1122,234 +750,45 @@
           <w:lang w:eastAsia="fr-FR"/>
         </w:rPr>
       </w:pPr>
-      <w:r>
-        <w:rPr>
-          <w:rFonts w:ascii="Times New Roman" w:eastAsia="Times New Roman" w:hAnsi="Times New Roman" w:cs="Times New Roman"/>
-          <w:sz w:val="24"/>
-          <w:szCs w:val="24"/>
-          <w:lang w:eastAsia="fr-FR"/>
-        </w:rPr>
-        <w:t xml:space="preserve">Timestamp information </w:t>
-      </w:r>
-    </w:p>
-    <w:p>
-      <w:pPr>
-        <w:spacing w:before="100" w:beforeAutospacing="1" w:after="100" w:afterAutospacing="1" w:line="240" w:lineRule="auto"/>
-        <w:rPr>
-          <w:rFonts w:ascii="Times New Roman" w:eastAsia="Times New Roman" w:hAnsi="Times New Roman" w:cs="Times New Roman"/>
-          <w:sz w:val="24"/>
-          <w:szCs w:val="24"/>
-          <w:lang w:val="en-US" w:eastAsia="fr-FR"/>
-        </w:rPr>
-      </w:pPr>
-      <w:r>
-        <w:rPr>
-          <w:rFonts w:ascii="Times New Roman" w:eastAsia="Times New Roman" w:hAnsi="Times New Roman" w:cs="Times New Roman"/>
-          <w:sz w:val="24"/>
-          <w:szCs w:val="24"/>
-          <w:lang w:val="en-US" w:eastAsia="fr-FR"/>
-        </w:rPr>
-        <w:t>The application operates in the background using Android foreground services and WorkManager scheduling mechanisms. Measurements are collected periodically with optimized intervals to reduce battery consumption and avoid excessive resource usage.</w:t>
-      </w:r>
-    </w:p>
-    <w:p>
-      <w:pPr>
-        <w:spacing w:before="100" w:beforeAutospacing="1" w:after="100" w:afterAutospacing="1" w:line="240" w:lineRule="auto"/>
-        <w:rPr>
-          <w:rFonts w:ascii="Times New Roman" w:eastAsia="Times New Roman" w:hAnsi="Times New Roman" w:cs="Times New Roman"/>
-          <w:sz w:val="24"/>
-          <w:szCs w:val="24"/>
-          <w:lang w:val="en-US" w:eastAsia="fr-FR"/>
-        </w:rPr>
-      </w:pPr>
-      <w:r>
-        <w:rPr>
-          <w:rFonts w:ascii="Times New Roman" w:eastAsia="Times New Roman" w:hAnsi="Times New Roman" w:cs="Times New Roman"/>
-          <w:sz w:val="24"/>
-          <w:szCs w:val="24"/>
-          <w:lang w:val="en-US" w:eastAsia="fr-FR"/>
-        </w:rPr>
-        <w:t xml:space="preserve">A major architectural feature of the client layer is its offline-first capability. Measurements are stored locally in </w:t>
-      </w:r>
-      <w:proofErr w:type="gramStart"/>
-      <w:r>
-        <w:rPr>
-          <w:rFonts w:ascii="Times New Roman" w:eastAsia="Times New Roman" w:hAnsi="Times New Roman" w:cs="Times New Roman"/>
-          <w:sz w:val="24"/>
-          <w:szCs w:val="24"/>
-          <w:lang w:val="en-US" w:eastAsia="fr-FR"/>
-        </w:rPr>
-        <w:t>a</w:t>
-      </w:r>
-      <w:proofErr w:type="gramEnd"/>
-      <w:r>
-        <w:rPr>
-          <w:rFonts w:ascii="Times New Roman" w:eastAsia="Times New Roman" w:hAnsi="Times New Roman" w:cs="Times New Roman"/>
-          <w:sz w:val="24"/>
-          <w:szCs w:val="24"/>
-          <w:lang w:val="en-US" w:eastAsia="fr-FR"/>
-        </w:rPr>
-        <w:t xml:space="preserve"> SQLite database whenever internet connectivity is unavailable. This ensures that data collection continues seamlessly even in remote or low-connectivity areas. Once connectivity becomes available, synchronization services automatically upload unsynchronized data to the backend server.</w:t>
-      </w:r>
-    </w:p>
-    <w:p>
-      <w:pPr>
-        <w:spacing w:before="100" w:beforeAutospacing="1" w:after="100" w:afterAutospacing="1" w:line="240" w:lineRule="auto"/>
-        <w:rPr>
-          <w:rFonts w:ascii="Times New Roman" w:eastAsia="Times New Roman" w:hAnsi="Times New Roman" w:cs="Times New Roman"/>
-          <w:sz w:val="24"/>
-          <w:szCs w:val="24"/>
-          <w:lang w:val="en-US" w:eastAsia="fr-FR"/>
-        </w:rPr>
-      </w:pPr>
-      <w:r>
-        <w:rPr>
-          <w:rFonts w:ascii="Times New Roman" w:eastAsia="Times New Roman" w:hAnsi="Times New Roman" w:cs="Times New Roman"/>
-          <w:sz w:val="24"/>
-          <w:szCs w:val="24"/>
-          <w:lang w:val="en-US" w:eastAsia="fr-FR"/>
-        </w:rPr>
-        <w:t>The mobile application also provides users with the ability to:</w:t>
-      </w:r>
-    </w:p>
-    <w:p>
-      <w:pPr>
-        <w:numPr>
-          <w:ilvl w:val="0"/>
-          <w:numId w:val="5"/>
-        </w:numPr>
-        <w:spacing w:before="100" w:beforeAutospacing="1" w:after="100" w:afterAutospacing="1" w:line="240" w:lineRule="auto"/>
-        <w:rPr>
-          <w:rFonts w:ascii="Times New Roman" w:eastAsia="Times New Roman" w:hAnsi="Times New Roman" w:cs="Times New Roman"/>
-          <w:sz w:val="24"/>
-          <w:szCs w:val="24"/>
-          <w:lang w:eastAsia="fr-FR"/>
-        </w:rPr>
-      </w:pPr>
-      <w:r>
-        <w:rPr>
-          <w:rFonts w:ascii="Times New Roman" w:eastAsia="Times New Roman" w:hAnsi="Times New Roman" w:cs="Times New Roman"/>
-          <w:sz w:val="24"/>
-          <w:szCs w:val="24"/>
-          <w:lang w:eastAsia="fr-FR"/>
-        </w:rPr>
-        <w:t xml:space="preserve">View signal strength information </w:t>
-      </w:r>
-    </w:p>
-    <w:p>
-      <w:pPr>
-        <w:numPr>
-          <w:ilvl w:val="0"/>
-          <w:numId w:val="5"/>
-        </w:numPr>
-        <w:spacing w:before="100" w:beforeAutospacing="1" w:after="100" w:afterAutospacing="1" w:line="240" w:lineRule="auto"/>
-        <w:rPr>
-          <w:rFonts w:ascii="Times New Roman" w:eastAsia="Times New Roman" w:hAnsi="Times New Roman" w:cs="Times New Roman"/>
-          <w:sz w:val="24"/>
-          <w:szCs w:val="24"/>
-          <w:lang w:eastAsia="fr-FR"/>
-        </w:rPr>
-      </w:pPr>
-      <w:r>
-        <w:rPr>
-          <w:rFonts w:ascii="Times New Roman" w:eastAsia="Times New Roman" w:hAnsi="Times New Roman" w:cs="Times New Roman"/>
-          <w:sz w:val="24"/>
-          <w:szCs w:val="24"/>
-          <w:lang w:eastAsia="fr-FR"/>
-        </w:rPr>
-        <w:t xml:space="preserve">View coverage heatmaps </w:t>
-      </w:r>
-    </w:p>
-    <w:p>
-      <w:pPr>
-        <w:numPr>
-          <w:ilvl w:val="0"/>
-          <w:numId w:val="5"/>
-        </w:numPr>
-        <w:spacing w:before="100" w:beforeAutospacing="1" w:after="100" w:afterAutospacing="1" w:line="240" w:lineRule="auto"/>
-        <w:rPr>
-          <w:rFonts w:ascii="Times New Roman" w:eastAsia="Times New Roman" w:hAnsi="Times New Roman" w:cs="Times New Roman"/>
-          <w:sz w:val="24"/>
-          <w:szCs w:val="24"/>
-          <w:lang w:eastAsia="fr-FR"/>
-        </w:rPr>
-      </w:pPr>
-      <w:r>
-        <w:rPr>
-          <w:rFonts w:ascii="Times New Roman" w:eastAsia="Times New Roman" w:hAnsi="Times New Roman" w:cs="Times New Roman"/>
-          <w:sz w:val="24"/>
-          <w:szCs w:val="24"/>
-          <w:lang w:eastAsia="fr-FR"/>
-        </w:rPr>
-        <w:t xml:space="preserve">Submit poor network reports </w:t>
-      </w:r>
-    </w:p>
-    <w:p>
-      <w:pPr>
-        <w:numPr>
-          <w:ilvl w:val="0"/>
-          <w:numId w:val="5"/>
-        </w:numPr>
-        <w:spacing w:before="100" w:beforeAutospacing="1" w:after="100" w:afterAutospacing="1" w:line="240" w:lineRule="auto"/>
-        <w:rPr>
-          <w:rFonts w:ascii="Times New Roman" w:eastAsia="Times New Roman" w:hAnsi="Times New Roman" w:cs="Times New Roman"/>
-          <w:sz w:val="24"/>
-          <w:szCs w:val="24"/>
-          <w:lang w:eastAsia="fr-FR"/>
-        </w:rPr>
-      </w:pPr>
-      <w:r>
-        <w:rPr>
-          <w:rFonts w:ascii="Times New Roman" w:eastAsia="Times New Roman" w:hAnsi="Times New Roman" w:cs="Times New Roman"/>
-          <w:sz w:val="24"/>
-          <w:szCs w:val="24"/>
-          <w:lang w:eastAsia="fr-FR"/>
-        </w:rPr>
-        <w:t xml:space="preserve">Track personal measurement history </w:t>
-      </w:r>
-    </w:p>
-    <w:p>
-      <w:pPr>
-        <w:numPr>
-          <w:ilvl w:val="0"/>
-          <w:numId w:val="5"/>
-        </w:numPr>
-        <w:spacing w:before="100" w:beforeAutospacing="1" w:after="100" w:afterAutospacing="1" w:line="240" w:lineRule="auto"/>
-        <w:rPr>
-          <w:rFonts w:ascii="Times New Roman" w:eastAsia="Times New Roman" w:hAnsi="Times New Roman" w:cs="Times New Roman"/>
-          <w:sz w:val="24"/>
-          <w:szCs w:val="24"/>
-          <w:lang w:eastAsia="fr-FR"/>
-        </w:rPr>
-      </w:pPr>
-      <w:r>
-        <w:rPr>
-          <w:rFonts w:ascii="Times New Roman" w:eastAsia="Times New Roman" w:hAnsi="Times New Roman" w:cs="Times New Roman"/>
-          <w:sz w:val="24"/>
-          <w:szCs w:val="24"/>
-          <w:lang w:eastAsia="fr-FR"/>
-        </w:rPr>
-        <w:t xml:space="preserve">Synchronize user accounts across devices </w:t>
-      </w:r>
-    </w:p>
-    <w:p>
-      <w:pPr>
-        <w:spacing w:before="100" w:beforeAutospacing="1" w:after="100" w:afterAutospacing="1" w:line="240" w:lineRule="auto"/>
-        <w:rPr>
-          <w:rFonts w:ascii="Times New Roman" w:eastAsia="Times New Roman" w:hAnsi="Times New Roman" w:cs="Times New Roman"/>
-          <w:sz w:val="24"/>
-          <w:szCs w:val="24"/>
-          <w:lang w:val="en-US" w:eastAsia="fr-FR"/>
-        </w:rPr>
-      </w:pPr>
-      <w:r>
-        <w:rPr>
-          <w:rFonts w:ascii="Times New Roman" w:eastAsia="Times New Roman" w:hAnsi="Times New Roman" w:cs="Times New Roman"/>
-          <w:sz w:val="24"/>
-          <w:szCs w:val="24"/>
-          <w:lang w:val="en-US" w:eastAsia="fr-FR"/>
-        </w:rPr>
-        <w:t>The client layer therefore functions both as a monitoring tool and as a user interaction platform.</w:t>
+      <w:proofErr w:type="spellStart"/>
+      <w:r>
+        <w:rPr>
+          <w:rFonts w:ascii="Times New Roman" w:eastAsia="Times New Roman" w:hAnsi="Times New Roman" w:cs="Times New Roman"/>
+          <w:sz w:val="24"/>
+          <w:szCs w:val="24"/>
+          <w:lang w:eastAsia="fr-FR"/>
+        </w:rPr>
+        <w:t>Traceability</w:t>
+      </w:r>
+      <w:proofErr w:type="spellEnd"/>
+      <w:r>
+        <w:rPr>
+          <w:rFonts w:ascii="Times New Roman" w:eastAsia="Times New Roman" w:hAnsi="Times New Roman" w:cs="Times New Roman"/>
+          <w:sz w:val="24"/>
+          <w:szCs w:val="24"/>
+          <w:lang w:eastAsia="fr-FR"/>
+        </w:rPr>
+        <w:t xml:space="preserve"> Matrix </w:t>
+      </w:r>
+    </w:p>
+    <w:p>
+      <w:pPr>
+        <w:spacing w:before="100" w:beforeAutospacing="1" w:after="100" w:afterAutospacing="1" w:line="240" w:lineRule="auto"/>
+        <w:rPr>
+          <w:rFonts w:ascii="Times New Roman" w:eastAsia="Times New Roman" w:hAnsi="Times New Roman" w:cs="Times New Roman"/>
+          <w:sz w:val="24"/>
+          <w:szCs w:val="24"/>
+          <w:lang w:val="en-US" w:eastAsia="fr-FR"/>
+        </w:rPr>
+      </w:pPr>
+      <w:r>
+        <w:rPr>
+          <w:rFonts w:ascii="Times New Roman" w:eastAsia="Times New Roman" w:hAnsi="Times New Roman" w:cs="Times New Roman"/>
+          <w:sz w:val="24"/>
+          <w:szCs w:val="24"/>
+          <w:lang w:val="en-US" w:eastAsia="fr-FR"/>
+        </w:rPr>
+        <w:t>Together, these models ensure that the proposed solution is technically feasible, scalable, maintainable, and aligned with the project objectives and stakeholder requirements.</w:t>
       </w:r>
     </w:p>
     <w:p>
@@ -1369,1613 +808,8 @@
           <w:szCs w:val="24"/>
           <w:lang w:eastAsia="fr-FR"/>
         </w:rPr>
-        <w:pict w14:anchorId="0F01B4C7">
-          <v:rect id="_x0000_i1033" style="width:0;height:1.5pt" o:hralign="center" o:hrstd="t" o:hr="t" fillcolor="#a0a0a0" stroked="f"/>
-        </w:pict>
-      </w:r>
-    </w:p>
-    <w:p>
-      <w:pPr>
-        <w:spacing w:before="100" w:beforeAutospacing="1" w:after="100" w:afterAutospacing="1" w:line="240" w:lineRule="auto"/>
-        <w:outlineLvl w:val="1"/>
-        <w:rPr>
-          <w:rFonts w:ascii="Times New Roman" w:eastAsia="Times New Roman" w:hAnsi="Times New Roman" w:cs="Times New Roman"/>
-          <w:b/>
-          <w:bCs/>
-          <w:sz w:val="36"/>
-          <w:szCs w:val="36"/>
-          <w:lang w:val="en-US" w:eastAsia="fr-FR"/>
-        </w:rPr>
-      </w:pPr>
-      <w:r>
-        <w:rPr>
-          <w:rFonts w:ascii="Times New Roman" w:eastAsia="Times New Roman" w:hAnsi="Times New Roman" w:cs="Times New Roman"/>
-          <w:b/>
-          <w:bCs/>
-          <w:sz w:val="36"/>
-          <w:szCs w:val="36"/>
-          <w:lang w:val="en-US" w:eastAsia="fr-FR"/>
-        </w:rPr>
-        <w:t>2.2 Application Layer – Backend API Server</w:t>
-      </w:r>
-    </w:p>
-    <w:p>
-      <w:pPr>
-        <w:spacing w:before="100" w:beforeAutospacing="1" w:after="100" w:afterAutospacing="1" w:line="240" w:lineRule="auto"/>
-        <w:rPr>
-          <w:rFonts w:ascii="Times New Roman" w:eastAsia="Times New Roman" w:hAnsi="Times New Roman" w:cs="Times New Roman"/>
-          <w:sz w:val="24"/>
-          <w:szCs w:val="24"/>
-          <w:lang w:val="en-US" w:eastAsia="fr-FR"/>
-        </w:rPr>
-      </w:pPr>
-      <w:r>
-        <w:rPr>
-          <w:rFonts w:ascii="Times New Roman" w:eastAsia="Times New Roman" w:hAnsi="Times New Roman" w:cs="Times New Roman"/>
-          <w:sz w:val="24"/>
-          <w:szCs w:val="24"/>
-          <w:lang w:val="en-US" w:eastAsia="fr-FR"/>
-        </w:rPr>
-        <w:t>The application layer acts as the central processing unit of the entire system. It is implemented using Node.js or Go and exposes RESTful API endpoints that allow communication between the mobile application, the database, and the web dashboard.</w:t>
-      </w:r>
-    </w:p>
-    <w:p>
-      <w:pPr>
-        <w:spacing w:before="100" w:beforeAutospacing="1" w:after="100" w:afterAutospacing="1" w:line="240" w:lineRule="auto"/>
-        <w:rPr>
-          <w:rFonts w:ascii="Times New Roman" w:eastAsia="Times New Roman" w:hAnsi="Times New Roman" w:cs="Times New Roman"/>
-          <w:sz w:val="24"/>
-          <w:szCs w:val="24"/>
-          <w:lang w:val="en-US" w:eastAsia="fr-FR"/>
-        </w:rPr>
-      </w:pPr>
-      <w:r>
-        <w:rPr>
-          <w:rFonts w:ascii="Times New Roman" w:eastAsia="Times New Roman" w:hAnsi="Times New Roman" w:cs="Times New Roman"/>
-          <w:sz w:val="24"/>
-          <w:szCs w:val="24"/>
-          <w:lang w:val="en-US" w:eastAsia="fr-FR"/>
-        </w:rPr>
-        <w:lastRenderedPageBreak/>
-        <w:t>The backend server performs several critical responsibilities including:</w:t>
-      </w:r>
-    </w:p>
-    <w:p>
-      <w:pPr>
-        <w:spacing w:before="100" w:beforeAutospacing="1" w:after="100" w:afterAutospacing="1" w:line="240" w:lineRule="auto"/>
-        <w:outlineLvl w:val="2"/>
-        <w:rPr>
-          <w:rFonts w:ascii="Times New Roman" w:eastAsia="Times New Roman" w:hAnsi="Times New Roman" w:cs="Times New Roman"/>
-          <w:b/>
-          <w:bCs/>
-          <w:sz w:val="27"/>
-          <w:szCs w:val="27"/>
-          <w:lang w:val="en-US" w:eastAsia="fr-FR"/>
-        </w:rPr>
-      </w:pPr>
-      <w:r>
-        <w:rPr>
-          <w:rFonts w:ascii="Times New Roman" w:eastAsia="Times New Roman" w:hAnsi="Times New Roman" w:cs="Times New Roman"/>
-          <w:b/>
-          <w:bCs/>
-          <w:sz w:val="27"/>
-          <w:szCs w:val="27"/>
-          <w:lang w:val="en-US" w:eastAsia="fr-FR"/>
-        </w:rPr>
-        <w:t>Data Synchronization</w:t>
-      </w:r>
-    </w:p>
-    <w:p>
-      <w:pPr>
-        <w:spacing w:before="100" w:beforeAutospacing="1" w:after="100" w:afterAutospacing="1" w:line="240" w:lineRule="auto"/>
-        <w:rPr>
-          <w:rFonts w:ascii="Times New Roman" w:eastAsia="Times New Roman" w:hAnsi="Times New Roman" w:cs="Times New Roman"/>
-          <w:sz w:val="24"/>
-          <w:szCs w:val="24"/>
-          <w:lang w:val="en-US" w:eastAsia="fr-FR"/>
-        </w:rPr>
-      </w:pPr>
-      <w:r>
-        <w:rPr>
-          <w:rFonts w:ascii="Times New Roman" w:eastAsia="Times New Roman" w:hAnsi="Times New Roman" w:cs="Times New Roman"/>
-          <w:sz w:val="24"/>
-          <w:szCs w:val="24"/>
-          <w:lang w:val="en-US" w:eastAsia="fr-FR"/>
-        </w:rPr>
-        <w:t>The backend receives measurement records from mobile devices during synchronization processes. These uploads are transmitted securely over HTTPS using compressed JSON payloads to reduce bandwidth usage.</w:t>
-      </w:r>
-    </w:p>
-    <w:p>
-      <w:pPr>
-        <w:spacing w:before="100" w:beforeAutospacing="1" w:after="100" w:afterAutospacing="1" w:line="240" w:lineRule="auto"/>
-        <w:outlineLvl w:val="2"/>
-        <w:rPr>
-          <w:rFonts w:ascii="Times New Roman" w:eastAsia="Times New Roman" w:hAnsi="Times New Roman" w:cs="Times New Roman"/>
-          <w:b/>
-          <w:bCs/>
-          <w:sz w:val="27"/>
-          <w:szCs w:val="27"/>
-          <w:lang w:val="en-US" w:eastAsia="fr-FR"/>
-        </w:rPr>
-      </w:pPr>
-      <w:r>
-        <w:rPr>
-          <w:rFonts w:ascii="Times New Roman" w:eastAsia="Times New Roman" w:hAnsi="Times New Roman" w:cs="Times New Roman"/>
-          <w:b/>
-          <w:bCs/>
-          <w:sz w:val="27"/>
-          <w:szCs w:val="27"/>
-          <w:lang w:val="en-US" w:eastAsia="fr-FR"/>
-        </w:rPr>
-        <w:t>Data Validation and Cleaning</w:t>
-      </w:r>
-    </w:p>
-    <w:p>
-      <w:pPr>
-        <w:spacing w:before="100" w:beforeAutospacing="1" w:after="100" w:afterAutospacing="1" w:line="240" w:lineRule="auto"/>
-        <w:rPr>
-          <w:rFonts w:ascii="Times New Roman" w:eastAsia="Times New Roman" w:hAnsi="Times New Roman" w:cs="Times New Roman"/>
-          <w:sz w:val="24"/>
-          <w:szCs w:val="24"/>
-          <w:lang w:eastAsia="fr-FR"/>
-        </w:rPr>
-      </w:pPr>
-      <w:r>
-        <w:rPr>
-          <w:rFonts w:ascii="Times New Roman" w:eastAsia="Times New Roman" w:hAnsi="Times New Roman" w:cs="Times New Roman"/>
-          <w:sz w:val="24"/>
-          <w:szCs w:val="24"/>
-          <w:lang w:val="en-US" w:eastAsia="fr-FR"/>
-        </w:rPr>
-        <w:t xml:space="preserve">Before measurements are stored permanently, the backend validates all incoming data to ensure accuracy and consistency. </w:t>
-      </w:r>
-      <w:r>
-        <w:rPr>
-          <w:rFonts w:ascii="Times New Roman" w:eastAsia="Times New Roman" w:hAnsi="Times New Roman" w:cs="Times New Roman"/>
-          <w:sz w:val="24"/>
-          <w:szCs w:val="24"/>
-          <w:lang w:eastAsia="fr-FR"/>
-        </w:rPr>
-        <w:t xml:space="preserve">Validation mechanisms </w:t>
-      </w:r>
-      <w:proofErr w:type="gramStart"/>
-      <w:r>
-        <w:rPr>
-          <w:rFonts w:ascii="Times New Roman" w:eastAsia="Times New Roman" w:hAnsi="Times New Roman" w:cs="Times New Roman"/>
-          <w:sz w:val="24"/>
-          <w:szCs w:val="24"/>
-          <w:lang w:eastAsia="fr-FR"/>
-        </w:rPr>
-        <w:t>include:</w:t>
-      </w:r>
-      <w:proofErr w:type="gramEnd"/>
-    </w:p>
-    <w:p>
-      <w:pPr>
-        <w:numPr>
-          <w:ilvl w:val="0"/>
-          <w:numId w:val="6"/>
-        </w:numPr>
-        <w:spacing w:before="100" w:beforeAutospacing="1" w:after="100" w:afterAutospacing="1" w:line="240" w:lineRule="auto"/>
-        <w:rPr>
-          <w:rFonts w:ascii="Times New Roman" w:eastAsia="Times New Roman" w:hAnsi="Times New Roman" w:cs="Times New Roman"/>
-          <w:sz w:val="24"/>
-          <w:szCs w:val="24"/>
-          <w:lang w:eastAsia="fr-FR"/>
-        </w:rPr>
-      </w:pPr>
-      <w:r>
-        <w:rPr>
-          <w:rFonts w:ascii="Times New Roman" w:eastAsia="Times New Roman" w:hAnsi="Times New Roman" w:cs="Times New Roman"/>
-          <w:sz w:val="24"/>
-          <w:szCs w:val="24"/>
-          <w:lang w:eastAsia="fr-FR"/>
-        </w:rPr>
-        <w:t xml:space="preserve">Checking acceptable signal ranges </w:t>
-      </w:r>
-    </w:p>
-    <w:p>
-      <w:pPr>
-        <w:numPr>
-          <w:ilvl w:val="0"/>
-          <w:numId w:val="6"/>
-        </w:numPr>
-        <w:spacing w:before="100" w:beforeAutospacing="1" w:after="100" w:afterAutospacing="1" w:line="240" w:lineRule="auto"/>
-        <w:rPr>
-          <w:rFonts w:ascii="Times New Roman" w:eastAsia="Times New Roman" w:hAnsi="Times New Roman" w:cs="Times New Roman"/>
-          <w:sz w:val="24"/>
-          <w:szCs w:val="24"/>
-          <w:lang w:eastAsia="fr-FR"/>
-        </w:rPr>
-      </w:pPr>
-      <w:r>
-        <w:rPr>
-          <w:rFonts w:ascii="Times New Roman" w:eastAsia="Times New Roman" w:hAnsi="Times New Roman" w:cs="Times New Roman"/>
-          <w:sz w:val="24"/>
-          <w:szCs w:val="24"/>
-          <w:lang w:eastAsia="fr-FR"/>
-        </w:rPr>
-        <w:t xml:space="preserve">Removing duplicate entries </w:t>
-      </w:r>
-    </w:p>
-    <w:p>
-      <w:pPr>
-        <w:numPr>
-          <w:ilvl w:val="0"/>
-          <w:numId w:val="6"/>
-        </w:numPr>
-        <w:spacing w:before="100" w:beforeAutospacing="1" w:after="100" w:afterAutospacing="1" w:line="240" w:lineRule="auto"/>
-        <w:rPr>
-          <w:rFonts w:ascii="Times New Roman" w:eastAsia="Times New Roman" w:hAnsi="Times New Roman" w:cs="Times New Roman"/>
-          <w:sz w:val="24"/>
-          <w:szCs w:val="24"/>
-          <w:lang w:eastAsia="fr-FR"/>
-        </w:rPr>
-      </w:pPr>
-      <w:r>
-        <w:rPr>
-          <w:rFonts w:ascii="Times New Roman" w:eastAsia="Times New Roman" w:hAnsi="Times New Roman" w:cs="Times New Roman"/>
-          <w:sz w:val="24"/>
-          <w:szCs w:val="24"/>
-          <w:lang w:eastAsia="fr-FR"/>
-        </w:rPr>
-        <w:t xml:space="preserve">Correcting GPS drift anomalies </w:t>
-      </w:r>
-    </w:p>
-    <w:p>
-      <w:pPr>
-        <w:numPr>
-          <w:ilvl w:val="0"/>
-          <w:numId w:val="6"/>
-        </w:numPr>
-        <w:spacing w:before="100" w:beforeAutospacing="1" w:after="100" w:afterAutospacing="1" w:line="240" w:lineRule="auto"/>
-        <w:rPr>
-          <w:rFonts w:ascii="Times New Roman" w:eastAsia="Times New Roman" w:hAnsi="Times New Roman" w:cs="Times New Roman"/>
-          <w:sz w:val="24"/>
-          <w:szCs w:val="24"/>
-          <w:lang w:eastAsia="fr-FR"/>
-        </w:rPr>
-      </w:pPr>
-      <w:r>
-        <w:rPr>
-          <w:rFonts w:ascii="Times New Roman" w:eastAsia="Times New Roman" w:hAnsi="Times New Roman" w:cs="Times New Roman"/>
-          <w:sz w:val="24"/>
-          <w:szCs w:val="24"/>
-          <w:lang w:eastAsia="fr-FR"/>
-        </w:rPr>
-        <w:t xml:space="preserve">Standardizing network labels </w:t>
-      </w:r>
-    </w:p>
-    <w:p>
-      <w:pPr>
-        <w:numPr>
-          <w:ilvl w:val="0"/>
-          <w:numId w:val="6"/>
-        </w:numPr>
-        <w:spacing w:before="100" w:beforeAutospacing="1" w:after="100" w:afterAutospacing="1" w:line="240" w:lineRule="auto"/>
-        <w:rPr>
-          <w:rFonts w:ascii="Times New Roman" w:eastAsia="Times New Roman" w:hAnsi="Times New Roman" w:cs="Times New Roman"/>
-          <w:sz w:val="24"/>
-          <w:szCs w:val="24"/>
-          <w:lang w:eastAsia="fr-FR"/>
-        </w:rPr>
-      </w:pPr>
-      <w:r>
-        <w:rPr>
-          <w:rFonts w:ascii="Times New Roman" w:eastAsia="Times New Roman" w:hAnsi="Times New Roman" w:cs="Times New Roman"/>
-          <w:sz w:val="24"/>
-          <w:szCs w:val="24"/>
-          <w:lang w:eastAsia="fr-FR"/>
-        </w:rPr>
-        <w:t xml:space="preserve">Filtering corrupted records </w:t>
-      </w:r>
-    </w:p>
-    <w:p>
-      <w:pPr>
-        <w:spacing w:before="100" w:beforeAutospacing="1" w:after="100" w:afterAutospacing="1" w:line="240" w:lineRule="auto"/>
-        <w:rPr>
-          <w:rFonts w:ascii="Times New Roman" w:eastAsia="Times New Roman" w:hAnsi="Times New Roman" w:cs="Times New Roman"/>
-          <w:sz w:val="24"/>
-          <w:szCs w:val="24"/>
-          <w:lang w:val="en-US" w:eastAsia="fr-FR"/>
-        </w:rPr>
-      </w:pPr>
-      <w:r>
-        <w:rPr>
-          <w:rFonts w:ascii="Times New Roman" w:eastAsia="Times New Roman" w:hAnsi="Times New Roman" w:cs="Times New Roman"/>
-          <w:sz w:val="24"/>
-          <w:szCs w:val="24"/>
-          <w:lang w:val="en-US" w:eastAsia="fr-FR"/>
-        </w:rPr>
-        <w:t>This stage is essential because crowdsensed data may contain inconsistencies caused by device limitations, poor GPS accuracy, or malicious submissions.</w:t>
-      </w:r>
-    </w:p>
-    <w:p>
-      <w:pPr>
-        <w:spacing w:before="100" w:beforeAutospacing="1" w:after="100" w:afterAutospacing="1" w:line="240" w:lineRule="auto"/>
-        <w:outlineLvl w:val="2"/>
-        <w:rPr>
-          <w:rFonts w:ascii="Times New Roman" w:eastAsia="Times New Roman" w:hAnsi="Times New Roman" w:cs="Times New Roman"/>
-          <w:b/>
-          <w:bCs/>
-          <w:sz w:val="27"/>
-          <w:szCs w:val="27"/>
-          <w:lang w:val="en-US" w:eastAsia="fr-FR"/>
-        </w:rPr>
-      </w:pPr>
-      <w:r>
-        <w:rPr>
-          <w:rFonts w:ascii="Times New Roman" w:eastAsia="Times New Roman" w:hAnsi="Times New Roman" w:cs="Times New Roman"/>
-          <w:b/>
-          <w:bCs/>
-          <w:sz w:val="27"/>
-          <w:szCs w:val="27"/>
-          <w:lang w:val="en-US" w:eastAsia="fr-FR"/>
-        </w:rPr>
-        <w:t>Coverage Analytics Generation</w:t>
-      </w:r>
-    </w:p>
-    <w:p>
-      <w:pPr>
-        <w:spacing w:before="100" w:beforeAutospacing="1" w:after="100" w:afterAutospacing="1" w:line="240" w:lineRule="auto"/>
-        <w:rPr>
-          <w:rFonts w:ascii="Times New Roman" w:eastAsia="Times New Roman" w:hAnsi="Times New Roman" w:cs="Times New Roman"/>
-          <w:sz w:val="24"/>
-          <w:szCs w:val="24"/>
-          <w:lang w:val="en-US" w:eastAsia="fr-FR"/>
-        </w:rPr>
-      </w:pPr>
-      <w:r>
-        <w:rPr>
-          <w:rFonts w:ascii="Times New Roman" w:eastAsia="Times New Roman" w:hAnsi="Times New Roman" w:cs="Times New Roman"/>
-          <w:sz w:val="24"/>
-          <w:szCs w:val="24"/>
-          <w:lang w:val="en-US" w:eastAsia="fr-FR"/>
-        </w:rPr>
-        <w:t>The backend aggregates validated measurements into geographical grid cells and computes network quality metrics. Statistical operations such as median RSRP calculations are used to determine network quality classifications such as:</w:t>
-      </w:r>
-    </w:p>
-    <w:p>
-      <w:pPr>
-        <w:numPr>
-          <w:ilvl w:val="0"/>
-          <w:numId w:val="7"/>
-        </w:numPr>
-        <w:spacing w:before="100" w:beforeAutospacing="1" w:after="100" w:afterAutospacing="1" w:line="240" w:lineRule="auto"/>
-        <w:rPr>
-          <w:rFonts w:ascii="Times New Roman" w:eastAsia="Times New Roman" w:hAnsi="Times New Roman" w:cs="Times New Roman"/>
-          <w:sz w:val="24"/>
-          <w:szCs w:val="24"/>
-          <w:lang w:eastAsia="fr-FR"/>
-        </w:rPr>
-      </w:pPr>
-      <w:r>
-        <w:rPr>
-          <w:rFonts w:ascii="Times New Roman" w:eastAsia="Times New Roman" w:hAnsi="Times New Roman" w:cs="Times New Roman"/>
-          <w:sz w:val="24"/>
-          <w:szCs w:val="24"/>
-          <w:lang w:eastAsia="fr-FR"/>
-        </w:rPr>
-        <w:t xml:space="preserve">Excellent </w:t>
-      </w:r>
-    </w:p>
-    <w:p>
-      <w:pPr>
-        <w:numPr>
-          <w:ilvl w:val="0"/>
-          <w:numId w:val="7"/>
-        </w:numPr>
-        <w:spacing w:before="100" w:beforeAutospacing="1" w:after="100" w:afterAutospacing="1" w:line="240" w:lineRule="auto"/>
-        <w:rPr>
-          <w:rFonts w:ascii="Times New Roman" w:eastAsia="Times New Roman" w:hAnsi="Times New Roman" w:cs="Times New Roman"/>
-          <w:sz w:val="24"/>
-          <w:szCs w:val="24"/>
-          <w:lang w:eastAsia="fr-FR"/>
-        </w:rPr>
-      </w:pPr>
-      <w:r>
-        <w:rPr>
-          <w:rFonts w:ascii="Times New Roman" w:eastAsia="Times New Roman" w:hAnsi="Times New Roman" w:cs="Times New Roman"/>
-          <w:sz w:val="24"/>
-          <w:szCs w:val="24"/>
-          <w:lang w:eastAsia="fr-FR"/>
-        </w:rPr>
-        <w:t xml:space="preserve">Good </w:t>
-      </w:r>
-    </w:p>
-    <w:p>
-      <w:pPr>
-        <w:numPr>
-          <w:ilvl w:val="0"/>
-          <w:numId w:val="7"/>
-        </w:numPr>
-        <w:spacing w:before="100" w:beforeAutospacing="1" w:after="100" w:afterAutospacing="1" w:line="240" w:lineRule="auto"/>
-        <w:rPr>
-          <w:rFonts w:ascii="Times New Roman" w:eastAsia="Times New Roman" w:hAnsi="Times New Roman" w:cs="Times New Roman"/>
-          <w:sz w:val="24"/>
-          <w:szCs w:val="24"/>
-          <w:lang w:eastAsia="fr-FR"/>
-        </w:rPr>
-      </w:pPr>
-      <w:r>
-        <w:rPr>
-          <w:rFonts w:ascii="Times New Roman" w:eastAsia="Times New Roman" w:hAnsi="Times New Roman" w:cs="Times New Roman"/>
-          <w:sz w:val="24"/>
-          <w:szCs w:val="24"/>
-          <w:lang w:eastAsia="fr-FR"/>
-        </w:rPr>
-        <w:t xml:space="preserve">Fair </w:t>
-      </w:r>
-    </w:p>
-    <w:p>
-      <w:pPr>
-        <w:numPr>
-          <w:ilvl w:val="0"/>
-          <w:numId w:val="7"/>
-        </w:numPr>
-        <w:spacing w:before="100" w:beforeAutospacing="1" w:after="100" w:afterAutospacing="1" w:line="240" w:lineRule="auto"/>
-        <w:rPr>
-          <w:rFonts w:ascii="Times New Roman" w:eastAsia="Times New Roman" w:hAnsi="Times New Roman" w:cs="Times New Roman"/>
-          <w:sz w:val="24"/>
-          <w:szCs w:val="24"/>
-          <w:lang w:eastAsia="fr-FR"/>
-        </w:rPr>
-      </w:pPr>
-      <w:r>
-        <w:rPr>
-          <w:rFonts w:ascii="Times New Roman" w:eastAsia="Times New Roman" w:hAnsi="Times New Roman" w:cs="Times New Roman"/>
-          <w:sz w:val="24"/>
-          <w:szCs w:val="24"/>
-          <w:lang w:eastAsia="fr-FR"/>
-        </w:rPr>
-        <w:t xml:space="preserve">Poor </w:t>
-      </w:r>
-    </w:p>
-    <w:p>
-      <w:pPr>
-        <w:spacing w:before="100" w:beforeAutospacing="1" w:after="100" w:afterAutospacing="1" w:line="240" w:lineRule="auto"/>
-        <w:rPr>
-          <w:rFonts w:ascii="Times New Roman" w:eastAsia="Times New Roman" w:hAnsi="Times New Roman" w:cs="Times New Roman"/>
-          <w:sz w:val="24"/>
-          <w:szCs w:val="24"/>
-          <w:lang w:val="en-US" w:eastAsia="fr-FR"/>
-        </w:rPr>
-      </w:pPr>
-      <w:r>
-        <w:rPr>
-          <w:rFonts w:ascii="Times New Roman" w:eastAsia="Times New Roman" w:hAnsi="Times New Roman" w:cs="Times New Roman"/>
-          <w:sz w:val="24"/>
-          <w:szCs w:val="24"/>
-          <w:lang w:val="en-US" w:eastAsia="fr-FR"/>
-        </w:rPr>
-        <w:t>The analytics engine also identifies coverage holes and areas experiencing persistent network degradation.</w:t>
-      </w:r>
-    </w:p>
-    <w:p>
-      <w:pPr>
-        <w:spacing w:before="100" w:beforeAutospacing="1" w:after="100" w:afterAutospacing="1" w:line="240" w:lineRule="auto"/>
-        <w:outlineLvl w:val="2"/>
-        <w:rPr>
-          <w:rFonts w:ascii="Times New Roman" w:eastAsia="Times New Roman" w:hAnsi="Times New Roman" w:cs="Times New Roman"/>
-          <w:b/>
-          <w:bCs/>
-          <w:sz w:val="27"/>
-          <w:szCs w:val="27"/>
-          <w:lang w:val="en-US" w:eastAsia="fr-FR"/>
-        </w:rPr>
-      </w:pPr>
-      <w:r>
-        <w:rPr>
-          <w:rFonts w:ascii="Times New Roman" w:eastAsia="Times New Roman" w:hAnsi="Times New Roman" w:cs="Times New Roman"/>
-          <w:b/>
-          <w:bCs/>
-          <w:sz w:val="27"/>
-          <w:szCs w:val="27"/>
-          <w:lang w:val="en-US" w:eastAsia="fr-FR"/>
-        </w:rPr>
-        <w:t>Report Management</w:t>
-      </w:r>
-    </w:p>
-    <w:p>
-      <w:pPr>
-        <w:spacing w:before="100" w:beforeAutospacing="1" w:after="100" w:afterAutospacing="1" w:line="240" w:lineRule="auto"/>
-        <w:rPr>
-          <w:rFonts w:ascii="Times New Roman" w:eastAsia="Times New Roman" w:hAnsi="Times New Roman" w:cs="Times New Roman"/>
-          <w:sz w:val="24"/>
-          <w:szCs w:val="24"/>
-          <w:lang w:val="en-US" w:eastAsia="fr-FR"/>
-        </w:rPr>
-      </w:pPr>
-      <w:r>
-        <w:rPr>
-          <w:rFonts w:ascii="Times New Roman" w:eastAsia="Times New Roman" w:hAnsi="Times New Roman" w:cs="Times New Roman"/>
-          <w:sz w:val="24"/>
-          <w:szCs w:val="24"/>
-          <w:lang w:val="en-US" w:eastAsia="fr-FR"/>
-        </w:rPr>
-        <w:t>The backend handles user-submitted reports regarding poor network quality. Reports are validated, scored for confidence, and flagged for suspicious activity or spam behavior before being stored.</w:t>
-      </w:r>
-    </w:p>
-    <w:p>
-      <w:pPr>
-        <w:spacing w:before="100" w:beforeAutospacing="1" w:after="100" w:afterAutospacing="1" w:line="240" w:lineRule="auto"/>
-        <w:outlineLvl w:val="2"/>
-        <w:rPr>
-          <w:rFonts w:ascii="Times New Roman" w:eastAsia="Times New Roman" w:hAnsi="Times New Roman" w:cs="Times New Roman"/>
-          <w:b/>
-          <w:bCs/>
-          <w:sz w:val="27"/>
-          <w:szCs w:val="27"/>
-          <w:lang w:val="en-US" w:eastAsia="fr-FR"/>
-        </w:rPr>
-      </w:pPr>
-      <w:r>
-        <w:rPr>
-          <w:rFonts w:ascii="Times New Roman" w:eastAsia="Times New Roman" w:hAnsi="Times New Roman" w:cs="Times New Roman"/>
-          <w:b/>
-          <w:bCs/>
-          <w:sz w:val="27"/>
-          <w:szCs w:val="27"/>
-          <w:lang w:val="en-US" w:eastAsia="fr-FR"/>
-        </w:rPr>
-        <w:t>Dashboard Services</w:t>
-      </w:r>
-    </w:p>
-    <w:p>
-      <w:pPr>
-        <w:spacing w:before="100" w:beforeAutospacing="1" w:after="100" w:afterAutospacing="1" w:line="240" w:lineRule="auto"/>
-        <w:rPr>
-          <w:rFonts w:ascii="Times New Roman" w:eastAsia="Times New Roman" w:hAnsi="Times New Roman" w:cs="Times New Roman"/>
-          <w:sz w:val="24"/>
-          <w:szCs w:val="24"/>
-          <w:lang w:val="en-US" w:eastAsia="fr-FR"/>
-        </w:rPr>
-      </w:pPr>
-      <w:r>
-        <w:rPr>
-          <w:rFonts w:ascii="Times New Roman" w:eastAsia="Times New Roman" w:hAnsi="Times New Roman" w:cs="Times New Roman"/>
-          <w:sz w:val="24"/>
-          <w:szCs w:val="24"/>
-          <w:lang w:val="en-US" w:eastAsia="fr-FR"/>
-        </w:rPr>
-        <w:t>The backend provides APIs that supply analytics data, coverage maps, and historical trends to the web dashboard used by administrators and network operators.</w:t>
-      </w:r>
-    </w:p>
-    <w:p>
-      <w:pPr>
-        <w:spacing w:before="100" w:beforeAutospacing="1" w:after="100" w:afterAutospacing="1" w:line="240" w:lineRule="auto"/>
-        <w:rPr>
-          <w:rFonts w:ascii="Times New Roman" w:eastAsia="Times New Roman" w:hAnsi="Times New Roman" w:cs="Times New Roman"/>
-          <w:sz w:val="24"/>
-          <w:szCs w:val="24"/>
-          <w:lang w:val="en-US" w:eastAsia="fr-FR"/>
-        </w:rPr>
-      </w:pPr>
-      <w:r>
-        <w:rPr>
-          <w:rFonts w:ascii="Times New Roman" w:eastAsia="Times New Roman" w:hAnsi="Times New Roman" w:cs="Times New Roman"/>
-          <w:sz w:val="24"/>
-          <w:szCs w:val="24"/>
-          <w:lang w:val="en-US" w:eastAsia="fr-FR"/>
-        </w:rPr>
-        <w:t>The backend layer therefore acts as the bridge between raw crowdsensed data and meaningful network intelligence.</w:t>
-      </w:r>
-    </w:p>
-    <w:p>
-      <w:pPr>
-        <w:spacing w:after="0" w:line="240" w:lineRule="auto"/>
-        <w:rPr>
-          <w:rFonts w:ascii="Times New Roman" w:eastAsia="Times New Roman" w:hAnsi="Times New Roman" w:cs="Times New Roman"/>
-          <w:sz w:val="24"/>
-          <w:szCs w:val="24"/>
-          <w:lang w:eastAsia="fr-FR"/>
-        </w:rPr>
-      </w:pPr>
-      <w:r>
-        <w:rPr>
-          <w:rFonts w:ascii="Times New Roman" w:eastAsia="Times New Roman" w:hAnsi="Times New Roman" w:cs="Times New Roman"/>
-          <w:sz w:val="24"/>
-          <w:szCs w:val="24"/>
-          <w:lang w:eastAsia="fr-FR"/>
-        </w:rPr>
-        <w:lastRenderedPageBreak/>
-        <w:pict w14:anchorId="4F80E114">
-          <v:rect id="_x0000_i1034" style="width:0;height:1.5pt" o:hralign="center" o:hrstd="t" o:hr="t" fillcolor="#a0a0a0" stroked="f"/>
-        </w:pict>
-      </w:r>
-    </w:p>
-    <w:p>
-      <w:pPr>
-        <w:spacing w:before="100" w:beforeAutospacing="1" w:after="100" w:afterAutospacing="1" w:line="240" w:lineRule="auto"/>
-        <w:outlineLvl w:val="1"/>
-        <w:rPr>
-          <w:rFonts w:ascii="Times New Roman" w:eastAsia="Times New Roman" w:hAnsi="Times New Roman" w:cs="Times New Roman"/>
-          <w:b/>
-          <w:bCs/>
-          <w:sz w:val="36"/>
-          <w:szCs w:val="36"/>
-          <w:lang w:val="en-US" w:eastAsia="fr-FR"/>
-        </w:rPr>
-      </w:pPr>
-      <w:r>
-        <w:rPr>
-          <w:rFonts w:ascii="Times New Roman" w:eastAsia="Times New Roman" w:hAnsi="Times New Roman" w:cs="Times New Roman"/>
-          <w:b/>
-          <w:bCs/>
-          <w:sz w:val="36"/>
-          <w:szCs w:val="36"/>
-          <w:lang w:val="en-US" w:eastAsia="fr-FR"/>
-        </w:rPr>
-        <w:t>2.3 Data Layer – PostgreSQL/PostGIS Database</w:t>
-      </w:r>
-    </w:p>
-    <w:p>
-      <w:pPr>
-        <w:spacing w:before="100" w:beforeAutospacing="1" w:after="100" w:afterAutospacing="1" w:line="240" w:lineRule="auto"/>
-        <w:rPr>
-          <w:rFonts w:ascii="Times New Roman" w:eastAsia="Times New Roman" w:hAnsi="Times New Roman" w:cs="Times New Roman"/>
-          <w:sz w:val="24"/>
-          <w:szCs w:val="24"/>
-          <w:lang w:val="en-US" w:eastAsia="fr-FR"/>
-        </w:rPr>
-      </w:pPr>
-      <w:r>
-        <w:rPr>
-          <w:rFonts w:ascii="Times New Roman" w:eastAsia="Times New Roman" w:hAnsi="Times New Roman" w:cs="Times New Roman"/>
-          <w:sz w:val="24"/>
-          <w:szCs w:val="24"/>
-          <w:lang w:val="en-US" w:eastAsia="fr-FR"/>
-        </w:rPr>
-        <w:t>The data layer consists of a PostgreSQL relational database enhanced with the PostGIS extension for geospatial operations.</w:t>
-      </w:r>
-    </w:p>
-    <w:p>
-      <w:pPr>
-        <w:spacing w:before="100" w:beforeAutospacing="1" w:after="100" w:afterAutospacing="1" w:line="240" w:lineRule="auto"/>
-        <w:rPr>
-          <w:rFonts w:ascii="Times New Roman" w:eastAsia="Times New Roman" w:hAnsi="Times New Roman" w:cs="Times New Roman"/>
-          <w:sz w:val="24"/>
-          <w:szCs w:val="24"/>
-          <w:lang w:val="en-US" w:eastAsia="fr-FR"/>
-        </w:rPr>
-      </w:pPr>
-      <w:r>
-        <w:rPr>
-          <w:rFonts w:ascii="Times New Roman" w:eastAsia="Times New Roman" w:hAnsi="Times New Roman" w:cs="Times New Roman"/>
-          <w:sz w:val="24"/>
-          <w:szCs w:val="24"/>
-          <w:lang w:val="en-US" w:eastAsia="fr-FR"/>
-        </w:rPr>
-        <w:t>This database stores all persistent system data including:</w:t>
-      </w:r>
-    </w:p>
-    <w:p>
-      <w:pPr>
-        <w:numPr>
-          <w:ilvl w:val="0"/>
-          <w:numId w:val="8"/>
-        </w:numPr>
-        <w:spacing w:before="100" w:beforeAutospacing="1" w:after="100" w:afterAutospacing="1" w:line="240" w:lineRule="auto"/>
-        <w:rPr>
-          <w:rFonts w:ascii="Times New Roman" w:eastAsia="Times New Roman" w:hAnsi="Times New Roman" w:cs="Times New Roman"/>
-          <w:sz w:val="24"/>
-          <w:szCs w:val="24"/>
-          <w:lang w:eastAsia="fr-FR"/>
-        </w:rPr>
-      </w:pPr>
-      <w:r>
-        <w:rPr>
-          <w:rFonts w:ascii="Times New Roman" w:eastAsia="Times New Roman" w:hAnsi="Times New Roman" w:cs="Times New Roman"/>
-          <w:sz w:val="24"/>
-          <w:szCs w:val="24"/>
-          <w:lang w:eastAsia="fr-FR"/>
-        </w:rPr>
-        <w:t xml:space="preserve">User accounts </w:t>
-      </w:r>
-    </w:p>
-    <w:p>
-      <w:pPr>
-        <w:numPr>
-          <w:ilvl w:val="0"/>
-          <w:numId w:val="8"/>
-        </w:numPr>
-        <w:spacing w:before="100" w:beforeAutospacing="1" w:after="100" w:afterAutospacing="1" w:line="240" w:lineRule="auto"/>
-        <w:rPr>
-          <w:rFonts w:ascii="Times New Roman" w:eastAsia="Times New Roman" w:hAnsi="Times New Roman" w:cs="Times New Roman"/>
-          <w:sz w:val="24"/>
-          <w:szCs w:val="24"/>
-          <w:lang w:eastAsia="fr-FR"/>
-        </w:rPr>
-      </w:pPr>
-      <w:r>
-        <w:rPr>
-          <w:rFonts w:ascii="Times New Roman" w:eastAsia="Times New Roman" w:hAnsi="Times New Roman" w:cs="Times New Roman"/>
-          <w:sz w:val="24"/>
-          <w:szCs w:val="24"/>
-          <w:lang w:eastAsia="fr-FR"/>
-        </w:rPr>
-        <w:t xml:space="preserve">Network measurements </w:t>
-      </w:r>
-    </w:p>
-    <w:p>
-      <w:pPr>
-        <w:numPr>
-          <w:ilvl w:val="0"/>
-          <w:numId w:val="8"/>
-        </w:numPr>
-        <w:spacing w:before="100" w:beforeAutospacing="1" w:after="100" w:afterAutospacing="1" w:line="240" w:lineRule="auto"/>
-        <w:rPr>
-          <w:rFonts w:ascii="Times New Roman" w:eastAsia="Times New Roman" w:hAnsi="Times New Roman" w:cs="Times New Roman"/>
-          <w:sz w:val="24"/>
-          <w:szCs w:val="24"/>
-          <w:lang w:eastAsia="fr-FR"/>
-        </w:rPr>
-      </w:pPr>
-      <w:r>
-        <w:rPr>
-          <w:rFonts w:ascii="Times New Roman" w:eastAsia="Times New Roman" w:hAnsi="Times New Roman" w:cs="Times New Roman"/>
-          <w:sz w:val="24"/>
-          <w:szCs w:val="24"/>
-          <w:lang w:eastAsia="fr-FR"/>
-        </w:rPr>
-        <w:t xml:space="preserve">GPS coordinates </w:t>
-      </w:r>
-    </w:p>
-    <w:p>
-      <w:pPr>
-        <w:numPr>
-          <w:ilvl w:val="0"/>
-          <w:numId w:val="8"/>
-        </w:numPr>
-        <w:spacing w:before="100" w:beforeAutospacing="1" w:after="100" w:afterAutospacing="1" w:line="240" w:lineRule="auto"/>
-        <w:rPr>
-          <w:rFonts w:ascii="Times New Roman" w:eastAsia="Times New Roman" w:hAnsi="Times New Roman" w:cs="Times New Roman"/>
-          <w:sz w:val="24"/>
-          <w:szCs w:val="24"/>
-          <w:lang w:eastAsia="fr-FR"/>
-        </w:rPr>
-      </w:pPr>
-      <w:r>
-        <w:rPr>
-          <w:rFonts w:ascii="Times New Roman" w:eastAsia="Times New Roman" w:hAnsi="Times New Roman" w:cs="Times New Roman"/>
-          <w:sz w:val="24"/>
-          <w:szCs w:val="24"/>
-          <w:lang w:eastAsia="fr-FR"/>
-        </w:rPr>
-        <w:t xml:space="preserve">Synchronization logs </w:t>
-      </w:r>
-    </w:p>
-    <w:p>
-      <w:pPr>
-        <w:numPr>
-          <w:ilvl w:val="0"/>
-          <w:numId w:val="8"/>
-        </w:numPr>
-        <w:spacing w:before="100" w:beforeAutospacing="1" w:after="100" w:afterAutospacing="1" w:line="240" w:lineRule="auto"/>
-        <w:rPr>
-          <w:rFonts w:ascii="Times New Roman" w:eastAsia="Times New Roman" w:hAnsi="Times New Roman" w:cs="Times New Roman"/>
-          <w:sz w:val="24"/>
-          <w:szCs w:val="24"/>
-          <w:lang w:eastAsia="fr-FR"/>
-        </w:rPr>
-      </w:pPr>
-      <w:r>
-        <w:rPr>
-          <w:rFonts w:ascii="Times New Roman" w:eastAsia="Times New Roman" w:hAnsi="Times New Roman" w:cs="Times New Roman"/>
-          <w:sz w:val="24"/>
-          <w:szCs w:val="24"/>
-          <w:lang w:eastAsia="fr-FR"/>
-        </w:rPr>
-        <w:t xml:space="preserve">User reports </w:t>
-      </w:r>
-    </w:p>
-    <w:p>
-      <w:pPr>
-        <w:numPr>
-          <w:ilvl w:val="0"/>
-          <w:numId w:val="8"/>
-        </w:numPr>
-        <w:spacing w:before="100" w:beforeAutospacing="1" w:after="100" w:afterAutospacing="1" w:line="240" w:lineRule="auto"/>
-        <w:rPr>
-          <w:rFonts w:ascii="Times New Roman" w:eastAsia="Times New Roman" w:hAnsi="Times New Roman" w:cs="Times New Roman"/>
-          <w:sz w:val="24"/>
-          <w:szCs w:val="24"/>
-          <w:lang w:eastAsia="fr-FR"/>
-        </w:rPr>
-      </w:pPr>
-      <w:r>
-        <w:rPr>
-          <w:rFonts w:ascii="Times New Roman" w:eastAsia="Times New Roman" w:hAnsi="Times New Roman" w:cs="Times New Roman"/>
-          <w:sz w:val="24"/>
-          <w:szCs w:val="24"/>
-          <w:lang w:eastAsia="fr-FR"/>
-        </w:rPr>
-        <w:t xml:space="preserve">Historical analytics </w:t>
-      </w:r>
-    </w:p>
-    <w:p>
-      <w:pPr>
-        <w:numPr>
-          <w:ilvl w:val="0"/>
-          <w:numId w:val="8"/>
-        </w:numPr>
-        <w:spacing w:before="100" w:beforeAutospacing="1" w:after="100" w:afterAutospacing="1" w:line="240" w:lineRule="auto"/>
-        <w:rPr>
-          <w:rFonts w:ascii="Times New Roman" w:eastAsia="Times New Roman" w:hAnsi="Times New Roman" w:cs="Times New Roman"/>
-          <w:sz w:val="24"/>
-          <w:szCs w:val="24"/>
-          <w:lang w:eastAsia="fr-FR"/>
-        </w:rPr>
-      </w:pPr>
-      <w:r>
-        <w:rPr>
-          <w:rFonts w:ascii="Times New Roman" w:eastAsia="Times New Roman" w:hAnsi="Times New Roman" w:cs="Times New Roman"/>
-          <w:sz w:val="24"/>
-          <w:szCs w:val="24"/>
-          <w:lang w:eastAsia="fr-FR"/>
-        </w:rPr>
-        <w:t xml:space="preserve">Coverage classifications </w:t>
-      </w:r>
-    </w:p>
-    <w:p>
-      <w:pPr>
-        <w:spacing w:before="100" w:beforeAutospacing="1" w:after="100" w:afterAutospacing="1" w:line="240" w:lineRule="auto"/>
-        <w:rPr>
-          <w:rFonts w:ascii="Times New Roman" w:eastAsia="Times New Roman" w:hAnsi="Times New Roman" w:cs="Times New Roman"/>
-          <w:sz w:val="24"/>
-          <w:szCs w:val="24"/>
-          <w:lang w:eastAsia="fr-FR"/>
-        </w:rPr>
-      </w:pPr>
-      <w:r>
-        <w:rPr>
-          <w:rFonts w:ascii="Times New Roman" w:eastAsia="Times New Roman" w:hAnsi="Times New Roman" w:cs="Times New Roman"/>
-          <w:sz w:val="24"/>
-          <w:szCs w:val="24"/>
-          <w:lang w:val="en-US" w:eastAsia="fr-FR"/>
-        </w:rPr>
-        <w:t xml:space="preserve">PostGIS enables advanced geographical processing required for generating coverage heatmaps and performing spatial queries. </w:t>
-      </w:r>
-      <w:r>
-        <w:rPr>
-          <w:rFonts w:ascii="Times New Roman" w:eastAsia="Times New Roman" w:hAnsi="Times New Roman" w:cs="Times New Roman"/>
-          <w:sz w:val="24"/>
-          <w:szCs w:val="24"/>
-          <w:lang w:eastAsia="fr-FR"/>
-        </w:rPr>
-        <w:t xml:space="preserve">Examples of spatial operations </w:t>
-      </w:r>
-      <w:proofErr w:type="gramStart"/>
-      <w:r>
-        <w:rPr>
-          <w:rFonts w:ascii="Times New Roman" w:eastAsia="Times New Roman" w:hAnsi="Times New Roman" w:cs="Times New Roman"/>
-          <w:sz w:val="24"/>
-          <w:szCs w:val="24"/>
-          <w:lang w:eastAsia="fr-FR"/>
-        </w:rPr>
-        <w:t>include:</w:t>
-      </w:r>
-      <w:proofErr w:type="gramEnd"/>
-    </w:p>
-    <w:p>
-      <w:pPr>
-        <w:numPr>
-          <w:ilvl w:val="0"/>
-          <w:numId w:val="9"/>
-        </w:numPr>
-        <w:spacing w:before="100" w:beforeAutospacing="1" w:after="100" w:afterAutospacing="1" w:line="240" w:lineRule="auto"/>
-        <w:rPr>
-          <w:rFonts w:ascii="Times New Roman" w:eastAsia="Times New Roman" w:hAnsi="Times New Roman" w:cs="Times New Roman"/>
-          <w:sz w:val="24"/>
-          <w:szCs w:val="24"/>
-          <w:lang w:val="en-US" w:eastAsia="fr-FR"/>
-        </w:rPr>
-      </w:pPr>
-      <w:r>
-        <w:rPr>
-          <w:rFonts w:ascii="Times New Roman" w:eastAsia="Times New Roman" w:hAnsi="Times New Roman" w:cs="Times New Roman"/>
-          <w:sz w:val="24"/>
-          <w:szCs w:val="24"/>
-          <w:lang w:val="en-US" w:eastAsia="fr-FR"/>
-        </w:rPr>
-        <w:t xml:space="preserve">Determining measurements within a geographic boundary </w:t>
-      </w:r>
-    </w:p>
-    <w:p>
-      <w:pPr>
-        <w:numPr>
-          <w:ilvl w:val="0"/>
-          <w:numId w:val="9"/>
-        </w:numPr>
-        <w:spacing w:before="100" w:beforeAutospacing="1" w:after="100" w:afterAutospacing="1" w:line="240" w:lineRule="auto"/>
-        <w:rPr>
-          <w:rFonts w:ascii="Times New Roman" w:eastAsia="Times New Roman" w:hAnsi="Times New Roman" w:cs="Times New Roman"/>
-          <w:sz w:val="24"/>
-          <w:szCs w:val="24"/>
-          <w:lang w:eastAsia="fr-FR"/>
-        </w:rPr>
-      </w:pPr>
-      <w:r>
-        <w:rPr>
-          <w:rFonts w:ascii="Times New Roman" w:eastAsia="Times New Roman" w:hAnsi="Times New Roman" w:cs="Times New Roman"/>
-          <w:sz w:val="24"/>
-          <w:szCs w:val="24"/>
-          <w:lang w:eastAsia="fr-FR"/>
-        </w:rPr>
-        <w:t xml:space="preserve">Aggregating measurements into map tiles </w:t>
-      </w:r>
-    </w:p>
-    <w:p>
-      <w:pPr>
-        <w:numPr>
-          <w:ilvl w:val="0"/>
-          <w:numId w:val="9"/>
-        </w:numPr>
-        <w:spacing w:before="100" w:beforeAutospacing="1" w:after="100" w:afterAutospacing="1" w:line="240" w:lineRule="auto"/>
-        <w:rPr>
-          <w:rFonts w:ascii="Times New Roman" w:eastAsia="Times New Roman" w:hAnsi="Times New Roman" w:cs="Times New Roman"/>
-          <w:sz w:val="24"/>
-          <w:szCs w:val="24"/>
-          <w:lang w:eastAsia="fr-FR"/>
-        </w:rPr>
-      </w:pPr>
-      <w:r>
-        <w:rPr>
-          <w:rFonts w:ascii="Times New Roman" w:eastAsia="Times New Roman" w:hAnsi="Times New Roman" w:cs="Times New Roman"/>
-          <w:sz w:val="24"/>
-          <w:szCs w:val="24"/>
-          <w:lang w:eastAsia="fr-FR"/>
-        </w:rPr>
-        <w:t xml:space="preserve">Identifying high-density reporting zones </w:t>
-      </w:r>
-    </w:p>
-    <w:p>
-      <w:pPr>
-        <w:numPr>
-          <w:ilvl w:val="0"/>
-          <w:numId w:val="9"/>
-        </w:numPr>
-        <w:spacing w:before="100" w:beforeAutospacing="1" w:after="100" w:afterAutospacing="1" w:line="240" w:lineRule="auto"/>
-        <w:rPr>
-          <w:rFonts w:ascii="Times New Roman" w:eastAsia="Times New Roman" w:hAnsi="Times New Roman" w:cs="Times New Roman"/>
-          <w:sz w:val="24"/>
-          <w:szCs w:val="24"/>
-          <w:lang w:eastAsia="fr-FR"/>
-        </w:rPr>
-      </w:pPr>
-      <w:r>
-        <w:rPr>
-          <w:rFonts w:ascii="Times New Roman" w:eastAsia="Times New Roman" w:hAnsi="Times New Roman" w:cs="Times New Roman"/>
-          <w:sz w:val="24"/>
-          <w:szCs w:val="24"/>
-          <w:lang w:eastAsia="fr-FR"/>
-        </w:rPr>
-        <w:t xml:space="preserve">Generating geospatial heatmaps </w:t>
-      </w:r>
-    </w:p>
-    <w:p>
-      <w:pPr>
-        <w:spacing w:before="100" w:beforeAutospacing="1" w:after="100" w:afterAutospacing="1" w:line="240" w:lineRule="auto"/>
-        <w:rPr>
-          <w:rFonts w:ascii="Times New Roman" w:eastAsia="Times New Roman" w:hAnsi="Times New Roman" w:cs="Times New Roman"/>
-          <w:sz w:val="24"/>
-          <w:szCs w:val="24"/>
-          <w:lang w:val="en-US" w:eastAsia="fr-FR"/>
-        </w:rPr>
-      </w:pPr>
-      <w:r>
-        <w:rPr>
-          <w:rFonts w:ascii="Times New Roman" w:eastAsia="Times New Roman" w:hAnsi="Times New Roman" w:cs="Times New Roman"/>
-          <w:sz w:val="24"/>
-          <w:szCs w:val="24"/>
-          <w:lang w:val="en-US" w:eastAsia="fr-FR"/>
-        </w:rPr>
-        <w:t>The database design supports indexing strategies optimized for high-volume geospatial datasets. Since the system may eventually process millions of measurement records, scalability and query optimization are important architectural considerations.</w:t>
-      </w:r>
-    </w:p>
-    <w:p>
-      <w:pPr>
-        <w:spacing w:after="0" w:line="240" w:lineRule="auto"/>
-        <w:rPr>
-          <w:rFonts w:ascii="Times New Roman" w:eastAsia="Times New Roman" w:hAnsi="Times New Roman" w:cs="Times New Roman"/>
-          <w:sz w:val="24"/>
-          <w:szCs w:val="24"/>
-          <w:lang w:eastAsia="fr-FR"/>
-        </w:rPr>
-      </w:pPr>
-      <w:r>
-        <w:rPr>
-          <w:rFonts w:ascii="Times New Roman" w:eastAsia="Times New Roman" w:hAnsi="Times New Roman" w:cs="Times New Roman"/>
-          <w:sz w:val="24"/>
-          <w:szCs w:val="24"/>
-          <w:lang w:eastAsia="fr-FR"/>
-        </w:rPr>
-        <w:pict w14:anchorId="1E478B3E">
-          <v:rect id="_x0000_i1035" style="width:0;height:1.5pt" o:hralign="center" o:hrstd="t" o:hr="t" fillcolor="#a0a0a0" stroked="f"/>
-        </w:pict>
-      </w:r>
-    </w:p>
-    <w:p>
-      <w:pPr>
-        <w:spacing w:before="100" w:beforeAutospacing="1" w:after="100" w:afterAutospacing="1" w:line="240" w:lineRule="auto"/>
-        <w:outlineLvl w:val="1"/>
-        <w:rPr>
-          <w:rFonts w:ascii="Times New Roman" w:eastAsia="Times New Roman" w:hAnsi="Times New Roman" w:cs="Times New Roman"/>
-          <w:b/>
-          <w:bCs/>
-          <w:sz w:val="36"/>
-          <w:szCs w:val="36"/>
-          <w:lang w:val="en-US" w:eastAsia="fr-FR"/>
-        </w:rPr>
-      </w:pPr>
-      <w:r>
-        <w:rPr>
-          <w:rFonts w:ascii="Times New Roman" w:eastAsia="Times New Roman" w:hAnsi="Times New Roman" w:cs="Times New Roman"/>
-          <w:b/>
-          <w:bCs/>
-          <w:sz w:val="36"/>
-          <w:szCs w:val="36"/>
-          <w:lang w:val="en-US" w:eastAsia="fr-FR"/>
-        </w:rPr>
-        <w:t>2.4 Presentation Layer – Web Dashboard</w:t>
-      </w:r>
-    </w:p>
-    <w:p>
-      <w:pPr>
-        <w:spacing w:before="100" w:beforeAutospacing="1" w:after="100" w:afterAutospacing="1" w:line="240" w:lineRule="auto"/>
-        <w:rPr>
-          <w:rFonts w:ascii="Times New Roman" w:eastAsia="Times New Roman" w:hAnsi="Times New Roman" w:cs="Times New Roman"/>
-          <w:sz w:val="24"/>
-          <w:szCs w:val="24"/>
-          <w:lang w:val="en-US" w:eastAsia="fr-FR"/>
-        </w:rPr>
-      </w:pPr>
-      <w:r>
-        <w:rPr>
-          <w:rFonts w:ascii="Times New Roman" w:eastAsia="Times New Roman" w:hAnsi="Times New Roman" w:cs="Times New Roman"/>
-          <w:sz w:val="24"/>
-          <w:szCs w:val="24"/>
-          <w:lang w:val="en-US" w:eastAsia="fr-FR"/>
-        </w:rPr>
-        <w:t>The presentation layer consists of a browser-based web dashboard developed using React.js</w:t>
-      </w:r>
-    </w:p>
-    <w:p>
-      <w:pPr>
-        <w:spacing w:before="100" w:beforeAutospacing="1" w:after="100" w:afterAutospacing="1" w:line="240" w:lineRule="auto"/>
-        <w:rPr>
-          <w:rFonts w:ascii="Times New Roman" w:eastAsia="Times New Roman" w:hAnsi="Times New Roman" w:cs="Times New Roman"/>
-          <w:sz w:val="24"/>
-          <w:szCs w:val="24"/>
-          <w:lang w:val="en-US" w:eastAsia="fr-FR"/>
-        </w:rPr>
-      </w:pPr>
-      <w:r>
-        <w:rPr>
-          <w:rFonts w:ascii="Times New Roman" w:eastAsia="Times New Roman" w:hAnsi="Times New Roman" w:cs="Times New Roman"/>
-          <w:sz w:val="24"/>
-          <w:szCs w:val="24"/>
-          <w:lang w:val="en-US" w:eastAsia="fr-FR"/>
-        </w:rPr>
-        <w:t>The dashboard provides administrators and network operators with visualization and analytical tools for interpreting crowdsensed network data.</w:t>
-      </w:r>
-    </w:p>
-    <w:p>
-      <w:pPr>
-        <w:spacing w:before="100" w:beforeAutospacing="1" w:after="100" w:afterAutospacing="1" w:line="240" w:lineRule="auto"/>
-        <w:rPr>
-          <w:rFonts w:ascii="Times New Roman" w:eastAsia="Times New Roman" w:hAnsi="Times New Roman" w:cs="Times New Roman"/>
-          <w:sz w:val="24"/>
-          <w:szCs w:val="24"/>
-          <w:lang w:val="en-US" w:eastAsia="fr-FR"/>
-        </w:rPr>
-      </w:pPr>
-      <w:r>
-        <w:rPr>
-          <w:rFonts w:ascii="Times New Roman" w:eastAsia="Times New Roman" w:hAnsi="Times New Roman" w:cs="Times New Roman"/>
-          <w:sz w:val="24"/>
-          <w:szCs w:val="24"/>
-          <w:lang w:val="en-US" w:eastAsia="fr-FR"/>
-        </w:rPr>
-        <w:t>The dashboard supports functionalities such as:</w:t>
-      </w:r>
-    </w:p>
-    <w:p>
-      <w:pPr>
-        <w:numPr>
-          <w:ilvl w:val="0"/>
-          <w:numId w:val="10"/>
-        </w:numPr>
-        <w:spacing w:before="100" w:beforeAutospacing="1" w:after="100" w:afterAutospacing="1" w:line="240" w:lineRule="auto"/>
-        <w:rPr>
-          <w:rFonts w:ascii="Times New Roman" w:eastAsia="Times New Roman" w:hAnsi="Times New Roman" w:cs="Times New Roman"/>
-          <w:sz w:val="24"/>
-          <w:szCs w:val="24"/>
-          <w:lang w:eastAsia="fr-FR"/>
-        </w:rPr>
-      </w:pPr>
-      <w:r>
-        <w:rPr>
-          <w:rFonts w:ascii="Times New Roman" w:eastAsia="Times New Roman" w:hAnsi="Times New Roman" w:cs="Times New Roman"/>
-          <w:sz w:val="24"/>
-          <w:szCs w:val="24"/>
-          <w:lang w:eastAsia="fr-FR"/>
-        </w:rPr>
-        <w:t xml:space="preserve">Viewing real-time coverage heatmaps </w:t>
-      </w:r>
-    </w:p>
-    <w:p>
-      <w:pPr>
-        <w:numPr>
-          <w:ilvl w:val="0"/>
-          <w:numId w:val="10"/>
-        </w:numPr>
-        <w:spacing w:before="100" w:beforeAutospacing="1" w:after="100" w:afterAutospacing="1" w:line="240" w:lineRule="auto"/>
-        <w:rPr>
-          <w:rFonts w:ascii="Times New Roman" w:eastAsia="Times New Roman" w:hAnsi="Times New Roman" w:cs="Times New Roman"/>
-          <w:sz w:val="24"/>
-          <w:szCs w:val="24"/>
-          <w:lang w:eastAsia="fr-FR"/>
-        </w:rPr>
-      </w:pPr>
-      <w:r>
-        <w:rPr>
-          <w:rFonts w:ascii="Times New Roman" w:eastAsia="Times New Roman" w:hAnsi="Times New Roman" w:cs="Times New Roman"/>
-          <w:sz w:val="24"/>
-          <w:szCs w:val="24"/>
-          <w:lang w:eastAsia="fr-FR"/>
-        </w:rPr>
-        <w:t xml:space="preserve">Monitoring network quality trends </w:t>
-      </w:r>
-    </w:p>
-    <w:p>
-      <w:pPr>
-        <w:numPr>
-          <w:ilvl w:val="0"/>
-          <w:numId w:val="10"/>
-        </w:numPr>
-        <w:spacing w:before="100" w:beforeAutospacing="1" w:after="100" w:afterAutospacing="1" w:line="240" w:lineRule="auto"/>
-        <w:rPr>
-          <w:rFonts w:ascii="Times New Roman" w:eastAsia="Times New Roman" w:hAnsi="Times New Roman" w:cs="Times New Roman"/>
-          <w:sz w:val="24"/>
-          <w:szCs w:val="24"/>
-          <w:lang w:val="en-US" w:eastAsia="fr-FR"/>
-        </w:rPr>
-      </w:pPr>
-      <w:r>
-        <w:rPr>
-          <w:rFonts w:ascii="Times New Roman" w:eastAsia="Times New Roman" w:hAnsi="Times New Roman" w:cs="Times New Roman"/>
-          <w:sz w:val="24"/>
-          <w:szCs w:val="24"/>
-          <w:lang w:val="en-US" w:eastAsia="fr-FR"/>
-        </w:rPr>
-        <w:t xml:space="preserve">Filtering data by operator or region </w:t>
-      </w:r>
-    </w:p>
-    <w:p>
-      <w:pPr>
-        <w:numPr>
-          <w:ilvl w:val="0"/>
-          <w:numId w:val="10"/>
-        </w:numPr>
-        <w:spacing w:before="100" w:beforeAutospacing="1" w:after="100" w:afterAutospacing="1" w:line="240" w:lineRule="auto"/>
-        <w:rPr>
-          <w:rFonts w:ascii="Times New Roman" w:eastAsia="Times New Roman" w:hAnsi="Times New Roman" w:cs="Times New Roman"/>
-          <w:sz w:val="24"/>
-          <w:szCs w:val="24"/>
-          <w:lang w:eastAsia="fr-FR"/>
-        </w:rPr>
-      </w:pPr>
-      <w:r>
-        <w:rPr>
-          <w:rFonts w:ascii="Times New Roman" w:eastAsia="Times New Roman" w:hAnsi="Times New Roman" w:cs="Times New Roman"/>
-          <w:sz w:val="24"/>
-          <w:szCs w:val="24"/>
-          <w:lang w:eastAsia="fr-FR"/>
-        </w:rPr>
-        <w:t xml:space="preserve">Viewing user reports </w:t>
-      </w:r>
-    </w:p>
-    <w:p>
-      <w:pPr>
-        <w:numPr>
-          <w:ilvl w:val="0"/>
-          <w:numId w:val="10"/>
-        </w:numPr>
-        <w:spacing w:before="100" w:beforeAutospacing="1" w:after="100" w:afterAutospacing="1" w:line="240" w:lineRule="auto"/>
-        <w:rPr>
-          <w:rFonts w:ascii="Times New Roman" w:eastAsia="Times New Roman" w:hAnsi="Times New Roman" w:cs="Times New Roman"/>
-          <w:sz w:val="24"/>
-          <w:szCs w:val="24"/>
-          <w:lang w:eastAsia="fr-FR"/>
-        </w:rPr>
-      </w:pPr>
-      <w:r>
-        <w:rPr>
-          <w:rFonts w:ascii="Times New Roman" w:eastAsia="Times New Roman" w:hAnsi="Times New Roman" w:cs="Times New Roman"/>
-          <w:sz w:val="24"/>
-          <w:szCs w:val="24"/>
-          <w:lang w:eastAsia="fr-FR"/>
-        </w:rPr>
-        <w:t xml:space="preserve">Exporting analytical reports </w:t>
-      </w:r>
-    </w:p>
-    <w:p>
-      <w:pPr>
-        <w:numPr>
-          <w:ilvl w:val="0"/>
-          <w:numId w:val="10"/>
-        </w:numPr>
-        <w:spacing w:before="100" w:beforeAutospacing="1" w:after="100" w:afterAutospacing="1" w:line="240" w:lineRule="auto"/>
-        <w:rPr>
-          <w:rFonts w:ascii="Times New Roman" w:eastAsia="Times New Roman" w:hAnsi="Times New Roman" w:cs="Times New Roman"/>
-          <w:sz w:val="24"/>
-          <w:szCs w:val="24"/>
-          <w:lang w:eastAsia="fr-FR"/>
-        </w:rPr>
-      </w:pPr>
-      <w:r>
-        <w:rPr>
-          <w:rFonts w:ascii="Times New Roman" w:eastAsia="Times New Roman" w:hAnsi="Times New Roman" w:cs="Times New Roman"/>
-          <w:sz w:val="24"/>
-          <w:szCs w:val="24"/>
-          <w:lang w:eastAsia="fr-FR"/>
-        </w:rPr>
-        <w:t xml:space="preserve">Managing administrative settings </w:t>
-      </w:r>
-    </w:p>
-    <w:p>
-      <w:pPr>
-        <w:spacing w:before="100" w:beforeAutospacing="1" w:after="100" w:afterAutospacing="1" w:line="240" w:lineRule="auto"/>
-        <w:rPr>
-          <w:rFonts w:ascii="Times New Roman" w:eastAsia="Times New Roman" w:hAnsi="Times New Roman" w:cs="Times New Roman"/>
-          <w:sz w:val="24"/>
-          <w:szCs w:val="24"/>
-          <w:lang w:val="en-US" w:eastAsia="fr-FR"/>
-        </w:rPr>
-      </w:pPr>
-      <w:r>
-        <w:rPr>
-          <w:rFonts w:ascii="Times New Roman" w:eastAsia="Times New Roman" w:hAnsi="Times New Roman" w:cs="Times New Roman"/>
-          <w:sz w:val="24"/>
-          <w:szCs w:val="24"/>
-          <w:lang w:val="en-US" w:eastAsia="fr-FR"/>
-        </w:rPr>
-        <w:t>Interactive maps and geospatial visualizations allow stakeholders to identify coverage gaps and monitor network performance across different geographical areas.</w:t>
-      </w:r>
-    </w:p>
-    <w:p>
-      <w:pPr>
-        <w:spacing w:before="100" w:beforeAutospacing="1" w:after="100" w:afterAutospacing="1" w:line="240" w:lineRule="auto"/>
-        <w:rPr>
-          <w:rFonts w:ascii="Times New Roman" w:eastAsia="Times New Roman" w:hAnsi="Times New Roman" w:cs="Times New Roman"/>
-          <w:sz w:val="24"/>
-          <w:szCs w:val="24"/>
-          <w:lang w:val="en-US" w:eastAsia="fr-FR"/>
-        </w:rPr>
-      </w:pPr>
-      <w:r>
-        <w:rPr>
-          <w:rFonts w:ascii="Times New Roman" w:eastAsia="Times New Roman" w:hAnsi="Times New Roman" w:cs="Times New Roman"/>
-          <w:sz w:val="24"/>
-          <w:szCs w:val="24"/>
-          <w:lang w:val="en-US" w:eastAsia="fr-FR"/>
-        </w:rPr>
-        <w:lastRenderedPageBreak/>
-        <w:t>Unlike the mobile application, which focuses primarily on data collection, the dashboard focuses on data interpretation and decision support.</w:t>
-      </w:r>
-    </w:p>
-    <w:p>
-      <w:pPr>
-        <w:spacing w:after="0" w:line="240" w:lineRule="auto"/>
-        <w:rPr>
-          <w:rFonts w:ascii="Times New Roman" w:eastAsia="Times New Roman" w:hAnsi="Times New Roman" w:cs="Times New Roman"/>
-          <w:sz w:val="24"/>
-          <w:szCs w:val="24"/>
-          <w:lang w:eastAsia="fr-FR"/>
-        </w:rPr>
-      </w:pPr>
-      <w:r>
-        <w:rPr>
-          <w:rFonts w:ascii="Times New Roman" w:eastAsia="Times New Roman" w:hAnsi="Times New Roman" w:cs="Times New Roman"/>
-          <w:sz w:val="24"/>
-          <w:szCs w:val="24"/>
-          <w:lang w:eastAsia="fr-FR"/>
-        </w:rPr>
-        <w:pict w14:anchorId="39B58E3C">
-          <v:rect id="_x0000_i1036" style="width:0;height:1.5pt" o:hralign="center" o:hrstd="t" o:hr="t" fillcolor="#a0a0a0" stroked="f"/>
-        </w:pict>
-      </w:r>
-    </w:p>
-    <w:p>
-      <w:pPr>
-        <w:spacing w:before="100" w:beforeAutospacing="1" w:after="100" w:afterAutospacing="1" w:line="240" w:lineRule="auto"/>
-        <w:outlineLvl w:val="1"/>
-        <w:rPr>
-          <w:rFonts w:ascii="Times New Roman" w:eastAsia="Times New Roman" w:hAnsi="Times New Roman" w:cs="Times New Roman"/>
-          <w:b/>
-          <w:bCs/>
-          <w:sz w:val="36"/>
-          <w:szCs w:val="36"/>
-          <w:lang w:val="en-US" w:eastAsia="fr-FR"/>
-        </w:rPr>
-      </w:pPr>
-      <w:r>
-        <w:rPr>
-          <w:rFonts w:ascii="Times New Roman" w:eastAsia="Times New Roman" w:hAnsi="Times New Roman" w:cs="Times New Roman"/>
-          <w:b/>
-          <w:bCs/>
-          <w:sz w:val="36"/>
-          <w:szCs w:val="36"/>
-          <w:lang w:val="en-US" w:eastAsia="fr-FR"/>
-        </w:rPr>
-        <w:t>2.5 Architectural Design Principles</w:t>
-      </w:r>
-    </w:p>
-    <w:p>
-      <w:pPr>
-        <w:spacing w:before="100" w:beforeAutospacing="1" w:after="100" w:afterAutospacing="1" w:line="240" w:lineRule="auto"/>
-        <w:rPr>
-          <w:rFonts w:ascii="Times New Roman" w:eastAsia="Times New Roman" w:hAnsi="Times New Roman" w:cs="Times New Roman"/>
-          <w:sz w:val="24"/>
-          <w:szCs w:val="24"/>
-          <w:lang w:val="en-US" w:eastAsia="fr-FR"/>
-        </w:rPr>
-      </w:pPr>
-      <w:r>
-        <w:rPr>
-          <w:rFonts w:ascii="Times New Roman" w:eastAsia="Times New Roman" w:hAnsi="Times New Roman" w:cs="Times New Roman"/>
-          <w:sz w:val="24"/>
-          <w:szCs w:val="24"/>
-          <w:lang w:val="en-US" w:eastAsia="fr-FR"/>
-        </w:rPr>
-        <w:t>The architecture of the system is guided by several key design principles:</w:t>
-      </w:r>
-    </w:p>
-    <w:p>
-      <w:pPr>
-        <w:spacing w:before="100" w:beforeAutospacing="1" w:after="100" w:afterAutospacing="1" w:line="240" w:lineRule="auto"/>
-        <w:outlineLvl w:val="2"/>
-        <w:rPr>
-          <w:rFonts w:ascii="Times New Roman" w:eastAsia="Times New Roman" w:hAnsi="Times New Roman" w:cs="Times New Roman"/>
-          <w:b/>
-          <w:bCs/>
-          <w:sz w:val="27"/>
-          <w:szCs w:val="27"/>
-          <w:lang w:val="en-US" w:eastAsia="fr-FR"/>
-        </w:rPr>
-      </w:pPr>
-      <w:r>
-        <w:rPr>
-          <w:rFonts w:ascii="Times New Roman" w:eastAsia="Times New Roman" w:hAnsi="Times New Roman" w:cs="Times New Roman"/>
-          <w:b/>
-          <w:bCs/>
-          <w:sz w:val="27"/>
-          <w:szCs w:val="27"/>
-          <w:lang w:val="en-US" w:eastAsia="fr-FR"/>
-        </w:rPr>
-        <w:t>Offline-First Operation</w:t>
-      </w:r>
-    </w:p>
-    <w:p>
-      <w:pPr>
-        <w:spacing w:before="100" w:beforeAutospacing="1" w:after="100" w:afterAutospacing="1" w:line="240" w:lineRule="auto"/>
-        <w:rPr>
-          <w:rFonts w:ascii="Times New Roman" w:eastAsia="Times New Roman" w:hAnsi="Times New Roman" w:cs="Times New Roman"/>
-          <w:sz w:val="24"/>
-          <w:szCs w:val="24"/>
-          <w:lang w:val="en-US" w:eastAsia="fr-FR"/>
-        </w:rPr>
-      </w:pPr>
-      <w:r>
-        <w:rPr>
-          <w:rFonts w:ascii="Times New Roman" w:eastAsia="Times New Roman" w:hAnsi="Times New Roman" w:cs="Times New Roman"/>
-          <w:sz w:val="24"/>
-          <w:szCs w:val="24"/>
-          <w:lang w:val="en-US" w:eastAsia="fr-FR"/>
-        </w:rPr>
-        <w:t>The system prioritizes local storage and delayed synchronization to ensure continuous functionality even in unstable network environments.</w:t>
-      </w:r>
-    </w:p>
-    <w:p>
-      <w:pPr>
-        <w:spacing w:before="100" w:beforeAutospacing="1" w:after="100" w:afterAutospacing="1" w:line="240" w:lineRule="auto"/>
-        <w:outlineLvl w:val="2"/>
-        <w:rPr>
-          <w:rFonts w:ascii="Times New Roman" w:eastAsia="Times New Roman" w:hAnsi="Times New Roman" w:cs="Times New Roman"/>
-          <w:b/>
-          <w:bCs/>
-          <w:sz w:val="27"/>
-          <w:szCs w:val="27"/>
-          <w:lang w:val="en-US" w:eastAsia="fr-FR"/>
-        </w:rPr>
-      </w:pPr>
-      <w:r>
-        <w:rPr>
-          <w:rFonts w:ascii="Times New Roman" w:eastAsia="Times New Roman" w:hAnsi="Times New Roman" w:cs="Times New Roman"/>
-          <w:b/>
-          <w:bCs/>
-          <w:sz w:val="27"/>
-          <w:szCs w:val="27"/>
-          <w:lang w:val="en-US" w:eastAsia="fr-FR"/>
-        </w:rPr>
-        <w:t>Scalability</w:t>
-      </w:r>
-    </w:p>
-    <w:p>
-      <w:pPr>
-        <w:spacing w:before="100" w:beforeAutospacing="1" w:after="100" w:afterAutospacing="1" w:line="240" w:lineRule="auto"/>
-        <w:rPr>
-          <w:rFonts w:ascii="Times New Roman" w:eastAsia="Times New Roman" w:hAnsi="Times New Roman" w:cs="Times New Roman"/>
-          <w:sz w:val="24"/>
-          <w:szCs w:val="24"/>
-          <w:lang w:val="en-US" w:eastAsia="fr-FR"/>
-        </w:rPr>
-      </w:pPr>
-      <w:r>
-        <w:rPr>
-          <w:rFonts w:ascii="Times New Roman" w:eastAsia="Times New Roman" w:hAnsi="Times New Roman" w:cs="Times New Roman"/>
-          <w:sz w:val="24"/>
-          <w:szCs w:val="24"/>
-          <w:lang w:val="en-US" w:eastAsia="fr-FR"/>
-        </w:rPr>
-        <w:t>The modular architecture allows the backend and database services to scale independently as data volume and user traffic increase.</w:t>
-      </w:r>
-    </w:p>
-    <w:p>
-      <w:pPr>
-        <w:spacing w:before="100" w:beforeAutospacing="1" w:after="100" w:afterAutospacing="1" w:line="240" w:lineRule="auto"/>
-        <w:outlineLvl w:val="2"/>
-        <w:rPr>
-          <w:rFonts w:ascii="Times New Roman" w:eastAsia="Times New Roman" w:hAnsi="Times New Roman" w:cs="Times New Roman"/>
-          <w:b/>
-          <w:bCs/>
-          <w:sz w:val="27"/>
-          <w:szCs w:val="27"/>
-          <w:lang w:val="en-US" w:eastAsia="fr-FR"/>
-        </w:rPr>
-      </w:pPr>
-      <w:r>
-        <w:rPr>
-          <w:rFonts w:ascii="Times New Roman" w:eastAsia="Times New Roman" w:hAnsi="Times New Roman" w:cs="Times New Roman"/>
-          <w:b/>
-          <w:bCs/>
-          <w:sz w:val="27"/>
-          <w:szCs w:val="27"/>
-          <w:lang w:val="en-US" w:eastAsia="fr-FR"/>
-        </w:rPr>
-        <w:t>Security</w:t>
-      </w:r>
-    </w:p>
-    <w:p>
-      <w:pPr>
-        <w:spacing w:before="100" w:beforeAutospacing="1" w:after="100" w:afterAutospacing="1" w:line="240" w:lineRule="auto"/>
-        <w:rPr>
-          <w:rFonts w:ascii="Times New Roman" w:eastAsia="Times New Roman" w:hAnsi="Times New Roman" w:cs="Times New Roman"/>
-          <w:sz w:val="24"/>
-          <w:szCs w:val="24"/>
-          <w:lang w:val="en-US" w:eastAsia="fr-FR"/>
-        </w:rPr>
-      </w:pPr>
-      <w:r>
-        <w:rPr>
-          <w:rFonts w:ascii="Times New Roman" w:eastAsia="Times New Roman" w:hAnsi="Times New Roman" w:cs="Times New Roman"/>
-          <w:sz w:val="24"/>
-          <w:szCs w:val="24"/>
-          <w:lang w:val="en-US" w:eastAsia="fr-FR"/>
-        </w:rPr>
-        <w:t>All communications between clients and servers are encrypted using HTTPS. Sensitive user data is anonymized where necessary to protect privacy.</w:t>
-      </w:r>
-    </w:p>
-    <w:p>
-      <w:pPr>
-        <w:spacing w:before="100" w:beforeAutospacing="1" w:after="100" w:afterAutospacing="1" w:line="240" w:lineRule="auto"/>
-        <w:outlineLvl w:val="2"/>
-        <w:rPr>
-          <w:rFonts w:ascii="Times New Roman" w:eastAsia="Times New Roman" w:hAnsi="Times New Roman" w:cs="Times New Roman"/>
-          <w:b/>
-          <w:bCs/>
-          <w:sz w:val="27"/>
-          <w:szCs w:val="27"/>
-          <w:lang w:val="en-US" w:eastAsia="fr-FR"/>
-        </w:rPr>
-      </w:pPr>
-      <w:r>
-        <w:rPr>
-          <w:rFonts w:ascii="Times New Roman" w:eastAsia="Times New Roman" w:hAnsi="Times New Roman" w:cs="Times New Roman"/>
-          <w:b/>
-          <w:bCs/>
-          <w:sz w:val="27"/>
-          <w:szCs w:val="27"/>
-          <w:lang w:val="en-US" w:eastAsia="fr-FR"/>
-        </w:rPr>
-        <w:t>Maintainability</w:t>
-      </w:r>
-    </w:p>
-    <w:p>
-      <w:pPr>
-        <w:spacing w:before="100" w:beforeAutospacing="1" w:after="100" w:afterAutospacing="1" w:line="240" w:lineRule="auto"/>
-        <w:rPr>
-          <w:rFonts w:ascii="Times New Roman" w:eastAsia="Times New Roman" w:hAnsi="Times New Roman" w:cs="Times New Roman"/>
-          <w:sz w:val="24"/>
-          <w:szCs w:val="24"/>
-          <w:lang w:val="en-US" w:eastAsia="fr-FR"/>
-        </w:rPr>
-      </w:pPr>
-      <w:r>
-        <w:rPr>
-          <w:rFonts w:ascii="Times New Roman" w:eastAsia="Times New Roman" w:hAnsi="Times New Roman" w:cs="Times New Roman"/>
-          <w:sz w:val="24"/>
-          <w:szCs w:val="24"/>
-          <w:lang w:val="en-US" w:eastAsia="fr-FR"/>
-        </w:rPr>
-        <w:t>The separation of concerns between layers improves maintainability and simplifies future upgrades.</w:t>
-      </w:r>
-    </w:p>
-    <w:p>
-      <w:pPr>
-        <w:spacing w:before="100" w:beforeAutospacing="1" w:after="100" w:afterAutospacing="1" w:line="240" w:lineRule="auto"/>
-        <w:outlineLvl w:val="2"/>
-        <w:rPr>
-          <w:rFonts w:ascii="Times New Roman" w:eastAsia="Times New Roman" w:hAnsi="Times New Roman" w:cs="Times New Roman"/>
-          <w:b/>
-          <w:bCs/>
-          <w:sz w:val="27"/>
-          <w:szCs w:val="27"/>
-          <w:lang w:val="en-US" w:eastAsia="fr-FR"/>
-        </w:rPr>
-      </w:pPr>
-      <w:r>
-        <w:rPr>
-          <w:rFonts w:ascii="Times New Roman" w:eastAsia="Times New Roman" w:hAnsi="Times New Roman" w:cs="Times New Roman"/>
-          <w:b/>
-          <w:bCs/>
-          <w:sz w:val="27"/>
-          <w:szCs w:val="27"/>
-          <w:lang w:val="en-US" w:eastAsia="fr-FR"/>
-        </w:rPr>
-        <w:t>Reliability</w:t>
-      </w:r>
-    </w:p>
-    <w:p>
-      <w:pPr>
-        <w:spacing w:before="100" w:beforeAutospacing="1" w:after="100" w:afterAutospacing="1" w:line="240" w:lineRule="auto"/>
-        <w:rPr>
-          <w:rFonts w:ascii="Times New Roman" w:eastAsia="Times New Roman" w:hAnsi="Times New Roman" w:cs="Times New Roman"/>
-          <w:sz w:val="24"/>
-          <w:szCs w:val="24"/>
-          <w:lang w:val="en-US" w:eastAsia="fr-FR"/>
-        </w:rPr>
-      </w:pPr>
-      <w:r>
-        <w:rPr>
-          <w:rFonts w:ascii="Times New Roman" w:eastAsia="Times New Roman" w:hAnsi="Times New Roman" w:cs="Times New Roman"/>
-          <w:sz w:val="24"/>
-          <w:szCs w:val="24"/>
-          <w:lang w:val="en-US" w:eastAsia="fr-FR"/>
-        </w:rPr>
-        <w:t>Background synchronization mechanisms and local caching improve reliability and reduce the risk of data loss.</w:t>
-      </w:r>
-    </w:p>
-    <w:p>
-      <w:pPr>
-        <w:spacing w:after="0" w:line="240" w:lineRule="auto"/>
-        <w:rPr>
-          <w:rFonts w:ascii="Times New Roman" w:eastAsia="Times New Roman" w:hAnsi="Times New Roman" w:cs="Times New Roman"/>
-          <w:sz w:val="24"/>
-          <w:szCs w:val="24"/>
-          <w:lang w:eastAsia="fr-FR"/>
-        </w:rPr>
-      </w:pPr>
-      <w:r>
-        <w:rPr>
-          <w:rFonts w:ascii="Times New Roman" w:eastAsia="Times New Roman" w:hAnsi="Times New Roman" w:cs="Times New Roman"/>
-          <w:sz w:val="24"/>
-          <w:szCs w:val="24"/>
-          <w:lang w:eastAsia="fr-FR"/>
-        </w:rPr>
-        <w:pict w14:anchorId="051E5CEE">
-          <v:rect id="_x0000_i1037" style="width:0;height:1.5pt" o:hralign="center" o:hrstd="t" o:hr="t" fillcolor="#a0a0a0" stroked="f"/>
+        <w:pict w14:anchorId="4D3F4332">
+          <v:rect id="_x0000_i1026" style="width:0;height:1.5pt" o:hralign="center" o:hrstd="t" o:hr="t" fillcolor="#a0a0a0" stroked="f"/>
         </w:pict>
       </w:r>
     </w:p>
@@ -3003,9 +837,3387 @@
           <w:szCs w:val="48"/>
           <w:lang w:val="en-US" w:eastAsia="fr-FR"/>
         </w:rPr>
-        <w:t xml:space="preserve">3. </w:t>
-      </w:r>
-      <w:r>
+        <w:t>2. System Architecture Overview</w:t>
+      </w:r>
+    </w:p>
+    <w:p>
+      <w:pPr>
+        <w:spacing w:before="100" w:beforeAutospacing="1" w:after="100" w:afterAutospacing="1" w:line="240" w:lineRule="auto"/>
+        <w:rPr>
+          <w:rFonts w:ascii="Times New Roman" w:eastAsia="Times New Roman" w:hAnsi="Times New Roman" w:cs="Times New Roman"/>
+          <w:sz w:val="24"/>
+          <w:szCs w:val="24"/>
+          <w:lang w:val="en-US" w:eastAsia="fr-FR"/>
+        </w:rPr>
+      </w:pPr>
+      <w:r>
+        <w:rPr>
+          <w:rFonts w:ascii="Times New Roman" w:eastAsia="Times New Roman" w:hAnsi="Times New Roman" w:cs="Times New Roman"/>
+          <w:sz w:val="24"/>
+          <w:szCs w:val="24"/>
+          <w:lang w:val="en-US" w:eastAsia="fr-FR"/>
+        </w:rPr>
+        <w:t xml:space="preserve">The </w:t>
+      </w:r>
+      <w:proofErr w:type="spellStart"/>
+      <w:r>
+        <w:rPr>
+          <w:rFonts w:ascii="Times New Roman" w:eastAsia="Times New Roman" w:hAnsi="Times New Roman" w:cs="Times New Roman"/>
+          <w:sz w:val="24"/>
+          <w:szCs w:val="24"/>
+          <w:lang w:val="en-US" w:eastAsia="fr-FR"/>
+        </w:rPr>
+        <w:t>Crowdsensed</w:t>
+      </w:r>
+      <w:proofErr w:type="spellEnd"/>
+      <w:r>
+        <w:rPr>
+          <w:rFonts w:ascii="Times New Roman" w:eastAsia="Times New Roman" w:hAnsi="Times New Roman" w:cs="Times New Roman"/>
+          <w:sz w:val="24"/>
+          <w:szCs w:val="24"/>
+          <w:lang w:val="en-US" w:eastAsia="fr-FR"/>
+        </w:rPr>
+        <w:t xml:space="preserve"> Mobile Network Monitoring System follows a layered client-server architecture designed to support scalability, maintainability, security, and efficient data processing. The architecture separates responsibilities into independent layers, allowing each component to operate and evolve without affecting the others significantly.</w:t>
+      </w:r>
+    </w:p>
+    <w:p>
+      <w:pPr>
+        <w:spacing w:before="100" w:beforeAutospacing="1" w:after="100" w:afterAutospacing="1" w:line="240" w:lineRule="auto"/>
+        <w:rPr>
+          <w:rFonts w:ascii="Times New Roman" w:eastAsia="Times New Roman" w:hAnsi="Times New Roman" w:cs="Times New Roman"/>
+          <w:sz w:val="24"/>
+          <w:szCs w:val="24"/>
+          <w:lang w:val="en-US" w:eastAsia="fr-FR"/>
+        </w:rPr>
+      </w:pPr>
+      <w:r>
+        <w:rPr>
+          <w:rFonts w:ascii="Times New Roman" w:eastAsia="Times New Roman" w:hAnsi="Times New Roman" w:cs="Times New Roman"/>
+          <w:sz w:val="24"/>
+          <w:szCs w:val="24"/>
+          <w:lang w:val="en-US" w:eastAsia="fr-FR"/>
+        </w:rPr>
+        <w:t>The system architecture is composed of four primary layers:</w:t>
+      </w:r>
+    </w:p>
+    <w:p>
+      <w:pPr>
+        <w:numPr>
+          <w:ilvl w:val="0"/>
+          <w:numId w:val="3"/>
+        </w:numPr>
+        <w:spacing w:before="100" w:beforeAutospacing="1" w:after="100" w:afterAutospacing="1" w:line="240" w:lineRule="auto"/>
+        <w:rPr>
+          <w:rFonts w:ascii="Times New Roman" w:eastAsia="Times New Roman" w:hAnsi="Times New Roman" w:cs="Times New Roman"/>
+          <w:sz w:val="24"/>
+          <w:szCs w:val="24"/>
+          <w:lang w:eastAsia="fr-FR"/>
+        </w:rPr>
+      </w:pPr>
+      <w:r>
+        <w:rPr>
+          <w:rFonts w:ascii="Times New Roman" w:eastAsia="Times New Roman" w:hAnsi="Times New Roman" w:cs="Times New Roman"/>
+          <w:sz w:val="24"/>
+          <w:szCs w:val="24"/>
+          <w:lang w:eastAsia="fr-FR"/>
+        </w:rPr>
+        <w:t xml:space="preserve">Client Layer (Android Mobile Application) </w:t>
+      </w:r>
+    </w:p>
+    <w:p>
+      <w:pPr>
+        <w:numPr>
+          <w:ilvl w:val="0"/>
+          <w:numId w:val="3"/>
+        </w:numPr>
+        <w:spacing w:before="100" w:beforeAutospacing="1" w:after="100" w:afterAutospacing="1" w:line="240" w:lineRule="auto"/>
+        <w:rPr>
+          <w:rFonts w:ascii="Times New Roman" w:eastAsia="Times New Roman" w:hAnsi="Times New Roman" w:cs="Times New Roman"/>
+          <w:sz w:val="24"/>
+          <w:szCs w:val="24"/>
+          <w:lang w:val="en-US" w:eastAsia="fr-FR"/>
+        </w:rPr>
+      </w:pPr>
+      <w:r>
+        <w:rPr>
+          <w:rFonts w:ascii="Times New Roman" w:eastAsia="Times New Roman" w:hAnsi="Times New Roman" w:cs="Times New Roman"/>
+          <w:sz w:val="24"/>
+          <w:szCs w:val="24"/>
+          <w:lang w:val="en-US" w:eastAsia="fr-FR"/>
+        </w:rPr>
+        <w:t xml:space="preserve">Application Layer (Backend API Server) </w:t>
+      </w:r>
+    </w:p>
+    <w:p>
+      <w:pPr>
+        <w:numPr>
+          <w:ilvl w:val="0"/>
+          <w:numId w:val="3"/>
+        </w:numPr>
+        <w:spacing w:before="100" w:beforeAutospacing="1" w:after="100" w:afterAutospacing="1" w:line="240" w:lineRule="auto"/>
+        <w:rPr>
+          <w:rFonts w:ascii="Times New Roman" w:eastAsia="Times New Roman" w:hAnsi="Times New Roman" w:cs="Times New Roman"/>
+          <w:sz w:val="24"/>
+          <w:szCs w:val="24"/>
+          <w:lang w:eastAsia="fr-FR"/>
+        </w:rPr>
+      </w:pPr>
+      <w:r>
+        <w:rPr>
+          <w:rFonts w:ascii="Times New Roman" w:eastAsia="Times New Roman" w:hAnsi="Times New Roman" w:cs="Times New Roman"/>
+          <w:sz w:val="24"/>
+          <w:szCs w:val="24"/>
+          <w:lang w:eastAsia="fr-FR"/>
+        </w:rPr>
+        <w:t>Data Layer (</w:t>
+      </w:r>
+      <w:proofErr w:type="spellStart"/>
+      <w:r>
+        <w:rPr>
+          <w:rFonts w:ascii="Times New Roman" w:eastAsia="Times New Roman" w:hAnsi="Times New Roman" w:cs="Times New Roman"/>
+          <w:sz w:val="24"/>
+          <w:szCs w:val="24"/>
+          <w:lang w:eastAsia="fr-FR"/>
+        </w:rPr>
+        <w:t>Database</w:t>
+      </w:r>
+      <w:proofErr w:type="spellEnd"/>
+      <w:r>
+        <w:rPr>
+          <w:rFonts w:ascii="Times New Roman" w:eastAsia="Times New Roman" w:hAnsi="Times New Roman" w:cs="Times New Roman"/>
+          <w:sz w:val="24"/>
+          <w:szCs w:val="24"/>
+          <w:lang w:eastAsia="fr-FR"/>
+        </w:rPr>
+        <w:t xml:space="preserve"> Server) </w:t>
+      </w:r>
+    </w:p>
+    <w:p>
+      <w:pPr>
+        <w:numPr>
+          <w:ilvl w:val="0"/>
+          <w:numId w:val="3"/>
+        </w:numPr>
+        <w:spacing w:before="100" w:beforeAutospacing="1" w:after="100" w:afterAutospacing="1" w:line="240" w:lineRule="auto"/>
+        <w:rPr>
+          <w:rFonts w:ascii="Times New Roman" w:eastAsia="Times New Roman" w:hAnsi="Times New Roman" w:cs="Times New Roman"/>
+          <w:sz w:val="24"/>
+          <w:szCs w:val="24"/>
+          <w:lang w:eastAsia="fr-FR"/>
+        </w:rPr>
+      </w:pPr>
+      <w:proofErr w:type="spellStart"/>
+      <w:r>
+        <w:rPr>
+          <w:rFonts w:ascii="Times New Roman" w:eastAsia="Times New Roman" w:hAnsi="Times New Roman" w:cs="Times New Roman"/>
+          <w:sz w:val="24"/>
+          <w:szCs w:val="24"/>
+          <w:lang w:eastAsia="fr-FR"/>
+        </w:rPr>
+        <w:t>Presentation</w:t>
+      </w:r>
+      <w:proofErr w:type="spellEnd"/>
+      <w:r>
+        <w:rPr>
+          <w:rFonts w:ascii="Times New Roman" w:eastAsia="Times New Roman" w:hAnsi="Times New Roman" w:cs="Times New Roman"/>
+          <w:sz w:val="24"/>
+          <w:szCs w:val="24"/>
+          <w:lang w:eastAsia="fr-FR"/>
+        </w:rPr>
+        <w:t xml:space="preserve"> Layer (Web Dashboard) </w:t>
+      </w:r>
+    </w:p>
+    <w:p>
+      <w:pPr>
+        <w:spacing w:before="100" w:beforeAutospacing="1" w:after="100" w:afterAutospacing="1" w:line="240" w:lineRule="auto"/>
+        <w:rPr>
+          <w:rFonts w:ascii="Times New Roman" w:eastAsia="Times New Roman" w:hAnsi="Times New Roman" w:cs="Times New Roman"/>
+          <w:sz w:val="24"/>
+          <w:szCs w:val="24"/>
+          <w:lang w:val="en-US" w:eastAsia="fr-FR"/>
+        </w:rPr>
+      </w:pPr>
+      <w:r>
+        <w:rPr>
+          <w:rFonts w:ascii="Times New Roman" w:eastAsia="Times New Roman" w:hAnsi="Times New Roman" w:cs="Times New Roman"/>
+          <w:sz w:val="24"/>
+          <w:szCs w:val="24"/>
+          <w:lang w:val="en-US" w:eastAsia="fr-FR"/>
+        </w:rPr>
+        <w:lastRenderedPageBreak/>
+        <w:t>The overall architecture emphasizes an offline-first strategy, lightweight communication mechanisms, geospatial data processing, and secure data exchange between distributed components.</w:t>
+      </w:r>
+    </w:p>
+    <w:p>
+      <w:pPr>
+        <w:spacing w:before="100" w:beforeAutospacing="1" w:after="100" w:afterAutospacing="1" w:line="240" w:lineRule="auto"/>
+        <w:outlineLvl w:val="1"/>
+        <w:rPr>
+          <w:rFonts w:ascii="Times New Roman" w:eastAsia="Times New Roman" w:hAnsi="Times New Roman" w:cs="Times New Roman"/>
+          <w:b/>
+          <w:bCs/>
+          <w:sz w:val="36"/>
+          <w:szCs w:val="36"/>
+          <w:lang w:val="en-US" w:eastAsia="fr-FR"/>
+        </w:rPr>
+      </w:pPr>
+      <w:r>
+        <w:rPr>
+          <w:rFonts w:ascii="Times New Roman" w:eastAsia="Times New Roman" w:hAnsi="Times New Roman" w:cs="Times New Roman"/>
+          <w:b/>
+          <w:bCs/>
+          <w:sz w:val="36"/>
+          <w:szCs w:val="36"/>
+          <w:lang w:val="en-US" w:eastAsia="fr-FR"/>
+        </w:rPr>
+        <w:t>2.1 Client Layer – Android Mobile Application</w:t>
+      </w:r>
+    </w:p>
+    <w:p>
+      <w:pPr>
+        <w:spacing w:before="100" w:beforeAutospacing="1" w:after="100" w:afterAutospacing="1" w:line="240" w:lineRule="auto"/>
+        <w:rPr>
+          <w:rFonts w:ascii="Times New Roman" w:eastAsia="Times New Roman" w:hAnsi="Times New Roman" w:cs="Times New Roman"/>
+          <w:sz w:val="24"/>
+          <w:szCs w:val="24"/>
+          <w:lang w:val="en-US" w:eastAsia="fr-FR"/>
+        </w:rPr>
+      </w:pPr>
+      <w:r>
+        <w:rPr>
+          <w:rFonts w:ascii="Times New Roman" w:eastAsia="Times New Roman" w:hAnsi="Times New Roman" w:cs="Times New Roman"/>
+          <w:sz w:val="24"/>
+          <w:szCs w:val="24"/>
+          <w:lang w:val="en-US" w:eastAsia="fr-FR"/>
+        </w:rPr>
+        <w:t xml:space="preserve">The client layer consists of the Android mobile application developed using </w:t>
+      </w:r>
+      <w:r>
+        <w:rPr>
+          <w:rFonts w:ascii="Times New Roman" w:eastAsia="Times New Roman" w:hAnsi="Times New Roman" w:cs="Times New Roman"/>
+          <w:sz w:val="24"/>
+          <w:szCs w:val="24"/>
+          <w:lang w:val="en-US" w:eastAsia="fr-FR"/>
+        </w:rPr>
+        <w:t xml:space="preserve">Flutter. </w:t>
+      </w:r>
+      <w:r>
+        <w:rPr>
+          <w:rFonts w:ascii="Times New Roman" w:eastAsia="Times New Roman" w:hAnsi="Times New Roman" w:cs="Times New Roman"/>
+          <w:sz w:val="24"/>
+          <w:szCs w:val="24"/>
+          <w:lang w:val="en-US" w:eastAsia="fr-FR"/>
+        </w:rPr>
+        <w:t>This application serves as the primary data collection point within the system.</w:t>
+      </w:r>
+    </w:p>
+    <w:p>
+      <w:pPr>
+        <w:spacing w:before="100" w:beforeAutospacing="1" w:after="100" w:afterAutospacing="1" w:line="240" w:lineRule="auto"/>
+        <w:rPr>
+          <w:rFonts w:ascii="Times New Roman" w:eastAsia="Times New Roman" w:hAnsi="Times New Roman" w:cs="Times New Roman"/>
+          <w:sz w:val="24"/>
+          <w:szCs w:val="24"/>
+          <w:lang w:eastAsia="fr-FR"/>
+        </w:rPr>
+      </w:pPr>
+      <w:r>
+        <w:rPr>
+          <w:rFonts w:ascii="Times New Roman" w:eastAsia="Times New Roman" w:hAnsi="Times New Roman" w:cs="Times New Roman"/>
+          <w:sz w:val="24"/>
+          <w:szCs w:val="24"/>
+          <w:lang w:val="en-US" w:eastAsia="fr-FR"/>
+        </w:rPr>
+        <w:t xml:space="preserve">The mobile application is responsible for continuously monitoring mobile network conditions and collecting signal-related measurements from the Android Telephony APIs. </w:t>
+      </w:r>
+      <w:r>
+        <w:rPr>
+          <w:rFonts w:ascii="Times New Roman" w:eastAsia="Times New Roman" w:hAnsi="Times New Roman" w:cs="Times New Roman"/>
+          <w:sz w:val="24"/>
+          <w:szCs w:val="24"/>
+          <w:lang w:eastAsia="fr-FR"/>
+        </w:rPr>
+        <w:t xml:space="preserve">The application </w:t>
+      </w:r>
+      <w:proofErr w:type="spellStart"/>
+      <w:r>
+        <w:rPr>
+          <w:rFonts w:ascii="Times New Roman" w:eastAsia="Times New Roman" w:hAnsi="Times New Roman" w:cs="Times New Roman"/>
+          <w:sz w:val="24"/>
+          <w:szCs w:val="24"/>
+          <w:lang w:eastAsia="fr-FR"/>
+        </w:rPr>
+        <w:t>collects</w:t>
+      </w:r>
+      <w:proofErr w:type="spellEnd"/>
+      <w:r>
+        <w:rPr>
+          <w:rFonts w:ascii="Times New Roman" w:eastAsia="Times New Roman" w:hAnsi="Times New Roman" w:cs="Times New Roman"/>
+          <w:sz w:val="24"/>
+          <w:szCs w:val="24"/>
+          <w:lang w:eastAsia="fr-FR"/>
+        </w:rPr>
+        <w:t xml:space="preserve"> important network </w:t>
+      </w:r>
+      <w:proofErr w:type="spellStart"/>
+      <w:r>
+        <w:rPr>
+          <w:rFonts w:ascii="Times New Roman" w:eastAsia="Times New Roman" w:hAnsi="Times New Roman" w:cs="Times New Roman"/>
+          <w:sz w:val="24"/>
+          <w:szCs w:val="24"/>
+          <w:lang w:eastAsia="fr-FR"/>
+        </w:rPr>
+        <w:t>parameters</w:t>
+      </w:r>
+      <w:proofErr w:type="spellEnd"/>
+      <w:r>
+        <w:rPr>
+          <w:rFonts w:ascii="Times New Roman" w:eastAsia="Times New Roman" w:hAnsi="Times New Roman" w:cs="Times New Roman"/>
+          <w:sz w:val="24"/>
+          <w:szCs w:val="24"/>
+          <w:lang w:eastAsia="fr-FR"/>
+        </w:rPr>
+        <w:t xml:space="preserve"> </w:t>
+      </w:r>
+      <w:proofErr w:type="spellStart"/>
+      <w:proofErr w:type="gramStart"/>
+      <w:r>
+        <w:rPr>
+          <w:rFonts w:ascii="Times New Roman" w:eastAsia="Times New Roman" w:hAnsi="Times New Roman" w:cs="Times New Roman"/>
+          <w:sz w:val="24"/>
+          <w:szCs w:val="24"/>
+          <w:lang w:eastAsia="fr-FR"/>
+        </w:rPr>
+        <w:t>including</w:t>
+      </w:r>
+      <w:proofErr w:type="spellEnd"/>
+      <w:r>
+        <w:rPr>
+          <w:rFonts w:ascii="Times New Roman" w:eastAsia="Times New Roman" w:hAnsi="Times New Roman" w:cs="Times New Roman"/>
+          <w:sz w:val="24"/>
+          <w:szCs w:val="24"/>
+          <w:lang w:eastAsia="fr-FR"/>
+        </w:rPr>
+        <w:t>:</w:t>
+      </w:r>
+      <w:proofErr w:type="gramEnd"/>
+    </w:p>
+    <w:p>
+      <w:pPr>
+        <w:numPr>
+          <w:ilvl w:val="0"/>
+          <w:numId w:val="4"/>
+        </w:numPr>
+        <w:spacing w:before="100" w:beforeAutospacing="1" w:after="100" w:afterAutospacing="1" w:line="240" w:lineRule="auto"/>
+        <w:rPr>
+          <w:rFonts w:ascii="Times New Roman" w:eastAsia="Times New Roman" w:hAnsi="Times New Roman" w:cs="Times New Roman"/>
+          <w:sz w:val="24"/>
+          <w:szCs w:val="24"/>
+          <w:lang w:val="en-US" w:eastAsia="fr-FR"/>
+        </w:rPr>
+      </w:pPr>
+      <w:r>
+        <w:rPr>
+          <w:rFonts w:ascii="Times New Roman" w:eastAsia="Times New Roman" w:hAnsi="Times New Roman" w:cs="Times New Roman"/>
+          <w:sz w:val="24"/>
+          <w:szCs w:val="24"/>
+          <w:lang w:val="en-US" w:eastAsia="fr-FR"/>
+        </w:rPr>
+        <w:t xml:space="preserve">RSRP (Reference Signal Received Power) </w:t>
+      </w:r>
+    </w:p>
+    <w:p>
+      <w:pPr>
+        <w:numPr>
+          <w:ilvl w:val="0"/>
+          <w:numId w:val="4"/>
+        </w:numPr>
+        <w:spacing w:before="100" w:beforeAutospacing="1" w:after="100" w:afterAutospacing="1" w:line="240" w:lineRule="auto"/>
+        <w:rPr>
+          <w:rFonts w:ascii="Times New Roman" w:eastAsia="Times New Roman" w:hAnsi="Times New Roman" w:cs="Times New Roman"/>
+          <w:sz w:val="24"/>
+          <w:szCs w:val="24"/>
+          <w:lang w:val="en-US" w:eastAsia="fr-FR"/>
+        </w:rPr>
+      </w:pPr>
+      <w:r>
+        <w:rPr>
+          <w:rFonts w:ascii="Times New Roman" w:eastAsia="Times New Roman" w:hAnsi="Times New Roman" w:cs="Times New Roman"/>
+          <w:sz w:val="24"/>
+          <w:szCs w:val="24"/>
+          <w:lang w:val="en-US" w:eastAsia="fr-FR"/>
+        </w:rPr>
+        <w:t xml:space="preserve">RSRQ (Reference Signal Received Quality) </w:t>
+      </w:r>
+    </w:p>
+    <w:p>
+      <w:pPr>
+        <w:numPr>
+          <w:ilvl w:val="0"/>
+          <w:numId w:val="4"/>
+        </w:numPr>
+        <w:spacing w:before="100" w:beforeAutospacing="1" w:after="100" w:afterAutospacing="1" w:line="240" w:lineRule="auto"/>
+        <w:rPr>
+          <w:rFonts w:ascii="Times New Roman" w:eastAsia="Times New Roman" w:hAnsi="Times New Roman" w:cs="Times New Roman"/>
+          <w:sz w:val="24"/>
+          <w:szCs w:val="24"/>
+          <w:lang w:val="en-US" w:eastAsia="fr-FR"/>
+        </w:rPr>
+      </w:pPr>
+      <w:r>
+        <w:rPr>
+          <w:rFonts w:ascii="Times New Roman" w:eastAsia="Times New Roman" w:hAnsi="Times New Roman" w:cs="Times New Roman"/>
+          <w:sz w:val="24"/>
+          <w:szCs w:val="24"/>
+          <w:lang w:val="en-US" w:eastAsia="fr-FR"/>
+        </w:rPr>
+        <w:t xml:space="preserve">RSSI (Received Signal Strength Indicator) </w:t>
+      </w:r>
+    </w:p>
+    <w:p>
+      <w:pPr>
+        <w:numPr>
+          <w:ilvl w:val="0"/>
+          <w:numId w:val="4"/>
+        </w:numPr>
+        <w:spacing w:before="100" w:beforeAutospacing="1" w:after="100" w:afterAutospacing="1" w:line="240" w:lineRule="auto"/>
+        <w:rPr>
+          <w:rFonts w:ascii="Times New Roman" w:eastAsia="Times New Roman" w:hAnsi="Times New Roman" w:cs="Times New Roman"/>
+          <w:sz w:val="24"/>
+          <w:szCs w:val="24"/>
+          <w:lang w:eastAsia="fr-FR"/>
+        </w:rPr>
+      </w:pPr>
+      <w:r>
+        <w:rPr>
+          <w:rFonts w:ascii="Times New Roman" w:eastAsia="Times New Roman" w:hAnsi="Times New Roman" w:cs="Times New Roman"/>
+          <w:sz w:val="24"/>
+          <w:szCs w:val="24"/>
+          <w:lang w:eastAsia="fr-FR"/>
+        </w:rPr>
+        <w:t>SINR (Signal-to-</w:t>
+      </w:r>
+      <w:proofErr w:type="spellStart"/>
+      <w:r>
+        <w:rPr>
+          <w:rFonts w:ascii="Times New Roman" w:eastAsia="Times New Roman" w:hAnsi="Times New Roman" w:cs="Times New Roman"/>
+          <w:sz w:val="24"/>
+          <w:szCs w:val="24"/>
+          <w:lang w:eastAsia="fr-FR"/>
+        </w:rPr>
+        <w:t>Interference</w:t>
+      </w:r>
+      <w:proofErr w:type="spellEnd"/>
+      <w:r>
+        <w:rPr>
+          <w:rFonts w:ascii="Times New Roman" w:eastAsia="Times New Roman" w:hAnsi="Times New Roman" w:cs="Times New Roman"/>
+          <w:sz w:val="24"/>
+          <w:szCs w:val="24"/>
+          <w:lang w:eastAsia="fr-FR"/>
+        </w:rPr>
+        <w:t xml:space="preserve">-plus-Noise Ratio) </w:t>
+      </w:r>
+    </w:p>
+    <w:p>
+      <w:pPr>
+        <w:numPr>
+          <w:ilvl w:val="0"/>
+          <w:numId w:val="4"/>
+        </w:numPr>
+        <w:spacing w:before="100" w:beforeAutospacing="1" w:after="100" w:afterAutospacing="1" w:line="240" w:lineRule="auto"/>
+        <w:rPr>
+          <w:rFonts w:ascii="Times New Roman" w:eastAsia="Times New Roman" w:hAnsi="Times New Roman" w:cs="Times New Roman"/>
+          <w:sz w:val="24"/>
+          <w:szCs w:val="24"/>
+          <w:lang w:val="en-US" w:eastAsia="fr-FR"/>
+        </w:rPr>
+      </w:pPr>
+      <w:r>
+        <w:rPr>
+          <w:rFonts w:ascii="Times New Roman" w:eastAsia="Times New Roman" w:hAnsi="Times New Roman" w:cs="Times New Roman"/>
+          <w:sz w:val="24"/>
+          <w:szCs w:val="24"/>
+          <w:lang w:val="en-US" w:eastAsia="fr-FR"/>
+        </w:rPr>
+        <w:t xml:space="preserve">Network type (2G, 3G, 4G, 5G) </w:t>
+      </w:r>
+    </w:p>
+    <w:p>
+      <w:pPr>
+        <w:numPr>
+          <w:ilvl w:val="0"/>
+          <w:numId w:val="4"/>
+        </w:numPr>
+        <w:spacing w:before="100" w:beforeAutospacing="1" w:after="100" w:afterAutospacing="1" w:line="240" w:lineRule="auto"/>
+        <w:rPr>
+          <w:rFonts w:ascii="Times New Roman" w:eastAsia="Times New Roman" w:hAnsi="Times New Roman" w:cs="Times New Roman"/>
+          <w:sz w:val="24"/>
+          <w:szCs w:val="24"/>
+          <w:lang w:eastAsia="fr-FR"/>
+        </w:rPr>
+      </w:pPr>
+      <w:r>
+        <w:rPr>
+          <w:rFonts w:ascii="Times New Roman" w:eastAsia="Times New Roman" w:hAnsi="Times New Roman" w:cs="Times New Roman"/>
+          <w:sz w:val="24"/>
+          <w:szCs w:val="24"/>
+          <w:lang w:eastAsia="fr-FR"/>
+        </w:rPr>
+        <w:t xml:space="preserve">GPS </w:t>
+      </w:r>
+      <w:proofErr w:type="spellStart"/>
+      <w:r>
+        <w:rPr>
+          <w:rFonts w:ascii="Times New Roman" w:eastAsia="Times New Roman" w:hAnsi="Times New Roman" w:cs="Times New Roman"/>
+          <w:sz w:val="24"/>
+          <w:szCs w:val="24"/>
+          <w:lang w:eastAsia="fr-FR"/>
+        </w:rPr>
+        <w:t>coordinates</w:t>
+      </w:r>
+      <w:proofErr w:type="spellEnd"/>
+      <w:r>
+        <w:rPr>
+          <w:rFonts w:ascii="Times New Roman" w:eastAsia="Times New Roman" w:hAnsi="Times New Roman" w:cs="Times New Roman"/>
+          <w:sz w:val="24"/>
+          <w:szCs w:val="24"/>
+          <w:lang w:eastAsia="fr-FR"/>
+        </w:rPr>
+        <w:t xml:space="preserve"> </w:t>
+      </w:r>
+    </w:p>
+    <w:p>
+      <w:pPr>
+        <w:numPr>
+          <w:ilvl w:val="0"/>
+          <w:numId w:val="4"/>
+        </w:numPr>
+        <w:spacing w:before="100" w:beforeAutospacing="1" w:after="100" w:afterAutospacing="1" w:line="240" w:lineRule="auto"/>
+        <w:rPr>
+          <w:rFonts w:ascii="Times New Roman" w:eastAsia="Times New Roman" w:hAnsi="Times New Roman" w:cs="Times New Roman"/>
+          <w:sz w:val="24"/>
+          <w:szCs w:val="24"/>
+          <w:lang w:eastAsia="fr-FR"/>
+        </w:rPr>
+      </w:pPr>
+      <w:r>
+        <w:rPr>
+          <w:rFonts w:ascii="Times New Roman" w:eastAsia="Times New Roman" w:hAnsi="Times New Roman" w:cs="Times New Roman"/>
+          <w:sz w:val="24"/>
+          <w:szCs w:val="24"/>
+          <w:lang w:eastAsia="fr-FR"/>
+        </w:rPr>
+        <w:t xml:space="preserve">Timestamp information </w:t>
+      </w:r>
+    </w:p>
+    <w:p>
+      <w:pPr>
+        <w:spacing w:before="100" w:beforeAutospacing="1" w:after="100" w:afterAutospacing="1" w:line="240" w:lineRule="auto"/>
+        <w:rPr>
+          <w:rFonts w:ascii="Times New Roman" w:eastAsia="Times New Roman" w:hAnsi="Times New Roman" w:cs="Times New Roman"/>
+          <w:sz w:val="24"/>
+          <w:szCs w:val="24"/>
+          <w:lang w:val="en-US" w:eastAsia="fr-FR"/>
+        </w:rPr>
+      </w:pPr>
+      <w:r>
+        <w:rPr>
+          <w:rFonts w:ascii="Times New Roman" w:eastAsia="Times New Roman" w:hAnsi="Times New Roman" w:cs="Times New Roman"/>
+          <w:sz w:val="24"/>
+          <w:szCs w:val="24"/>
+          <w:lang w:val="en-US" w:eastAsia="fr-FR"/>
+        </w:rPr>
+        <w:t xml:space="preserve">The application operates in the background using Android foreground services and </w:t>
+      </w:r>
+      <w:proofErr w:type="spellStart"/>
+      <w:r>
+        <w:rPr>
+          <w:rFonts w:ascii="Times New Roman" w:eastAsia="Times New Roman" w:hAnsi="Times New Roman" w:cs="Times New Roman"/>
+          <w:sz w:val="24"/>
+          <w:szCs w:val="24"/>
+          <w:lang w:val="en-US" w:eastAsia="fr-FR"/>
+        </w:rPr>
+        <w:t>WorkManager</w:t>
+      </w:r>
+      <w:proofErr w:type="spellEnd"/>
+      <w:r>
+        <w:rPr>
+          <w:rFonts w:ascii="Times New Roman" w:eastAsia="Times New Roman" w:hAnsi="Times New Roman" w:cs="Times New Roman"/>
+          <w:sz w:val="24"/>
+          <w:szCs w:val="24"/>
+          <w:lang w:val="en-US" w:eastAsia="fr-FR"/>
+        </w:rPr>
+        <w:t xml:space="preserve"> scheduling mechanisms. Measurements are collected periodically with optimized intervals to reduce battery consumption and avoid excessive resource usage.</w:t>
+      </w:r>
+    </w:p>
+    <w:p>
+      <w:pPr>
+        <w:spacing w:before="100" w:beforeAutospacing="1" w:after="100" w:afterAutospacing="1" w:line="240" w:lineRule="auto"/>
+        <w:rPr>
+          <w:rFonts w:ascii="Times New Roman" w:eastAsia="Times New Roman" w:hAnsi="Times New Roman" w:cs="Times New Roman"/>
+          <w:sz w:val="24"/>
+          <w:szCs w:val="24"/>
+          <w:lang w:val="en-US" w:eastAsia="fr-FR"/>
+        </w:rPr>
+      </w:pPr>
+      <w:r>
+        <w:rPr>
+          <w:rFonts w:ascii="Times New Roman" w:eastAsia="Times New Roman" w:hAnsi="Times New Roman" w:cs="Times New Roman"/>
+          <w:sz w:val="24"/>
+          <w:szCs w:val="24"/>
+          <w:lang w:val="en-US" w:eastAsia="fr-FR"/>
+        </w:rPr>
+        <w:t xml:space="preserve">A major architectural feature of the client layer is its offline-first capability. Measurements are stored locally in </w:t>
+      </w:r>
+      <w:proofErr w:type="gramStart"/>
+      <w:r>
+        <w:rPr>
+          <w:rFonts w:ascii="Times New Roman" w:eastAsia="Times New Roman" w:hAnsi="Times New Roman" w:cs="Times New Roman"/>
+          <w:sz w:val="24"/>
+          <w:szCs w:val="24"/>
+          <w:lang w:val="en-US" w:eastAsia="fr-FR"/>
+        </w:rPr>
+        <w:t>a</w:t>
+      </w:r>
+      <w:proofErr w:type="gramEnd"/>
+      <w:r>
+        <w:rPr>
+          <w:rFonts w:ascii="Times New Roman" w:eastAsia="Times New Roman" w:hAnsi="Times New Roman" w:cs="Times New Roman"/>
+          <w:sz w:val="24"/>
+          <w:szCs w:val="24"/>
+          <w:lang w:val="en-US" w:eastAsia="fr-FR"/>
+        </w:rPr>
+        <w:t xml:space="preserve"> SQLite database whenever internet connectivity is unavailable. This ensures that data collection continues seamlessly even in remote or low-connectivity areas. Once connectivity becomes available, synchronization services automatically upload unsynchronized data to the backend server.</w:t>
+      </w:r>
+    </w:p>
+    <w:p>
+      <w:pPr>
+        <w:spacing w:before="100" w:beforeAutospacing="1" w:after="100" w:afterAutospacing="1" w:line="240" w:lineRule="auto"/>
+        <w:rPr>
+          <w:rFonts w:ascii="Times New Roman" w:eastAsia="Times New Roman" w:hAnsi="Times New Roman" w:cs="Times New Roman"/>
+          <w:sz w:val="24"/>
+          <w:szCs w:val="24"/>
+          <w:lang w:val="en-US" w:eastAsia="fr-FR"/>
+        </w:rPr>
+      </w:pPr>
+      <w:r>
+        <w:rPr>
+          <w:rFonts w:ascii="Times New Roman" w:eastAsia="Times New Roman" w:hAnsi="Times New Roman" w:cs="Times New Roman"/>
+          <w:sz w:val="24"/>
+          <w:szCs w:val="24"/>
+          <w:lang w:val="en-US" w:eastAsia="fr-FR"/>
+        </w:rPr>
+        <w:t>The mobile application also provides users with the ability to:</w:t>
+      </w:r>
+    </w:p>
+    <w:p>
+      <w:pPr>
+        <w:numPr>
+          <w:ilvl w:val="0"/>
+          <w:numId w:val="5"/>
+        </w:numPr>
+        <w:spacing w:before="100" w:beforeAutospacing="1" w:after="100" w:afterAutospacing="1" w:line="240" w:lineRule="auto"/>
+        <w:rPr>
+          <w:rFonts w:ascii="Times New Roman" w:eastAsia="Times New Roman" w:hAnsi="Times New Roman" w:cs="Times New Roman"/>
+          <w:sz w:val="24"/>
+          <w:szCs w:val="24"/>
+          <w:lang w:eastAsia="fr-FR"/>
+        </w:rPr>
+      </w:pPr>
+      <w:proofErr w:type="spellStart"/>
+      <w:r>
+        <w:rPr>
+          <w:rFonts w:ascii="Times New Roman" w:eastAsia="Times New Roman" w:hAnsi="Times New Roman" w:cs="Times New Roman"/>
+          <w:sz w:val="24"/>
+          <w:szCs w:val="24"/>
+          <w:lang w:eastAsia="fr-FR"/>
+        </w:rPr>
+        <w:t>View</w:t>
+      </w:r>
+      <w:proofErr w:type="spellEnd"/>
+      <w:r>
+        <w:rPr>
+          <w:rFonts w:ascii="Times New Roman" w:eastAsia="Times New Roman" w:hAnsi="Times New Roman" w:cs="Times New Roman"/>
+          <w:sz w:val="24"/>
+          <w:szCs w:val="24"/>
+          <w:lang w:eastAsia="fr-FR"/>
+        </w:rPr>
+        <w:t xml:space="preserve"> signal </w:t>
+      </w:r>
+      <w:proofErr w:type="spellStart"/>
+      <w:r>
+        <w:rPr>
+          <w:rFonts w:ascii="Times New Roman" w:eastAsia="Times New Roman" w:hAnsi="Times New Roman" w:cs="Times New Roman"/>
+          <w:sz w:val="24"/>
+          <w:szCs w:val="24"/>
+          <w:lang w:eastAsia="fr-FR"/>
+        </w:rPr>
+        <w:t>strength</w:t>
+      </w:r>
+      <w:proofErr w:type="spellEnd"/>
+      <w:r>
+        <w:rPr>
+          <w:rFonts w:ascii="Times New Roman" w:eastAsia="Times New Roman" w:hAnsi="Times New Roman" w:cs="Times New Roman"/>
+          <w:sz w:val="24"/>
+          <w:szCs w:val="24"/>
+          <w:lang w:eastAsia="fr-FR"/>
+        </w:rPr>
+        <w:t xml:space="preserve"> information </w:t>
+      </w:r>
+    </w:p>
+    <w:p>
+      <w:pPr>
+        <w:numPr>
+          <w:ilvl w:val="0"/>
+          <w:numId w:val="5"/>
+        </w:numPr>
+        <w:spacing w:before="100" w:beforeAutospacing="1" w:after="100" w:afterAutospacing="1" w:line="240" w:lineRule="auto"/>
+        <w:rPr>
+          <w:rFonts w:ascii="Times New Roman" w:eastAsia="Times New Roman" w:hAnsi="Times New Roman" w:cs="Times New Roman"/>
+          <w:sz w:val="24"/>
+          <w:szCs w:val="24"/>
+          <w:lang w:eastAsia="fr-FR"/>
+        </w:rPr>
+      </w:pPr>
+      <w:proofErr w:type="spellStart"/>
+      <w:r>
+        <w:rPr>
+          <w:rFonts w:ascii="Times New Roman" w:eastAsia="Times New Roman" w:hAnsi="Times New Roman" w:cs="Times New Roman"/>
+          <w:sz w:val="24"/>
+          <w:szCs w:val="24"/>
+          <w:lang w:eastAsia="fr-FR"/>
+        </w:rPr>
+        <w:t>View</w:t>
+      </w:r>
+      <w:proofErr w:type="spellEnd"/>
+      <w:r>
+        <w:rPr>
+          <w:rFonts w:ascii="Times New Roman" w:eastAsia="Times New Roman" w:hAnsi="Times New Roman" w:cs="Times New Roman"/>
+          <w:sz w:val="24"/>
+          <w:szCs w:val="24"/>
+          <w:lang w:eastAsia="fr-FR"/>
+        </w:rPr>
+        <w:t xml:space="preserve"> </w:t>
+      </w:r>
+      <w:proofErr w:type="spellStart"/>
+      <w:r>
+        <w:rPr>
+          <w:rFonts w:ascii="Times New Roman" w:eastAsia="Times New Roman" w:hAnsi="Times New Roman" w:cs="Times New Roman"/>
+          <w:sz w:val="24"/>
+          <w:szCs w:val="24"/>
+          <w:lang w:eastAsia="fr-FR"/>
+        </w:rPr>
+        <w:t>coverage</w:t>
+      </w:r>
+      <w:proofErr w:type="spellEnd"/>
+      <w:r>
+        <w:rPr>
+          <w:rFonts w:ascii="Times New Roman" w:eastAsia="Times New Roman" w:hAnsi="Times New Roman" w:cs="Times New Roman"/>
+          <w:sz w:val="24"/>
+          <w:szCs w:val="24"/>
+          <w:lang w:eastAsia="fr-FR"/>
+        </w:rPr>
+        <w:t xml:space="preserve"> </w:t>
+      </w:r>
+      <w:proofErr w:type="spellStart"/>
+      <w:r>
+        <w:rPr>
+          <w:rFonts w:ascii="Times New Roman" w:eastAsia="Times New Roman" w:hAnsi="Times New Roman" w:cs="Times New Roman"/>
+          <w:sz w:val="24"/>
+          <w:szCs w:val="24"/>
+          <w:lang w:eastAsia="fr-FR"/>
+        </w:rPr>
+        <w:t>heatmaps</w:t>
+      </w:r>
+      <w:proofErr w:type="spellEnd"/>
+      <w:r>
+        <w:rPr>
+          <w:rFonts w:ascii="Times New Roman" w:eastAsia="Times New Roman" w:hAnsi="Times New Roman" w:cs="Times New Roman"/>
+          <w:sz w:val="24"/>
+          <w:szCs w:val="24"/>
+          <w:lang w:eastAsia="fr-FR"/>
+        </w:rPr>
+        <w:t xml:space="preserve"> </w:t>
+      </w:r>
+    </w:p>
+    <w:p>
+      <w:pPr>
+        <w:numPr>
+          <w:ilvl w:val="0"/>
+          <w:numId w:val="5"/>
+        </w:numPr>
+        <w:spacing w:before="100" w:beforeAutospacing="1" w:after="100" w:afterAutospacing="1" w:line="240" w:lineRule="auto"/>
+        <w:rPr>
+          <w:rFonts w:ascii="Times New Roman" w:eastAsia="Times New Roman" w:hAnsi="Times New Roman" w:cs="Times New Roman"/>
+          <w:sz w:val="24"/>
+          <w:szCs w:val="24"/>
+          <w:lang w:eastAsia="fr-FR"/>
+        </w:rPr>
+      </w:pPr>
+      <w:proofErr w:type="spellStart"/>
+      <w:r>
+        <w:rPr>
+          <w:rFonts w:ascii="Times New Roman" w:eastAsia="Times New Roman" w:hAnsi="Times New Roman" w:cs="Times New Roman"/>
+          <w:sz w:val="24"/>
+          <w:szCs w:val="24"/>
+          <w:lang w:eastAsia="fr-FR"/>
+        </w:rPr>
+        <w:t>Submit</w:t>
+      </w:r>
+      <w:proofErr w:type="spellEnd"/>
+      <w:r>
+        <w:rPr>
+          <w:rFonts w:ascii="Times New Roman" w:eastAsia="Times New Roman" w:hAnsi="Times New Roman" w:cs="Times New Roman"/>
+          <w:sz w:val="24"/>
+          <w:szCs w:val="24"/>
+          <w:lang w:eastAsia="fr-FR"/>
+        </w:rPr>
+        <w:t xml:space="preserve"> </w:t>
+      </w:r>
+      <w:proofErr w:type="spellStart"/>
+      <w:r>
+        <w:rPr>
+          <w:rFonts w:ascii="Times New Roman" w:eastAsia="Times New Roman" w:hAnsi="Times New Roman" w:cs="Times New Roman"/>
+          <w:sz w:val="24"/>
+          <w:szCs w:val="24"/>
+          <w:lang w:eastAsia="fr-FR"/>
+        </w:rPr>
+        <w:t>poor</w:t>
+      </w:r>
+      <w:proofErr w:type="spellEnd"/>
+      <w:r>
+        <w:rPr>
+          <w:rFonts w:ascii="Times New Roman" w:eastAsia="Times New Roman" w:hAnsi="Times New Roman" w:cs="Times New Roman"/>
+          <w:sz w:val="24"/>
+          <w:szCs w:val="24"/>
+          <w:lang w:eastAsia="fr-FR"/>
+        </w:rPr>
+        <w:t xml:space="preserve"> network reports </w:t>
+      </w:r>
+    </w:p>
+    <w:p>
+      <w:pPr>
+        <w:numPr>
+          <w:ilvl w:val="0"/>
+          <w:numId w:val="5"/>
+        </w:numPr>
+        <w:spacing w:before="100" w:beforeAutospacing="1" w:after="100" w:afterAutospacing="1" w:line="240" w:lineRule="auto"/>
+        <w:rPr>
+          <w:rFonts w:ascii="Times New Roman" w:eastAsia="Times New Roman" w:hAnsi="Times New Roman" w:cs="Times New Roman"/>
+          <w:sz w:val="24"/>
+          <w:szCs w:val="24"/>
+          <w:lang w:eastAsia="fr-FR"/>
+        </w:rPr>
+      </w:pPr>
+      <w:r>
+        <w:rPr>
+          <w:rFonts w:ascii="Times New Roman" w:eastAsia="Times New Roman" w:hAnsi="Times New Roman" w:cs="Times New Roman"/>
+          <w:sz w:val="24"/>
+          <w:szCs w:val="24"/>
+          <w:lang w:eastAsia="fr-FR"/>
+        </w:rPr>
+        <w:t xml:space="preserve">Track </w:t>
+      </w:r>
+      <w:proofErr w:type="spellStart"/>
+      <w:r>
+        <w:rPr>
+          <w:rFonts w:ascii="Times New Roman" w:eastAsia="Times New Roman" w:hAnsi="Times New Roman" w:cs="Times New Roman"/>
+          <w:sz w:val="24"/>
+          <w:szCs w:val="24"/>
+          <w:lang w:eastAsia="fr-FR"/>
+        </w:rPr>
+        <w:t>personal</w:t>
+      </w:r>
+      <w:proofErr w:type="spellEnd"/>
+      <w:r>
+        <w:rPr>
+          <w:rFonts w:ascii="Times New Roman" w:eastAsia="Times New Roman" w:hAnsi="Times New Roman" w:cs="Times New Roman"/>
+          <w:sz w:val="24"/>
+          <w:szCs w:val="24"/>
+          <w:lang w:eastAsia="fr-FR"/>
+        </w:rPr>
+        <w:t xml:space="preserve"> </w:t>
+      </w:r>
+      <w:proofErr w:type="spellStart"/>
+      <w:r>
+        <w:rPr>
+          <w:rFonts w:ascii="Times New Roman" w:eastAsia="Times New Roman" w:hAnsi="Times New Roman" w:cs="Times New Roman"/>
+          <w:sz w:val="24"/>
+          <w:szCs w:val="24"/>
+          <w:lang w:eastAsia="fr-FR"/>
+        </w:rPr>
+        <w:t>measurement</w:t>
+      </w:r>
+      <w:proofErr w:type="spellEnd"/>
+      <w:r>
+        <w:rPr>
+          <w:rFonts w:ascii="Times New Roman" w:eastAsia="Times New Roman" w:hAnsi="Times New Roman" w:cs="Times New Roman"/>
+          <w:sz w:val="24"/>
+          <w:szCs w:val="24"/>
+          <w:lang w:eastAsia="fr-FR"/>
+        </w:rPr>
+        <w:t xml:space="preserve"> </w:t>
+      </w:r>
+      <w:proofErr w:type="spellStart"/>
+      <w:r>
+        <w:rPr>
+          <w:rFonts w:ascii="Times New Roman" w:eastAsia="Times New Roman" w:hAnsi="Times New Roman" w:cs="Times New Roman"/>
+          <w:sz w:val="24"/>
+          <w:szCs w:val="24"/>
+          <w:lang w:eastAsia="fr-FR"/>
+        </w:rPr>
+        <w:t>history</w:t>
+      </w:r>
+      <w:proofErr w:type="spellEnd"/>
+      <w:r>
+        <w:rPr>
+          <w:rFonts w:ascii="Times New Roman" w:eastAsia="Times New Roman" w:hAnsi="Times New Roman" w:cs="Times New Roman"/>
+          <w:sz w:val="24"/>
+          <w:szCs w:val="24"/>
+          <w:lang w:eastAsia="fr-FR"/>
+        </w:rPr>
+        <w:t xml:space="preserve"> </w:t>
+      </w:r>
+    </w:p>
+    <w:p>
+      <w:pPr>
+        <w:numPr>
+          <w:ilvl w:val="0"/>
+          <w:numId w:val="5"/>
+        </w:numPr>
+        <w:spacing w:before="100" w:beforeAutospacing="1" w:after="100" w:afterAutospacing="1" w:line="240" w:lineRule="auto"/>
+        <w:rPr>
+          <w:rFonts w:ascii="Times New Roman" w:eastAsia="Times New Roman" w:hAnsi="Times New Roman" w:cs="Times New Roman"/>
+          <w:sz w:val="24"/>
+          <w:szCs w:val="24"/>
+          <w:lang w:eastAsia="fr-FR"/>
+        </w:rPr>
+      </w:pPr>
+      <w:proofErr w:type="spellStart"/>
+      <w:r>
+        <w:rPr>
+          <w:rFonts w:ascii="Times New Roman" w:eastAsia="Times New Roman" w:hAnsi="Times New Roman" w:cs="Times New Roman"/>
+          <w:sz w:val="24"/>
+          <w:szCs w:val="24"/>
+          <w:lang w:eastAsia="fr-FR"/>
+        </w:rPr>
+        <w:t>Synchronize</w:t>
+      </w:r>
+      <w:proofErr w:type="spellEnd"/>
+      <w:r>
+        <w:rPr>
+          <w:rFonts w:ascii="Times New Roman" w:eastAsia="Times New Roman" w:hAnsi="Times New Roman" w:cs="Times New Roman"/>
+          <w:sz w:val="24"/>
+          <w:szCs w:val="24"/>
+          <w:lang w:eastAsia="fr-FR"/>
+        </w:rPr>
+        <w:t xml:space="preserve"> user </w:t>
+      </w:r>
+      <w:proofErr w:type="spellStart"/>
+      <w:r>
+        <w:rPr>
+          <w:rFonts w:ascii="Times New Roman" w:eastAsia="Times New Roman" w:hAnsi="Times New Roman" w:cs="Times New Roman"/>
+          <w:sz w:val="24"/>
+          <w:szCs w:val="24"/>
+          <w:lang w:eastAsia="fr-FR"/>
+        </w:rPr>
+        <w:t>accounts</w:t>
+      </w:r>
+      <w:proofErr w:type="spellEnd"/>
+      <w:r>
+        <w:rPr>
+          <w:rFonts w:ascii="Times New Roman" w:eastAsia="Times New Roman" w:hAnsi="Times New Roman" w:cs="Times New Roman"/>
+          <w:sz w:val="24"/>
+          <w:szCs w:val="24"/>
+          <w:lang w:eastAsia="fr-FR"/>
+        </w:rPr>
+        <w:t xml:space="preserve"> </w:t>
+      </w:r>
+      <w:proofErr w:type="spellStart"/>
+      <w:r>
+        <w:rPr>
+          <w:rFonts w:ascii="Times New Roman" w:eastAsia="Times New Roman" w:hAnsi="Times New Roman" w:cs="Times New Roman"/>
+          <w:sz w:val="24"/>
+          <w:szCs w:val="24"/>
+          <w:lang w:eastAsia="fr-FR"/>
+        </w:rPr>
+        <w:t>across</w:t>
+      </w:r>
+      <w:proofErr w:type="spellEnd"/>
+      <w:r>
+        <w:rPr>
+          <w:rFonts w:ascii="Times New Roman" w:eastAsia="Times New Roman" w:hAnsi="Times New Roman" w:cs="Times New Roman"/>
+          <w:sz w:val="24"/>
+          <w:szCs w:val="24"/>
+          <w:lang w:eastAsia="fr-FR"/>
+        </w:rPr>
+        <w:t xml:space="preserve"> </w:t>
+      </w:r>
+      <w:proofErr w:type="spellStart"/>
+      <w:r>
+        <w:rPr>
+          <w:rFonts w:ascii="Times New Roman" w:eastAsia="Times New Roman" w:hAnsi="Times New Roman" w:cs="Times New Roman"/>
+          <w:sz w:val="24"/>
+          <w:szCs w:val="24"/>
+          <w:lang w:eastAsia="fr-FR"/>
+        </w:rPr>
+        <w:t>devices</w:t>
+      </w:r>
+      <w:proofErr w:type="spellEnd"/>
+      <w:r>
+        <w:rPr>
+          <w:rFonts w:ascii="Times New Roman" w:eastAsia="Times New Roman" w:hAnsi="Times New Roman" w:cs="Times New Roman"/>
+          <w:sz w:val="24"/>
+          <w:szCs w:val="24"/>
+          <w:lang w:eastAsia="fr-FR"/>
+        </w:rPr>
+        <w:t xml:space="preserve"> </w:t>
+      </w:r>
+    </w:p>
+    <w:p>
+      <w:pPr>
+        <w:spacing w:before="100" w:beforeAutospacing="1" w:after="100" w:afterAutospacing="1" w:line="240" w:lineRule="auto"/>
+        <w:rPr>
+          <w:rFonts w:ascii="Times New Roman" w:eastAsia="Times New Roman" w:hAnsi="Times New Roman" w:cs="Times New Roman"/>
+          <w:sz w:val="24"/>
+          <w:szCs w:val="24"/>
+          <w:lang w:val="en-US" w:eastAsia="fr-FR"/>
+        </w:rPr>
+      </w:pPr>
+      <w:r>
+        <w:rPr>
+          <w:rFonts w:ascii="Times New Roman" w:eastAsia="Times New Roman" w:hAnsi="Times New Roman" w:cs="Times New Roman"/>
+          <w:sz w:val="24"/>
+          <w:szCs w:val="24"/>
+          <w:lang w:val="en-US" w:eastAsia="fr-FR"/>
+        </w:rPr>
+        <w:t>The client layer therefore functions both as a monitoring tool and as a user interaction platform.</w:t>
+      </w:r>
+    </w:p>
+    <w:p>
+      <w:pPr>
+        <w:spacing w:after="0" w:line="240" w:lineRule="auto"/>
+        <w:rPr>
+          <w:rFonts w:ascii="Times New Roman" w:eastAsia="Times New Roman" w:hAnsi="Times New Roman" w:cs="Times New Roman"/>
+          <w:sz w:val="24"/>
+          <w:szCs w:val="24"/>
+          <w:lang w:eastAsia="fr-FR"/>
+        </w:rPr>
+      </w:pPr>
+      <w:r>
+        <w:rPr>
+          <w:rFonts w:ascii="Times New Roman" w:eastAsia="Times New Roman" w:hAnsi="Times New Roman" w:cs="Times New Roman"/>
+          <w:sz w:val="24"/>
+          <w:szCs w:val="24"/>
+          <w:lang w:eastAsia="fr-FR"/>
+        </w:rPr>
+        <w:pict w14:anchorId="0F01B4C7">
+          <v:rect id="_x0000_i1027" style="width:0;height:1.5pt" o:hralign="center" o:hrstd="t" o:hr="t" fillcolor="#a0a0a0" stroked="f"/>
+        </w:pict>
+      </w:r>
+    </w:p>
+    <w:p>
+      <w:pPr>
+        <w:spacing w:before="100" w:beforeAutospacing="1" w:after="100" w:afterAutospacing="1" w:line="240" w:lineRule="auto"/>
+        <w:outlineLvl w:val="1"/>
+        <w:rPr>
+          <w:rFonts w:ascii="Times New Roman" w:eastAsia="Times New Roman" w:hAnsi="Times New Roman" w:cs="Times New Roman"/>
+          <w:b/>
+          <w:bCs/>
+          <w:sz w:val="36"/>
+          <w:szCs w:val="36"/>
+          <w:lang w:val="en-US" w:eastAsia="fr-FR"/>
+        </w:rPr>
+      </w:pPr>
+      <w:r>
+        <w:rPr>
+          <w:rFonts w:ascii="Times New Roman" w:eastAsia="Times New Roman" w:hAnsi="Times New Roman" w:cs="Times New Roman"/>
+          <w:b/>
+          <w:bCs/>
+          <w:sz w:val="36"/>
+          <w:szCs w:val="36"/>
+          <w:lang w:val="en-US" w:eastAsia="fr-FR"/>
+        </w:rPr>
+        <w:t>2.2 Application Layer – Backend API Server</w:t>
+      </w:r>
+    </w:p>
+    <w:p>
+      <w:pPr>
+        <w:spacing w:before="100" w:beforeAutospacing="1" w:after="100" w:afterAutospacing="1" w:line="240" w:lineRule="auto"/>
+        <w:rPr>
+          <w:rFonts w:ascii="Times New Roman" w:eastAsia="Times New Roman" w:hAnsi="Times New Roman" w:cs="Times New Roman"/>
+          <w:sz w:val="24"/>
+          <w:szCs w:val="24"/>
+          <w:lang w:val="en-US" w:eastAsia="fr-FR"/>
+        </w:rPr>
+      </w:pPr>
+      <w:r>
+        <w:rPr>
+          <w:rFonts w:ascii="Times New Roman" w:eastAsia="Times New Roman" w:hAnsi="Times New Roman" w:cs="Times New Roman"/>
+          <w:sz w:val="24"/>
+          <w:szCs w:val="24"/>
+          <w:lang w:val="en-US" w:eastAsia="fr-FR"/>
+        </w:rPr>
+        <w:t>The application layer acts as the central processing unit of the entire system. It is implemented using Node.js or Go and exposes RESTful API endpoints that allow communication between the mobile application, the database, and the web dashboard.</w:t>
+      </w:r>
+    </w:p>
+    <w:p>
+      <w:pPr>
+        <w:spacing w:before="100" w:beforeAutospacing="1" w:after="100" w:afterAutospacing="1" w:line="240" w:lineRule="auto"/>
+        <w:rPr>
+          <w:rFonts w:ascii="Times New Roman" w:eastAsia="Times New Roman" w:hAnsi="Times New Roman" w:cs="Times New Roman"/>
+          <w:sz w:val="24"/>
+          <w:szCs w:val="24"/>
+          <w:lang w:val="en-US" w:eastAsia="fr-FR"/>
+        </w:rPr>
+      </w:pPr>
+      <w:r>
+        <w:rPr>
+          <w:rFonts w:ascii="Times New Roman" w:eastAsia="Times New Roman" w:hAnsi="Times New Roman" w:cs="Times New Roman"/>
+          <w:sz w:val="24"/>
+          <w:szCs w:val="24"/>
+          <w:lang w:val="en-US" w:eastAsia="fr-FR"/>
+        </w:rPr>
+        <w:lastRenderedPageBreak/>
+        <w:t>The backend server performs several critical responsibilities including:</w:t>
+      </w:r>
+    </w:p>
+    <w:p>
+      <w:pPr>
+        <w:spacing w:before="100" w:beforeAutospacing="1" w:after="100" w:afterAutospacing="1" w:line="240" w:lineRule="auto"/>
+        <w:outlineLvl w:val="2"/>
+        <w:rPr>
+          <w:rFonts w:ascii="Times New Roman" w:eastAsia="Times New Roman" w:hAnsi="Times New Roman" w:cs="Times New Roman"/>
+          <w:b/>
+          <w:bCs/>
+          <w:sz w:val="27"/>
+          <w:szCs w:val="27"/>
+          <w:lang w:val="en-US" w:eastAsia="fr-FR"/>
+        </w:rPr>
+      </w:pPr>
+      <w:r>
+        <w:rPr>
+          <w:rFonts w:ascii="Times New Roman" w:eastAsia="Times New Roman" w:hAnsi="Times New Roman" w:cs="Times New Roman"/>
+          <w:b/>
+          <w:bCs/>
+          <w:sz w:val="27"/>
+          <w:szCs w:val="27"/>
+          <w:lang w:val="en-US" w:eastAsia="fr-FR"/>
+        </w:rPr>
+        <w:t>Data Synchronization</w:t>
+      </w:r>
+    </w:p>
+    <w:p>
+      <w:pPr>
+        <w:spacing w:before="100" w:beforeAutospacing="1" w:after="100" w:afterAutospacing="1" w:line="240" w:lineRule="auto"/>
+        <w:rPr>
+          <w:rFonts w:ascii="Times New Roman" w:eastAsia="Times New Roman" w:hAnsi="Times New Roman" w:cs="Times New Roman"/>
+          <w:sz w:val="24"/>
+          <w:szCs w:val="24"/>
+          <w:lang w:val="en-US" w:eastAsia="fr-FR"/>
+        </w:rPr>
+      </w:pPr>
+      <w:r>
+        <w:rPr>
+          <w:rFonts w:ascii="Times New Roman" w:eastAsia="Times New Roman" w:hAnsi="Times New Roman" w:cs="Times New Roman"/>
+          <w:sz w:val="24"/>
+          <w:szCs w:val="24"/>
+          <w:lang w:val="en-US" w:eastAsia="fr-FR"/>
+        </w:rPr>
+        <w:t>The backend receives measurement records from mobile devices during synchronization processes. These uploads are transmitted securely over HTTPS using compressed JSON payloads to reduce bandwidth usage.</w:t>
+      </w:r>
+    </w:p>
+    <w:p>
+      <w:pPr>
+        <w:spacing w:before="100" w:beforeAutospacing="1" w:after="100" w:afterAutospacing="1" w:line="240" w:lineRule="auto"/>
+        <w:outlineLvl w:val="2"/>
+        <w:rPr>
+          <w:rFonts w:ascii="Times New Roman" w:eastAsia="Times New Roman" w:hAnsi="Times New Roman" w:cs="Times New Roman"/>
+          <w:b/>
+          <w:bCs/>
+          <w:sz w:val="27"/>
+          <w:szCs w:val="27"/>
+          <w:lang w:val="en-US" w:eastAsia="fr-FR"/>
+        </w:rPr>
+      </w:pPr>
+      <w:r>
+        <w:rPr>
+          <w:rFonts w:ascii="Times New Roman" w:eastAsia="Times New Roman" w:hAnsi="Times New Roman" w:cs="Times New Roman"/>
+          <w:b/>
+          <w:bCs/>
+          <w:sz w:val="27"/>
+          <w:szCs w:val="27"/>
+          <w:lang w:val="en-US" w:eastAsia="fr-FR"/>
+        </w:rPr>
+        <w:t>Data Validation and Cleaning</w:t>
+      </w:r>
+    </w:p>
+    <w:p>
+      <w:pPr>
+        <w:spacing w:before="100" w:beforeAutospacing="1" w:after="100" w:afterAutospacing="1" w:line="240" w:lineRule="auto"/>
+        <w:rPr>
+          <w:rFonts w:ascii="Times New Roman" w:eastAsia="Times New Roman" w:hAnsi="Times New Roman" w:cs="Times New Roman"/>
+          <w:sz w:val="24"/>
+          <w:szCs w:val="24"/>
+          <w:lang w:eastAsia="fr-FR"/>
+        </w:rPr>
+      </w:pPr>
+      <w:r>
+        <w:rPr>
+          <w:rFonts w:ascii="Times New Roman" w:eastAsia="Times New Roman" w:hAnsi="Times New Roman" w:cs="Times New Roman"/>
+          <w:sz w:val="24"/>
+          <w:szCs w:val="24"/>
+          <w:lang w:val="en-US" w:eastAsia="fr-FR"/>
+        </w:rPr>
+        <w:t xml:space="preserve">Before measurements are stored permanently, the backend validates all incoming data to ensure accuracy and consistency. </w:t>
+      </w:r>
+      <w:r>
+        <w:rPr>
+          <w:rFonts w:ascii="Times New Roman" w:eastAsia="Times New Roman" w:hAnsi="Times New Roman" w:cs="Times New Roman"/>
+          <w:sz w:val="24"/>
+          <w:szCs w:val="24"/>
+          <w:lang w:eastAsia="fr-FR"/>
+        </w:rPr>
+        <w:t xml:space="preserve">Validation </w:t>
+      </w:r>
+      <w:proofErr w:type="spellStart"/>
+      <w:r>
+        <w:rPr>
+          <w:rFonts w:ascii="Times New Roman" w:eastAsia="Times New Roman" w:hAnsi="Times New Roman" w:cs="Times New Roman"/>
+          <w:sz w:val="24"/>
+          <w:szCs w:val="24"/>
+          <w:lang w:eastAsia="fr-FR"/>
+        </w:rPr>
+        <w:t>mechanisms</w:t>
+      </w:r>
+      <w:proofErr w:type="spellEnd"/>
+      <w:r>
+        <w:rPr>
+          <w:rFonts w:ascii="Times New Roman" w:eastAsia="Times New Roman" w:hAnsi="Times New Roman" w:cs="Times New Roman"/>
+          <w:sz w:val="24"/>
+          <w:szCs w:val="24"/>
+          <w:lang w:eastAsia="fr-FR"/>
+        </w:rPr>
+        <w:t xml:space="preserve"> </w:t>
+      </w:r>
+      <w:proofErr w:type="spellStart"/>
+      <w:proofErr w:type="gramStart"/>
+      <w:r>
+        <w:rPr>
+          <w:rFonts w:ascii="Times New Roman" w:eastAsia="Times New Roman" w:hAnsi="Times New Roman" w:cs="Times New Roman"/>
+          <w:sz w:val="24"/>
+          <w:szCs w:val="24"/>
+          <w:lang w:eastAsia="fr-FR"/>
+        </w:rPr>
+        <w:t>include</w:t>
+      </w:r>
+      <w:proofErr w:type="spellEnd"/>
+      <w:r>
+        <w:rPr>
+          <w:rFonts w:ascii="Times New Roman" w:eastAsia="Times New Roman" w:hAnsi="Times New Roman" w:cs="Times New Roman"/>
+          <w:sz w:val="24"/>
+          <w:szCs w:val="24"/>
+          <w:lang w:eastAsia="fr-FR"/>
+        </w:rPr>
+        <w:t>:</w:t>
+      </w:r>
+      <w:proofErr w:type="gramEnd"/>
+    </w:p>
+    <w:p>
+      <w:pPr>
+        <w:numPr>
+          <w:ilvl w:val="0"/>
+          <w:numId w:val="6"/>
+        </w:numPr>
+        <w:spacing w:before="100" w:beforeAutospacing="1" w:after="100" w:afterAutospacing="1" w:line="240" w:lineRule="auto"/>
+        <w:rPr>
+          <w:rFonts w:ascii="Times New Roman" w:eastAsia="Times New Roman" w:hAnsi="Times New Roman" w:cs="Times New Roman"/>
+          <w:sz w:val="24"/>
+          <w:szCs w:val="24"/>
+          <w:lang w:eastAsia="fr-FR"/>
+        </w:rPr>
+      </w:pPr>
+      <w:r>
+        <w:rPr>
+          <w:rFonts w:ascii="Times New Roman" w:eastAsia="Times New Roman" w:hAnsi="Times New Roman" w:cs="Times New Roman"/>
+          <w:sz w:val="24"/>
+          <w:szCs w:val="24"/>
+          <w:lang w:eastAsia="fr-FR"/>
+        </w:rPr>
+        <w:t xml:space="preserve">Checking acceptable signal ranges </w:t>
+      </w:r>
+    </w:p>
+    <w:p>
+      <w:pPr>
+        <w:numPr>
+          <w:ilvl w:val="0"/>
+          <w:numId w:val="6"/>
+        </w:numPr>
+        <w:spacing w:before="100" w:beforeAutospacing="1" w:after="100" w:afterAutospacing="1" w:line="240" w:lineRule="auto"/>
+        <w:rPr>
+          <w:rFonts w:ascii="Times New Roman" w:eastAsia="Times New Roman" w:hAnsi="Times New Roman" w:cs="Times New Roman"/>
+          <w:sz w:val="24"/>
+          <w:szCs w:val="24"/>
+          <w:lang w:eastAsia="fr-FR"/>
+        </w:rPr>
+      </w:pPr>
+      <w:proofErr w:type="spellStart"/>
+      <w:r>
+        <w:rPr>
+          <w:rFonts w:ascii="Times New Roman" w:eastAsia="Times New Roman" w:hAnsi="Times New Roman" w:cs="Times New Roman"/>
+          <w:sz w:val="24"/>
+          <w:szCs w:val="24"/>
+          <w:lang w:eastAsia="fr-FR"/>
+        </w:rPr>
+        <w:t>Removing</w:t>
+      </w:r>
+      <w:proofErr w:type="spellEnd"/>
+      <w:r>
+        <w:rPr>
+          <w:rFonts w:ascii="Times New Roman" w:eastAsia="Times New Roman" w:hAnsi="Times New Roman" w:cs="Times New Roman"/>
+          <w:sz w:val="24"/>
+          <w:szCs w:val="24"/>
+          <w:lang w:eastAsia="fr-FR"/>
+        </w:rPr>
+        <w:t xml:space="preserve"> duplicate entries </w:t>
+      </w:r>
+    </w:p>
+    <w:p>
+      <w:pPr>
+        <w:numPr>
+          <w:ilvl w:val="0"/>
+          <w:numId w:val="6"/>
+        </w:numPr>
+        <w:spacing w:before="100" w:beforeAutospacing="1" w:after="100" w:afterAutospacing="1" w:line="240" w:lineRule="auto"/>
+        <w:rPr>
+          <w:rFonts w:ascii="Times New Roman" w:eastAsia="Times New Roman" w:hAnsi="Times New Roman" w:cs="Times New Roman"/>
+          <w:sz w:val="24"/>
+          <w:szCs w:val="24"/>
+          <w:lang w:eastAsia="fr-FR"/>
+        </w:rPr>
+      </w:pPr>
+      <w:proofErr w:type="spellStart"/>
+      <w:r>
+        <w:rPr>
+          <w:rFonts w:ascii="Times New Roman" w:eastAsia="Times New Roman" w:hAnsi="Times New Roman" w:cs="Times New Roman"/>
+          <w:sz w:val="24"/>
+          <w:szCs w:val="24"/>
+          <w:lang w:eastAsia="fr-FR"/>
+        </w:rPr>
+        <w:t>Correcting</w:t>
+      </w:r>
+      <w:proofErr w:type="spellEnd"/>
+      <w:r>
+        <w:rPr>
+          <w:rFonts w:ascii="Times New Roman" w:eastAsia="Times New Roman" w:hAnsi="Times New Roman" w:cs="Times New Roman"/>
+          <w:sz w:val="24"/>
+          <w:szCs w:val="24"/>
+          <w:lang w:eastAsia="fr-FR"/>
+        </w:rPr>
+        <w:t xml:space="preserve"> GPS drift anomalies </w:t>
+      </w:r>
+    </w:p>
+    <w:p>
+      <w:pPr>
+        <w:numPr>
+          <w:ilvl w:val="0"/>
+          <w:numId w:val="6"/>
+        </w:numPr>
+        <w:spacing w:before="100" w:beforeAutospacing="1" w:after="100" w:afterAutospacing="1" w:line="240" w:lineRule="auto"/>
+        <w:rPr>
+          <w:rFonts w:ascii="Times New Roman" w:eastAsia="Times New Roman" w:hAnsi="Times New Roman" w:cs="Times New Roman"/>
+          <w:sz w:val="24"/>
+          <w:szCs w:val="24"/>
+          <w:lang w:eastAsia="fr-FR"/>
+        </w:rPr>
+      </w:pPr>
+      <w:proofErr w:type="spellStart"/>
+      <w:r>
+        <w:rPr>
+          <w:rFonts w:ascii="Times New Roman" w:eastAsia="Times New Roman" w:hAnsi="Times New Roman" w:cs="Times New Roman"/>
+          <w:sz w:val="24"/>
+          <w:szCs w:val="24"/>
+          <w:lang w:eastAsia="fr-FR"/>
+        </w:rPr>
+        <w:t>Standardizing</w:t>
+      </w:r>
+      <w:proofErr w:type="spellEnd"/>
+      <w:r>
+        <w:rPr>
+          <w:rFonts w:ascii="Times New Roman" w:eastAsia="Times New Roman" w:hAnsi="Times New Roman" w:cs="Times New Roman"/>
+          <w:sz w:val="24"/>
+          <w:szCs w:val="24"/>
+          <w:lang w:eastAsia="fr-FR"/>
+        </w:rPr>
+        <w:t xml:space="preserve"> network labels </w:t>
+      </w:r>
+    </w:p>
+    <w:p>
+      <w:pPr>
+        <w:numPr>
+          <w:ilvl w:val="0"/>
+          <w:numId w:val="6"/>
+        </w:numPr>
+        <w:spacing w:before="100" w:beforeAutospacing="1" w:after="100" w:afterAutospacing="1" w:line="240" w:lineRule="auto"/>
+        <w:rPr>
+          <w:rFonts w:ascii="Times New Roman" w:eastAsia="Times New Roman" w:hAnsi="Times New Roman" w:cs="Times New Roman"/>
+          <w:sz w:val="24"/>
+          <w:szCs w:val="24"/>
+          <w:lang w:eastAsia="fr-FR"/>
+        </w:rPr>
+      </w:pPr>
+      <w:proofErr w:type="spellStart"/>
+      <w:r>
+        <w:rPr>
+          <w:rFonts w:ascii="Times New Roman" w:eastAsia="Times New Roman" w:hAnsi="Times New Roman" w:cs="Times New Roman"/>
+          <w:sz w:val="24"/>
+          <w:szCs w:val="24"/>
+          <w:lang w:eastAsia="fr-FR"/>
+        </w:rPr>
+        <w:t>Filtering</w:t>
+      </w:r>
+      <w:proofErr w:type="spellEnd"/>
+      <w:r>
+        <w:rPr>
+          <w:rFonts w:ascii="Times New Roman" w:eastAsia="Times New Roman" w:hAnsi="Times New Roman" w:cs="Times New Roman"/>
+          <w:sz w:val="24"/>
+          <w:szCs w:val="24"/>
+          <w:lang w:eastAsia="fr-FR"/>
+        </w:rPr>
+        <w:t xml:space="preserve"> </w:t>
+      </w:r>
+      <w:proofErr w:type="spellStart"/>
+      <w:r>
+        <w:rPr>
+          <w:rFonts w:ascii="Times New Roman" w:eastAsia="Times New Roman" w:hAnsi="Times New Roman" w:cs="Times New Roman"/>
+          <w:sz w:val="24"/>
+          <w:szCs w:val="24"/>
+          <w:lang w:eastAsia="fr-FR"/>
+        </w:rPr>
+        <w:t>corrupted</w:t>
+      </w:r>
+      <w:proofErr w:type="spellEnd"/>
+      <w:r>
+        <w:rPr>
+          <w:rFonts w:ascii="Times New Roman" w:eastAsia="Times New Roman" w:hAnsi="Times New Roman" w:cs="Times New Roman"/>
+          <w:sz w:val="24"/>
+          <w:szCs w:val="24"/>
+          <w:lang w:eastAsia="fr-FR"/>
+        </w:rPr>
+        <w:t xml:space="preserve"> records </w:t>
+      </w:r>
+    </w:p>
+    <w:p>
+      <w:pPr>
+        <w:spacing w:before="100" w:beforeAutospacing="1" w:after="100" w:afterAutospacing="1" w:line="240" w:lineRule="auto"/>
+        <w:rPr>
+          <w:rFonts w:ascii="Times New Roman" w:eastAsia="Times New Roman" w:hAnsi="Times New Roman" w:cs="Times New Roman"/>
+          <w:sz w:val="24"/>
+          <w:szCs w:val="24"/>
+          <w:lang w:val="en-US" w:eastAsia="fr-FR"/>
+        </w:rPr>
+      </w:pPr>
+      <w:r>
+        <w:rPr>
+          <w:rFonts w:ascii="Times New Roman" w:eastAsia="Times New Roman" w:hAnsi="Times New Roman" w:cs="Times New Roman"/>
+          <w:sz w:val="24"/>
+          <w:szCs w:val="24"/>
+          <w:lang w:val="en-US" w:eastAsia="fr-FR"/>
+        </w:rPr>
+        <w:t xml:space="preserve">This stage is essential because </w:t>
+      </w:r>
+      <w:proofErr w:type="spellStart"/>
+      <w:r>
+        <w:rPr>
+          <w:rFonts w:ascii="Times New Roman" w:eastAsia="Times New Roman" w:hAnsi="Times New Roman" w:cs="Times New Roman"/>
+          <w:sz w:val="24"/>
+          <w:szCs w:val="24"/>
+          <w:lang w:val="en-US" w:eastAsia="fr-FR"/>
+        </w:rPr>
+        <w:t>crowdsensed</w:t>
+      </w:r>
+      <w:proofErr w:type="spellEnd"/>
+      <w:r>
+        <w:rPr>
+          <w:rFonts w:ascii="Times New Roman" w:eastAsia="Times New Roman" w:hAnsi="Times New Roman" w:cs="Times New Roman"/>
+          <w:sz w:val="24"/>
+          <w:szCs w:val="24"/>
+          <w:lang w:val="en-US" w:eastAsia="fr-FR"/>
+        </w:rPr>
+        <w:t xml:space="preserve"> data may contain inconsistencies caused by device limitations, poor GPS accuracy, or malicious submissions.</w:t>
+      </w:r>
+    </w:p>
+    <w:p>
+      <w:pPr>
+        <w:spacing w:before="100" w:beforeAutospacing="1" w:after="100" w:afterAutospacing="1" w:line="240" w:lineRule="auto"/>
+        <w:outlineLvl w:val="2"/>
+        <w:rPr>
+          <w:rFonts w:ascii="Times New Roman" w:eastAsia="Times New Roman" w:hAnsi="Times New Roman" w:cs="Times New Roman"/>
+          <w:b/>
+          <w:bCs/>
+          <w:sz w:val="27"/>
+          <w:szCs w:val="27"/>
+          <w:lang w:val="en-US" w:eastAsia="fr-FR"/>
+        </w:rPr>
+      </w:pPr>
+      <w:r>
+        <w:rPr>
+          <w:rFonts w:ascii="Times New Roman" w:eastAsia="Times New Roman" w:hAnsi="Times New Roman" w:cs="Times New Roman"/>
+          <w:b/>
+          <w:bCs/>
+          <w:sz w:val="27"/>
+          <w:szCs w:val="27"/>
+          <w:lang w:val="en-US" w:eastAsia="fr-FR"/>
+        </w:rPr>
+        <w:t>Coverage Analytics Generation</w:t>
+      </w:r>
+    </w:p>
+    <w:p>
+      <w:pPr>
+        <w:spacing w:before="100" w:beforeAutospacing="1" w:after="100" w:afterAutospacing="1" w:line="240" w:lineRule="auto"/>
+        <w:rPr>
+          <w:rFonts w:ascii="Times New Roman" w:eastAsia="Times New Roman" w:hAnsi="Times New Roman" w:cs="Times New Roman"/>
+          <w:sz w:val="24"/>
+          <w:szCs w:val="24"/>
+          <w:lang w:val="en-US" w:eastAsia="fr-FR"/>
+        </w:rPr>
+      </w:pPr>
+      <w:r>
+        <w:rPr>
+          <w:rFonts w:ascii="Times New Roman" w:eastAsia="Times New Roman" w:hAnsi="Times New Roman" w:cs="Times New Roman"/>
+          <w:sz w:val="24"/>
+          <w:szCs w:val="24"/>
+          <w:lang w:val="en-US" w:eastAsia="fr-FR"/>
+        </w:rPr>
+        <w:t>The backend aggregates validated measurements into geographical grid cells and computes network quality metrics. Statistical operations such as median RSRP calculations are used to determine network quality classifications such as:</w:t>
+      </w:r>
+    </w:p>
+    <w:p>
+      <w:pPr>
+        <w:numPr>
+          <w:ilvl w:val="0"/>
+          <w:numId w:val="7"/>
+        </w:numPr>
+        <w:spacing w:before="100" w:beforeAutospacing="1" w:after="100" w:afterAutospacing="1" w:line="240" w:lineRule="auto"/>
+        <w:rPr>
+          <w:rFonts w:ascii="Times New Roman" w:eastAsia="Times New Roman" w:hAnsi="Times New Roman" w:cs="Times New Roman"/>
+          <w:sz w:val="24"/>
+          <w:szCs w:val="24"/>
+          <w:lang w:eastAsia="fr-FR"/>
+        </w:rPr>
+      </w:pPr>
+      <w:r>
+        <w:rPr>
+          <w:rFonts w:ascii="Times New Roman" w:eastAsia="Times New Roman" w:hAnsi="Times New Roman" w:cs="Times New Roman"/>
+          <w:sz w:val="24"/>
+          <w:szCs w:val="24"/>
+          <w:lang w:eastAsia="fr-FR"/>
+        </w:rPr>
+        <w:t xml:space="preserve">Excellent </w:t>
+      </w:r>
+    </w:p>
+    <w:p>
+      <w:pPr>
+        <w:numPr>
+          <w:ilvl w:val="0"/>
+          <w:numId w:val="7"/>
+        </w:numPr>
+        <w:spacing w:before="100" w:beforeAutospacing="1" w:after="100" w:afterAutospacing="1" w:line="240" w:lineRule="auto"/>
+        <w:rPr>
+          <w:rFonts w:ascii="Times New Roman" w:eastAsia="Times New Roman" w:hAnsi="Times New Roman" w:cs="Times New Roman"/>
+          <w:sz w:val="24"/>
+          <w:szCs w:val="24"/>
+          <w:lang w:eastAsia="fr-FR"/>
+        </w:rPr>
+      </w:pPr>
+      <w:r>
+        <w:rPr>
+          <w:rFonts w:ascii="Times New Roman" w:eastAsia="Times New Roman" w:hAnsi="Times New Roman" w:cs="Times New Roman"/>
+          <w:sz w:val="24"/>
+          <w:szCs w:val="24"/>
+          <w:lang w:eastAsia="fr-FR"/>
+        </w:rPr>
+        <w:t xml:space="preserve">Good </w:t>
+      </w:r>
+    </w:p>
+    <w:p>
+      <w:pPr>
+        <w:numPr>
+          <w:ilvl w:val="0"/>
+          <w:numId w:val="7"/>
+        </w:numPr>
+        <w:spacing w:before="100" w:beforeAutospacing="1" w:after="100" w:afterAutospacing="1" w:line="240" w:lineRule="auto"/>
+        <w:rPr>
+          <w:rFonts w:ascii="Times New Roman" w:eastAsia="Times New Roman" w:hAnsi="Times New Roman" w:cs="Times New Roman"/>
+          <w:sz w:val="24"/>
+          <w:szCs w:val="24"/>
+          <w:lang w:eastAsia="fr-FR"/>
+        </w:rPr>
+      </w:pPr>
+      <w:proofErr w:type="spellStart"/>
+      <w:r>
+        <w:rPr>
+          <w:rFonts w:ascii="Times New Roman" w:eastAsia="Times New Roman" w:hAnsi="Times New Roman" w:cs="Times New Roman"/>
+          <w:sz w:val="24"/>
+          <w:szCs w:val="24"/>
+          <w:lang w:eastAsia="fr-FR"/>
+        </w:rPr>
+        <w:t>Fair</w:t>
+      </w:r>
+      <w:proofErr w:type="spellEnd"/>
+      <w:r>
+        <w:rPr>
+          <w:rFonts w:ascii="Times New Roman" w:eastAsia="Times New Roman" w:hAnsi="Times New Roman" w:cs="Times New Roman"/>
+          <w:sz w:val="24"/>
+          <w:szCs w:val="24"/>
+          <w:lang w:eastAsia="fr-FR"/>
+        </w:rPr>
+        <w:t xml:space="preserve"> </w:t>
+      </w:r>
+    </w:p>
+    <w:p>
+      <w:pPr>
+        <w:numPr>
+          <w:ilvl w:val="0"/>
+          <w:numId w:val="7"/>
+        </w:numPr>
+        <w:spacing w:before="100" w:beforeAutospacing="1" w:after="100" w:afterAutospacing="1" w:line="240" w:lineRule="auto"/>
+        <w:rPr>
+          <w:rFonts w:ascii="Times New Roman" w:eastAsia="Times New Roman" w:hAnsi="Times New Roman" w:cs="Times New Roman"/>
+          <w:sz w:val="24"/>
+          <w:szCs w:val="24"/>
+          <w:lang w:eastAsia="fr-FR"/>
+        </w:rPr>
+      </w:pPr>
+      <w:r>
+        <w:rPr>
+          <w:rFonts w:ascii="Times New Roman" w:eastAsia="Times New Roman" w:hAnsi="Times New Roman" w:cs="Times New Roman"/>
+          <w:sz w:val="24"/>
+          <w:szCs w:val="24"/>
+          <w:lang w:eastAsia="fr-FR"/>
+        </w:rPr>
+        <w:t xml:space="preserve">Poor </w:t>
+      </w:r>
+    </w:p>
+    <w:p>
+      <w:pPr>
+        <w:spacing w:before="100" w:beforeAutospacing="1" w:after="100" w:afterAutospacing="1" w:line="240" w:lineRule="auto"/>
+        <w:rPr>
+          <w:rFonts w:ascii="Times New Roman" w:eastAsia="Times New Roman" w:hAnsi="Times New Roman" w:cs="Times New Roman"/>
+          <w:sz w:val="24"/>
+          <w:szCs w:val="24"/>
+          <w:lang w:val="en-US" w:eastAsia="fr-FR"/>
+        </w:rPr>
+      </w:pPr>
+      <w:r>
+        <w:rPr>
+          <w:rFonts w:ascii="Times New Roman" w:eastAsia="Times New Roman" w:hAnsi="Times New Roman" w:cs="Times New Roman"/>
+          <w:sz w:val="24"/>
+          <w:szCs w:val="24"/>
+          <w:lang w:val="en-US" w:eastAsia="fr-FR"/>
+        </w:rPr>
+        <w:t>The analytics engine also identifies coverage holes and areas experiencing persistent network degradation.</w:t>
+      </w:r>
+    </w:p>
+    <w:p>
+      <w:pPr>
+        <w:spacing w:before="100" w:beforeAutospacing="1" w:after="100" w:afterAutospacing="1" w:line="240" w:lineRule="auto"/>
+        <w:outlineLvl w:val="2"/>
+        <w:rPr>
+          <w:rFonts w:ascii="Times New Roman" w:eastAsia="Times New Roman" w:hAnsi="Times New Roman" w:cs="Times New Roman"/>
+          <w:b/>
+          <w:bCs/>
+          <w:sz w:val="27"/>
+          <w:szCs w:val="27"/>
+          <w:lang w:val="en-US" w:eastAsia="fr-FR"/>
+        </w:rPr>
+      </w:pPr>
+      <w:r>
+        <w:rPr>
+          <w:rFonts w:ascii="Times New Roman" w:eastAsia="Times New Roman" w:hAnsi="Times New Roman" w:cs="Times New Roman"/>
+          <w:b/>
+          <w:bCs/>
+          <w:sz w:val="27"/>
+          <w:szCs w:val="27"/>
+          <w:lang w:val="en-US" w:eastAsia="fr-FR"/>
+        </w:rPr>
+        <w:t>Report Management</w:t>
+      </w:r>
+    </w:p>
+    <w:p>
+      <w:pPr>
+        <w:spacing w:before="100" w:beforeAutospacing="1" w:after="100" w:afterAutospacing="1" w:line="240" w:lineRule="auto"/>
+        <w:rPr>
+          <w:rFonts w:ascii="Times New Roman" w:eastAsia="Times New Roman" w:hAnsi="Times New Roman" w:cs="Times New Roman"/>
+          <w:sz w:val="24"/>
+          <w:szCs w:val="24"/>
+          <w:lang w:val="en-US" w:eastAsia="fr-FR"/>
+        </w:rPr>
+      </w:pPr>
+      <w:r>
+        <w:rPr>
+          <w:rFonts w:ascii="Times New Roman" w:eastAsia="Times New Roman" w:hAnsi="Times New Roman" w:cs="Times New Roman"/>
+          <w:sz w:val="24"/>
+          <w:szCs w:val="24"/>
+          <w:lang w:val="en-US" w:eastAsia="fr-FR"/>
+        </w:rPr>
+        <w:t>The backend handles user-submitted reports regarding poor network quality. Reports are validated, scored for confidence, and flagged for suspicious activity or spam behavior before being stored.</w:t>
+      </w:r>
+    </w:p>
+    <w:p>
+      <w:pPr>
+        <w:spacing w:before="100" w:beforeAutospacing="1" w:after="100" w:afterAutospacing="1" w:line="240" w:lineRule="auto"/>
+        <w:outlineLvl w:val="2"/>
+        <w:rPr>
+          <w:rFonts w:ascii="Times New Roman" w:eastAsia="Times New Roman" w:hAnsi="Times New Roman" w:cs="Times New Roman"/>
+          <w:b/>
+          <w:bCs/>
+          <w:sz w:val="27"/>
+          <w:szCs w:val="27"/>
+          <w:lang w:val="en-US" w:eastAsia="fr-FR"/>
+        </w:rPr>
+      </w:pPr>
+      <w:r>
+        <w:rPr>
+          <w:rFonts w:ascii="Times New Roman" w:eastAsia="Times New Roman" w:hAnsi="Times New Roman" w:cs="Times New Roman"/>
+          <w:b/>
+          <w:bCs/>
+          <w:sz w:val="27"/>
+          <w:szCs w:val="27"/>
+          <w:lang w:val="en-US" w:eastAsia="fr-FR"/>
+        </w:rPr>
+        <w:t>Dashboard Services</w:t>
+      </w:r>
+    </w:p>
+    <w:p>
+      <w:pPr>
+        <w:spacing w:before="100" w:beforeAutospacing="1" w:after="100" w:afterAutospacing="1" w:line="240" w:lineRule="auto"/>
+        <w:rPr>
+          <w:rFonts w:ascii="Times New Roman" w:eastAsia="Times New Roman" w:hAnsi="Times New Roman" w:cs="Times New Roman"/>
+          <w:sz w:val="24"/>
+          <w:szCs w:val="24"/>
+          <w:lang w:val="en-US" w:eastAsia="fr-FR"/>
+        </w:rPr>
+      </w:pPr>
+      <w:r>
+        <w:rPr>
+          <w:rFonts w:ascii="Times New Roman" w:eastAsia="Times New Roman" w:hAnsi="Times New Roman" w:cs="Times New Roman"/>
+          <w:sz w:val="24"/>
+          <w:szCs w:val="24"/>
+          <w:lang w:val="en-US" w:eastAsia="fr-FR"/>
+        </w:rPr>
+        <w:t>The backend provides APIs that supply analytics data, coverage maps, and historical trends to the web dashboard used by administrators and network operators.</w:t>
+      </w:r>
+    </w:p>
+    <w:p>
+      <w:pPr>
+        <w:spacing w:before="100" w:beforeAutospacing="1" w:after="100" w:afterAutospacing="1" w:line="240" w:lineRule="auto"/>
+        <w:rPr>
+          <w:rFonts w:ascii="Times New Roman" w:eastAsia="Times New Roman" w:hAnsi="Times New Roman" w:cs="Times New Roman"/>
+          <w:sz w:val="24"/>
+          <w:szCs w:val="24"/>
+          <w:lang w:val="en-US" w:eastAsia="fr-FR"/>
+        </w:rPr>
+      </w:pPr>
+      <w:r>
+        <w:rPr>
+          <w:rFonts w:ascii="Times New Roman" w:eastAsia="Times New Roman" w:hAnsi="Times New Roman" w:cs="Times New Roman"/>
+          <w:sz w:val="24"/>
+          <w:szCs w:val="24"/>
+          <w:lang w:val="en-US" w:eastAsia="fr-FR"/>
+        </w:rPr>
+        <w:t xml:space="preserve">The backend layer therefore acts as the bridge between raw </w:t>
+      </w:r>
+      <w:proofErr w:type="spellStart"/>
+      <w:r>
+        <w:rPr>
+          <w:rFonts w:ascii="Times New Roman" w:eastAsia="Times New Roman" w:hAnsi="Times New Roman" w:cs="Times New Roman"/>
+          <w:sz w:val="24"/>
+          <w:szCs w:val="24"/>
+          <w:lang w:val="en-US" w:eastAsia="fr-FR"/>
+        </w:rPr>
+        <w:t>crowdsensed</w:t>
+      </w:r>
+      <w:proofErr w:type="spellEnd"/>
+      <w:r>
+        <w:rPr>
+          <w:rFonts w:ascii="Times New Roman" w:eastAsia="Times New Roman" w:hAnsi="Times New Roman" w:cs="Times New Roman"/>
+          <w:sz w:val="24"/>
+          <w:szCs w:val="24"/>
+          <w:lang w:val="en-US" w:eastAsia="fr-FR"/>
+        </w:rPr>
+        <w:t xml:space="preserve"> data and meaningful network intelligence.</w:t>
+      </w:r>
+    </w:p>
+    <w:p>
+      <w:pPr>
+        <w:spacing w:after="0" w:line="240" w:lineRule="auto"/>
+        <w:rPr>
+          <w:rFonts w:ascii="Times New Roman" w:eastAsia="Times New Roman" w:hAnsi="Times New Roman" w:cs="Times New Roman"/>
+          <w:sz w:val="24"/>
+          <w:szCs w:val="24"/>
+          <w:lang w:eastAsia="fr-FR"/>
+        </w:rPr>
+      </w:pPr>
+      <w:r>
+        <w:rPr>
+          <w:rFonts w:ascii="Times New Roman" w:eastAsia="Times New Roman" w:hAnsi="Times New Roman" w:cs="Times New Roman"/>
+          <w:sz w:val="24"/>
+          <w:szCs w:val="24"/>
+          <w:lang w:eastAsia="fr-FR"/>
+        </w:rPr>
+        <w:lastRenderedPageBreak/>
+        <w:pict w14:anchorId="4F80E114">
+          <v:rect id="_x0000_i1028" style="width:0;height:1.5pt" o:hralign="center" o:hrstd="t" o:hr="t" fillcolor="#a0a0a0" stroked="f"/>
+        </w:pict>
+      </w:r>
+    </w:p>
+    <w:p>
+      <w:pPr>
+        <w:spacing w:before="100" w:beforeAutospacing="1" w:after="100" w:afterAutospacing="1" w:line="240" w:lineRule="auto"/>
+        <w:outlineLvl w:val="1"/>
+        <w:rPr>
+          <w:rFonts w:ascii="Times New Roman" w:eastAsia="Times New Roman" w:hAnsi="Times New Roman" w:cs="Times New Roman"/>
+          <w:b/>
+          <w:bCs/>
+          <w:sz w:val="36"/>
+          <w:szCs w:val="36"/>
+          <w:lang w:val="en-US" w:eastAsia="fr-FR"/>
+        </w:rPr>
+      </w:pPr>
+      <w:r>
+        <w:rPr>
+          <w:rFonts w:ascii="Times New Roman" w:eastAsia="Times New Roman" w:hAnsi="Times New Roman" w:cs="Times New Roman"/>
+          <w:b/>
+          <w:bCs/>
+          <w:sz w:val="36"/>
+          <w:szCs w:val="36"/>
+          <w:lang w:val="en-US" w:eastAsia="fr-FR"/>
+        </w:rPr>
+        <w:t>2.3 Data Layer – PostgreSQL/</w:t>
+      </w:r>
+      <w:proofErr w:type="spellStart"/>
+      <w:r>
+        <w:rPr>
+          <w:rFonts w:ascii="Times New Roman" w:eastAsia="Times New Roman" w:hAnsi="Times New Roman" w:cs="Times New Roman"/>
+          <w:b/>
+          <w:bCs/>
+          <w:sz w:val="36"/>
+          <w:szCs w:val="36"/>
+          <w:lang w:val="en-US" w:eastAsia="fr-FR"/>
+        </w:rPr>
+        <w:t>PostGIS</w:t>
+      </w:r>
+      <w:proofErr w:type="spellEnd"/>
+      <w:r>
+        <w:rPr>
+          <w:rFonts w:ascii="Times New Roman" w:eastAsia="Times New Roman" w:hAnsi="Times New Roman" w:cs="Times New Roman"/>
+          <w:b/>
+          <w:bCs/>
+          <w:sz w:val="36"/>
+          <w:szCs w:val="36"/>
+          <w:lang w:val="en-US" w:eastAsia="fr-FR"/>
+        </w:rPr>
+        <w:t xml:space="preserve"> Database</w:t>
+      </w:r>
+    </w:p>
+    <w:p>
+      <w:pPr>
+        <w:spacing w:before="100" w:beforeAutospacing="1" w:after="100" w:afterAutospacing="1" w:line="240" w:lineRule="auto"/>
+        <w:rPr>
+          <w:rFonts w:ascii="Times New Roman" w:eastAsia="Times New Roman" w:hAnsi="Times New Roman" w:cs="Times New Roman"/>
+          <w:sz w:val="24"/>
+          <w:szCs w:val="24"/>
+          <w:lang w:val="en-US" w:eastAsia="fr-FR"/>
+        </w:rPr>
+      </w:pPr>
+      <w:r>
+        <w:rPr>
+          <w:rFonts w:ascii="Times New Roman" w:eastAsia="Times New Roman" w:hAnsi="Times New Roman" w:cs="Times New Roman"/>
+          <w:sz w:val="24"/>
+          <w:szCs w:val="24"/>
+          <w:lang w:val="en-US" w:eastAsia="fr-FR"/>
+        </w:rPr>
+        <w:t xml:space="preserve">The data layer consists of a PostgreSQL relational database enhanced with the </w:t>
+      </w:r>
+      <w:proofErr w:type="spellStart"/>
+      <w:r>
+        <w:rPr>
+          <w:rFonts w:ascii="Times New Roman" w:eastAsia="Times New Roman" w:hAnsi="Times New Roman" w:cs="Times New Roman"/>
+          <w:sz w:val="24"/>
+          <w:szCs w:val="24"/>
+          <w:lang w:val="en-US" w:eastAsia="fr-FR"/>
+        </w:rPr>
+        <w:t>PostGIS</w:t>
+      </w:r>
+      <w:proofErr w:type="spellEnd"/>
+      <w:r>
+        <w:rPr>
+          <w:rFonts w:ascii="Times New Roman" w:eastAsia="Times New Roman" w:hAnsi="Times New Roman" w:cs="Times New Roman"/>
+          <w:sz w:val="24"/>
+          <w:szCs w:val="24"/>
+          <w:lang w:val="en-US" w:eastAsia="fr-FR"/>
+        </w:rPr>
+        <w:t xml:space="preserve"> extension for geospatial operations.</w:t>
+      </w:r>
+    </w:p>
+    <w:p>
+      <w:pPr>
+        <w:spacing w:before="100" w:beforeAutospacing="1" w:after="100" w:afterAutospacing="1" w:line="240" w:lineRule="auto"/>
+        <w:rPr>
+          <w:rFonts w:ascii="Times New Roman" w:eastAsia="Times New Roman" w:hAnsi="Times New Roman" w:cs="Times New Roman"/>
+          <w:sz w:val="24"/>
+          <w:szCs w:val="24"/>
+          <w:lang w:val="en-US" w:eastAsia="fr-FR"/>
+        </w:rPr>
+      </w:pPr>
+      <w:r>
+        <w:rPr>
+          <w:rFonts w:ascii="Times New Roman" w:eastAsia="Times New Roman" w:hAnsi="Times New Roman" w:cs="Times New Roman"/>
+          <w:sz w:val="24"/>
+          <w:szCs w:val="24"/>
+          <w:lang w:val="en-US" w:eastAsia="fr-FR"/>
+        </w:rPr>
+        <w:t>This database stores all persistent system data including:</w:t>
+      </w:r>
+    </w:p>
+    <w:p>
+      <w:pPr>
+        <w:numPr>
+          <w:ilvl w:val="0"/>
+          <w:numId w:val="8"/>
+        </w:numPr>
+        <w:spacing w:before="100" w:beforeAutospacing="1" w:after="100" w:afterAutospacing="1" w:line="240" w:lineRule="auto"/>
+        <w:rPr>
+          <w:rFonts w:ascii="Times New Roman" w:eastAsia="Times New Roman" w:hAnsi="Times New Roman" w:cs="Times New Roman"/>
+          <w:sz w:val="24"/>
+          <w:szCs w:val="24"/>
+          <w:lang w:eastAsia="fr-FR"/>
+        </w:rPr>
+      </w:pPr>
+      <w:r>
+        <w:rPr>
+          <w:rFonts w:ascii="Times New Roman" w:eastAsia="Times New Roman" w:hAnsi="Times New Roman" w:cs="Times New Roman"/>
+          <w:sz w:val="24"/>
+          <w:szCs w:val="24"/>
+          <w:lang w:eastAsia="fr-FR"/>
+        </w:rPr>
+        <w:t xml:space="preserve">User </w:t>
+      </w:r>
+      <w:proofErr w:type="spellStart"/>
+      <w:r>
+        <w:rPr>
+          <w:rFonts w:ascii="Times New Roman" w:eastAsia="Times New Roman" w:hAnsi="Times New Roman" w:cs="Times New Roman"/>
+          <w:sz w:val="24"/>
+          <w:szCs w:val="24"/>
+          <w:lang w:eastAsia="fr-FR"/>
+        </w:rPr>
+        <w:t>accounts</w:t>
+      </w:r>
+      <w:proofErr w:type="spellEnd"/>
+      <w:r>
+        <w:rPr>
+          <w:rFonts w:ascii="Times New Roman" w:eastAsia="Times New Roman" w:hAnsi="Times New Roman" w:cs="Times New Roman"/>
+          <w:sz w:val="24"/>
+          <w:szCs w:val="24"/>
+          <w:lang w:eastAsia="fr-FR"/>
+        </w:rPr>
+        <w:t xml:space="preserve"> </w:t>
+      </w:r>
+    </w:p>
+    <w:p>
+      <w:pPr>
+        <w:numPr>
+          <w:ilvl w:val="0"/>
+          <w:numId w:val="8"/>
+        </w:numPr>
+        <w:spacing w:before="100" w:beforeAutospacing="1" w:after="100" w:afterAutospacing="1" w:line="240" w:lineRule="auto"/>
+        <w:rPr>
+          <w:rFonts w:ascii="Times New Roman" w:eastAsia="Times New Roman" w:hAnsi="Times New Roman" w:cs="Times New Roman"/>
+          <w:sz w:val="24"/>
+          <w:szCs w:val="24"/>
+          <w:lang w:eastAsia="fr-FR"/>
+        </w:rPr>
+      </w:pPr>
+      <w:r>
+        <w:rPr>
+          <w:rFonts w:ascii="Times New Roman" w:eastAsia="Times New Roman" w:hAnsi="Times New Roman" w:cs="Times New Roman"/>
+          <w:sz w:val="24"/>
+          <w:szCs w:val="24"/>
+          <w:lang w:eastAsia="fr-FR"/>
+        </w:rPr>
+        <w:t xml:space="preserve">Network </w:t>
+      </w:r>
+      <w:proofErr w:type="spellStart"/>
+      <w:r>
+        <w:rPr>
+          <w:rFonts w:ascii="Times New Roman" w:eastAsia="Times New Roman" w:hAnsi="Times New Roman" w:cs="Times New Roman"/>
+          <w:sz w:val="24"/>
+          <w:szCs w:val="24"/>
+          <w:lang w:eastAsia="fr-FR"/>
+        </w:rPr>
+        <w:t>measurements</w:t>
+      </w:r>
+      <w:proofErr w:type="spellEnd"/>
+      <w:r>
+        <w:rPr>
+          <w:rFonts w:ascii="Times New Roman" w:eastAsia="Times New Roman" w:hAnsi="Times New Roman" w:cs="Times New Roman"/>
+          <w:sz w:val="24"/>
+          <w:szCs w:val="24"/>
+          <w:lang w:eastAsia="fr-FR"/>
+        </w:rPr>
+        <w:t xml:space="preserve"> </w:t>
+      </w:r>
+    </w:p>
+    <w:p>
+      <w:pPr>
+        <w:numPr>
+          <w:ilvl w:val="0"/>
+          <w:numId w:val="8"/>
+        </w:numPr>
+        <w:spacing w:before="100" w:beforeAutospacing="1" w:after="100" w:afterAutospacing="1" w:line="240" w:lineRule="auto"/>
+        <w:rPr>
+          <w:rFonts w:ascii="Times New Roman" w:eastAsia="Times New Roman" w:hAnsi="Times New Roman" w:cs="Times New Roman"/>
+          <w:sz w:val="24"/>
+          <w:szCs w:val="24"/>
+          <w:lang w:eastAsia="fr-FR"/>
+        </w:rPr>
+      </w:pPr>
+      <w:r>
+        <w:rPr>
+          <w:rFonts w:ascii="Times New Roman" w:eastAsia="Times New Roman" w:hAnsi="Times New Roman" w:cs="Times New Roman"/>
+          <w:sz w:val="24"/>
+          <w:szCs w:val="24"/>
+          <w:lang w:eastAsia="fr-FR"/>
+        </w:rPr>
+        <w:t xml:space="preserve">GPS </w:t>
+      </w:r>
+      <w:proofErr w:type="spellStart"/>
+      <w:r>
+        <w:rPr>
+          <w:rFonts w:ascii="Times New Roman" w:eastAsia="Times New Roman" w:hAnsi="Times New Roman" w:cs="Times New Roman"/>
+          <w:sz w:val="24"/>
+          <w:szCs w:val="24"/>
+          <w:lang w:eastAsia="fr-FR"/>
+        </w:rPr>
+        <w:t>coordinates</w:t>
+      </w:r>
+      <w:proofErr w:type="spellEnd"/>
+      <w:r>
+        <w:rPr>
+          <w:rFonts w:ascii="Times New Roman" w:eastAsia="Times New Roman" w:hAnsi="Times New Roman" w:cs="Times New Roman"/>
+          <w:sz w:val="24"/>
+          <w:szCs w:val="24"/>
+          <w:lang w:eastAsia="fr-FR"/>
+        </w:rPr>
+        <w:t xml:space="preserve"> </w:t>
+      </w:r>
+    </w:p>
+    <w:p>
+      <w:pPr>
+        <w:numPr>
+          <w:ilvl w:val="0"/>
+          <w:numId w:val="8"/>
+        </w:numPr>
+        <w:spacing w:before="100" w:beforeAutospacing="1" w:after="100" w:afterAutospacing="1" w:line="240" w:lineRule="auto"/>
+        <w:rPr>
+          <w:rFonts w:ascii="Times New Roman" w:eastAsia="Times New Roman" w:hAnsi="Times New Roman" w:cs="Times New Roman"/>
+          <w:sz w:val="24"/>
+          <w:szCs w:val="24"/>
+          <w:lang w:eastAsia="fr-FR"/>
+        </w:rPr>
+      </w:pPr>
+      <w:proofErr w:type="spellStart"/>
+      <w:r>
+        <w:rPr>
+          <w:rFonts w:ascii="Times New Roman" w:eastAsia="Times New Roman" w:hAnsi="Times New Roman" w:cs="Times New Roman"/>
+          <w:sz w:val="24"/>
+          <w:szCs w:val="24"/>
+          <w:lang w:eastAsia="fr-FR"/>
+        </w:rPr>
+        <w:t>Synchronization</w:t>
+      </w:r>
+      <w:proofErr w:type="spellEnd"/>
+      <w:r>
+        <w:rPr>
+          <w:rFonts w:ascii="Times New Roman" w:eastAsia="Times New Roman" w:hAnsi="Times New Roman" w:cs="Times New Roman"/>
+          <w:sz w:val="24"/>
+          <w:szCs w:val="24"/>
+          <w:lang w:eastAsia="fr-FR"/>
+        </w:rPr>
+        <w:t xml:space="preserve"> logs </w:t>
+      </w:r>
+    </w:p>
+    <w:p>
+      <w:pPr>
+        <w:numPr>
+          <w:ilvl w:val="0"/>
+          <w:numId w:val="8"/>
+        </w:numPr>
+        <w:spacing w:before="100" w:beforeAutospacing="1" w:after="100" w:afterAutospacing="1" w:line="240" w:lineRule="auto"/>
+        <w:rPr>
+          <w:rFonts w:ascii="Times New Roman" w:eastAsia="Times New Roman" w:hAnsi="Times New Roman" w:cs="Times New Roman"/>
+          <w:sz w:val="24"/>
+          <w:szCs w:val="24"/>
+          <w:lang w:eastAsia="fr-FR"/>
+        </w:rPr>
+      </w:pPr>
+      <w:r>
+        <w:rPr>
+          <w:rFonts w:ascii="Times New Roman" w:eastAsia="Times New Roman" w:hAnsi="Times New Roman" w:cs="Times New Roman"/>
+          <w:sz w:val="24"/>
+          <w:szCs w:val="24"/>
+          <w:lang w:eastAsia="fr-FR"/>
+        </w:rPr>
+        <w:t xml:space="preserve">User reports </w:t>
+      </w:r>
+    </w:p>
+    <w:p>
+      <w:pPr>
+        <w:numPr>
+          <w:ilvl w:val="0"/>
+          <w:numId w:val="8"/>
+        </w:numPr>
+        <w:spacing w:before="100" w:beforeAutospacing="1" w:after="100" w:afterAutospacing="1" w:line="240" w:lineRule="auto"/>
+        <w:rPr>
+          <w:rFonts w:ascii="Times New Roman" w:eastAsia="Times New Roman" w:hAnsi="Times New Roman" w:cs="Times New Roman"/>
+          <w:sz w:val="24"/>
+          <w:szCs w:val="24"/>
+          <w:lang w:eastAsia="fr-FR"/>
+        </w:rPr>
+      </w:pPr>
+      <w:proofErr w:type="spellStart"/>
+      <w:r>
+        <w:rPr>
+          <w:rFonts w:ascii="Times New Roman" w:eastAsia="Times New Roman" w:hAnsi="Times New Roman" w:cs="Times New Roman"/>
+          <w:sz w:val="24"/>
+          <w:szCs w:val="24"/>
+          <w:lang w:eastAsia="fr-FR"/>
+        </w:rPr>
+        <w:t>Historical</w:t>
+      </w:r>
+      <w:proofErr w:type="spellEnd"/>
+      <w:r>
+        <w:rPr>
+          <w:rFonts w:ascii="Times New Roman" w:eastAsia="Times New Roman" w:hAnsi="Times New Roman" w:cs="Times New Roman"/>
+          <w:sz w:val="24"/>
+          <w:szCs w:val="24"/>
+          <w:lang w:eastAsia="fr-FR"/>
+        </w:rPr>
+        <w:t xml:space="preserve"> </w:t>
+      </w:r>
+      <w:proofErr w:type="spellStart"/>
+      <w:r>
+        <w:rPr>
+          <w:rFonts w:ascii="Times New Roman" w:eastAsia="Times New Roman" w:hAnsi="Times New Roman" w:cs="Times New Roman"/>
+          <w:sz w:val="24"/>
+          <w:szCs w:val="24"/>
+          <w:lang w:eastAsia="fr-FR"/>
+        </w:rPr>
+        <w:t>analytics</w:t>
+      </w:r>
+      <w:proofErr w:type="spellEnd"/>
+      <w:r>
+        <w:rPr>
+          <w:rFonts w:ascii="Times New Roman" w:eastAsia="Times New Roman" w:hAnsi="Times New Roman" w:cs="Times New Roman"/>
+          <w:sz w:val="24"/>
+          <w:szCs w:val="24"/>
+          <w:lang w:eastAsia="fr-FR"/>
+        </w:rPr>
+        <w:t xml:space="preserve"> </w:t>
+      </w:r>
+    </w:p>
+    <w:p>
+      <w:pPr>
+        <w:numPr>
+          <w:ilvl w:val="0"/>
+          <w:numId w:val="8"/>
+        </w:numPr>
+        <w:spacing w:before="100" w:beforeAutospacing="1" w:after="100" w:afterAutospacing="1" w:line="240" w:lineRule="auto"/>
+        <w:rPr>
+          <w:rFonts w:ascii="Times New Roman" w:eastAsia="Times New Roman" w:hAnsi="Times New Roman" w:cs="Times New Roman"/>
+          <w:sz w:val="24"/>
+          <w:szCs w:val="24"/>
+          <w:lang w:eastAsia="fr-FR"/>
+        </w:rPr>
+      </w:pPr>
+      <w:proofErr w:type="spellStart"/>
+      <w:r>
+        <w:rPr>
+          <w:rFonts w:ascii="Times New Roman" w:eastAsia="Times New Roman" w:hAnsi="Times New Roman" w:cs="Times New Roman"/>
+          <w:sz w:val="24"/>
+          <w:szCs w:val="24"/>
+          <w:lang w:eastAsia="fr-FR"/>
+        </w:rPr>
+        <w:t>Coverage</w:t>
+      </w:r>
+      <w:proofErr w:type="spellEnd"/>
+      <w:r>
+        <w:rPr>
+          <w:rFonts w:ascii="Times New Roman" w:eastAsia="Times New Roman" w:hAnsi="Times New Roman" w:cs="Times New Roman"/>
+          <w:sz w:val="24"/>
+          <w:szCs w:val="24"/>
+          <w:lang w:eastAsia="fr-FR"/>
+        </w:rPr>
+        <w:t xml:space="preserve"> classifications </w:t>
+      </w:r>
+    </w:p>
+    <w:p>
+      <w:pPr>
+        <w:spacing w:before="100" w:beforeAutospacing="1" w:after="100" w:afterAutospacing="1" w:line="240" w:lineRule="auto"/>
+        <w:rPr>
+          <w:rFonts w:ascii="Times New Roman" w:eastAsia="Times New Roman" w:hAnsi="Times New Roman" w:cs="Times New Roman"/>
+          <w:sz w:val="24"/>
+          <w:szCs w:val="24"/>
+          <w:lang w:eastAsia="fr-FR"/>
+        </w:rPr>
+      </w:pPr>
+      <w:proofErr w:type="spellStart"/>
+      <w:r>
+        <w:rPr>
+          <w:rFonts w:ascii="Times New Roman" w:eastAsia="Times New Roman" w:hAnsi="Times New Roman" w:cs="Times New Roman"/>
+          <w:sz w:val="24"/>
+          <w:szCs w:val="24"/>
+          <w:lang w:val="en-US" w:eastAsia="fr-FR"/>
+        </w:rPr>
+        <w:t>PostGIS</w:t>
+      </w:r>
+      <w:proofErr w:type="spellEnd"/>
+      <w:r>
+        <w:rPr>
+          <w:rFonts w:ascii="Times New Roman" w:eastAsia="Times New Roman" w:hAnsi="Times New Roman" w:cs="Times New Roman"/>
+          <w:sz w:val="24"/>
+          <w:szCs w:val="24"/>
+          <w:lang w:val="en-US" w:eastAsia="fr-FR"/>
+        </w:rPr>
+        <w:t xml:space="preserve"> enables advanced geographical processing required for generating coverage heatmaps and performing spatial queries. </w:t>
+      </w:r>
+      <w:proofErr w:type="spellStart"/>
+      <w:r>
+        <w:rPr>
+          <w:rFonts w:ascii="Times New Roman" w:eastAsia="Times New Roman" w:hAnsi="Times New Roman" w:cs="Times New Roman"/>
+          <w:sz w:val="24"/>
+          <w:szCs w:val="24"/>
+          <w:lang w:eastAsia="fr-FR"/>
+        </w:rPr>
+        <w:t>Examples</w:t>
+      </w:r>
+      <w:proofErr w:type="spellEnd"/>
+      <w:r>
+        <w:rPr>
+          <w:rFonts w:ascii="Times New Roman" w:eastAsia="Times New Roman" w:hAnsi="Times New Roman" w:cs="Times New Roman"/>
+          <w:sz w:val="24"/>
+          <w:szCs w:val="24"/>
+          <w:lang w:eastAsia="fr-FR"/>
+        </w:rPr>
+        <w:t xml:space="preserve"> of spatial </w:t>
+      </w:r>
+      <w:proofErr w:type="spellStart"/>
+      <w:r>
+        <w:rPr>
+          <w:rFonts w:ascii="Times New Roman" w:eastAsia="Times New Roman" w:hAnsi="Times New Roman" w:cs="Times New Roman"/>
+          <w:sz w:val="24"/>
+          <w:szCs w:val="24"/>
+          <w:lang w:eastAsia="fr-FR"/>
+        </w:rPr>
+        <w:t>operations</w:t>
+      </w:r>
+      <w:proofErr w:type="spellEnd"/>
+      <w:r>
+        <w:rPr>
+          <w:rFonts w:ascii="Times New Roman" w:eastAsia="Times New Roman" w:hAnsi="Times New Roman" w:cs="Times New Roman"/>
+          <w:sz w:val="24"/>
+          <w:szCs w:val="24"/>
+          <w:lang w:eastAsia="fr-FR"/>
+        </w:rPr>
+        <w:t xml:space="preserve"> </w:t>
+      </w:r>
+      <w:proofErr w:type="spellStart"/>
+      <w:proofErr w:type="gramStart"/>
+      <w:r>
+        <w:rPr>
+          <w:rFonts w:ascii="Times New Roman" w:eastAsia="Times New Roman" w:hAnsi="Times New Roman" w:cs="Times New Roman"/>
+          <w:sz w:val="24"/>
+          <w:szCs w:val="24"/>
+          <w:lang w:eastAsia="fr-FR"/>
+        </w:rPr>
+        <w:t>include</w:t>
+      </w:r>
+      <w:proofErr w:type="spellEnd"/>
+      <w:r>
+        <w:rPr>
+          <w:rFonts w:ascii="Times New Roman" w:eastAsia="Times New Roman" w:hAnsi="Times New Roman" w:cs="Times New Roman"/>
+          <w:sz w:val="24"/>
+          <w:szCs w:val="24"/>
+          <w:lang w:eastAsia="fr-FR"/>
+        </w:rPr>
+        <w:t>:</w:t>
+      </w:r>
+      <w:proofErr w:type="gramEnd"/>
+    </w:p>
+    <w:p>
+      <w:pPr>
+        <w:numPr>
+          <w:ilvl w:val="0"/>
+          <w:numId w:val="9"/>
+        </w:numPr>
+        <w:spacing w:before="100" w:beforeAutospacing="1" w:after="100" w:afterAutospacing="1" w:line="240" w:lineRule="auto"/>
+        <w:rPr>
+          <w:rFonts w:ascii="Times New Roman" w:eastAsia="Times New Roman" w:hAnsi="Times New Roman" w:cs="Times New Roman"/>
+          <w:sz w:val="24"/>
+          <w:szCs w:val="24"/>
+          <w:lang w:val="en-US" w:eastAsia="fr-FR"/>
+        </w:rPr>
+      </w:pPr>
+      <w:r>
+        <w:rPr>
+          <w:rFonts w:ascii="Times New Roman" w:eastAsia="Times New Roman" w:hAnsi="Times New Roman" w:cs="Times New Roman"/>
+          <w:sz w:val="24"/>
+          <w:szCs w:val="24"/>
+          <w:lang w:val="en-US" w:eastAsia="fr-FR"/>
+        </w:rPr>
+        <w:t xml:space="preserve">Determining measurements within a geographic boundary </w:t>
+      </w:r>
+    </w:p>
+    <w:p>
+      <w:pPr>
+        <w:numPr>
+          <w:ilvl w:val="0"/>
+          <w:numId w:val="9"/>
+        </w:numPr>
+        <w:spacing w:before="100" w:beforeAutospacing="1" w:after="100" w:afterAutospacing="1" w:line="240" w:lineRule="auto"/>
+        <w:rPr>
+          <w:rFonts w:ascii="Times New Roman" w:eastAsia="Times New Roman" w:hAnsi="Times New Roman" w:cs="Times New Roman"/>
+          <w:sz w:val="24"/>
+          <w:szCs w:val="24"/>
+          <w:lang w:eastAsia="fr-FR"/>
+        </w:rPr>
+      </w:pPr>
+      <w:proofErr w:type="spellStart"/>
+      <w:r>
+        <w:rPr>
+          <w:rFonts w:ascii="Times New Roman" w:eastAsia="Times New Roman" w:hAnsi="Times New Roman" w:cs="Times New Roman"/>
+          <w:sz w:val="24"/>
+          <w:szCs w:val="24"/>
+          <w:lang w:eastAsia="fr-FR"/>
+        </w:rPr>
+        <w:t>Aggregating</w:t>
+      </w:r>
+      <w:proofErr w:type="spellEnd"/>
+      <w:r>
+        <w:rPr>
+          <w:rFonts w:ascii="Times New Roman" w:eastAsia="Times New Roman" w:hAnsi="Times New Roman" w:cs="Times New Roman"/>
+          <w:sz w:val="24"/>
+          <w:szCs w:val="24"/>
+          <w:lang w:eastAsia="fr-FR"/>
+        </w:rPr>
+        <w:t xml:space="preserve"> </w:t>
+      </w:r>
+      <w:proofErr w:type="spellStart"/>
+      <w:r>
+        <w:rPr>
+          <w:rFonts w:ascii="Times New Roman" w:eastAsia="Times New Roman" w:hAnsi="Times New Roman" w:cs="Times New Roman"/>
+          <w:sz w:val="24"/>
+          <w:szCs w:val="24"/>
+          <w:lang w:eastAsia="fr-FR"/>
+        </w:rPr>
+        <w:t>measurements</w:t>
+      </w:r>
+      <w:proofErr w:type="spellEnd"/>
+      <w:r>
+        <w:rPr>
+          <w:rFonts w:ascii="Times New Roman" w:eastAsia="Times New Roman" w:hAnsi="Times New Roman" w:cs="Times New Roman"/>
+          <w:sz w:val="24"/>
+          <w:szCs w:val="24"/>
+          <w:lang w:eastAsia="fr-FR"/>
+        </w:rPr>
+        <w:t xml:space="preserve"> </w:t>
+      </w:r>
+      <w:proofErr w:type="spellStart"/>
+      <w:r>
+        <w:rPr>
+          <w:rFonts w:ascii="Times New Roman" w:eastAsia="Times New Roman" w:hAnsi="Times New Roman" w:cs="Times New Roman"/>
+          <w:sz w:val="24"/>
+          <w:szCs w:val="24"/>
+          <w:lang w:eastAsia="fr-FR"/>
+        </w:rPr>
+        <w:t>into</w:t>
+      </w:r>
+      <w:proofErr w:type="spellEnd"/>
+      <w:r>
+        <w:rPr>
+          <w:rFonts w:ascii="Times New Roman" w:eastAsia="Times New Roman" w:hAnsi="Times New Roman" w:cs="Times New Roman"/>
+          <w:sz w:val="24"/>
+          <w:szCs w:val="24"/>
+          <w:lang w:eastAsia="fr-FR"/>
+        </w:rPr>
+        <w:t xml:space="preserve"> </w:t>
+      </w:r>
+      <w:proofErr w:type="spellStart"/>
+      <w:r>
+        <w:rPr>
+          <w:rFonts w:ascii="Times New Roman" w:eastAsia="Times New Roman" w:hAnsi="Times New Roman" w:cs="Times New Roman"/>
+          <w:sz w:val="24"/>
+          <w:szCs w:val="24"/>
+          <w:lang w:eastAsia="fr-FR"/>
+        </w:rPr>
+        <w:t>map</w:t>
+      </w:r>
+      <w:proofErr w:type="spellEnd"/>
+      <w:r>
+        <w:rPr>
+          <w:rFonts w:ascii="Times New Roman" w:eastAsia="Times New Roman" w:hAnsi="Times New Roman" w:cs="Times New Roman"/>
+          <w:sz w:val="24"/>
+          <w:szCs w:val="24"/>
+          <w:lang w:eastAsia="fr-FR"/>
+        </w:rPr>
+        <w:t xml:space="preserve"> </w:t>
+      </w:r>
+      <w:proofErr w:type="spellStart"/>
+      <w:r>
+        <w:rPr>
+          <w:rFonts w:ascii="Times New Roman" w:eastAsia="Times New Roman" w:hAnsi="Times New Roman" w:cs="Times New Roman"/>
+          <w:sz w:val="24"/>
+          <w:szCs w:val="24"/>
+          <w:lang w:eastAsia="fr-FR"/>
+        </w:rPr>
+        <w:t>tiles</w:t>
+      </w:r>
+      <w:proofErr w:type="spellEnd"/>
+      <w:r>
+        <w:rPr>
+          <w:rFonts w:ascii="Times New Roman" w:eastAsia="Times New Roman" w:hAnsi="Times New Roman" w:cs="Times New Roman"/>
+          <w:sz w:val="24"/>
+          <w:szCs w:val="24"/>
+          <w:lang w:eastAsia="fr-FR"/>
+        </w:rPr>
+        <w:t xml:space="preserve"> </w:t>
+      </w:r>
+    </w:p>
+    <w:p>
+      <w:pPr>
+        <w:numPr>
+          <w:ilvl w:val="0"/>
+          <w:numId w:val="9"/>
+        </w:numPr>
+        <w:spacing w:before="100" w:beforeAutospacing="1" w:after="100" w:afterAutospacing="1" w:line="240" w:lineRule="auto"/>
+        <w:rPr>
+          <w:rFonts w:ascii="Times New Roman" w:eastAsia="Times New Roman" w:hAnsi="Times New Roman" w:cs="Times New Roman"/>
+          <w:sz w:val="24"/>
+          <w:szCs w:val="24"/>
+          <w:lang w:eastAsia="fr-FR"/>
+        </w:rPr>
+      </w:pPr>
+      <w:proofErr w:type="spellStart"/>
+      <w:r>
+        <w:rPr>
+          <w:rFonts w:ascii="Times New Roman" w:eastAsia="Times New Roman" w:hAnsi="Times New Roman" w:cs="Times New Roman"/>
+          <w:sz w:val="24"/>
+          <w:szCs w:val="24"/>
+          <w:lang w:eastAsia="fr-FR"/>
+        </w:rPr>
+        <w:t>Identifying</w:t>
+      </w:r>
+      <w:proofErr w:type="spellEnd"/>
+      <w:r>
+        <w:rPr>
+          <w:rFonts w:ascii="Times New Roman" w:eastAsia="Times New Roman" w:hAnsi="Times New Roman" w:cs="Times New Roman"/>
+          <w:sz w:val="24"/>
+          <w:szCs w:val="24"/>
+          <w:lang w:eastAsia="fr-FR"/>
+        </w:rPr>
+        <w:t xml:space="preserve"> high-</w:t>
+      </w:r>
+      <w:proofErr w:type="spellStart"/>
+      <w:r>
+        <w:rPr>
+          <w:rFonts w:ascii="Times New Roman" w:eastAsia="Times New Roman" w:hAnsi="Times New Roman" w:cs="Times New Roman"/>
+          <w:sz w:val="24"/>
+          <w:szCs w:val="24"/>
+          <w:lang w:eastAsia="fr-FR"/>
+        </w:rPr>
+        <w:t>density</w:t>
+      </w:r>
+      <w:proofErr w:type="spellEnd"/>
+      <w:r>
+        <w:rPr>
+          <w:rFonts w:ascii="Times New Roman" w:eastAsia="Times New Roman" w:hAnsi="Times New Roman" w:cs="Times New Roman"/>
+          <w:sz w:val="24"/>
+          <w:szCs w:val="24"/>
+          <w:lang w:eastAsia="fr-FR"/>
+        </w:rPr>
+        <w:t xml:space="preserve"> </w:t>
+      </w:r>
+      <w:proofErr w:type="spellStart"/>
+      <w:r>
+        <w:rPr>
+          <w:rFonts w:ascii="Times New Roman" w:eastAsia="Times New Roman" w:hAnsi="Times New Roman" w:cs="Times New Roman"/>
+          <w:sz w:val="24"/>
+          <w:szCs w:val="24"/>
+          <w:lang w:eastAsia="fr-FR"/>
+        </w:rPr>
+        <w:t>reporting</w:t>
+      </w:r>
+      <w:proofErr w:type="spellEnd"/>
+      <w:r>
+        <w:rPr>
+          <w:rFonts w:ascii="Times New Roman" w:eastAsia="Times New Roman" w:hAnsi="Times New Roman" w:cs="Times New Roman"/>
+          <w:sz w:val="24"/>
+          <w:szCs w:val="24"/>
+          <w:lang w:eastAsia="fr-FR"/>
+        </w:rPr>
+        <w:t xml:space="preserve"> zones </w:t>
+      </w:r>
+    </w:p>
+    <w:p>
+      <w:pPr>
+        <w:numPr>
+          <w:ilvl w:val="0"/>
+          <w:numId w:val="9"/>
+        </w:numPr>
+        <w:spacing w:before="100" w:beforeAutospacing="1" w:after="100" w:afterAutospacing="1" w:line="240" w:lineRule="auto"/>
+        <w:rPr>
+          <w:rFonts w:ascii="Times New Roman" w:eastAsia="Times New Roman" w:hAnsi="Times New Roman" w:cs="Times New Roman"/>
+          <w:sz w:val="24"/>
+          <w:szCs w:val="24"/>
+          <w:lang w:eastAsia="fr-FR"/>
+        </w:rPr>
+      </w:pPr>
+      <w:proofErr w:type="spellStart"/>
+      <w:r>
+        <w:rPr>
+          <w:rFonts w:ascii="Times New Roman" w:eastAsia="Times New Roman" w:hAnsi="Times New Roman" w:cs="Times New Roman"/>
+          <w:sz w:val="24"/>
+          <w:szCs w:val="24"/>
+          <w:lang w:eastAsia="fr-FR"/>
+        </w:rPr>
+        <w:t>Generating</w:t>
+      </w:r>
+      <w:proofErr w:type="spellEnd"/>
+      <w:r>
+        <w:rPr>
+          <w:rFonts w:ascii="Times New Roman" w:eastAsia="Times New Roman" w:hAnsi="Times New Roman" w:cs="Times New Roman"/>
+          <w:sz w:val="24"/>
+          <w:szCs w:val="24"/>
+          <w:lang w:eastAsia="fr-FR"/>
+        </w:rPr>
+        <w:t xml:space="preserve"> </w:t>
+      </w:r>
+      <w:proofErr w:type="spellStart"/>
+      <w:r>
+        <w:rPr>
+          <w:rFonts w:ascii="Times New Roman" w:eastAsia="Times New Roman" w:hAnsi="Times New Roman" w:cs="Times New Roman"/>
+          <w:sz w:val="24"/>
+          <w:szCs w:val="24"/>
+          <w:lang w:eastAsia="fr-FR"/>
+        </w:rPr>
+        <w:t>geospatial</w:t>
+      </w:r>
+      <w:proofErr w:type="spellEnd"/>
+      <w:r>
+        <w:rPr>
+          <w:rFonts w:ascii="Times New Roman" w:eastAsia="Times New Roman" w:hAnsi="Times New Roman" w:cs="Times New Roman"/>
+          <w:sz w:val="24"/>
+          <w:szCs w:val="24"/>
+          <w:lang w:eastAsia="fr-FR"/>
+        </w:rPr>
+        <w:t xml:space="preserve"> </w:t>
+      </w:r>
+      <w:proofErr w:type="spellStart"/>
+      <w:r>
+        <w:rPr>
+          <w:rFonts w:ascii="Times New Roman" w:eastAsia="Times New Roman" w:hAnsi="Times New Roman" w:cs="Times New Roman"/>
+          <w:sz w:val="24"/>
+          <w:szCs w:val="24"/>
+          <w:lang w:eastAsia="fr-FR"/>
+        </w:rPr>
+        <w:t>heatmaps</w:t>
+      </w:r>
+      <w:proofErr w:type="spellEnd"/>
+      <w:r>
+        <w:rPr>
+          <w:rFonts w:ascii="Times New Roman" w:eastAsia="Times New Roman" w:hAnsi="Times New Roman" w:cs="Times New Roman"/>
+          <w:sz w:val="24"/>
+          <w:szCs w:val="24"/>
+          <w:lang w:eastAsia="fr-FR"/>
+        </w:rPr>
+        <w:t xml:space="preserve"> </w:t>
+      </w:r>
+    </w:p>
+    <w:p>
+      <w:pPr>
+        <w:spacing w:before="100" w:beforeAutospacing="1" w:after="100" w:afterAutospacing="1" w:line="240" w:lineRule="auto"/>
+        <w:rPr>
+          <w:rFonts w:ascii="Times New Roman" w:eastAsia="Times New Roman" w:hAnsi="Times New Roman" w:cs="Times New Roman"/>
+          <w:sz w:val="24"/>
+          <w:szCs w:val="24"/>
+          <w:lang w:val="en-US" w:eastAsia="fr-FR"/>
+        </w:rPr>
+      </w:pPr>
+      <w:r>
+        <w:rPr>
+          <w:rFonts w:ascii="Times New Roman" w:eastAsia="Times New Roman" w:hAnsi="Times New Roman" w:cs="Times New Roman"/>
+          <w:sz w:val="24"/>
+          <w:szCs w:val="24"/>
+          <w:lang w:val="en-US" w:eastAsia="fr-FR"/>
+        </w:rPr>
+        <w:t>The database design supports indexing strategies optimized for high-volume geospatial datasets. Since the system may eventually process millions of measurement records, scalability and query optimization are important architectural considerations.</w:t>
+      </w:r>
+    </w:p>
+    <w:p>
+      <w:pPr>
+        <w:spacing w:after="0" w:line="240" w:lineRule="auto"/>
+        <w:rPr>
+          <w:rFonts w:ascii="Times New Roman" w:eastAsia="Times New Roman" w:hAnsi="Times New Roman" w:cs="Times New Roman"/>
+          <w:sz w:val="24"/>
+          <w:szCs w:val="24"/>
+          <w:lang w:eastAsia="fr-FR"/>
+        </w:rPr>
+      </w:pPr>
+      <w:r>
+        <w:rPr>
+          <w:rFonts w:ascii="Times New Roman" w:eastAsia="Times New Roman" w:hAnsi="Times New Roman" w:cs="Times New Roman"/>
+          <w:sz w:val="24"/>
+          <w:szCs w:val="24"/>
+          <w:lang w:eastAsia="fr-FR"/>
+        </w:rPr>
+        <w:pict w14:anchorId="1E478B3E">
+          <v:rect id="_x0000_i1029" style="width:0;height:1.5pt" o:hralign="center" o:hrstd="t" o:hr="t" fillcolor="#a0a0a0" stroked="f"/>
+        </w:pict>
+      </w:r>
+    </w:p>
+    <w:p>
+      <w:pPr>
+        <w:spacing w:before="100" w:beforeAutospacing="1" w:after="100" w:afterAutospacing="1" w:line="240" w:lineRule="auto"/>
+        <w:outlineLvl w:val="1"/>
+        <w:rPr>
+          <w:rFonts w:ascii="Times New Roman" w:eastAsia="Times New Roman" w:hAnsi="Times New Roman" w:cs="Times New Roman"/>
+          <w:b/>
+          <w:bCs/>
+          <w:sz w:val="36"/>
+          <w:szCs w:val="36"/>
+          <w:lang w:val="en-US" w:eastAsia="fr-FR"/>
+        </w:rPr>
+      </w:pPr>
+      <w:r>
+        <w:rPr>
+          <w:rFonts w:ascii="Times New Roman" w:eastAsia="Times New Roman" w:hAnsi="Times New Roman" w:cs="Times New Roman"/>
+          <w:b/>
+          <w:bCs/>
+          <w:sz w:val="36"/>
+          <w:szCs w:val="36"/>
+          <w:lang w:val="en-US" w:eastAsia="fr-FR"/>
+        </w:rPr>
+        <w:t>2.4 Presentation Layer – Web Dashboard</w:t>
+      </w:r>
+    </w:p>
+    <w:p>
+      <w:pPr>
+        <w:spacing w:before="100" w:beforeAutospacing="1" w:after="100" w:afterAutospacing="1" w:line="240" w:lineRule="auto"/>
+        <w:rPr>
+          <w:rFonts w:ascii="Times New Roman" w:eastAsia="Times New Roman" w:hAnsi="Times New Roman" w:cs="Times New Roman"/>
+          <w:sz w:val="24"/>
+          <w:szCs w:val="24"/>
+          <w:lang w:val="en-US" w:eastAsia="fr-FR"/>
+        </w:rPr>
+      </w:pPr>
+      <w:r>
+        <w:rPr>
+          <w:rFonts w:ascii="Times New Roman" w:eastAsia="Times New Roman" w:hAnsi="Times New Roman" w:cs="Times New Roman"/>
+          <w:sz w:val="24"/>
+          <w:szCs w:val="24"/>
+          <w:lang w:val="en-US" w:eastAsia="fr-FR"/>
+        </w:rPr>
+        <w:t>The presentation layer consists of a browser-based web dashboard developed using React.js</w:t>
+      </w:r>
+    </w:p>
+    <w:p>
+      <w:pPr>
+        <w:spacing w:before="100" w:beforeAutospacing="1" w:after="100" w:afterAutospacing="1" w:line="240" w:lineRule="auto"/>
+        <w:rPr>
+          <w:rFonts w:ascii="Times New Roman" w:eastAsia="Times New Roman" w:hAnsi="Times New Roman" w:cs="Times New Roman"/>
+          <w:sz w:val="24"/>
+          <w:szCs w:val="24"/>
+          <w:lang w:val="en-US" w:eastAsia="fr-FR"/>
+        </w:rPr>
+      </w:pPr>
+      <w:r>
+        <w:rPr>
+          <w:rFonts w:ascii="Times New Roman" w:eastAsia="Times New Roman" w:hAnsi="Times New Roman" w:cs="Times New Roman"/>
+          <w:sz w:val="24"/>
+          <w:szCs w:val="24"/>
+          <w:lang w:val="en-US" w:eastAsia="fr-FR"/>
+        </w:rPr>
+        <w:t xml:space="preserve">The dashboard provides administrators and network operators with visualization and analytical tools for interpreting </w:t>
+      </w:r>
+      <w:proofErr w:type="spellStart"/>
+      <w:r>
+        <w:rPr>
+          <w:rFonts w:ascii="Times New Roman" w:eastAsia="Times New Roman" w:hAnsi="Times New Roman" w:cs="Times New Roman"/>
+          <w:sz w:val="24"/>
+          <w:szCs w:val="24"/>
+          <w:lang w:val="en-US" w:eastAsia="fr-FR"/>
+        </w:rPr>
+        <w:t>crowdsensed</w:t>
+      </w:r>
+      <w:proofErr w:type="spellEnd"/>
+      <w:r>
+        <w:rPr>
+          <w:rFonts w:ascii="Times New Roman" w:eastAsia="Times New Roman" w:hAnsi="Times New Roman" w:cs="Times New Roman"/>
+          <w:sz w:val="24"/>
+          <w:szCs w:val="24"/>
+          <w:lang w:val="en-US" w:eastAsia="fr-FR"/>
+        </w:rPr>
+        <w:t xml:space="preserve"> network data.</w:t>
+      </w:r>
+    </w:p>
+    <w:p>
+      <w:pPr>
+        <w:spacing w:before="100" w:beforeAutospacing="1" w:after="100" w:afterAutospacing="1" w:line="240" w:lineRule="auto"/>
+        <w:rPr>
+          <w:rFonts w:ascii="Times New Roman" w:eastAsia="Times New Roman" w:hAnsi="Times New Roman" w:cs="Times New Roman"/>
+          <w:sz w:val="24"/>
+          <w:szCs w:val="24"/>
+          <w:lang w:val="en-US" w:eastAsia="fr-FR"/>
+        </w:rPr>
+      </w:pPr>
+      <w:r>
+        <w:rPr>
+          <w:rFonts w:ascii="Times New Roman" w:eastAsia="Times New Roman" w:hAnsi="Times New Roman" w:cs="Times New Roman"/>
+          <w:sz w:val="24"/>
+          <w:szCs w:val="24"/>
+          <w:lang w:val="en-US" w:eastAsia="fr-FR"/>
+        </w:rPr>
+        <w:t>The dashboard supports functionalities such as:</w:t>
+      </w:r>
+    </w:p>
+    <w:p>
+      <w:pPr>
+        <w:numPr>
+          <w:ilvl w:val="0"/>
+          <w:numId w:val="10"/>
+        </w:numPr>
+        <w:spacing w:before="100" w:beforeAutospacing="1" w:after="100" w:afterAutospacing="1" w:line="240" w:lineRule="auto"/>
+        <w:rPr>
+          <w:rFonts w:ascii="Times New Roman" w:eastAsia="Times New Roman" w:hAnsi="Times New Roman" w:cs="Times New Roman"/>
+          <w:sz w:val="24"/>
+          <w:szCs w:val="24"/>
+          <w:lang w:eastAsia="fr-FR"/>
+        </w:rPr>
+      </w:pPr>
+      <w:proofErr w:type="spellStart"/>
+      <w:r>
+        <w:rPr>
+          <w:rFonts w:ascii="Times New Roman" w:eastAsia="Times New Roman" w:hAnsi="Times New Roman" w:cs="Times New Roman"/>
+          <w:sz w:val="24"/>
+          <w:szCs w:val="24"/>
+          <w:lang w:eastAsia="fr-FR"/>
+        </w:rPr>
+        <w:t>Viewing</w:t>
+      </w:r>
+      <w:proofErr w:type="spellEnd"/>
+      <w:r>
+        <w:rPr>
+          <w:rFonts w:ascii="Times New Roman" w:eastAsia="Times New Roman" w:hAnsi="Times New Roman" w:cs="Times New Roman"/>
+          <w:sz w:val="24"/>
+          <w:szCs w:val="24"/>
+          <w:lang w:eastAsia="fr-FR"/>
+        </w:rPr>
+        <w:t xml:space="preserve"> real-time </w:t>
+      </w:r>
+      <w:proofErr w:type="spellStart"/>
+      <w:r>
+        <w:rPr>
+          <w:rFonts w:ascii="Times New Roman" w:eastAsia="Times New Roman" w:hAnsi="Times New Roman" w:cs="Times New Roman"/>
+          <w:sz w:val="24"/>
+          <w:szCs w:val="24"/>
+          <w:lang w:eastAsia="fr-FR"/>
+        </w:rPr>
+        <w:t>coverage</w:t>
+      </w:r>
+      <w:proofErr w:type="spellEnd"/>
+      <w:r>
+        <w:rPr>
+          <w:rFonts w:ascii="Times New Roman" w:eastAsia="Times New Roman" w:hAnsi="Times New Roman" w:cs="Times New Roman"/>
+          <w:sz w:val="24"/>
+          <w:szCs w:val="24"/>
+          <w:lang w:eastAsia="fr-FR"/>
+        </w:rPr>
+        <w:t xml:space="preserve"> </w:t>
+      </w:r>
+      <w:proofErr w:type="spellStart"/>
+      <w:r>
+        <w:rPr>
+          <w:rFonts w:ascii="Times New Roman" w:eastAsia="Times New Roman" w:hAnsi="Times New Roman" w:cs="Times New Roman"/>
+          <w:sz w:val="24"/>
+          <w:szCs w:val="24"/>
+          <w:lang w:eastAsia="fr-FR"/>
+        </w:rPr>
+        <w:t>heatmaps</w:t>
+      </w:r>
+      <w:proofErr w:type="spellEnd"/>
+      <w:r>
+        <w:rPr>
+          <w:rFonts w:ascii="Times New Roman" w:eastAsia="Times New Roman" w:hAnsi="Times New Roman" w:cs="Times New Roman"/>
+          <w:sz w:val="24"/>
+          <w:szCs w:val="24"/>
+          <w:lang w:eastAsia="fr-FR"/>
+        </w:rPr>
+        <w:t xml:space="preserve"> </w:t>
+      </w:r>
+    </w:p>
+    <w:p>
+      <w:pPr>
+        <w:numPr>
+          <w:ilvl w:val="0"/>
+          <w:numId w:val="10"/>
+        </w:numPr>
+        <w:spacing w:before="100" w:beforeAutospacing="1" w:after="100" w:afterAutospacing="1" w:line="240" w:lineRule="auto"/>
+        <w:rPr>
+          <w:rFonts w:ascii="Times New Roman" w:eastAsia="Times New Roman" w:hAnsi="Times New Roman" w:cs="Times New Roman"/>
+          <w:sz w:val="24"/>
+          <w:szCs w:val="24"/>
+          <w:lang w:eastAsia="fr-FR"/>
+        </w:rPr>
+      </w:pPr>
+      <w:r>
+        <w:rPr>
+          <w:rFonts w:ascii="Times New Roman" w:eastAsia="Times New Roman" w:hAnsi="Times New Roman" w:cs="Times New Roman"/>
+          <w:sz w:val="24"/>
+          <w:szCs w:val="24"/>
+          <w:lang w:eastAsia="fr-FR"/>
+        </w:rPr>
+        <w:t xml:space="preserve">Monitoring network </w:t>
+      </w:r>
+      <w:proofErr w:type="spellStart"/>
+      <w:r>
+        <w:rPr>
+          <w:rFonts w:ascii="Times New Roman" w:eastAsia="Times New Roman" w:hAnsi="Times New Roman" w:cs="Times New Roman"/>
+          <w:sz w:val="24"/>
+          <w:szCs w:val="24"/>
+          <w:lang w:eastAsia="fr-FR"/>
+        </w:rPr>
+        <w:t>quality</w:t>
+      </w:r>
+      <w:proofErr w:type="spellEnd"/>
+      <w:r>
+        <w:rPr>
+          <w:rFonts w:ascii="Times New Roman" w:eastAsia="Times New Roman" w:hAnsi="Times New Roman" w:cs="Times New Roman"/>
+          <w:sz w:val="24"/>
+          <w:szCs w:val="24"/>
+          <w:lang w:eastAsia="fr-FR"/>
+        </w:rPr>
+        <w:t xml:space="preserve"> trends </w:t>
+      </w:r>
+    </w:p>
+    <w:p>
+      <w:pPr>
+        <w:numPr>
+          <w:ilvl w:val="0"/>
+          <w:numId w:val="10"/>
+        </w:numPr>
+        <w:spacing w:before="100" w:beforeAutospacing="1" w:after="100" w:afterAutospacing="1" w:line="240" w:lineRule="auto"/>
+        <w:rPr>
+          <w:rFonts w:ascii="Times New Roman" w:eastAsia="Times New Roman" w:hAnsi="Times New Roman" w:cs="Times New Roman"/>
+          <w:sz w:val="24"/>
+          <w:szCs w:val="24"/>
+          <w:lang w:val="en-US" w:eastAsia="fr-FR"/>
+        </w:rPr>
+      </w:pPr>
+      <w:r>
+        <w:rPr>
+          <w:rFonts w:ascii="Times New Roman" w:eastAsia="Times New Roman" w:hAnsi="Times New Roman" w:cs="Times New Roman"/>
+          <w:sz w:val="24"/>
+          <w:szCs w:val="24"/>
+          <w:lang w:val="en-US" w:eastAsia="fr-FR"/>
+        </w:rPr>
+        <w:t xml:space="preserve">Filtering data by operator or region </w:t>
+      </w:r>
+    </w:p>
+    <w:p>
+      <w:pPr>
+        <w:numPr>
+          <w:ilvl w:val="0"/>
+          <w:numId w:val="10"/>
+        </w:numPr>
+        <w:spacing w:before="100" w:beforeAutospacing="1" w:after="100" w:afterAutospacing="1" w:line="240" w:lineRule="auto"/>
+        <w:rPr>
+          <w:rFonts w:ascii="Times New Roman" w:eastAsia="Times New Roman" w:hAnsi="Times New Roman" w:cs="Times New Roman"/>
+          <w:sz w:val="24"/>
+          <w:szCs w:val="24"/>
+          <w:lang w:eastAsia="fr-FR"/>
+        </w:rPr>
+      </w:pPr>
+      <w:proofErr w:type="spellStart"/>
+      <w:r>
+        <w:rPr>
+          <w:rFonts w:ascii="Times New Roman" w:eastAsia="Times New Roman" w:hAnsi="Times New Roman" w:cs="Times New Roman"/>
+          <w:sz w:val="24"/>
+          <w:szCs w:val="24"/>
+          <w:lang w:eastAsia="fr-FR"/>
+        </w:rPr>
+        <w:t>Viewing</w:t>
+      </w:r>
+      <w:proofErr w:type="spellEnd"/>
+      <w:r>
+        <w:rPr>
+          <w:rFonts w:ascii="Times New Roman" w:eastAsia="Times New Roman" w:hAnsi="Times New Roman" w:cs="Times New Roman"/>
+          <w:sz w:val="24"/>
+          <w:szCs w:val="24"/>
+          <w:lang w:eastAsia="fr-FR"/>
+        </w:rPr>
+        <w:t xml:space="preserve"> user reports </w:t>
+      </w:r>
+    </w:p>
+    <w:p>
+      <w:pPr>
+        <w:numPr>
+          <w:ilvl w:val="0"/>
+          <w:numId w:val="10"/>
+        </w:numPr>
+        <w:spacing w:before="100" w:beforeAutospacing="1" w:after="100" w:afterAutospacing="1" w:line="240" w:lineRule="auto"/>
+        <w:rPr>
+          <w:rFonts w:ascii="Times New Roman" w:eastAsia="Times New Roman" w:hAnsi="Times New Roman" w:cs="Times New Roman"/>
+          <w:sz w:val="24"/>
+          <w:szCs w:val="24"/>
+          <w:lang w:eastAsia="fr-FR"/>
+        </w:rPr>
+      </w:pPr>
+      <w:proofErr w:type="spellStart"/>
+      <w:r>
+        <w:rPr>
+          <w:rFonts w:ascii="Times New Roman" w:eastAsia="Times New Roman" w:hAnsi="Times New Roman" w:cs="Times New Roman"/>
+          <w:sz w:val="24"/>
+          <w:szCs w:val="24"/>
+          <w:lang w:eastAsia="fr-FR"/>
+        </w:rPr>
+        <w:t>Exporting</w:t>
+      </w:r>
+      <w:proofErr w:type="spellEnd"/>
+      <w:r>
+        <w:rPr>
+          <w:rFonts w:ascii="Times New Roman" w:eastAsia="Times New Roman" w:hAnsi="Times New Roman" w:cs="Times New Roman"/>
+          <w:sz w:val="24"/>
+          <w:szCs w:val="24"/>
+          <w:lang w:eastAsia="fr-FR"/>
+        </w:rPr>
+        <w:t xml:space="preserve"> </w:t>
+      </w:r>
+      <w:proofErr w:type="spellStart"/>
+      <w:r>
+        <w:rPr>
+          <w:rFonts w:ascii="Times New Roman" w:eastAsia="Times New Roman" w:hAnsi="Times New Roman" w:cs="Times New Roman"/>
+          <w:sz w:val="24"/>
+          <w:szCs w:val="24"/>
+          <w:lang w:eastAsia="fr-FR"/>
+        </w:rPr>
+        <w:t>analytical</w:t>
+      </w:r>
+      <w:proofErr w:type="spellEnd"/>
+      <w:r>
+        <w:rPr>
+          <w:rFonts w:ascii="Times New Roman" w:eastAsia="Times New Roman" w:hAnsi="Times New Roman" w:cs="Times New Roman"/>
+          <w:sz w:val="24"/>
+          <w:szCs w:val="24"/>
+          <w:lang w:eastAsia="fr-FR"/>
+        </w:rPr>
+        <w:t xml:space="preserve"> reports </w:t>
+      </w:r>
+    </w:p>
+    <w:p>
+      <w:pPr>
+        <w:numPr>
+          <w:ilvl w:val="0"/>
+          <w:numId w:val="10"/>
+        </w:numPr>
+        <w:spacing w:before="100" w:beforeAutospacing="1" w:after="100" w:afterAutospacing="1" w:line="240" w:lineRule="auto"/>
+        <w:rPr>
+          <w:rFonts w:ascii="Times New Roman" w:eastAsia="Times New Roman" w:hAnsi="Times New Roman" w:cs="Times New Roman"/>
+          <w:sz w:val="24"/>
+          <w:szCs w:val="24"/>
+          <w:lang w:eastAsia="fr-FR"/>
+        </w:rPr>
+      </w:pPr>
+      <w:proofErr w:type="spellStart"/>
+      <w:r>
+        <w:rPr>
+          <w:rFonts w:ascii="Times New Roman" w:eastAsia="Times New Roman" w:hAnsi="Times New Roman" w:cs="Times New Roman"/>
+          <w:sz w:val="24"/>
+          <w:szCs w:val="24"/>
+          <w:lang w:eastAsia="fr-FR"/>
+        </w:rPr>
+        <w:t>Managing</w:t>
+      </w:r>
+      <w:proofErr w:type="spellEnd"/>
+      <w:r>
+        <w:rPr>
+          <w:rFonts w:ascii="Times New Roman" w:eastAsia="Times New Roman" w:hAnsi="Times New Roman" w:cs="Times New Roman"/>
+          <w:sz w:val="24"/>
+          <w:szCs w:val="24"/>
+          <w:lang w:eastAsia="fr-FR"/>
+        </w:rPr>
+        <w:t xml:space="preserve"> administrative settings </w:t>
+      </w:r>
+    </w:p>
+    <w:p>
+      <w:pPr>
+        <w:spacing w:before="100" w:beforeAutospacing="1" w:after="100" w:afterAutospacing="1" w:line="240" w:lineRule="auto"/>
+        <w:rPr>
+          <w:rFonts w:ascii="Times New Roman" w:eastAsia="Times New Roman" w:hAnsi="Times New Roman" w:cs="Times New Roman"/>
+          <w:sz w:val="24"/>
+          <w:szCs w:val="24"/>
+          <w:lang w:val="en-US" w:eastAsia="fr-FR"/>
+        </w:rPr>
+      </w:pPr>
+      <w:r>
+        <w:rPr>
+          <w:rFonts w:ascii="Times New Roman" w:eastAsia="Times New Roman" w:hAnsi="Times New Roman" w:cs="Times New Roman"/>
+          <w:sz w:val="24"/>
+          <w:szCs w:val="24"/>
+          <w:lang w:val="en-US" w:eastAsia="fr-FR"/>
+        </w:rPr>
+        <w:t>Interactive maps and geospatial visualizations allow stakeholders to identify coverage gaps and monitor network performance across different geographical areas.</w:t>
+      </w:r>
+    </w:p>
+    <w:p>
+      <w:pPr>
+        <w:spacing w:before="100" w:beforeAutospacing="1" w:after="100" w:afterAutospacing="1" w:line="240" w:lineRule="auto"/>
+        <w:rPr>
+          <w:rFonts w:ascii="Times New Roman" w:eastAsia="Times New Roman" w:hAnsi="Times New Roman" w:cs="Times New Roman"/>
+          <w:sz w:val="24"/>
+          <w:szCs w:val="24"/>
+          <w:lang w:val="en-US" w:eastAsia="fr-FR"/>
+        </w:rPr>
+      </w:pPr>
+      <w:r>
+        <w:rPr>
+          <w:rFonts w:ascii="Times New Roman" w:eastAsia="Times New Roman" w:hAnsi="Times New Roman" w:cs="Times New Roman"/>
+          <w:sz w:val="24"/>
+          <w:szCs w:val="24"/>
+          <w:lang w:val="en-US" w:eastAsia="fr-FR"/>
+        </w:rPr>
+        <w:lastRenderedPageBreak/>
+        <w:t>Unlike the mobile application, which focuses primarily on data collection, the dashboard focuses on data interpretation and decision support.</w:t>
+      </w:r>
+    </w:p>
+    <w:p>
+      <w:pPr>
+        <w:spacing w:after="0" w:line="240" w:lineRule="auto"/>
+        <w:rPr>
+          <w:rFonts w:ascii="Times New Roman" w:eastAsia="Times New Roman" w:hAnsi="Times New Roman" w:cs="Times New Roman"/>
+          <w:sz w:val="24"/>
+          <w:szCs w:val="24"/>
+          <w:lang w:eastAsia="fr-FR"/>
+        </w:rPr>
+      </w:pPr>
+      <w:r>
+        <w:rPr>
+          <w:rFonts w:ascii="Times New Roman" w:eastAsia="Times New Roman" w:hAnsi="Times New Roman" w:cs="Times New Roman"/>
+          <w:sz w:val="24"/>
+          <w:szCs w:val="24"/>
+          <w:lang w:eastAsia="fr-FR"/>
+        </w:rPr>
+        <w:pict w14:anchorId="39B58E3C">
+          <v:rect id="_x0000_i1030" style="width:0;height:1.5pt" o:hralign="center" o:hrstd="t" o:hr="t" fillcolor="#a0a0a0" stroked="f"/>
+        </w:pict>
+      </w:r>
+    </w:p>
+    <w:p>
+      <w:pPr>
+        <w:spacing w:before="100" w:beforeAutospacing="1" w:after="100" w:afterAutospacing="1" w:line="240" w:lineRule="auto"/>
+        <w:outlineLvl w:val="1"/>
+        <w:rPr>
+          <w:rFonts w:ascii="Times New Roman" w:eastAsia="Times New Roman" w:hAnsi="Times New Roman" w:cs="Times New Roman"/>
+          <w:b/>
+          <w:bCs/>
+          <w:sz w:val="36"/>
+          <w:szCs w:val="36"/>
+          <w:lang w:val="en-US" w:eastAsia="fr-FR"/>
+        </w:rPr>
+      </w:pPr>
+      <w:r>
+        <w:rPr>
+          <w:rFonts w:ascii="Times New Roman" w:eastAsia="Times New Roman" w:hAnsi="Times New Roman" w:cs="Times New Roman"/>
+          <w:b/>
+          <w:bCs/>
+          <w:sz w:val="36"/>
+          <w:szCs w:val="36"/>
+          <w:lang w:val="en-US" w:eastAsia="fr-FR"/>
+        </w:rPr>
+        <w:t>2.5 Architectural Design Principles</w:t>
+      </w:r>
+    </w:p>
+    <w:p>
+      <w:pPr>
+        <w:spacing w:before="100" w:beforeAutospacing="1" w:after="100" w:afterAutospacing="1" w:line="240" w:lineRule="auto"/>
+        <w:rPr>
+          <w:rFonts w:ascii="Times New Roman" w:eastAsia="Times New Roman" w:hAnsi="Times New Roman" w:cs="Times New Roman"/>
+          <w:sz w:val="24"/>
+          <w:szCs w:val="24"/>
+          <w:lang w:val="en-US" w:eastAsia="fr-FR"/>
+        </w:rPr>
+      </w:pPr>
+      <w:r>
+        <w:rPr>
+          <w:rFonts w:ascii="Times New Roman" w:eastAsia="Times New Roman" w:hAnsi="Times New Roman" w:cs="Times New Roman"/>
+          <w:sz w:val="24"/>
+          <w:szCs w:val="24"/>
+          <w:lang w:val="en-US" w:eastAsia="fr-FR"/>
+        </w:rPr>
+        <w:t>The architecture of the system is guided by several key design principles:</w:t>
+      </w:r>
+    </w:p>
+    <w:p>
+      <w:pPr>
+        <w:spacing w:before="100" w:beforeAutospacing="1" w:after="100" w:afterAutospacing="1" w:line="240" w:lineRule="auto"/>
+        <w:outlineLvl w:val="2"/>
+        <w:rPr>
+          <w:rFonts w:ascii="Times New Roman" w:eastAsia="Times New Roman" w:hAnsi="Times New Roman" w:cs="Times New Roman"/>
+          <w:b/>
+          <w:bCs/>
+          <w:sz w:val="27"/>
+          <w:szCs w:val="27"/>
+          <w:lang w:val="en-US" w:eastAsia="fr-FR"/>
+        </w:rPr>
+      </w:pPr>
+      <w:r>
+        <w:rPr>
+          <w:rFonts w:ascii="Times New Roman" w:eastAsia="Times New Roman" w:hAnsi="Times New Roman" w:cs="Times New Roman"/>
+          <w:b/>
+          <w:bCs/>
+          <w:sz w:val="27"/>
+          <w:szCs w:val="27"/>
+          <w:lang w:val="en-US" w:eastAsia="fr-FR"/>
+        </w:rPr>
+        <w:t>Offline-First Operation</w:t>
+      </w:r>
+    </w:p>
+    <w:p>
+      <w:pPr>
+        <w:spacing w:before="100" w:beforeAutospacing="1" w:after="100" w:afterAutospacing="1" w:line="240" w:lineRule="auto"/>
+        <w:rPr>
+          <w:rFonts w:ascii="Times New Roman" w:eastAsia="Times New Roman" w:hAnsi="Times New Roman" w:cs="Times New Roman"/>
+          <w:sz w:val="24"/>
+          <w:szCs w:val="24"/>
+          <w:lang w:val="en-US" w:eastAsia="fr-FR"/>
+        </w:rPr>
+      </w:pPr>
+      <w:r>
+        <w:rPr>
+          <w:rFonts w:ascii="Times New Roman" w:eastAsia="Times New Roman" w:hAnsi="Times New Roman" w:cs="Times New Roman"/>
+          <w:sz w:val="24"/>
+          <w:szCs w:val="24"/>
+          <w:lang w:val="en-US" w:eastAsia="fr-FR"/>
+        </w:rPr>
+        <w:t>The system prioritizes local storage and delayed synchronization to ensure continuous functionality even in unstable network environments.</w:t>
+      </w:r>
+    </w:p>
+    <w:p>
+      <w:pPr>
+        <w:spacing w:before="100" w:beforeAutospacing="1" w:after="100" w:afterAutospacing="1" w:line="240" w:lineRule="auto"/>
+        <w:outlineLvl w:val="2"/>
+        <w:rPr>
+          <w:rFonts w:ascii="Times New Roman" w:eastAsia="Times New Roman" w:hAnsi="Times New Roman" w:cs="Times New Roman"/>
+          <w:b/>
+          <w:bCs/>
+          <w:sz w:val="27"/>
+          <w:szCs w:val="27"/>
+          <w:lang w:val="en-US" w:eastAsia="fr-FR"/>
+        </w:rPr>
+      </w:pPr>
+      <w:r>
+        <w:rPr>
+          <w:rFonts w:ascii="Times New Roman" w:eastAsia="Times New Roman" w:hAnsi="Times New Roman" w:cs="Times New Roman"/>
+          <w:b/>
+          <w:bCs/>
+          <w:sz w:val="27"/>
+          <w:szCs w:val="27"/>
+          <w:lang w:val="en-US" w:eastAsia="fr-FR"/>
+        </w:rPr>
+        <w:t>Scalability</w:t>
+      </w:r>
+    </w:p>
+    <w:p>
+      <w:pPr>
+        <w:spacing w:before="100" w:beforeAutospacing="1" w:after="100" w:afterAutospacing="1" w:line="240" w:lineRule="auto"/>
+        <w:rPr>
+          <w:rFonts w:ascii="Times New Roman" w:eastAsia="Times New Roman" w:hAnsi="Times New Roman" w:cs="Times New Roman"/>
+          <w:sz w:val="24"/>
+          <w:szCs w:val="24"/>
+          <w:lang w:val="en-US" w:eastAsia="fr-FR"/>
+        </w:rPr>
+      </w:pPr>
+      <w:r>
+        <w:rPr>
+          <w:rFonts w:ascii="Times New Roman" w:eastAsia="Times New Roman" w:hAnsi="Times New Roman" w:cs="Times New Roman"/>
+          <w:sz w:val="24"/>
+          <w:szCs w:val="24"/>
+          <w:lang w:val="en-US" w:eastAsia="fr-FR"/>
+        </w:rPr>
+        <w:t>The modular architecture allows the backend and database services to scale independently as data volume and user traffic increase.</w:t>
+      </w:r>
+    </w:p>
+    <w:p>
+      <w:pPr>
+        <w:spacing w:before="100" w:beforeAutospacing="1" w:after="100" w:afterAutospacing="1" w:line="240" w:lineRule="auto"/>
+        <w:outlineLvl w:val="2"/>
+        <w:rPr>
+          <w:rFonts w:ascii="Times New Roman" w:eastAsia="Times New Roman" w:hAnsi="Times New Roman" w:cs="Times New Roman"/>
+          <w:b/>
+          <w:bCs/>
+          <w:sz w:val="27"/>
+          <w:szCs w:val="27"/>
+          <w:lang w:val="en-US" w:eastAsia="fr-FR"/>
+        </w:rPr>
+      </w:pPr>
+      <w:r>
+        <w:rPr>
+          <w:rFonts w:ascii="Times New Roman" w:eastAsia="Times New Roman" w:hAnsi="Times New Roman" w:cs="Times New Roman"/>
+          <w:b/>
+          <w:bCs/>
+          <w:sz w:val="27"/>
+          <w:szCs w:val="27"/>
+          <w:lang w:val="en-US" w:eastAsia="fr-FR"/>
+        </w:rPr>
+        <w:t>Security</w:t>
+      </w:r>
+    </w:p>
+    <w:p>
+      <w:pPr>
+        <w:spacing w:before="100" w:beforeAutospacing="1" w:after="100" w:afterAutospacing="1" w:line="240" w:lineRule="auto"/>
+        <w:rPr>
+          <w:rFonts w:ascii="Times New Roman" w:eastAsia="Times New Roman" w:hAnsi="Times New Roman" w:cs="Times New Roman"/>
+          <w:sz w:val="24"/>
+          <w:szCs w:val="24"/>
+          <w:lang w:val="en-US" w:eastAsia="fr-FR"/>
+        </w:rPr>
+      </w:pPr>
+      <w:r>
+        <w:rPr>
+          <w:rFonts w:ascii="Times New Roman" w:eastAsia="Times New Roman" w:hAnsi="Times New Roman" w:cs="Times New Roman"/>
+          <w:sz w:val="24"/>
+          <w:szCs w:val="24"/>
+          <w:lang w:val="en-US" w:eastAsia="fr-FR"/>
+        </w:rPr>
+        <w:t>All communications between clients and servers are encrypted using HTTPS. Sensitive user data is anonymized where necessary to protect privacy.</w:t>
+      </w:r>
+    </w:p>
+    <w:p>
+      <w:pPr>
+        <w:spacing w:before="100" w:beforeAutospacing="1" w:after="100" w:afterAutospacing="1" w:line="240" w:lineRule="auto"/>
+        <w:outlineLvl w:val="2"/>
+        <w:rPr>
+          <w:rFonts w:ascii="Times New Roman" w:eastAsia="Times New Roman" w:hAnsi="Times New Roman" w:cs="Times New Roman"/>
+          <w:b/>
+          <w:bCs/>
+          <w:sz w:val="27"/>
+          <w:szCs w:val="27"/>
+          <w:lang w:val="en-US" w:eastAsia="fr-FR"/>
+        </w:rPr>
+      </w:pPr>
+      <w:r>
+        <w:rPr>
+          <w:rFonts w:ascii="Times New Roman" w:eastAsia="Times New Roman" w:hAnsi="Times New Roman" w:cs="Times New Roman"/>
+          <w:b/>
+          <w:bCs/>
+          <w:sz w:val="27"/>
+          <w:szCs w:val="27"/>
+          <w:lang w:val="en-US" w:eastAsia="fr-FR"/>
+        </w:rPr>
+        <w:t>Maintainability</w:t>
+      </w:r>
+    </w:p>
+    <w:p>
+      <w:pPr>
+        <w:spacing w:before="100" w:beforeAutospacing="1" w:after="100" w:afterAutospacing="1" w:line="240" w:lineRule="auto"/>
+        <w:rPr>
+          <w:rFonts w:ascii="Times New Roman" w:eastAsia="Times New Roman" w:hAnsi="Times New Roman" w:cs="Times New Roman"/>
+          <w:sz w:val="24"/>
+          <w:szCs w:val="24"/>
+          <w:lang w:val="en-US" w:eastAsia="fr-FR"/>
+        </w:rPr>
+      </w:pPr>
+      <w:r>
+        <w:rPr>
+          <w:rFonts w:ascii="Times New Roman" w:eastAsia="Times New Roman" w:hAnsi="Times New Roman" w:cs="Times New Roman"/>
+          <w:sz w:val="24"/>
+          <w:szCs w:val="24"/>
+          <w:lang w:val="en-US" w:eastAsia="fr-FR"/>
+        </w:rPr>
+        <w:t>The separation of concerns between layers improves maintainability and simplifies future upgrades.</w:t>
+      </w:r>
+    </w:p>
+    <w:p>
+      <w:pPr>
+        <w:spacing w:before="100" w:beforeAutospacing="1" w:after="100" w:afterAutospacing="1" w:line="240" w:lineRule="auto"/>
+        <w:outlineLvl w:val="2"/>
+        <w:rPr>
+          <w:rFonts w:ascii="Times New Roman" w:eastAsia="Times New Roman" w:hAnsi="Times New Roman" w:cs="Times New Roman"/>
+          <w:b/>
+          <w:bCs/>
+          <w:sz w:val="27"/>
+          <w:szCs w:val="27"/>
+          <w:lang w:val="en-US" w:eastAsia="fr-FR"/>
+        </w:rPr>
+      </w:pPr>
+      <w:r>
+        <w:rPr>
+          <w:rFonts w:ascii="Times New Roman" w:eastAsia="Times New Roman" w:hAnsi="Times New Roman" w:cs="Times New Roman"/>
+          <w:b/>
+          <w:bCs/>
+          <w:sz w:val="27"/>
+          <w:szCs w:val="27"/>
+          <w:lang w:val="en-US" w:eastAsia="fr-FR"/>
+        </w:rPr>
+        <w:t>Reliability</w:t>
+      </w:r>
+    </w:p>
+    <w:p>
+      <w:pPr>
+        <w:spacing w:before="100" w:beforeAutospacing="1" w:after="100" w:afterAutospacing="1" w:line="240" w:lineRule="auto"/>
+        <w:rPr>
+          <w:rFonts w:ascii="Times New Roman" w:eastAsia="Times New Roman" w:hAnsi="Times New Roman" w:cs="Times New Roman"/>
+          <w:sz w:val="24"/>
+          <w:szCs w:val="24"/>
+          <w:lang w:val="en-US" w:eastAsia="fr-FR"/>
+        </w:rPr>
+      </w:pPr>
+      <w:r>
+        <w:rPr>
+          <w:rFonts w:ascii="Times New Roman" w:eastAsia="Times New Roman" w:hAnsi="Times New Roman" w:cs="Times New Roman"/>
+          <w:sz w:val="24"/>
+          <w:szCs w:val="24"/>
+          <w:lang w:val="en-US" w:eastAsia="fr-FR"/>
+        </w:rPr>
+        <w:t>Background synchronization mechanisms and local caching improve reliability and reduce the risk of data loss.</w:t>
+      </w:r>
+    </w:p>
+    <w:p>
+      <w:pPr>
+        <w:spacing w:after="0" w:line="240" w:lineRule="auto"/>
+        <w:rPr>
+          <w:rFonts w:ascii="Times New Roman" w:eastAsia="Times New Roman" w:hAnsi="Times New Roman" w:cs="Times New Roman"/>
+          <w:sz w:val="24"/>
+          <w:szCs w:val="24"/>
+          <w:lang w:eastAsia="fr-FR"/>
+        </w:rPr>
+      </w:pPr>
+      <w:r>
+        <w:rPr>
+          <w:rFonts w:ascii="Times New Roman" w:eastAsia="Times New Roman" w:hAnsi="Times New Roman" w:cs="Times New Roman"/>
+          <w:sz w:val="24"/>
+          <w:szCs w:val="24"/>
+          <w:lang w:eastAsia="fr-FR"/>
+        </w:rPr>
+        <w:pict w14:anchorId="051E5CEE">
+          <v:rect id="_x0000_i1031" style="width:0;height:1.5pt" o:hralign="center" o:hrstd="t" o:hr="t" fillcolor="#a0a0a0" stroked="f"/>
+        </w:pict>
+      </w:r>
+    </w:p>
+    <w:p>
+      <w:pPr>
+        <w:spacing w:before="100" w:beforeAutospacing="1" w:after="100" w:afterAutospacing="1" w:line="240" w:lineRule="auto"/>
+        <w:outlineLvl w:val="0"/>
         <w:rPr>
           <w:rFonts w:ascii="Times New Roman" w:eastAsia="Times New Roman" w:hAnsi="Times New Roman" w:cs="Times New Roman"/>
           <w:b/>
@@ -3015,8 +4227,7 @@
           <w:szCs w:val="48"/>
           <w:lang w:val="en-US" w:eastAsia="fr-FR"/>
         </w:rPr>
-        <w:t>Behavioral</w:t>
-      </w:r>
+      </w:pPr>
       <w:r>
         <w:rPr>
           <w:rFonts w:ascii="Times New Roman" w:eastAsia="Times New Roman" w:hAnsi="Times New Roman" w:cs="Times New Roman"/>
@@ -3027,27 +4238,67 @@
           <w:szCs w:val="48"/>
           <w:lang w:val="en-US" w:eastAsia="fr-FR"/>
         </w:rPr>
-        <w:t xml:space="preserve"> and Structural Models</w:t>
-      </w:r>
-    </w:p>
-    <w:p>
-      <w:pPr>
-        <w:spacing w:before="100" w:beforeAutospacing="1" w:after="100" w:afterAutospacing="1" w:line="240" w:lineRule="auto"/>
-        <w:rPr>
-          <w:rFonts w:ascii="Times New Roman" w:eastAsia="Times New Roman" w:hAnsi="Times New Roman" w:cs="Times New Roman"/>
-          <w:sz w:val="24"/>
-          <w:szCs w:val="24"/>
-          <w:lang w:val="en-US" w:eastAsia="fr-FR"/>
-        </w:rPr>
-      </w:pPr>
-      <w:r>
-        <w:rPr>
-          <w:rFonts w:ascii="Times New Roman" w:eastAsia="Times New Roman" w:hAnsi="Times New Roman" w:cs="Times New Roman"/>
-          <w:sz w:val="24"/>
-          <w:szCs w:val="24"/>
-          <w:lang w:val="en-US" w:eastAsia="fr-FR"/>
-        </w:rPr>
-        <w:t>This section presents the behavioural and structural models used to represent the interactions, workflows, data movement, and architectural organization of the Crowdsensed Mobile Network Monitoring System. These models provide a detailed understanding of how the system operates internally and how different system components communicate with one another.</w:t>
+        <w:t>3. Behavioral and Structural Models</w:t>
+      </w:r>
+    </w:p>
+    <w:p>
+      <w:pPr>
+        <w:spacing w:before="100" w:beforeAutospacing="1" w:after="100" w:afterAutospacing="1" w:line="240" w:lineRule="auto"/>
+        <w:rPr>
+          <w:rFonts w:ascii="Times New Roman" w:eastAsia="Times New Roman" w:hAnsi="Times New Roman" w:cs="Times New Roman"/>
+          <w:sz w:val="24"/>
+          <w:szCs w:val="24"/>
+          <w:lang w:val="en-US" w:eastAsia="fr-FR"/>
+        </w:rPr>
+      </w:pPr>
+      <w:r>
+        <w:rPr>
+          <w:rFonts w:ascii="Times New Roman" w:eastAsia="Times New Roman" w:hAnsi="Times New Roman" w:cs="Times New Roman"/>
+          <w:sz w:val="24"/>
+          <w:szCs w:val="24"/>
+          <w:lang w:val="en-US" w:eastAsia="fr-FR"/>
+        </w:rPr>
+        <w:t xml:space="preserve">This section presents the </w:t>
+      </w:r>
+      <w:proofErr w:type="spellStart"/>
+      <w:r>
+        <w:rPr>
+          <w:rFonts w:ascii="Times New Roman" w:eastAsia="Times New Roman" w:hAnsi="Times New Roman" w:cs="Times New Roman"/>
+          <w:sz w:val="24"/>
+          <w:szCs w:val="24"/>
+          <w:lang w:val="en-US" w:eastAsia="fr-FR"/>
+        </w:rPr>
+        <w:t>behavioural</w:t>
+      </w:r>
+      <w:proofErr w:type="spellEnd"/>
+      <w:r>
+        <w:rPr>
+          <w:rFonts w:ascii="Times New Roman" w:eastAsia="Times New Roman" w:hAnsi="Times New Roman" w:cs="Times New Roman"/>
+          <w:sz w:val="24"/>
+          <w:szCs w:val="24"/>
+          <w:lang w:val="en-US" w:eastAsia="fr-FR"/>
+        </w:rPr>
+        <w:t xml:space="preserve"> and structural models used to represent the interactions, workflows, data movement, and architectural organization of the </w:t>
+      </w:r>
+      <w:proofErr w:type="spellStart"/>
+      <w:r>
+        <w:rPr>
+          <w:rFonts w:ascii="Times New Roman" w:eastAsia="Times New Roman" w:hAnsi="Times New Roman" w:cs="Times New Roman"/>
+          <w:sz w:val="24"/>
+          <w:szCs w:val="24"/>
+          <w:lang w:val="en-US" w:eastAsia="fr-FR"/>
+        </w:rPr>
+        <w:t>Crowdsensed</w:t>
+      </w:r>
+      <w:proofErr w:type="spellEnd"/>
+      <w:r>
+        <w:rPr>
+          <w:rFonts w:ascii="Times New Roman" w:eastAsia="Times New Roman" w:hAnsi="Times New Roman" w:cs="Times New Roman"/>
+          <w:sz w:val="24"/>
+          <w:szCs w:val="24"/>
+          <w:lang w:val="en-US" w:eastAsia="fr-FR"/>
+        </w:rPr>
+        <w:t xml:space="preserve"> Mobile Network Monitoring System. These models provide a detailed understanding of how the system operates internally and how different system components communicate with one another.</w:t>
       </w:r>
     </w:p>
     <w:p>
@@ -3105,14 +4356,25 @@
           <w:lang w:eastAsia="fr-FR"/>
         </w:rPr>
       </w:pPr>
-      <w:r>
-        <w:rPr>
-          <w:rFonts w:ascii="Times New Roman" w:eastAsia="Times New Roman" w:hAnsi="Times New Roman" w:cs="Times New Roman"/>
-          <w:sz w:val="24"/>
-          <w:szCs w:val="24"/>
-          <w:lang w:eastAsia="fr-FR"/>
-        </w:rPr>
-        <w:t xml:space="preserve">Context Diagram </w:t>
+      <w:proofErr w:type="spellStart"/>
+      <w:r>
+        <w:rPr>
+          <w:rFonts w:ascii="Times New Roman" w:eastAsia="Times New Roman" w:hAnsi="Times New Roman" w:cs="Times New Roman"/>
+          <w:sz w:val="24"/>
+          <w:szCs w:val="24"/>
+          <w:lang w:eastAsia="fr-FR"/>
+        </w:rPr>
+        <w:t>Context</w:t>
+      </w:r>
+      <w:proofErr w:type="spellEnd"/>
+      <w:r>
+        <w:rPr>
+          <w:rFonts w:ascii="Times New Roman" w:eastAsia="Times New Roman" w:hAnsi="Times New Roman" w:cs="Times New Roman"/>
+          <w:sz w:val="24"/>
+          <w:szCs w:val="24"/>
+          <w:lang w:eastAsia="fr-FR"/>
+        </w:rPr>
+        <w:t xml:space="preserve"> Diagram </w:t>
       </w:r>
     </w:p>
     <w:p>
@@ -3177,14 +4439,25 @@
           <w:lang w:eastAsia="fr-FR"/>
         </w:rPr>
       </w:pPr>
-      <w:r>
-        <w:rPr>
-          <w:rFonts w:ascii="Times New Roman" w:eastAsia="Times New Roman" w:hAnsi="Times New Roman" w:cs="Times New Roman"/>
-          <w:sz w:val="24"/>
-          <w:szCs w:val="24"/>
-          <w:lang w:eastAsia="fr-FR"/>
-        </w:rPr>
-        <w:t xml:space="preserve">Sequence Diagram </w:t>
+      <w:proofErr w:type="spellStart"/>
+      <w:r>
+        <w:rPr>
+          <w:rFonts w:ascii="Times New Roman" w:eastAsia="Times New Roman" w:hAnsi="Times New Roman" w:cs="Times New Roman"/>
+          <w:sz w:val="24"/>
+          <w:szCs w:val="24"/>
+          <w:lang w:eastAsia="fr-FR"/>
+        </w:rPr>
+        <w:t>Sequence</w:t>
+      </w:r>
+      <w:proofErr w:type="spellEnd"/>
+      <w:r>
+        <w:rPr>
+          <w:rFonts w:ascii="Times New Roman" w:eastAsia="Times New Roman" w:hAnsi="Times New Roman" w:cs="Times New Roman"/>
+          <w:sz w:val="24"/>
+          <w:szCs w:val="24"/>
+          <w:lang w:eastAsia="fr-FR"/>
+        </w:rPr>
+        <w:t xml:space="preserve"> Diagram </w:t>
       </w:r>
     </w:p>
     <w:p>
@@ -3225,14 +4498,25 @@
           <w:lang w:eastAsia="fr-FR"/>
         </w:rPr>
       </w:pPr>
-      <w:r>
-        <w:rPr>
-          <w:rFonts w:ascii="Times New Roman" w:eastAsia="Times New Roman" w:hAnsi="Times New Roman" w:cs="Times New Roman"/>
-          <w:sz w:val="24"/>
-          <w:szCs w:val="24"/>
-          <w:lang w:eastAsia="fr-FR"/>
-        </w:rPr>
-        <w:t xml:space="preserve">Deployment Diagram </w:t>
+      <w:proofErr w:type="spellStart"/>
+      <w:r>
+        <w:rPr>
+          <w:rFonts w:ascii="Times New Roman" w:eastAsia="Times New Roman" w:hAnsi="Times New Roman" w:cs="Times New Roman"/>
+          <w:sz w:val="24"/>
+          <w:szCs w:val="24"/>
+          <w:lang w:eastAsia="fr-FR"/>
+        </w:rPr>
+        <w:t>Deployment</w:t>
+      </w:r>
+      <w:proofErr w:type="spellEnd"/>
+      <w:r>
+        <w:rPr>
+          <w:rFonts w:ascii="Times New Roman" w:eastAsia="Times New Roman" w:hAnsi="Times New Roman" w:cs="Times New Roman"/>
+          <w:sz w:val="24"/>
+          <w:szCs w:val="24"/>
+          <w:lang w:eastAsia="fr-FR"/>
+        </w:rPr>
+        <w:t xml:space="preserve"> Diagram </w:t>
       </w:r>
     </w:p>
     <w:p>
@@ -3253,7 +4537,7 @@
           <w:lang w:eastAsia="fr-FR"/>
         </w:rPr>
         <w:pict w14:anchorId="78DFD4B9">
-          <v:rect id="_x0000_i1038" style="width:0;height:1.5pt" o:hralign="center" o:hrstd="t" o:hr="t" fillcolor="#a0a0a0" stroked="f"/>
+          <v:rect id="_x0000_i1032" style="width:0;height:1.5pt" o:hralign="center" o:hrstd="t" o:hr="t" fillcolor="#a0a0a0" stroked="f"/>
         </w:pict>
       </w:r>
     </w:p>
@@ -3301,7 +4585,27 @@
           <w:szCs w:val="24"/>
           <w:lang w:val="en-US" w:eastAsia="fr-FR"/>
         </w:rPr>
-        <w:t>The context diagram provides a high-level representation of the entire system and illustrates how the system interacts with external entities. At this level, the entire Crowdsensed Network Monitoring System is treated as a single process while external actors exchange information with it through defined data flows.</w:t>
+        <w:t xml:space="preserve">The context diagram provides a high-level representation of the entire system and illustrates how the system interacts with external entities. At this level, the entire </w:t>
+      </w:r>
+      <w:proofErr w:type="spellStart"/>
+      <w:r>
+        <w:rPr>
+          <w:rFonts w:ascii="Times New Roman" w:eastAsia="Times New Roman" w:hAnsi="Times New Roman" w:cs="Times New Roman"/>
+          <w:sz w:val="24"/>
+          <w:szCs w:val="24"/>
+          <w:lang w:val="en-US" w:eastAsia="fr-FR"/>
+        </w:rPr>
+        <w:t>Crowdsensed</w:t>
+      </w:r>
+      <w:proofErr w:type="spellEnd"/>
+      <w:r>
+        <w:rPr>
+          <w:rFonts w:ascii="Times New Roman" w:eastAsia="Times New Roman" w:hAnsi="Times New Roman" w:cs="Times New Roman"/>
+          <w:sz w:val="24"/>
+          <w:szCs w:val="24"/>
+          <w:lang w:val="en-US" w:eastAsia="fr-FR"/>
+        </w:rPr>
+        <w:t xml:space="preserve"> Network Monitoring System is treated as a single process while external actors exchange information with it through defined data flows.</w:t>
       </w:r>
     </w:p>
     <w:p>
@@ -3386,7 +4690,27 @@
           <w:szCs w:val="24"/>
           <w:lang w:val="en-US" w:eastAsia="fr-FR"/>
         </w:rPr>
-        <w:t>The mobile user represents individuals who use the Android application to monitor network conditions. The user grants the necessary permissions required for accessing GPS and network information. The mobile user also views coverage maps, submits poor network reports, and contributes crowdsensed measurements to the system.</w:t>
+        <w:t xml:space="preserve">The mobile user represents individuals who use the Android application to monitor network conditions. The user grants the necessary permissions required for accessing GPS and network information. The mobile user also views coverage maps, submits poor network reports, and contributes </w:t>
+      </w:r>
+      <w:proofErr w:type="spellStart"/>
+      <w:r>
+        <w:rPr>
+          <w:rFonts w:ascii="Times New Roman" w:eastAsia="Times New Roman" w:hAnsi="Times New Roman" w:cs="Times New Roman"/>
+          <w:sz w:val="24"/>
+          <w:szCs w:val="24"/>
+          <w:lang w:val="en-US" w:eastAsia="fr-FR"/>
+        </w:rPr>
+        <w:t>crowdsensed</w:t>
+      </w:r>
+      <w:proofErr w:type="spellEnd"/>
+      <w:r>
+        <w:rPr>
+          <w:rFonts w:ascii="Times New Roman" w:eastAsia="Times New Roman" w:hAnsi="Times New Roman" w:cs="Times New Roman"/>
+          <w:sz w:val="24"/>
+          <w:szCs w:val="24"/>
+          <w:lang w:val="en-US" w:eastAsia="fr-FR"/>
+        </w:rPr>
+        <w:t xml:space="preserve"> measurements to the system.</w:t>
       </w:r>
     </w:p>
     <w:p>
@@ -3430,7 +4754,27 @@
           <w:szCs w:val="24"/>
           <w:lang w:eastAsia="fr-FR"/>
         </w:rPr>
-        <w:t xml:space="preserve">Signal measurements </w:t>
+        <w:t xml:space="preserve">Signal </w:t>
+      </w:r>
+      <w:proofErr w:type="spellStart"/>
+      <w:r>
+        <w:rPr>
+          <w:rFonts w:ascii="Times New Roman" w:eastAsia="Times New Roman" w:hAnsi="Times New Roman" w:cs="Times New Roman"/>
+          <w:sz w:val="24"/>
+          <w:szCs w:val="24"/>
+          <w:lang w:eastAsia="fr-FR"/>
+        </w:rPr>
+        <w:t>measurements</w:t>
+      </w:r>
+      <w:proofErr w:type="spellEnd"/>
+      <w:r>
+        <w:rPr>
+          <w:rFonts w:ascii="Times New Roman" w:eastAsia="Times New Roman" w:hAnsi="Times New Roman" w:cs="Times New Roman"/>
+          <w:sz w:val="24"/>
+          <w:szCs w:val="24"/>
+          <w:lang w:eastAsia="fr-FR"/>
+        </w:rPr>
+        <w:t xml:space="preserve"> </w:t>
       </w:r>
     </w:p>
     <w:p>
@@ -3454,7 +4798,27 @@
           <w:szCs w:val="24"/>
           <w:lang w:eastAsia="fr-FR"/>
         </w:rPr>
-        <w:t xml:space="preserve">GPS coordinates </w:t>
+        <w:t xml:space="preserve">GPS </w:t>
+      </w:r>
+      <w:proofErr w:type="spellStart"/>
+      <w:r>
+        <w:rPr>
+          <w:rFonts w:ascii="Times New Roman" w:eastAsia="Times New Roman" w:hAnsi="Times New Roman" w:cs="Times New Roman"/>
+          <w:sz w:val="24"/>
+          <w:szCs w:val="24"/>
+          <w:lang w:eastAsia="fr-FR"/>
+        </w:rPr>
+        <w:t>coordinates</w:t>
+      </w:r>
+      <w:proofErr w:type="spellEnd"/>
+      <w:r>
+        <w:rPr>
+          <w:rFonts w:ascii="Times New Roman" w:eastAsia="Times New Roman" w:hAnsi="Times New Roman" w:cs="Times New Roman"/>
+          <w:sz w:val="24"/>
+          <w:szCs w:val="24"/>
+          <w:lang w:eastAsia="fr-FR"/>
+        </w:rPr>
+        <w:t xml:space="preserve"> </w:t>
       </w:r>
     </w:p>
     <w:p>
@@ -3478,7 +4842,27 @@
           <w:szCs w:val="24"/>
           <w:lang w:eastAsia="fr-FR"/>
         </w:rPr>
-        <w:t xml:space="preserve">User-generated reports </w:t>
+        <w:t>User-</w:t>
+      </w:r>
+      <w:proofErr w:type="spellStart"/>
+      <w:r>
+        <w:rPr>
+          <w:rFonts w:ascii="Times New Roman" w:eastAsia="Times New Roman" w:hAnsi="Times New Roman" w:cs="Times New Roman"/>
+          <w:sz w:val="24"/>
+          <w:szCs w:val="24"/>
+          <w:lang w:eastAsia="fr-FR"/>
+        </w:rPr>
+        <w:t>generated</w:t>
+      </w:r>
+      <w:proofErr w:type="spellEnd"/>
+      <w:r>
+        <w:rPr>
+          <w:rFonts w:ascii="Times New Roman" w:eastAsia="Times New Roman" w:hAnsi="Times New Roman" w:cs="Times New Roman"/>
+          <w:sz w:val="24"/>
+          <w:szCs w:val="24"/>
+          <w:lang w:eastAsia="fr-FR"/>
+        </w:rPr>
+        <w:t xml:space="preserve"> reports </w:t>
       </w:r>
     </w:p>
     <w:p>
@@ -3495,14 +4879,45 @@
           <w:lang w:eastAsia="fr-FR"/>
         </w:rPr>
       </w:pPr>
-      <w:r>
-        <w:rPr>
-          <w:rFonts w:ascii="Times New Roman" w:eastAsia="Times New Roman" w:hAnsi="Times New Roman" w:cs="Times New Roman"/>
-          <w:sz w:val="24"/>
-          <w:szCs w:val="24"/>
-          <w:lang w:eastAsia="fr-FR"/>
-        </w:rPr>
-        <w:t xml:space="preserve">Synchronization requests </w:t>
+      <w:proofErr w:type="spellStart"/>
+      <w:r>
+        <w:rPr>
+          <w:rFonts w:ascii="Times New Roman" w:eastAsia="Times New Roman" w:hAnsi="Times New Roman" w:cs="Times New Roman"/>
+          <w:sz w:val="24"/>
+          <w:szCs w:val="24"/>
+          <w:lang w:eastAsia="fr-FR"/>
+        </w:rPr>
+        <w:t>Synchronization</w:t>
+      </w:r>
+      <w:proofErr w:type="spellEnd"/>
+      <w:r>
+        <w:rPr>
+          <w:rFonts w:ascii="Times New Roman" w:eastAsia="Times New Roman" w:hAnsi="Times New Roman" w:cs="Times New Roman"/>
+          <w:sz w:val="24"/>
+          <w:szCs w:val="24"/>
+          <w:lang w:eastAsia="fr-FR"/>
+        </w:rPr>
+        <w:t xml:space="preserve"> </w:t>
+      </w:r>
+      <w:proofErr w:type="spellStart"/>
+      <w:r>
+        <w:rPr>
+          <w:rFonts w:ascii="Times New Roman" w:eastAsia="Times New Roman" w:hAnsi="Times New Roman" w:cs="Times New Roman"/>
+          <w:sz w:val="24"/>
+          <w:szCs w:val="24"/>
+          <w:lang w:eastAsia="fr-FR"/>
+        </w:rPr>
+        <w:t>requests</w:t>
+      </w:r>
+      <w:proofErr w:type="spellEnd"/>
+      <w:r>
+        <w:rPr>
+          <w:rFonts w:ascii="Times New Roman" w:eastAsia="Times New Roman" w:hAnsi="Times New Roman" w:cs="Times New Roman"/>
+          <w:sz w:val="24"/>
+          <w:szCs w:val="24"/>
+          <w:lang w:eastAsia="fr-FR"/>
+        </w:rPr>
+        <w:t xml:space="preserve"> </w:t>
       </w:r>
     </w:p>
     <w:p>
@@ -3539,14 +4954,45 @@
           <w:lang w:eastAsia="fr-FR"/>
         </w:rPr>
       </w:pPr>
-      <w:r>
-        <w:rPr>
-          <w:rFonts w:ascii="Times New Roman" w:eastAsia="Times New Roman" w:hAnsi="Times New Roman" w:cs="Times New Roman"/>
-          <w:sz w:val="24"/>
-          <w:szCs w:val="24"/>
-          <w:lang w:eastAsia="fr-FR"/>
-        </w:rPr>
-        <w:t xml:space="preserve">Coverage maps </w:t>
+      <w:proofErr w:type="spellStart"/>
+      <w:r>
+        <w:rPr>
+          <w:rFonts w:ascii="Times New Roman" w:eastAsia="Times New Roman" w:hAnsi="Times New Roman" w:cs="Times New Roman"/>
+          <w:sz w:val="24"/>
+          <w:szCs w:val="24"/>
+          <w:lang w:eastAsia="fr-FR"/>
+        </w:rPr>
+        <w:t>Coverage</w:t>
+      </w:r>
+      <w:proofErr w:type="spellEnd"/>
+      <w:r>
+        <w:rPr>
+          <w:rFonts w:ascii="Times New Roman" w:eastAsia="Times New Roman" w:hAnsi="Times New Roman" w:cs="Times New Roman"/>
+          <w:sz w:val="24"/>
+          <w:szCs w:val="24"/>
+          <w:lang w:eastAsia="fr-FR"/>
+        </w:rPr>
+        <w:t xml:space="preserve"> </w:t>
+      </w:r>
+      <w:proofErr w:type="spellStart"/>
+      <w:r>
+        <w:rPr>
+          <w:rFonts w:ascii="Times New Roman" w:eastAsia="Times New Roman" w:hAnsi="Times New Roman" w:cs="Times New Roman"/>
+          <w:sz w:val="24"/>
+          <w:szCs w:val="24"/>
+          <w:lang w:eastAsia="fr-FR"/>
+        </w:rPr>
+        <w:t>maps</w:t>
+      </w:r>
+      <w:proofErr w:type="spellEnd"/>
+      <w:r>
+        <w:rPr>
+          <w:rFonts w:ascii="Times New Roman" w:eastAsia="Times New Roman" w:hAnsi="Times New Roman" w:cs="Times New Roman"/>
+          <w:sz w:val="24"/>
+          <w:szCs w:val="24"/>
+          <w:lang w:eastAsia="fr-FR"/>
+        </w:rPr>
+        <w:t xml:space="preserve"> </w:t>
       </w:r>
     </w:p>
     <w:p>
@@ -3570,7 +5016,47 @@
           <w:szCs w:val="24"/>
           <w:lang w:eastAsia="fr-FR"/>
         </w:rPr>
-        <w:t xml:space="preserve">Network quality indicators </w:t>
+        <w:t xml:space="preserve">Network </w:t>
+      </w:r>
+      <w:proofErr w:type="spellStart"/>
+      <w:r>
+        <w:rPr>
+          <w:rFonts w:ascii="Times New Roman" w:eastAsia="Times New Roman" w:hAnsi="Times New Roman" w:cs="Times New Roman"/>
+          <w:sz w:val="24"/>
+          <w:szCs w:val="24"/>
+          <w:lang w:eastAsia="fr-FR"/>
+        </w:rPr>
+        <w:t>quality</w:t>
+      </w:r>
+      <w:proofErr w:type="spellEnd"/>
+      <w:r>
+        <w:rPr>
+          <w:rFonts w:ascii="Times New Roman" w:eastAsia="Times New Roman" w:hAnsi="Times New Roman" w:cs="Times New Roman"/>
+          <w:sz w:val="24"/>
+          <w:szCs w:val="24"/>
+          <w:lang w:eastAsia="fr-FR"/>
+        </w:rPr>
+        <w:t xml:space="preserve"> </w:t>
+      </w:r>
+      <w:proofErr w:type="spellStart"/>
+      <w:r>
+        <w:rPr>
+          <w:rFonts w:ascii="Times New Roman" w:eastAsia="Times New Roman" w:hAnsi="Times New Roman" w:cs="Times New Roman"/>
+          <w:sz w:val="24"/>
+          <w:szCs w:val="24"/>
+          <w:lang w:eastAsia="fr-FR"/>
+        </w:rPr>
+        <w:t>indicators</w:t>
+      </w:r>
+      <w:proofErr w:type="spellEnd"/>
+      <w:r>
+        <w:rPr>
+          <w:rFonts w:ascii="Times New Roman" w:eastAsia="Times New Roman" w:hAnsi="Times New Roman" w:cs="Times New Roman"/>
+          <w:sz w:val="24"/>
+          <w:szCs w:val="24"/>
+          <w:lang w:eastAsia="fr-FR"/>
+        </w:rPr>
+        <w:t xml:space="preserve"> </w:t>
       </w:r>
     </w:p>
     <w:p>
@@ -3587,14 +5073,25 @@
           <w:lang w:eastAsia="fr-FR"/>
         </w:rPr>
       </w:pPr>
-      <w:r>
-        <w:rPr>
-          <w:rFonts w:ascii="Times New Roman" w:eastAsia="Times New Roman" w:hAnsi="Times New Roman" w:cs="Times New Roman"/>
-          <w:sz w:val="24"/>
-          <w:szCs w:val="24"/>
-          <w:lang w:eastAsia="fr-FR"/>
-        </w:rPr>
-        <w:t xml:space="preserve">Historical monitoring data </w:t>
+      <w:proofErr w:type="spellStart"/>
+      <w:r>
+        <w:rPr>
+          <w:rFonts w:ascii="Times New Roman" w:eastAsia="Times New Roman" w:hAnsi="Times New Roman" w:cs="Times New Roman"/>
+          <w:sz w:val="24"/>
+          <w:szCs w:val="24"/>
+          <w:lang w:eastAsia="fr-FR"/>
+        </w:rPr>
+        <w:t>Historical</w:t>
+      </w:r>
+      <w:proofErr w:type="spellEnd"/>
+      <w:r>
+        <w:rPr>
+          <w:rFonts w:ascii="Times New Roman" w:eastAsia="Times New Roman" w:hAnsi="Times New Roman" w:cs="Times New Roman"/>
+          <w:sz w:val="24"/>
+          <w:szCs w:val="24"/>
+          <w:lang w:eastAsia="fr-FR"/>
+        </w:rPr>
+        <w:t xml:space="preserve"> monitoring data </w:t>
       </w:r>
     </w:p>
     <w:p>
@@ -3618,7 +5115,47 @@
           <w:szCs w:val="24"/>
           <w:lang w:eastAsia="fr-FR"/>
         </w:rPr>
-        <w:t xml:space="preserve">Feedback regarding submitted reports </w:t>
+        <w:t xml:space="preserve">Feedback </w:t>
+      </w:r>
+      <w:proofErr w:type="spellStart"/>
+      <w:r>
+        <w:rPr>
+          <w:rFonts w:ascii="Times New Roman" w:eastAsia="Times New Roman" w:hAnsi="Times New Roman" w:cs="Times New Roman"/>
+          <w:sz w:val="24"/>
+          <w:szCs w:val="24"/>
+          <w:lang w:eastAsia="fr-FR"/>
+        </w:rPr>
+        <w:t>regarding</w:t>
+      </w:r>
+      <w:proofErr w:type="spellEnd"/>
+      <w:r>
+        <w:rPr>
+          <w:rFonts w:ascii="Times New Roman" w:eastAsia="Times New Roman" w:hAnsi="Times New Roman" w:cs="Times New Roman"/>
+          <w:sz w:val="24"/>
+          <w:szCs w:val="24"/>
+          <w:lang w:eastAsia="fr-FR"/>
+        </w:rPr>
+        <w:t xml:space="preserve"> </w:t>
+      </w:r>
+      <w:proofErr w:type="spellStart"/>
+      <w:r>
+        <w:rPr>
+          <w:rFonts w:ascii="Times New Roman" w:eastAsia="Times New Roman" w:hAnsi="Times New Roman" w:cs="Times New Roman"/>
+          <w:sz w:val="24"/>
+          <w:szCs w:val="24"/>
+          <w:lang w:eastAsia="fr-FR"/>
+        </w:rPr>
+        <w:t>submitted</w:t>
+      </w:r>
+      <w:proofErr w:type="spellEnd"/>
+      <w:r>
+        <w:rPr>
+          <w:rFonts w:ascii="Times New Roman" w:eastAsia="Times New Roman" w:hAnsi="Times New Roman" w:cs="Times New Roman"/>
+          <w:sz w:val="24"/>
+          <w:szCs w:val="24"/>
+          <w:lang w:eastAsia="fr-FR"/>
+        </w:rPr>
+        <w:t xml:space="preserve"> reports </w:t>
       </w:r>
     </w:p>
     <w:p>
@@ -3634,6 +5171,7 @@
           <w:lang w:eastAsia="fr-FR"/>
         </w:rPr>
       </w:pPr>
+      <w:proofErr w:type="spellStart"/>
       <w:r>
         <w:rPr>
           <w:rFonts w:ascii="Times New Roman" w:eastAsia="Times New Roman" w:hAnsi="Times New Roman" w:cs="Times New Roman"/>
@@ -3645,6 +5183,7 @@
         </w:rPr>
         <w:t>Administrator</w:t>
       </w:r>
+      <w:proofErr w:type="spellEnd"/>
     </w:p>
     <w:p>
       <w:pPr>
@@ -3738,7 +5277,47 @@
           <w:szCs w:val="24"/>
           <w:lang w:val="en-US" w:eastAsia="fr-FR"/>
         </w:rPr>
-        <w:t>Network operators such as MTN, Orange, and Camtel use the dashboard to analyze crowdsensed network performance within their operational regions. Operators access heatmaps, trend analysis reports, and network quality statistics generated from aggregated user measurements.</w:t>
+        <w:t xml:space="preserve">Network operators such as MTN, Orange, and </w:t>
+      </w:r>
+      <w:proofErr w:type="spellStart"/>
+      <w:r>
+        <w:rPr>
+          <w:rFonts w:ascii="Times New Roman" w:eastAsia="Times New Roman" w:hAnsi="Times New Roman" w:cs="Times New Roman"/>
+          <w:sz w:val="24"/>
+          <w:szCs w:val="24"/>
+          <w:lang w:val="en-US" w:eastAsia="fr-FR"/>
+        </w:rPr>
+        <w:t>Camtel</w:t>
+      </w:r>
+      <w:proofErr w:type="spellEnd"/>
+      <w:r>
+        <w:rPr>
+          <w:rFonts w:ascii="Times New Roman" w:eastAsia="Times New Roman" w:hAnsi="Times New Roman" w:cs="Times New Roman"/>
+          <w:sz w:val="24"/>
+          <w:szCs w:val="24"/>
+          <w:lang w:val="en-US" w:eastAsia="fr-FR"/>
+        </w:rPr>
+        <w:t xml:space="preserve"> use the dashboard to analyze </w:t>
+      </w:r>
+      <w:proofErr w:type="spellStart"/>
+      <w:r>
+        <w:rPr>
+          <w:rFonts w:ascii="Times New Roman" w:eastAsia="Times New Roman" w:hAnsi="Times New Roman" w:cs="Times New Roman"/>
+          <w:sz w:val="24"/>
+          <w:szCs w:val="24"/>
+          <w:lang w:val="en-US" w:eastAsia="fr-FR"/>
+        </w:rPr>
+        <w:t>crowdsensed</w:t>
+      </w:r>
+      <w:proofErr w:type="spellEnd"/>
+      <w:r>
+        <w:rPr>
+          <w:rFonts w:ascii="Times New Roman" w:eastAsia="Times New Roman" w:hAnsi="Times New Roman" w:cs="Times New Roman"/>
+          <w:sz w:val="24"/>
+          <w:szCs w:val="24"/>
+          <w:lang w:val="en-US" w:eastAsia="fr-FR"/>
+        </w:rPr>
+        <w:t xml:space="preserve"> network performance within their operational regions. Operators access heatmaps, trend analysis reports, and network quality statistics generated from aggregated user measurements.</w:t>
       </w:r>
     </w:p>
     <w:p>
@@ -3889,7 +5468,7 @@
           <w:lang w:eastAsia="fr-FR"/>
         </w:rPr>
         <w:pict w14:anchorId="3DF0BB3D">
-          <v:rect id="_x0000_i1039" style="width:0;height:1.5pt" o:hralign="center" o:hrstd="t" o:hr="t" fillcolor="#a0a0a0" stroked="f"/>
+          <v:rect id="_x0000_i1033" style="width:0;height:1.5pt" o:hralign="center" o:hrstd="t" o:hr="t" fillcolor="#a0a0a0" stroked="f"/>
         </w:pict>
       </w:r>
     </w:p>
@@ -4084,7 +5663,7 @@
           <w:lang w:eastAsia="fr-FR"/>
         </w:rPr>
         <w:pict w14:anchorId="574BDAB7">
-          <v:rect id="_x0000_i1040" style="width:0;height:1.5pt" o:hralign="center" o:hrstd="t" o:hr="t" fillcolor="#a0a0a0" stroked="f"/>
+          <v:rect id="_x0000_i1034" style="width:0;height:1.5pt" o:hralign="center" o:hrstd="t" o:hr="t" fillcolor="#a0a0a0" stroked="f"/>
         </w:pict>
       </w:r>
     </w:p>
@@ -4191,7 +5770,7 @@
           <w:lang w:eastAsia="fr-FR"/>
         </w:rPr>
         <w:pict w14:anchorId="14128A3B">
-          <v:rect id="_x0000_i1041" style="width:0;height:1.5pt" o:hralign="center" o:hrstd="t" o:hr="t" fillcolor="#a0a0a0" stroked="f"/>
+          <v:rect id="_x0000_i1035" style="width:0;height:1.5pt" o:hralign="center" o:hrstd="t" o:hr="t" fillcolor="#a0a0a0" stroked="f"/>
         </w:pict>
       </w:r>
     </w:p>
@@ -4237,28 +5816,69 @@
           <w:szCs w:val="24"/>
           <w:lang w:val="en-US" w:eastAsia="fr-FR"/>
         </w:rPr>
-        <w:t>This process occurs on the backend server and ensures that crowdsensed data is reliable before permanent storage.</w:t>
-      </w:r>
-    </w:p>
-    <w:p>
-      <w:pPr>
-        <w:spacing w:before="100" w:beforeAutospacing="1" w:after="100" w:afterAutospacing="1" w:line="240" w:lineRule="auto"/>
-        <w:rPr>
-          <w:rFonts w:ascii="Times New Roman" w:eastAsia="Times New Roman" w:hAnsi="Times New Roman" w:cs="Times New Roman"/>
-          <w:sz w:val="24"/>
-          <w:szCs w:val="24"/>
-          <w:lang w:eastAsia="fr-FR"/>
-        </w:rPr>
-      </w:pPr>
-      <w:r>
-        <w:rPr>
-          <w:rFonts w:ascii="Times New Roman" w:eastAsia="Times New Roman" w:hAnsi="Times New Roman" w:cs="Times New Roman"/>
-          <w:sz w:val="24"/>
-          <w:szCs w:val="24"/>
-          <w:lang w:eastAsia="fr-FR"/>
-        </w:rPr>
-        <w:t xml:space="preserve">Validation operations </w:t>
-      </w:r>
+        <w:t xml:space="preserve">This process occurs on the backend server and ensures that </w:t>
+      </w:r>
+      <w:proofErr w:type="spellStart"/>
+      <w:r>
+        <w:rPr>
+          <w:rFonts w:ascii="Times New Roman" w:eastAsia="Times New Roman" w:hAnsi="Times New Roman" w:cs="Times New Roman"/>
+          <w:sz w:val="24"/>
+          <w:szCs w:val="24"/>
+          <w:lang w:val="en-US" w:eastAsia="fr-FR"/>
+        </w:rPr>
+        <w:t>crowdsensed</w:t>
+      </w:r>
+      <w:proofErr w:type="spellEnd"/>
+      <w:r>
+        <w:rPr>
+          <w:rFonts w:ascii="Times New Roman" w:eastAsia="Times New Roman" w:hAnsi="Times New Roman" w:cs="Times New Roman"/>
+          <w:sz w:val="24"/>
+          <w:szCs w:val="24"/>
+          <w:lang w:val="en-US" w:eastAsia="fr-FR"/>
+        </w:rPr>
+        <w:t xml:space="preserve"> data is reliable before permanent storage.</w:t>
+      </w:r>
+    </w:p>
+    <w:p>
+      <w:pPr>
+        <w:spacing w:before="100" w:beforeAutospacing="1" w:after="100" w:afterAutospacing="1" w:line="240" w:lineRule="auto"/>
+        <w:rPr>
+          <w:rFonts w:ascii="Times New Roman" w:eastAsia="Times New Roman" w:hAnsi="Times New Roman" w:cs="Times New Roman"/>
+          <w:sz w:val="24"/>
+          <w:szCs w:val="24"/>
+          <w:lang w:eastAsia="fr-FR"/>
+        </w:rPr>
+      </w:pPr>
+      <w:r>
+        <w:rPr>
+          <w:rFonts w:ascii="Times New Roman" w:eastAsia="Times New Roman" w:hAnsi="Times New Roman" w:cs="Times New Roman"/>
+          <w:sz w:val="24"/>
+          <w:szCs w:val="24"/>
+          <w:lang w:eastAsia="fr-FR"/>
+        </w:rPr>
+        <w:t xml:space="preserve">Validation </w:t>
+      </w:r>
+      <w:proofErr w:type="spellStart"/>
+      <w:r>
+        <w:rPr>
+          <w:rFonts w:ascii="Times New Roman" w:eastAsia="Times New Roman" w:hAnsi="Times New Roman" w:cs="Times New Roman"/>
+          <w:sz w:val="24"/>
+          <w:szCs w:val="24"/>
+          <w:lang w:eastAsia="fr-FR"/>
+        </w:rPr>
+        <w:t>operations</w:t>
+      </w:r>
+      <w:proofErr w:type="spellEnd"/>
+      <w:r>
+        <w:rPr>
+          <w:rFonts w:ascii="Times New Roman" w:eastAsia="Times New Roman" w:hAnsi="Times New Roman" w:cs="Times New Roman"/>
+          <w:sz w:val="24"/>
+          <w:szCs w:val="24"/>
+          <w:lang w:eastAsia="fr-FR"/>
+        </w:rPr>
+        <w:t xml:space="preserve"> </w:t>
+      </w:r>
+      <w:proofErr w:type="spellStart"/>
       <w:proofErr w:type="gramStart"/>
       <w:r>
         <w:rPr>
@@ -4267,7 +5887,17 @@
           <w:szCs w:val="24"/>
           <w:lang w:eastAsia="fr-FR"/>
         </w:rPr>
-        <w:t>include:</w:t>
+        <w:t>include</w:t>
+      </w:r>
+      <w:proofErr w:type="spellEnd"/>
+      <w:r>
+        <w:rPr>
+          <w:rFonts w:ascii="Times New Roman" w:eastAsia="Times New Roman" w:hAnsi="Times New Roman" w:cs="Times New Roman"/>
+          <w:sz w:val="24"/>
+          <w:szCs w:val="24"/>
+          <w:lang w:eastAsia="fr-FR"/>
+        </w:rPr>
+        <w:t>:</w:t>
       </w:r>
       <w:proofErr w:type="gramEnd"/>
     </w:p>
@@ -4292,7 +5922,27 @@
           <w:szCs w:val="24"/>
           <w:lang w:eastAsia="fr-FR"/>
         </w:rPr>
-        <w:t xml:space="preserve">Signal range verification </w:t>
+        <w:t xml:space="preserve">Signal range </w:t>
+      </w:r>
+      <w:proofErr w:type="spellStart"/>
+      <w:r>
+        <w:rPr>
+          <w:rFonts w:ascii="Times New Roman" w:eastAsia="Times New Roman" w:hAnsi="Times New Roman" w:cs="Times New Roman"/>
+          <w:sz w:val="24"/>
+          <w:szCs w:val="24"/>
+          <w:lang w:eastAsia="fr-FR"/>
+        </w:rPr>
+        <w:t>verification</w:t>
+      </w:r>
+      <w:proofErr w:type="spellEnd"/>
+      <w:r>
+        <w:rPr>
+          <w:rFonts w:ascii="Times New Roman" w:eastAsia="Times New Roman" w:hAnsi="Times New Roman" w:cs="Times New Roman"/>
+          <w:sz w:val="24"/>
+          <w:szCs w:val="24"/>
+          <w:lang w:eastAsia="fr-FR"/>
+        </w:rPr>
+        <w:t xml:space="preserve"> </w:t>
       </w:r>
     </w:p>
     <w:p>
@@ -4316,7 +5966,27 @@
           <w:szCs w:val="24"/>
           <w:lang w:eastAsia="fr-FR"/>
         </w:rPr>
-        <w:t xml:space="preserve">Duplicate detection </w:t>
+        <w:t xml:space="preserve">Duplicate </w:t>
+      </w:r>
+      <w:proofErr w:type="spellStart"/>
+      <w:r>
+        <w:rPr>
+          <w:rFonts w:ascii="Times New Roman" w:eastAsia="Times New Roman" w:hAnsi="Times New Roman" w:cs="Times New Roman"/>
+          <w:sz w:val="24"/>
+          <w:szCs w:val="24"/>
+          <w:lang w:eastAsia="fr-FR"/>
+        </w:rPr>
+        <w:t>detection</w:t>
+      </w:r>
+      <w:proofErr w:type="spellEnd"/>
+      <w:r>
+        <w:rPr>
+          <w:rFonts w:ascii="Times New Roman" w:eastAsia="Times New Roman" w:hAnsi="Times New Roman" w:cs="Times New Roman"/>
+          <w:sz w:val="24"/>
+          <w:szCs w:val="24"/>
+          <w:lang w:eastAsia="fr-FR"/>
+        </w:rPr>
+        <w:t xml:space="preserve"> </w:t>
       </w:r>
     </w:p>
     <w:p>
@@ -4340,7 +6010,27 @@
           <w:szCs w:val="24"/>
           <w:lang w:eastAsia="fr-FR"/>
         </w:rPr>
-        <w:t xml:space="preserve">Timestamp consistency checks </w:t>
+        <w:t xml:space="preserve">Timestamp </w:t>
+      </w:r>
+      <w:proofErr w:type="spellStart"/>
+      <w:r>
+        <w:rPr>
+          <w:rFonts w:ascii="Times New Roman" w:eastAsia="Times New Roman" w:hAnsi="Times New Roman" w:cs="Times New Roman"/>
+          <w:sz w:val="24"/>
+          <w:szCs w:val="24"/>
+          <w:lang w:eastAsia="fr-FR"/>
+        </w:rPr>
+        <w:t>consistency</w:t>
+      </w:r>
+      <w:proofErr w:type="spellEnd"/>
+      <w:r>
+        <w:rPr>
+          <w:rFonts w:ascii="Times New Roman" w:eastAsia="Times New Roman" w:hAnsi="Times New Roman" w:cs="Times New Roman"/>
+          <w:sz w:val="24"/>
+          <w:szCs w:val="24"/>
+          <w:lang w:eastAsia="fr-FR"/>
+        </w:rPr>
+        <w:t xml:space="preserve"> checks </w:t>
       </w:r>
     </w:p>
     <w:p>
@@ -4364,7 +6054,27 @@
           <w:szCs w:val="24"/>
           <w:lang w:eastAsia="fr-FR"/>
         </w:rPr>
-        <w:t xml:space="preserve">GPS anomaly correction </w:t>
+        <w:t xml:space="preserve">GPS </w:t>
+      </w:r>
+      <w:proofErr w:type="spellStart"/>
+      <w:r>
+        <w:rPr>
+          <w:rFonts w:ascii="Times New Roman" w:eastAsia="Times New Roman" w:hAnsi="Times New Roman" w:cs="Times New Roman"/>
+          <w:sz w:val="24"/>
+          <w:szCs w:val="24"/>
+          <w:lang w:eastAsia="fr-FR"/>
+        </w:rPr>
+        <w:t>anomaly</w:t>
+      </w:r>
+      <w:proofErr w:type="spellEnd"/>
+      <w:r>
+        <w:rPr>
+          <w:rFonts w:ascii="Times New Roman" w:eastAsia="Times New Roman" w:hAnsi="Times New Roman" w:cs="Times New Roman"/>
+          <w:sz w:val="24"/>
+          <w:szCs w:val="24"/>
+          <w:lang w:eastAsia="fr-FR"/>
+        </w:rPr>
+        <w:t xml:space="preserve"> correction </w:t>
       </w:r>
     </w:p>
     <w:p>
@@ -4381,14 +6091,45 @@
           <w:lang w:eastAsia="fr-FR"/>
         </w:rPr>
       </w:pPr>
-      <w:r>
-        <w:rPr>
-          <w:rFonts w:ascii="Times New Roman" w:eastAsia="Times New Roman" w:hAnsi="Times New Roman" w:cs="Times New Roman"/>
-          <w:sz w:val="24"/>
-          <w:szCs w:val="24"/>
-          <w:lang w:eastAsia="fr-FR"/>
-        </w:rPr>
-        <w:t xml:space="preserve">Device integrity validation </w:t>
+      <w:proofErr w:type="spellStart"/>
+      <w:r>
+        <w:rPr>
+          <w:rFonts w:ascii="Times New Roman" w:eastAsia="Times New Roman" w:hAnsi="Times New Roman" w:cs="Times New Roman"/>
+          <w:sz w:val="24"/>
+          <w:szCs w:val="24"/>
+          <w:lang w:eastAsia="fr-FR"/>
+        </w:rPr>
+        <w:t>Device</w:t>
+      </w:r>
+      <w:proofErr w:type="spellEnd"/>
+      <w:r>
+        <w:rPr>
+          <w:rFonts w:ascii="Times New Roman" w:eastAsia="Times New Roman" w:hAnsi="Times New Roman" w:cs="Times New Roman"/>
+          <w:sz w:val="24"/>
+          <w:szCs w:val="24"/>
+          <w:lang w:eastAsia="fr-FR"/>
+        </w:rPr>
+        <w:t xml:space="preserve"> </w:t>
+      </w:r>
+      <w:proofErr w:type="spellStart"/>
+      <w:r>
+        <w:rPr>
+          <w:rFonts w:ascii="Times New Roman" w:eastAsia="Times New Roman" w:hAnsi="Times New Roman" w:cs="Times New Roman"/>
+          <w:sz w:val="24"/>
+          <w:szCs w:val="24"/>
+          <w:lang w:eastAsia="fr-FR"/>
+        </w:rPr>
+        <w:t>integrity</w:t>
+      </w:r>
+      <w:proofErr w:type="spellEnd"/>
+      <w:r>
+        <w:rPr>
+          <w:rFonts w:ascii="Times New Roman" w:eastAsia="Times New Roman" w:hAnsi="Times New Roman" w:cs="Times New Roman"/>
+          <w:sz w:val="24"/>
+          <w:szCs w:val="24"/>
+          <w:lang w:eastAsia="fr-FR"/>
+        </w:rPr>
+        <w:t xml:space="preserve"> validation </w:t>
       </w:r>
     </w:p>
     <w:p>
@@ -4429,7 +6170,7 @@
           <w:lang w:eastAsia="fr-FR"/>
         </w:rPr>
         <w:pict w14:anchorId="264DB48E">
-          <v:rect id="_x0000_i1042" style="width:0;height:1.5pt" o:hralign="center" o:hrstd="t" o:hr="t" fillcolor="#a0a0a0" stroked="f"/>
+          <v:rect id="_x0000_i1036" style="width:0;height:1.5pt" o:hralign="center" o:hrstd="t" o:hr="t" fillcolor="#a0a0a0" stroked="f"/>
         </w:pict>
       </w:r>
     </w:p>
@@ -4537,7 +6278,7 @@
           <w:lang w:eastAsia="fr-FR"/>
         </w:rPr>
         <w:pict w14:anchorId="0E146B21">
-          <v:rect id="_x0000_i1043" style="width:0;height:1.5pt" o:hralign="center" o:hrstd="t" o:hr="t" fillcolor="#a0a0a0" stroked="f"/>
+          <v:rect id="_x0000_i1037" style="width:0;height:1.5pt" o:hralign="center" o:hrstd="t" o:hr="t" fillcolor="#a0a0a0" stroked="f"/>
         </w:pict>
       </w:r>
     </w:p>
@@ -4664,7 +6405,7 @@
           <w:lang w:eastAsia="fr-FR"/>
         </w:rPr>
         <w:pict w14:anchorId="405E85AA">
-          <v:rect id="_x0000_i1044" style="width:0;height:1.5pt" o:hralign="center" o:hrstd="t" o:hr="t" fillcolor="#a0a0a0" stroked="f"/>
+          <v:rect id="_x0000_i1038" style="width:0;height:1.5pt" o:hralign="center" o:hrstd="t" o:hr="t" fillcolor="#a0a0a0" stroked="f"/>
         </w:pict>
       </w:r>
     </w:p>
@@ -4732,15 +6473,47 @@
         </w:rPr>
         <w:t xml:space="preserve">Administrators and network operators can filter results by operator, region, or time period. </w:t>
       </w:r>
-      <w:r>
-        <w:rPr>
-          <w:rFonts w:ascii="Times New Roman" w:eastAsia="Times New Roman" w:hAnsi="Times New Roman" w:cs="Times New Roman"/>
-          <w:sz w:val="24"/>
-          <w:szCs w:val="24"/>
-          <w:lang w:eastAsia="fr-FR"/>
-        </w:rPr>
-        <w:t xml:space="preserve">Visualization tools </w:t>
-      </w:r>
+      <w:proofErr w:type="spellStart"/>
+      <w:r>
+        <w:rPr>
+          <w:rFonts w:ascii="Times New Roman" w:eastAsia="Times New Roman" w:hAnsi="Times New Roman" w:cs="Times New Roman"/>
+          <w:sz w:val="24"/>
+          <w:szCs w:val="24"/>
+          <w:lang w:eastAsia="fr-FR"/>
+        </w:rPr>
+        <w:t>Visualization</w:t>
+      </w:r>
+      <w:proofErr w:type="spellEnd"/>
+      <w:r>
+        <w:rPr>
+          <w:rFonts w:ascii="Times New Roman" w:eastAsia="Times New Roman" w:hAnsi="Times New Roman" w:cs="Times New Roman"/>
+          <w:sz w:val="24"/>
+          <w:szCs w:val="24"/>
+          <w:lang w:eastAsia="fr-FR"/>
+        </w:rPr>
+        <w:t xml:space="preserve"> </w:t>
+      </w:r>
+      <w:proofErr w:type="spellStart"/>
+      <w:r>
+        <w:rPr>
+          <w:rFonts w:ascii="Times New Roman" w:eastAsia="Times New Roman" w:hAnsi="Times New Roman" w:cs="Times New Roman"/>
+          <w:sz w:val="24"/>
+          <w:szCs w:val="24"/>
+          <w:lang w:eastAsia="fr-FR"/>
+        </w:rPr>
+        <w:t>tools</w:t>
+      </w:r>
+      <w:proofErr w:type="spellEnd"/>
+      <w:r>
+        <w:rPr>
+          <w:rFonts w:ascii="Times New Roman" w:eastAsia="Times New Roman" w:hAnsi="Times New Roman" w:cs="Times New Roman"/>
+          <w:sz w:val="24"/>
+          <w:szCs w:val="24"/>
+          <w:lang w:eastAsia="fr-FR"/>
+        </w:rPr>
+        <w:t xml:space="preserve"> </w:t>
+      </w:r>
+      <w:proofErr w:type="spellStart"/>
       <w:proofErr w:type="gramStart"/>
       <w:r>
         <w:rPr>
@@ -4749,7 +6522,17 @@
           <w:szCs w:val="24"/>
           <w:lang w:eastAsia="fr-FR"/>
         </w:rPr>
-        <w:t>include:</w:t>
+        <w:t>include</w:t>
+      </w:r>
+      <w:proofErr w:type="spellEnd"/>
+      <w:r>
+        <w:rPr>
+          <w:rFonts w:ascii="Times New Roman" w:eastAsia="Times New Roman" w:hAnsi="Times New Roman" w:cs="Times New Roman"/>
+          <w:sz w:val="24"/>
+          <w:szCs w:val="24"/>
+          <w:lang w:eastAsia="fr-FR"/>
+        </w:rPr>
+        <w:t>:</w:t>
       </w:r>
       <w:proofErr w:type="gramEnd"/>
     </w:p>
@@ -4767,14 +6550,25 @@
           <w:lang w:eastAsia="fr-FR"/>
         </w:rPr>
       </w:pPr>
-      <w:r>
-        <w:rPr>
-          <w:rFonts w:ascii="Times New Roman" w:eastAsia="Times New Roman" w:hAnsi="Times New Roman" w:cs="Times New Roman"/>
-          <w:sz w:val="24"/>
-          <w:szCs w:val="24"/>
-          <w:lang w:eastAsia="fr-FR"/>
-        </w:rPr>
-        <w:t xml:space="preserve">Heatmaps </w:t>
+      <w:proofErr w:type="spellStart"/>
+      <w:r>
+        <w:rPr>
+          <w:rFonts w:ascii="Times New Roman" w:eastAsia="Times New Roman" w:hAnsi="Times New Roman" w:cs="Times New Roman"/>
+          <w:sz w:val="24"/>
+          <w:szCs w:val="24"/>
+          <w:lang w:eastAsia="fr-FR"/>
+        </w:rPr>
+        <w:t>Heatmaps</w:t>
+      </w:r>
+      <w:proofErr w:type="spellEnd"/>
+      <w:r>
+        <w:rPr>
+          <w:rFonts w:ascii="Times New Roman" w:eastAsia="Times New Roman" w:hAnsi="Times New Roman" w:cs="Times New Roman"/>
+          <w:sz w:val="24"/>
+          <w:szCs w:val="24"/>
+          <w:lang w:eastAsia="fr-FR"/>
+        </w:rPr>
+        <w:t xml:space="preserve"> </w:t>
       </w:r>
     </w:p>
     <w:p>
@@ -4815,14 +6609,65 @@
           <w:lang w:eastAsia="fr-FR"/>
         </w:rPr>
       </w:pPr>
-      <w:r>
-        <w:rPr>
-          <w:rFonts w:ascii="Times New Roman" w:eastAsia="Times New Roman" w:hAnsi="Times New Roman" w:cs="Times New Roman"/>
-          <w:sz w:val="24"/>
-          <w:szCs w:val="24"/>
-          <w:lang w:eastAsia="fr-FR"/>
-        </w:rPr>
-        <w:t xml:space="preserve">Regional quality summaries </w:t>
+      <w:proofErr w:type="spellStart"/>
+      <w:r>
+        <w:rPr>
+          <w:rFonts w:ascii="Times New Roman" w:eastAsia="Times New Roman" w:hAnsi="Times New Roman" w:cs="Times New Roman"/>
+          <w:sz w:val="24"/>
+          <w:szCs w:val="24"/>
+          <w:lang w:eastAsia="fr-FR"/>
+        </w:rPr>
+        <w:t>Regional</w:t>
+      </w:r>
+      <w:proofErr w:type="spellEnd"/>
+      <w:r>
+        <w:rPr>
+          <w:rFonts w:ascii="Times New Roman" w:eastAsia="Times New Roman" w:hAnsi="Times New Roman" w:cs="Times New Roman"/>
+          <w:sz w:val="24"/>
+          <w:szCs w:val="24"/>
+          <w:lang w:eastAsia="fr-FR"/>
+        </w:rPr>
+        <w:t xml:space="preserve"> </w:t>
+      </w:r>
+      <w:proofErr w:type="spellStart"/>
+      <w:r>
+        <w:rPr>
+          <w:rFonts w:ascii="Times New Roman" w:eastAsia="Times New Roman" w:hAnsi="Times New Roman" w:cs="Times New Roman"/>
+          <w:sz w:val="24"/>
+          <w:szCs w:val="24"/>
+          <w:lang w:eastAsia="fr-FR"/>
+        </w:rPr>
+        <w:t>quality</w:t>
+      </w:r>
+      <w:proofErr w:type="spellEnd"/>
+      <w:r>
+        <w:rPr>
+          <w:rFonts w:ascii="Times New Roman" w:eastAsia="Times New Roman" w:hAnsi="Times New Roman" w:cs="Times New Roman"/>
+          <w:sz w:val="24"/>
+          <w:szCs w:val="24"/>
+          <w:lang w:eastAsia="fr-FR"/>
+        </w:rPr>
+        <w:t xml:space="preserve"> </w:t>
+      </w:r>
+      <w:proofErr w:type="spellStart"/>
+      <w:r>
+        <w:rPr>
+          <w:rFonts w:ascii="Times New Roman" w:eastAsia="Times New Roman" w:hAnsi="Times New Roman" w:cs="Times New Roman"/>
+          <w:sz w:val="24"/>
+          <w:szCs w:val="24"/>
+          <w:lang w:eastAsia="fr-FR"/>
+        </w:rPr>
+        <w:t>summaries</w:t>
+      </w:r>
+      <w:proofErr w:type="spellEnd"/>
+      <w:r>
+        <w:rPr>
+          <w:rFonts w:ascii="Times New Roman" w:eastAsia="Times New Roman" w:hAnsi="Times New Roman" w:cs="Times New Roman"/>
+          <w:sz w:val="24"/>
+          <w:szCs w:val="24"/>
+          <w:lang w:eastAsia="fr-FR"/>
+        </w:rPr>
+        <w:t xml:space="preserve"> </w:t>
       </w:r>
     </w:p>
     <w:p>
@@ -4839,60 +6684,112 @@
           <w:lang w:eastAsia="fr-FR"/>
         </w:rPr>
       </w:pPr>
-      <w:r>
-        <w:rPr>
-          <w:rFonts w:ascii="Times New Roman" w:eastAsia="Times New Roman" w:hAnsi="Times New Roman" w:cs="Times New Roman"/>
-          <w:sz w:val="24"/>
-          <w:szCs w:val="24"/>
-          <w:lang w:eastAsia="fr-FR"/>
-        </w:rPr>
-        <w:t xml:space="preserve">Historical analytics </w:t>
-      </w:r>
-    </w:p>
-    <w:p>
-      <w:pPr>
-        <w:spacing w:before="100" w:beforeAutospacing="1" w:after="100" w:afterAutospacing="1" w:line="240" w:lineRule="auto"/>
-        <w:rPr>
-          <w:rFonts w:ascii="Times New Roman" w:eastAsia="Times New Roman" w:hAnsi="Times New Roman" w:cs="Times New Roman"/>
-          <w:sz w:val="24"/>
-          <w:szCs w:val="24"/>
-          <w:lang w:val="en-US" w:eastAsia="fr-FR"/>
-        </w:rPr>
-      </w:pPr>
-      <w:r>
-        <w:rPr>
-          <w:rFonts w:ascii="Times New Roman" w:eastAsia="Times New Roman" w:hAnsi="Times New Roman" w:cs="Times New Roman"/>
-          <w:sz w:val="24"/>
-          <w:szCs w:val="24"/>
-          <w:lang w:val="en-US" w:eastAsia="fr-FR"/>
-        </w:rPr>
-        <w:t>The DFD therefore illustrates the complete lifecycle of crowdsensed data, from collection at the mobile device level to analysis and visualization at the dashboard level.</w:t>
-      </w:r>
-    </w:p>
-    <w:p>
-      <w:pPr>
-        <w:spacing w:before="100" w:beforeAutospacing="1" w:after="100" w:afterAutospacing="1" w:line="240" w:lineRule="auto"/>
-        <w:rPr>
-          <w:rFonts w:ascii="Times New Roman" w:eastAsia="Times New Roman" w:hAnsi="Times New Roman" w:cs="Times New Roman"/>
-          <w:sz w:val="24"/>
-          <w:szCs w:val="24"/>
-          <w:lang w:val="en-US" w:eastAsia="fr-FR"/>
-        </w:rPr>
-      </w:pPr>
-    </w:p>
-    <w:p>
-      <w:pPr>
-        <w:spacing w:before="100" w:beforeAutospacing="1" w:after="100" w:afterAutospacing="1" w:line="240" w:lineRule="auto"/>
-        <w:rPr>
-          <w:rFonts w:ascii="Times New Roman" w:eastAsia="Times New Roman" w:hAnsi="Times New Roman" w:cs="Times New Roman"/>
-          <w:sz w:val="24"/>
-          <w:szCs w:val="24"/>
-          <w:lang w:val="en-US" w:eastAsia="fr-FR"/>
-        </w:rPr>
-      </w:pPr>
-      <w:r>
-        <w:rPr>
-          <w:rFonts w:ascii="Times New Roman" w:eastAsia="Times New Roman" w:hAnsi="Times New Roman" w:cs="Times New Roman"/>
+      <w:proofErr w:type="spellStart"/>
+      <w:r>
+        <w:rPr>
+          <w:rFonts w:ascii="Times New Roman" w:eastAsia="Times New Roman" w:hAnsi="Times New Roman" w:cs="Times New Roman"/>
+          <w:sz w:val="24"/>
+          <w:szCs w:val="24"/>
+          <w:lang w:eastAsia="fr-FR"/>
+        </w:rPr>
+        <w:t>Historical</w:t>
+      </w:r>
+      <w:proofErr w:type="spellEnd"/>
+      <w:r>
+        <w:rPr>
+          <w:rFonts w:ascii="Times New Roman" w:eastAsia="Times New Roman" w:hAnsi="Times New Roman" w:cs="Times New Roman"/>
+          <w:sz w:val="24"/>
+          <w:szCs w:val="24"/>
+          <w:lang w:eastAsia="fr-FR"/>
+        </w:rPr>
+        <w:t xml:space="preserve"> </w:t>
+      </w:r>
+      <w:proofErr w:type="spellStart"/>
+      <w:r>
+        <w:rPr>
+          <w:rFonts w:ascii="Times New Roman" w:eastAsia="Times New Roman" w:hAnsi="Times New Roman" w:cs="Times New Roman"/>
+          <w:sz w:val="24"/>
+          <w:szCs w:val="24"/>
+          <w:lang w:eastAsia="fr-FR"/>
+        </w:rPr>
+        <w:t>analytics</w:t>
+      </w:r>
+      <w:proofErr w:type="spellEnd"/>
+      <w:r>
+        <w:rPr>
+          <w:rFonts w:ascii="Times New Roman" w:eastAsia="Times New Roman" w:hAnsi="Times New Roman" w:cs="Times New Roman"/>
+          <w:sz w:val="24"/>
+          <w:szCs w:val="24"/>
+          <w:lang w:eastAsia="fr-FR"/>
+        </w:rPr>
+        <w:t xml:space="preserve"> </w:t>
+      </w:r>
+    </w:p>
+    <w:p>
+      <w:pPr>
+        <w:spacing w:before="100" w:beforeAutospacing="1" w:after="100" w:afterAutospacing="1" w:line="240" w:lineRule="auto"/>
+        <w:rPr>
+          <w:rFonts w:ascii="Times New Roman" w:eastAsia="Times New Roman" w:hAnsi="Times New Roman" w:cs="Times New Roman"/>
+          <w:sz w:val="24"/>
+          <w:szCs w:val="24"/>
+          <w:lang w:val="en-US" w:eastAsia="fr-FR"/>
+        </w:rPr>
+      </w:pPr>
+      <w:r>
+        <w:rPr>
+          <w:rFonts w:ascii="Times New Roman" w:eastAsia="Times New Roman" w:hAnsi="Times New Roman" w:cs="Times New Roman"/>
+          <w:sz w:val="24"/>
+          <w:szCs w:val="24"/>
+          <w:lang w:val="en-US" w:eastAsia="fr-FR"/>
+        </w:rPr>
+        <w:t xml:space="preserve">The DFD therefore illustrates the complete lifecycle of </w:t>
+      </w:r>
+      <w:proofErr w:type="spellStart"/>
+      <w:r>
+        <w:rPr>
+          <w:rFonts w:ascii="Times New Roman" w:eastAsia="Times New Roman" w:hAnsi="Times New Roman" w:cs="Times New Roman"/>
+          <w:sz w:val="24"/>
+          <w:szCs w:val="24"/>
+          <w:lang w:val="en-US" w:eastAsia="fr-FR"/>
+        </w:rPr>
+        <w:t>crowdsensed</w:t>
+      </w:r>
+      <w:proofErr w:type="spellEnd"/>
+      <w:r>
+        <w:rPr>
+          <w:rFonts w:ascii="Times New Roman" w:eastAsia="Times New Roman" w:hAnsi="Times New Roman" w:cs="Times New Roman"/>
+          <w:sz w:val="24"/>
+          <w:szCs w:val="24"/>
+          <w:lang w:val="en-US" w:eastAsia="fr-FR"/>
+        </w:rPr>
+        <w:t xml:space="preserve"> data, from collection at the mobile device level to analysis and visualization at the dashboard level.</w:t>
+      </w:r>
+    </w:p>
+    <w:p>
+      <w:pPr>
+        <w:spacing w:before="100" w:beforeAutospacing="1" w:after="100" w:afterAutospacing="1" w:line="240" w:lineRule="auto"/>
+        <w:rPr>
+          <w:rFonts w:ascii="Times New Roman" w:eastAsia="Times New Roman" w:hAnsi="Times New Roman" w:cs="Times New Roman"/>
+          <w:sz w:val="24"/>
+          <w:szCs w:val="24"/>
+          <w:lang w:val="en-US" w:eastAsia="fr-FR"/>
+        </w:rPr>
+      </w:pPr>
+    </w:p>
+    <w:p>
+      <w:pPr>
+        <w:spacing w:before="100" w:beforeAutospacing="1" w:after="100" w:afterAutospacing="1" w:line="240" w:lineRule="auto"/>
+        <w:rPr>
+          <w:rFonts w:ascii="Times New Roman" w:eastAsia="Times New Roman" w:hAnsi="Times New Roman" w:cs="Times New Roman"/>
+          <w:sz w:val="24"/>
+          <w:szCs w:val="24"/>
+          <w:lang w:val="en-US" w:eastAsia="fr-FR"/>
+        </w:rPr>
+      </w:pPr>
+      <w:r>
+        <w:rPr>
+          <w:rFonts w:ascii="Times New Roman" w:eastAsia="Times New Roman" w:hAnsi="Times New Roman" w:cs="Times New Roman"/>
+          <w:noProof/>
           <w:sz w:val="24"/>
           <w:szCs w:val="24"/>
           <w:lang w:val="en-US" w:eastAsia="fr-FR"/>
@@ -4953,7 +6850,7 @@
           <w:lang w:eastAsia="fr-FR"/>
         </w:rPr>
         <w:pict w14:anchorId="053A98D6">
-          <v:rect id="_x0000_i1045" style="width:0;height:1.5pt" o:hralign="center" o:hrstd="t" o:hr="t" fillcolor="#a0a0a0" stroked="f"/>
+          <v:rect id="_x0000_i1039" style="width:0;height:1.5pt" o:hralign="center" o:hrstd="t" o:hr="t" fillcolor="#a0a0a0" stroked="f"/>
         </w:pict>
       </w:r>
     </w:p>
@@ -5041,8 +6938,49 @@
           <w:szCs w:val="24"/>
           <w:lang w:eastAsia="fr-FR"/>
         </w:rPr>
-        <w:t xml:space="preserve">The primary actors </w:t>
-      </w:r>
+        <w:t xml:space="preserve">The </w:t>
+      </w:r>
+      <w:proofErr w:type="spellStart"/>
+      <w:r>
+        <w:rPr>
+          <w:rFonts w:ascii="Times New Roman" w:eastAsia="Times New Roman" w:hAnsi="Times New Roman" w:cs="Times New Roman"/>
+          <w:sz w:val="24"/>
+          <w:szCs w:val="24"/>
+          <w:lang w:eastAsia="fr-FR"/>
+        </w:rPr>
+        <w:t>primary</w:t>
+      </w:r>
+      <w:proofErr w:type="spellEnd"/>
+      <w:r>
+        <w:rPr>
+          <w:rFonts w:ascii="Times New Roman" w:eastAsia="Times New Roman" w:hAnsi="Times New Roman" w:cs="Times New Roman"/>
+          <w:sz w:val="24"/>
+          <w:szCs w:val="24"/>
+          <w:lang w:eastAsia="fr-FR"/>
+        </w:rPr>
+        <w:t xml:space="preserve"> </w:t>
+      </w:r>
+      <w:proofErr w:type="spellStart"/>
+      <w:r>
+        <w:rPr>
+          <w:rFonts w:ascii="Times New Roman" w:eastAsia="Times New Roman" w:hAnsi="Times New Roman" w:cs="Times New Roman"/>
+          <w:sz w:val="24"/>
+          <w:szCs w:val="24"/>
+          <w:lang w:eastAsia="fr-FR"/>
+        </w:rPr>
+        <w:t>actors</w:t>
+      </w:r>
+      <w:proofErr w:type="spellEnd"/>
+      <w:r>
+        <w:rPr>
+          <w:rFonts w:ascii="Times New Roman" w:eastAsia="Times New Roman" w:hAnsi="Times New Roman" w:cs="Times New Roman"/>
+          <w:sz w:val="24"/>
+          <w:szCs w:val="24"/>
+          <w:lang w:eastAsia="fr-FR"/>
+        </w:rPr>
+        <w:t xml:space="preserve"> </w:t>
+      </w:r>
+      <w:proofErr w:type="spellStart"/>
       <w:proofErr w:type="gramStart"/>
       <w:r>
         <w:rPr>
@@ -5051,7 +6989,17 @@
           <w:szCs w:val="24"/>
           <w:lang w:eastAsia="fr-FR"/>
         </w:rPr>
-        <w:t>include:</w:t>
+        <w:t>include</w:t>
+      </w:r>
+      <w:proofErr w:type="spellEnd"/>
+      <w:r>
+        <w:rPr>
+          <w:rFonts w:ascii="Times New Roman" w:eastAsia="Times New Roman" w:hAnsi="Times New Roman" w:cs="Times New Roman"/>
+          <w:sz w:val="24"/>
+          <w:szCs w:val="24"/>
+          <w:lang w:eastAsia="fr-FR"/>
+        </w:rPr>
+        <w:t>:</w:t>
       </w:r>
       <w:proofErr w:type="gramEnd"/>
     </w:p>
@@ -5117,14 +7065,25 @@
           <w:lang w:eastAsia="fr-FR"/>
         </w:rPr>
       </w:pPr>
-      <w:r>
-        <w:rPr>
-          <w:rFonts w:ascii="Times New Roman" w:eastAsia="Times New Roman" w:hAnsi="Times New Roman" w:cs="Times New Roman"/>
-          <w:sz w:val="24"/>
-          <w:szCs w:val="24"/>
-          <w:lang w:eastAsia="fr-FR"/>
-        </w:rPr>
-        <w:t xml:space="preserve">Administrator </w:t>
+      <w:proofErr w:type="spellStart"/>
+      <w:r>
+        <w:rPr>
+          <w:rFonts w:ascii="Times New Roman" w:eastAsia="Times New Roman" w:hAnsi="Times New Roman" w:cs="Times New Roman"/>
+          <w:sz w:val="24"/>
+          <w:szCs w:val="24"/>
+          <w:lang w:eastAsia="fr-FR"/>
+        </w:rPr>
+        <w:t>Administrator</w:t>
+      </w:r>
+      <w:proofErr w:type="spellEnd"/>
+      <w:r>
+        <w:rPr>
+          <w:rFonts w:ascii="Times New Roman" w:eastAsia="Times New Roman" w:hAnsi="Times New Roman" w:cs="Times New Roman"/>
+          <w:sz w:val="24"/>
+          <w:szCs w:val="24"/>
+          <w:lang w:eastAsia="fr-FR"/>
+        </w:rPr>
+        <w:t xml:space="preserve"> </w:t>
       </w:r>
     </w:p>
     <w:p>
@@ -5148,7 +7107,27 @@
           <w:szCs w:val="24"/>
           <w:lang w:eastAsia="fr-FR"/>
         </w:rPr>
-        <w:t xml:space="preserve">Network Operator </w:t>
+        <w:t xml:space="preserve">Network </w:t>
+      </w:r>
+      <w:proofErr w:type="spellStart"/>
+      <w:r>
+        <w:rPr>
+          <w:rFonts w:ascii="Times New Roman" w:eastAsia="Times New Roman" w:hAnsi="Times New Roman" w:cs="Times New Roman"/>
+          <w:sz w:val="24"/>
+          <w:szCs w:val="24"/>
+          <w:lang w:eastAsia="fr-FR"/>
+        </w:rPr>
+        <w:t>Operator</w:t>
+      </w:r>
+      <w:proofErr w:type="spellEnd"/>
+      <w:r>
+        <w:rPr>
+          <w:rFonts w:ascii="Times New Roman" w:eastAsia="Times New Roman" w:hAnsi="Times New Roman" w:cs="Times New Roman"/>
+          <w:sz w:val="24"/>
+          <w:szCs w:val="24"/>
+          <w:lang w:eastAsia="fr-FR"/>
+        </w:rPr>
+        <w:t xml:space="preserve"> </w:t>
       </w:r>
     </w:p>
     <w:p>
@@ -5249,7 +7228,27 @@
           <w:lang w:val="en-US" w:eastAsia="fr-FR"/>
         </w:rPr>
         <w:lastRenderedPageBreak/>
-        <w:t>Several relationships exist between use cases. For example, synchronization functionality extends standard monitoring behaviour because it is available only to authenticated users. Similarly, data collection includes offline storage operations because local persistence is mandatory for all monitoring activities.</w:t>
+        <w:t xml:space="preserve">Several relationships exist between use cases. For example, synchronization functionality extends standard monitoring </w:t>
+      </w:r>
+      <w:proofErr w:type="spellStart"/>
+      <w:r>
+        <w:rPr>
+          <w:rFonts w:ascii="Times New Roman" w:eastAsia="Times New Roman" w:hAnsi="Times New Roman" w:cs="Times New Roman"/>
+          <w:sz w:val="24"/>
+          <w:szCs w:val="24"/>
+          <w:lang w:val="en-US" w:eastAsia="fr-FR"/>
+        </w:rPr>
+        <w:t>behaviour</w:t>
+      </w:r>
+      <w:proofErr w:type="spellEnd"/>
+      <w:r>
+        <w:rPr>
+          <w:rFonts w:ascii="Times New Roman" w:eastAsia="Times New Roman" w:hAnsi="Times New Roman" w:cs="Times New Roman"/>
+          <w:sz w:val="24"/>
+          <w:szCs w:val="24"/>
+          <w:lang w:val="en-US" w:eastAsia="fr-FR"/>
+        </w:rPr>
+        <w:t xml:space="preserve"> because it is available only to authenticated users. Similarly, data collection includes offline storage operations because local persistence is mandatory for all monitoring activities.</w:t>
       </w:r>
     </w:p>
     <w:p>
@@ -5290,7 +7289,7 @@
           <w:lang w:eastAsia="fr-FR"/>
         </w:rPr>
         <w:pict w14:anchorId="3406078F">
-          <v:rect id="_x0000_i1046" style="width:0;height:1.5pt" o:hralign="center" o:hrstd="t" o:hr="t" fillcolor="#a0a0a0" stroked="f"/>
+          <v:rect id="_x0000_i1040" style="width:0;height:1.5pt" o:hralign="center" o:hrstd="t" o:hr="t" fillcolor="#a0a0a0" stroked="f"/>
         </w:pict>
       </w:r>
     </w:p>
@@ -5462,7 +7461,27 @@
           <w:szCs w:val="24"/>
           <w:lang w:eastAsia="fr-FR"/>
         </w:rPr>
-        <w:t xml:space="preserve">Signal measurements </w:t>
+        <w:t xml:space="preserve">Signal </w:t>
+      </w:r>
+      <w:proofErr w:type="spellStart"/>
+      <w:r>
+        <w:rPr>
+          <w:rFonts w:ascii="Times New Roman" w:eastAsia="Times New Roman" w:hAnsi="Times New Roman" w:cs="Times New Roman"/>
+          <w:sz w:val="24"/>
+          <w:szCs w:val="24"/>
+          <w:lang w:eastAsia="fr-FR"/>
+        </w:rPr>
+        <w:t>measurements</w:t>
+      </w:r>
+      <w:proofErr w:type="spellEnd"/>
+      <w:r>
+        <w:rPr>
+          <w:rFonts w:ascii="Times New Roman" w:eastAsia="Times New Roman" w:hAnsi="Times New Roman" w:cs="Times New Roman"/>
+          <w:sz w:val="24"/>
+          <w:szCs w:val="24"/>
+          <w:lang w:eastAsia="fr-FR"/>
+        </w:rPr>
+        <w:t xml:space="preserve"> </w:t>
       </w:r>
     </w:p>
     <w:p>
@@ -5486,7 +7505,27 @@
           <w:szCs w:val="24"/>
           <w:lang w:eastAsia="fr-FR"/>
         </w:rPr>
-        <w:t xml:space="preserve">GPS coordinates </w:t>
+        <w:t xml:space="preserve">GPS </w:t>
+      </w:r>
+      <w:proofErr w:type="spellStart"/>
+      <w:r>
+        <w:rPr>
+          <w:rFonts w:ascii="Times New Roman" w:eastAsia="Times New Roman" w:hAnsi="Times New Roman" w:cs="Times New Roman"/>
+          <w:sz w:val="24"/>
+          <w:szCs w:val="24"/>
+          <w:lang w:eastAsia="fr-FR"/>
+        </w:rPr>
+        <w:t>coordinates</w:t>
+      </w:r>
+      <w:proofErr w:type="spellEnd"/>
+      <w:r>
+        <w:rPr>
+          <w:rFonts w:ascii="Times New Roman" w:eastAsia="Times New Roman" w:hAnsi="Times New Roman" w:cs="Times New Roman"/>
+          <w:sz w:val="24"/>
+          <w:szCs w:val="24"/>
+          <w:lang w:eastAsia="fr-FR"/>
+        </w:rPr>
+        <w:t xml:space="preserve"> </w:t>
       </w:r>
     </w:p>
     <w:p>
@@ -5551,14 +7590,45 @@
           <w:lang w:eastAsia="fr-FR"/>
         </w:rPr>
       </w:pPr>
-      <w:r>
-        <w:rPr>
-          <w:rFonts w:ascii="Times New Roman" w:eastAsia="Times New Roman" w:hAnsi="Times New Roman" w:cs="Times New Roman"/>
-          <w:sz w:val="24"/>
-          <w:szCs w:val="24"/>
-          <w:lang w:eastAsia="fr-FR"/>
-        </w:rPr>
-        <w:t xml:space="preserve">Device identifiers </w:t>
+      <w:proofErr w:type="spellStart"/>
+      <w:r>
+        <w:rPr>
+          <w:rFonts w:ascii="Times New Roman" w:eastAsia="Times New Roman" w:hAnsi="Times New Roman" w:cs="Times New Roman"/>
+          <w:sz w:val="24"/>
+          <w:szCs w:val="24"/>
+          <w:lang w:eastAsia="fr-FR"/>
+        </w:rPr>
+        <w:t>Device</w:t>
+      </w:r>
+      <w:proofErr w:type="spellEnd"/>
+      <w:r>
+        <w:rPr>
+          <w:rFonts w:ascii="Times New Roman" w:eastAsia="Times New Roman" w:hAnsi="Times New Roman" w:cs="Times New Roman"/>
+          <w:sz w:val="24"/>
+          <w:szCs w:val="24"/>
+          <w:lang w:eastAsia="fr-FR"/>
+        </w:rPr>
+        <w:t xml:space="preserve"> </w:t>
+      </w:r>
+      <w:proofErr w:type="spellStart"/>
+      <w:r>
+        <w:rPr>
+          <w:rFonts w:ascii="Times New Roman" w:eastAsia="Times New Roman" w:hAnsi="Times New Roman" w:cs="Times New Roman"/>
+          <w:sz w:val="24"/>
+          <w:szCs w:val="24"/>
+          <w:lang w:eastAsia="fr-FR"/>
+        </w:rPr>
+        <w:t>identifiers</w:t>
+      </w:r>
+      <w:proofErr w:type="spellEnd"/>
+      <w:r>
+        <w:rPr>
+          <w:rFonts w:ascii="Times New Roman" w:eastAsia="Times New Roman" w:hAnsi="Times New Roman" w:cs="Times New Roman"/>
+          <w:sz w:val="24"/>
+          <w:szCs w:val="24"/>
+          <w:lang w:eastAsia="fr-FR"/>
+        </w:rPr>
+        <w:t xml:space="preserve"> </w:t>
       </w:r>
     </w:p>
     <w:p>
@@ -5659,7 +7729,27 @@
           <w:lang w:val="en-US" w:eastAsia="fr-FR"/>
         </w:rPr>
         <w:lastRenderedPageBreak/>
-        <w:t>The backend validates the records, removes invalid entries, and stores approved measurements in the PostgreSQL/PostGIS database.</w:t>
+        <w:t>The backend validates the records, removes invalid entries, and stores approved measurements in the PostgreSQL/</w:t>
+      </w:r>
+      <w:proofErr w:type="spellStart"/>
+      <w:r>
+        <w:rPr>
+          <w:rFonts w:ascii="Times New Roman" w:eastAsia="Times New Roman" w:hAnsi="Times New Roman" w:cs="Times New Roman"/>
+          <w:sz w:val="24"/>
+          <w:szCs w:val="24"/>
+          <w:lang w:val="en-US" w:eastAsia="fr-FR"/>
+        </w:rPr>
+        <w:t>PostGIS</w:t>
+      </w:r>
+      <w:proofErr w:type="spellEnd"/>
+      <w:r>
+        <w:rPr>
+          <w:rFonts w:ascii="Times New Roman" w:eastAsia="Times New Roman" w:hAnsi="Times New Roman" w:cs="Times New Roman"/>
+          <w:sz w:val="24"/>
+          <w:szCs w:val="24"/>
+          <w:lang w:val="en-US" w:eastAsia="fr-FR"/>
+        </w:rPr>
+        <w:t xml:space="preserve"> database.</w:t>
       </w:r>
     </w:p>
     <w:p>
@@ -5784,7 +7874,7 @@
           <w:lang w:eastAsia="fr-FR"/>
         </w:rPr>
         <w:pict w14:anchorId="665CCD2B">
-          <v:rect id="_x0000_i1047" style="width:0;height:1.5pt" o:hralign="center" o:hrstd="t" o:hr="t" fillcolor="#a0a0a0" stroked="f"/>
+          <v:rect id="_x0000_i1041" style="width:0;height:1.5pt" o:hralign="center" o:hrstd="t" o:hr="t" fillcolor="#a0a0a0" stroked="f"/>
         </w:pict>
       </w:r>
     </w:p>
@@ -5875,6 +7965,7 @@
         </w:rPr>
         <w:t xml:space="preserve">The </w:t>
       </w:r>
+      <w:proofErr w:type="spellStart"/>
       <w:r>
         <w:rPr>
           <w:rFonts w:ascii="Courier New" w:eastAsia="Times New Roman" w:hAnsi="Courier New" w:cs="Courier New"/>
@@ -5884,6 +7975,7 @@
         </w:rPr>
         <w:t>MainActivity</w:t>
       </w:r>
+      <w:proofErr w:type="spellEnd"/>
       <w:r>
         <w:rPr>
           <w:rFonts w:ascii="Times New Roman" w:eastAsia="Times New Roman" w:hAnsi="Times New Roman" w:cs="Times New Roman"/>
@@ -5913,6 +8005,7 @@
         </w:rPr>
         <w:t xml:space="preserve">The </w:t>
       </w:r>
+      <w:proofErr w:type="spellStart"/>
       <w:r>
         <w:rPr>
           <w:rFonts w:ascii="Courier New" w:eastAsia="Times New Roman" w:hAnsi="Courier New" w:cs="Courier New"/>
@@ -5922,6 +8015,7 @@
         </w:rPr>
         <w:t>MonitoringService</w:t>
       </w:r>
+      <w:proofErr w:type="spellEnd"/>
       <w:r>
         <w:rPr>
           <w:rFonts w:ascii="Times New Roman" w:eastAsia="Times New Roman" w:hAnsi="Times New Roman" w:cs="Times New Roman"/>
@@ -5951,6 +8045,7 @@
         </w:rPr>
         <w:t xml:space="preserve">The </w:t>
       </w:r>
+      <w:proofErr w:type="spellStart"/>
       <w:r>
         <w:rPr>
           <w:rFonts w:ascii="Courier New" w:eastAsia="Times New Roman" w:hAnsi="Courier New" w:cs="Courier New"/>
@@ -5960,6 +8055,7 @@
         </w:rPr>
         <w:t>NetworkMeasurement</w:t>
       </w:r>
+      <w:proofErr w:type="spellEnd"/>
       <w:r>
         <w:rPr>
           <w:rFonts w:ascii="Times New Roman" w:eastAsia="Times New Roman" w:hAnsi="Times New Roman" w:cs="Times New Roman"/>
@@ -5989,6 +8085,7 @@
         </w:rPr>
         <w:t xml:space="preserve">The </w:t>
       </w:r>
+      <w:proofErr w:type="spellStart"/>
       <w:r>
         <w:rPr>
           <w:rFonts w:ascii="Courier New" w:eastAsia="Times New Roman" w:hAnsi="Courier New" w:cs="Courier New"/>
@@ -5998,6 +8095,7 @@
         </w:rPr>
         <w:t>LocalDatabase</w:t>
       </w:r>
+      <w:proofErr w:type="spellEnd"/>
       <w:r>
         <w:rPr>
           <w:rFonts w:ascii="Times New Roman" w:eastAsia="Times New Roman" w:hAnsi="Times New Roman" w:cs="Times New Roman"/>
@@ -6027,6 +8125,7 @@
         </w:rPr>
         <w:t xml:space="preserve">The </w:t>
       </w:r>
+      <w:proofErr w:type="spellStart"/>
       <w:r>
         <w:rPr>
           <w:rFonts w:ascii="Courier New" w:eastAsia="Times New Roman" w:hAnsi="Courier New" w:cs="Courier New"/>
@@ -6036,6 +8135,7 @@
         </w:rPr>
         <w:t>SyncWorker</w:t>
       </w:r>
+      <w:proofErr w:type="spellEnd"/>
       <w:r>
         <w:rPr>
           <w:rFonts w:ascii="Times New Roman" w:eastAsia="Times New Roman" w:hAnsi="Times New Roman" w:cs="Times New Roman"/>
@@ -6103,6 +8203,7 @@
         </w:rPr>
         <w:t xml:space="preserve">On the backend side, the </w:t>
       </w:r>
+      <w:proofErr w:type="spellStart"/>
       <w:r>
         <w:rPr>
           <w:rFonts w:ascii="Courier New" w:eastAsia="Times New Roman" w:hAnsi="Courier New" w:cs="Courier New"/>
@@ -6112,6 +8213,7 @@
         </w:rPr>
         <w:t>MeasurementController</w:t>
       </w:r>
+      <w:proofErr w:type="spellEnd"/>
       <w:r>
         <w:rPr>
           <w:rFonts w:ascii="Times New Roman" w:eastAsia="Times New Roman" w:hAnsi="Times New Roman" w:cs="Times New Roman"/>
@@ -6141,6 +8243,7 @@
         </w:rPr>
         <w:t xml:space="preserve">The </w:t>
       </w:r>
+      <w:proofErr w:type="spellStart"/>
       <w:r>
         <w:rPr>
           <w:rFonts w:ascii="Courier New" w:eastAsia="Times New Roman" w:hAnsi="Courier New" w:cs="Courier New"/>
@@ -6150,6 +8253,7 @@
         </w:rPr>
         <w:t>ReportController</w:t>
       </w:r>
+      <w:proofErr w:type="spellEnd"/>
       <w:r>
         <w:rPr>
           <w:rFonts w:ascii="Times New Roman" w:eastAsia="Times New Roman" w:hAnsi="Times New Roman" w:cs="Times New Roman"/>
@@ -6179,6 +8283,7 @@
         </w:rPr>
         <w:t xml:space="preserve">The </w:t>
       </w:r>
+      <w:proofErr w:type="spellStart"/>
       <w:r>
         <w:rPr>
           <w:rFonts w:ascii="Courier New" w:eastAsia="Times New Roman" w:hAnsi="Courier New" w:cs="Courier New"/>
@@ -6188,6 +8293,7 @@
         </w:rPr>
         <w:t>CoverageService</w:t>
       </w:r>
+      <w:proofErr w:type="spellEnd"/>
       <w:r>
         <w:rPr>
           <w:rFonts w:ascii="Times New Roman" w:eastAsia="Times New Roman" w:hAnsi="Times New Roman" w:cs="Times New Roman"/>
@@ -6217,6 +8323,7 @@
         </w:rPr>
         <w:t xml:space="preserve">The </w:t>
       </w:r>
+      <w:proofErr w:type="spellStart"/>
       <w:r>
         <w:rPr>
           <w:rFonts w:ascii="Courier New" w:eastAsia="Times New Roman" w:hAnsi="Courier New" w:cs="Courier New"/>
@@ -6226,6 +8333,7 @@
         </w:rPr>
         <w:t>DataCleaner</w:t>
       </w:r>
+      <w:proofErr w:type="spellEnd"/>
       <w:r>
         <w:rPr>
           <w:rFonts w:ascii="Times New Roman" w:eastAsia="Times New Roman" w:hAnsi="Times New Roman" w:cs="Times New Roman"/>
@@ -6255,6 +8363,7 @@
         </w:rPr>
         <w:t xml:space="preserve">The </w:t>
       </w:r>
+      <w:proofErr w:type="spellStart"/>
       <w:r>
         <w:rPr>
           <w:rFonts w:ascii="Courier New" w:eastAsia="Times New Roman" w:hAnsi="Courier New" w:cs="Courier New"/>
@@ -6264,6 +8373,7 @@
         </w:rPr>
         <w:t>PostGISRepository</w:t>
       </w:r>
+      <w:proofErr w:type="spellEnd"/>
       <w:r>
         <w:rPr>
           <w:rFonts w:ascii="Times New Roman" w:eastAsia="Times New Roman" w:hAnsi="Times New Roman" w:cs="Times New Roman"/>
@@ -6312,7 +8422,7 @@
           <w:lang w:eastAsia="fr-FR"/>
         </w:rPr>
         <w:pict w14:anchorId="1137CAC2">
-          <v:rect id="_x0000_i1048" style="width:0;height:1.5pt" o:hralign="center" o:hrstd="t" o:hr="t" fillcolor="#a0a0a0" stroked="f"/>
+          <v:rect id="_x0000_i1042" style="width:0;height:1.5pt" o:hralign="center" o:hrstd="t" o:hr="t" fillcolor="#a0a0a0" stroked="f"/>
         </w:pict>
       </w:r>
     </w:p>
@@ -6421,27 +8531,67 @@
           <w:lang w:val="en-US" w:eastAsia="fr-FR"/>
         </w:rPr>
         <w:lastRenderedPageBreak/>
-        <w:t>The backend server is deployed on cloud infrastructure such as AWS EC2 or DigitalOcean and hosts the REST API services. The server may run Node.js or Go runtime environments together with Nginx reverse proxy services.</w:t>
-      </w:r>
-    </w:p>
-    <w:p>
-      <w:pPr>
-        <w:spacing w:before="100" w:beforeAutospacing="1" w:after="100" w:afterAutospacing="1" w:line="240" w:lineRule="auto"/>
-        <w:rPr>
-          <w:rFonts w:ascii="Times New Roman" w:eastAsia="Times New Roman" w:hAnsi="Times New Roman" w:cs="Times New Roman"/>
-          <w:sz w:val="24"/>
-          <w:szCs w:val="24"/>
-          <w:lang w:val="en-US" w:eastAsia="fr-FR"/>
-        </w:rPr>
-      </w:pPr>
-      <w:r>
-        <w:rPr>
-          <w:rFonts w:ascii="Times New Roman" w:eastAsia="Times New Roman" w:hAnsi="Times New Roman" w:cs="Times New Roman"/>
-          <w:sz w:val="24"/>
-          <w:szCs w:val="24"/>
-          <w:lang w:val="en-US" w:eastAsia="fr-FR"/>
-        </w:rPr>
-        <w:t>The backend communicates with the PostgreSQL/PostGIS database server using secured database connections.</w:t>
+        <w:t xml:space="preserve">The backend server is deployed on cloud infrastructure such as AWS EC2 or </w:t>
+      </w:r>
+      <w:proofErr w:type="spellStart"/>
+      <w:r>
+        <w:rPr>
+          <w:rFonts w:ascii="Times New Roman" w:eastAsia="Times New Roman" w:hAnsi="Times New Roman" w:cs="Times New Roman"/>
+          <w:sz w:val="24"/>
+          <w:szCs w:val="24"/>
+          <w:lang w:val="en-US" w:eastAsia="fr-FR"/>
+        </w:rPr>
+        <w:t>DigitalOcean</w:t>
+      </w:r>
+      <w:proofErr w:type="spellEnd"/>
+      <w:r>
+        <w:rPr>
+          <w:rFonts w:ascii="Times New Roman" w:eastAsia="Times New Roman" w:hAnsi="Times New Roman" w:cs="Times New Roman"/>
+          <w:sz w:val="24"/>
+          <w:szCs w:val="24"/>
+          <w:lang w:val="en-US" w:eastAsia="fr-FR"/>
+        </w:rPr>
+        <w:t xml:space="preserve"> and hosts the REST API services. The server may run Node.js or Go runtime environments together with Nginx reverse proxy services.</w:t>
+      </w:r>
+    </w:p>
+    <w:p>
+      <w:pPr>
+        <w:spacing w:before="100" w:beforeAutospacing="1" w:after="100" w:afterAutospacing="1" w:line="240" w:lineRule="auto"/>
+        <w:rPr>
+          <w:rFonts w:ascii="Times New Roman" w:eastAsia="Times New Roman" w:hAnsi="Times New Roman" w:cs="Times New Roman"/>
+          <w:sz w:val="24"/>
+          <w:szCs w:val="24"/>
+          <w:lang w:val="en-US" w:eastAsia="fr-FR"/>
+        </w:rPr>
+      </w:pPr>
+      <w:r>
+        <w:rPr>
+          <w:rFonts w:ascii="Times New Roman" w:eastAsia="Times New Roman" w:hAnsi="Times New Roman" w:cs="Times New Roman"/>
+          <w:sz w:val="24"/>
+          <w:szCs w:val="24"/>
+          <w:lang w:val="en-US" w:eastAsia="fr-FR"/>
+        </w:rPr>
+        <w:t>The backend communicates with the PostgreSQL/</w:t>
+      </w:r>
+      <w:proofErr w:type="spellStart"/>
+      <w:r>
+        <w:rPr>
+          <w:rFonts w:ascii="Times New Roman" w:eastAsia="Times New Roman" w:hAnsi="Times New Roman" w:cs="Times New Roman"/>
+          <w:sz w:val="24"/>
+          <w:szCs w:val="24"/>
+          <w:lang w:val="en-US" w:eastAsia="fr-FR"/>
+        </w:rPr>
+        <w:t>PostGIS</w:t>
+      </w:r>
+      <w:proofErr w:type="spellEnd"/>
+      <w:r>
+        <w:rPr>
+          <w:rFonts w:ascii="Times New Roman" w:eastAsia="Times New Roman" w:hAnsi="Times New Roman" w:cs="Times New Roman"/>
+          <w:sz w:val="24"/>
+          <w:szCs w:val="24"/>
+          <w:lang w:val="en-US" w:eastAsia="fr-FR"/>
+        </w:rPr>
+        <w:t xml:space="preserve"> database server using secured database connections.</w:t>
       </w:r>
     </w:p>
     <w:p>
@@ -6506,6 +8656,85 @@
     </w:p>
     <w:p>
       <w:pPr>
+        <w:spacing w:before="100" w:beforeAutospacing="1" w:after="100" w:afterAutospacing="1" w:line="240" w:lineRule="auto"/>
+        <w:rPr>
+          <w:rFonts w:ascii="Times New Roman" w:eastAsia="Times New Roman" w:hAnsi="Times New Roman" w:cs="Times New Roman"/>
+          <w:sz w:val="24"/>
+          <w:szCs w:val="24"/>
+          <w:lang w:eastAsia="fr-FR"/>
+        </w:rPr>
+      </w:pPr>
+      <w:r>
+        <w:rPr>
+          <w:rFonts w:ascii="Times New Roman" w:eastAsia="Times New Roman" w:hAnsi="Times New Roman" w:cs="Times New Roman"/>
+          <w:noProof/>
+          <w:sz w:val="24"/>
+          <w:szCs w:val="24"/>
+          <w:lang w:eastAsia="fr-FR"/>
+        </w:rPr>
+        <w:drawing>
+          <wp:inline distT="0" distB="0" distL="0" distR="0" wp14:anchorId="5C9CFA43" wp14:editId="129E4880">
+            <wp:extent cx="5760720" cy="3840480"/>
+            <wp:effectExtent l="0" t="0" r="0" b="7620"/>
+            <wp:docPr id="3" name="Picture 3"/>
+            <wp:cNvGraphicFramePr>
+              <a:graphicFrameLocks xmlns:a="http://schemas.openxmlformats.org/drawingml/2006/main" noChangeAspect="1"/>
+            </wp:cNvGraphicFramePr>
+            <a:graphic xmlns:a="http://schemas.openxmlformats.org/drawingml/2006/main">
+              <a:graphicData uri="http://schemas.openxmlformats.org/drawingml/2006/picture">
+                <pic:pic xmlns:pic="http://schemas.openxmlformats.org/drawingml/2006/picture">
+                  <pic:nvPicPr>
+                    <pic:cNvPr id="0" name="Picture 21"/>
+                    <pic:cNvPicPr>
+                      <a:picLocks noChangeAspect="1" noChangeArrowheads="1"/>
+                    </pic:cNvPicPr>
+                  </pic:nvPicPr>
+                  <pic:blipFill>
+                    <a:blip r:embed="rId7" cstate="print">
+                      <a:extLst>
+                        <a:ext uri="{28A0092B-C50C-407E-A947-70E740481C1C}">
+                          <a14:useLocalDpi xmlns:a14="http://schemas.microsoft.com/office/drawing/2010/main" val="0"/>
+                        </a:ext>
+                      </a:extLst>
+                    </a:blip>
+                    <a:srcRect/>
+                    <a:stretch>
+                      <a:fillRect/>
+                    </a:stretch>
+                  </pic:blipFill>
+                  <pic:spPr bwMode="auto">
+                    <a:xfrm>
+                      <a:off x="0" y="0"/>
+                      <a:ext cx="5760720" cy="3840480"/>
+                    </a:xfrm>
+                    <a:prstGeom prst="rect">
+                      <a:avLst/>
+                    </a:prstGeom>
+                    <a:noFill/>
+                    <a:ln>
+                      <a:noFill/>
+                    </a:ln>
+                  </pic:spPr>
+                </pic:pic>
+              </a:graphicData>
+            </a:graphic>
+          </wp:inline>
+        </w:drawing>
+      </w:r>
+    </w:p>
+    <w:p>
+      <w:pPr>
+        <w:spacing w:before="100" w:beforeAutospacing="1" w:after="100" w:afterAutospacing="1" w:line="240" w:lineRule="auto"/>
+        <w:rPr>
+          <w:rFonts w:ascii="Times New Roman" w:eastAsia="Times New Roman" w:hAnsi="Times New Roman" w:cs="Times New Roman"/>
+          <w:sz w:val="24"/>
+          <w:szCs w:val="24"/>
+          <w:lang w:val="en-US" w:eastAsia="fr-FR"/>
+        </w:rPr>
+      </w:pPr>
+    </w:p>
+    <w:p>
+      <w:pPr>
         <w:spacing w:after="0" w:line="240" w:lineRule="auto"/>
         <w:rPr>
           <w:rFonts w:ascii="Times New Roman" w:eastAsia="Times New Roman" w:hAnsi="Times New Roman" w:cs="Times New Roman"/>
@@ -6522,7 +8751,7 @@
           <w:lang w:eastAsia="fr-FR"/>
         </w:rPr>
         <w:pict w14:anchorId="246A29AD">
-          <v:rect id="_x0000_i1049" style="width:0;height:1.5pt" o:hralign="center" o:hrstd="t" o:hr="t" fillcolor="#a0a0a0" stroked="f"/>
+          <v:rect id="_x0000_i1043" style="width:0;height:1.5pt" o:hralign="center" o:hrstd="t" o:hr="t" fillcolor="#a0a0a0" stroked="f"/>
         </w:pict>
       </w:r>
     </w:p>
@@ -6590,6 +8819,7 @@
           <w:szCs w:val="24"/>
           <w:lang w:val="en-US" w:eastAsia="fr-FR"/>
         </w:rPr>
+        <w:lastRenderedPageBreak/>
         <w:t>This mapping ensures that every requirement identified during requirements analysis is properly addressed within the system design.</w:t>
       </w:r>
     </w:p>
@@ -6750,9 +8980,8 @@
           <w:szCs w:val="24"/>
           <w:lang w:eastAsia="fr-FR"/>
         </w:rPr>
-        <w:lastRenderedPageBreak/>
         <w:pict w14:anchorId="17CDAA57">
-          <v:rect id="_x0000_i1050" style="width:0;height:1.5pt" o:hralign="center" o:hrstd="t" o:hr="t" fillcolor="#a0a0a0" stroked="f"/>
+          <v:rect id="_x0000_i1044" style="width:0;height:1.5pt" o:hralign="center" o:hrstd="t" o:hr="t" fillcolor="#a0a0a0" stroked="f"/>
         </w:pict>
       </w:r>
     </w:p>
@@ -6800,66 +9029,127 @@
           <w:szCs w:val="24"/>
           <w:lang w:val="en-US" w:eastAsia="fr-FR"/>
         </w:rPr>
-        <w:t>This report has presented the complete system modelling and design phase for the Crowdsensed Mobile Network Coverage Prediction and Monitoring System. The models developed in this phase transform the abstract requirements defined in the Software Requirements Specification into detailed technical representations that guide implementation activities.</w:t>
-      </w:r>
-    </w:p>
-    <w:p>
-      <w:pPr>
-        <w:spacing w:before="100" w:beforeAutospacing="1" w:after="100" w:afterAutospacing="1" w:line="240" w:lineRule="auto"/>
-        <w:rPr>
-          <w:rFonts w:ascii="Times New Roman" w:eastAsia="Times New Roman" w:hAnsi="Times New Roman" w:cs="Times New Roman"/>
-          <w:sz w:val="24"/>
-          <w:szCs w:val="24"/>
-          <w:lang w:val="en-US" w:eastAsia="fr-FR"/>
-        </w:rPr>
-      </w:pPr>
-      <w:r>
-        <w:rPr>
-          <w:rFonts w:ascii="Times New Roman" w:eastAsia="Times New Roman" w:hAnsi="Times New Roman" w:cs="Times New Roman"/>
-          <w:sz w:val="24"/>
-          <w:szCs w:val="24"/>
-          <w:lang w:val="en-US" w:eastAsia="fr-FR"/>
-        </w:rPr>
-        <w:t>The system architecture was designed using a layered client-server model that supports scalability, maintainability, offline operation, and secure communication. The behavioural and structural models collectively describe how users interact with the platform, how data flows across components, how synchronization occurs under unstable connectivity conditions, and how analytical results are generated and visualized.</w:t>
-      </w:r>
-    </w:p>
-    <w:p>
-      <w:pPr>
-        <w:spacing w:before="100" w:beforeAutospacing="1" w:after="100" w:afterAutospacing="1" w:line="240" w:lineRule="auto"/>
-        <w:rPr>
-          <w:rFonts w:ascii="Times New Roman" w:eastAsia="Times New Roman" w:hAnsi="Times New Roman" w:cs="Times New Roman"/>
-          <w:sz w:val="24"/>
-          <w:szCs w:val="24"/>
-          <w:lang w:val="en-US" w:eastAsia="fr-FR"/>
-        </w:rPr>
-      </w:pPr>
-      <w:r>
-        <w:rPr>
-          <w:rFonts w:ascii="Times New Roman" w:eastAsia="Times New Roman" w:hAnsi="Times New Roman" w:cs="Times New Roman"/>
-          <w:sz w:val="24"/>
-          <w:szCs w:val="24"/>
-          <w:lang w:val="en-US" w:eastAsia="fr-FR"/>
-        </w:rPr>
-        <w:t>The context diagram established the system boundaries and stakeholder interactions, while the Data Flow Diagram illustrated the lifecycle of crowdsensed measurements from collection to visualization. The use case model identified the functional services available to each category of stakeholder, and the sequence diagram detailed the operational workflow of offline-first synchronization.</w:t>
-      </w:r>
-    </w:p>
-    <w:p>
-      <w:pPr>
-        <w:spacing w:before="100" w:beforeAutospacing="1" w:after="100" w:afterAutospacing="1" w:line="240" w:lineRule="auto"/>
-        <w:rPr>
-          <w:rFonts w:ascii="Times New Roman" w:eastAsia="Times New Roman" w:hAnsi="Times New Roman" w:cs="Times New Roman"/>
-          <w:sz w:val="24"/>
-          <w:szCs w:val="24"/>
-          <w:lang w:val="en-US" w:eastAsia="fr-FR"/>
-        </w:rPr>
-      </w:pPr>
-      <w:r>
-        <w:rPr>
-          <w:rFonts w:ascii="Times New Roman" w:eastAsia="Times New Roman" w:hAnsi="Times New Roman" w:cs="Times New Roman"/>
-          <w:sz w:val="24"/>
-          <w:szCs w:val="24"/>
-          <w:lang w:val="en-US" w:eastAsia="fr-FR"/>
-        </w:rPr>
+        <w:t xml:space="preserve">This report has presented the complete system modelling and design phase for the </w:t>
+      </w:r>
+      <w:proofErr w:type="spellStart"/>
+      <w:r>
+        <w:rPr>
+          <w:rFonts w:ascii="Times New Roman" w:eastAsia="Times New Roman" w:hAnsi="Times New Roman" w:cs="Times New Roman"/>
+          <w:sz w:val="24"/>
+          <w:szCs w:val="24"/>
+          <w:lang w:val="en-US" w:eastAsia="fr-FR"/>
+        </w:rPr>
+        <w:t>Crowdsensed</w:t>
+      </w:r>
+      <w:proofErr w:type="spellEnd"/>
+      <w:r>
+        <w:rPr>
+          <w:rFonts w:ascii="Times New Roman" w:eastAsia="Times New Roman" w:hAnsi="Times New Roman" w:cs="Times New Roman"/>
+          <w:sz w:val="24"/>
+          <w:szCs w:val="24"/>
+          <w:lang w:val="en-US" w:eastAsia="fr-FR"/>
+        </w:rPr>
+        <w:t xml:space="preserve"> Mobile Network Coverage Prediction and Monitoring System. The models developed in this phase transform the abstract requirements defined in the Software Requirements Specification into detailed technical representations that guide implementation activities.</w:t>
+      </w:r>
+    </w:p>
+    <w:p>
+      <w:pPr>
+        <w:spacing w:before="100" w:beforeAutospacing="1" w:after="100" w:afterAutospacing="1" w:line="240" w:lineRule="auto"/>
+        <w:rPr>
+          <w:rFonts w:ascii="Times New Roman" w:eastAsia="Times New Roman" w:hAnsi="Times New Roman" w:cs="Times New Roman"/>
+          <w:sz w:val="24"/>
+          <w:szCs w:val="24"/>
+          <w:lang w:val="en-US" w:eastAsia="fr-FR"/>
+        </w:rPr>
+      </w:pPr>
+      <w:r>
+        <w:rPr>
+          <w:rFonts w:ascii="Times New Roman" w:eastAsia="Times New Roman" w:hAnsi="Times New Roman" w:cs="Times New Roman"/>
+          <w:sz w:val="24"/>
+          <w:szCs w:val="24"/>
+          <w:lang w:val="en-US" w:eastAsia="fr-FR"/>
+        </w:rPr>
+        <w:t xml:space="preserve">The system architecture was designed using a layered client-server model that supports scalability, maintainability, offline operation, and secure communication. The </w:t>
+      </w:r>
+      <w:proofErr w:type="spellStart"/>
+      <w:r>
+        <w:rPr>
+          <w:rFonts w:ascii="Times New Roman" w:eastAsia="Times New Roman" w:hAnsi="Times New Roman" w:cs="Times New Roman"/>
+          <w:sz w:val="24"/>
+          <w:szCs w:val="24"/>
+          <w:lang w:val="en-US" w:eastAsia="fr-FR"/>
+        </w:rPr>
+        <w:t>behavioural</w:t>
+      </w:r>
+      <w:proofErr w:type="spellEnd"/>
+      <w:r>
+        <w:rPr>
+          <w:rFonts w:ascii="Times New Roman" w:eastAsia="Times New Roman" w:hAnsi="Times New Roman" w:cs="Times New Roman"/>
+          <w:sz w:val="24"/>
+          <w:szCs w:val="24"/>
+          <w:lang w:val="en-US" w:eastAsia="fr-FR"/>
+        </w:rPr>
+        <w:t xml:space="preserve"> and structural models collectively describe how users interact with the platform, how data flows across components, how synchronization occurs under unstable connectivity conditions, and how analytical results are generated and visualized.</w:t>
+      </w:r>
+    </w:p>
+    <w:p>
+      <w:pPr>
+        <w:spacing w:before="100" w:beforeAutospacing="1" w:after="100" w:afterAutospacing="1" w:line="240" w:lineRule="auto"/>
+        <w:rPr>
+          <w:rFonts w:ascii="Times New Roman" w:eastAsia="Times New Roman" w:hAnsi="Times New Roman" w:cs="Times New Roman"/>
+          <w:sz w:val="24"/>
+          <w:szCs w:val="24"/>
+          <w:lang w:val="en-US" w:eastAsia="fr-FR"/>
+        </w:rPr>
+      </w:pPr>
+      <w:r>
+        <w:rPr>
+          <w:rFonts w:ascii="Times New Roman" w:eastAsia="Times New Roman" w:hAnsi="Times New Roman" w:cs="Times New Roman"/>
+          <w:sz w:val="24"/>
+          <w:szCs w:val="24"/>
+          <w:lang w:val="en-US" w:eastAsia="fr-FR"/>
+        </w:rPr>
+        <w:t xml:space="preserve">The context diagram established the system boundaries and stakeholder interactions, while the Data Flow Diagram illustrated the lifecycle of </w:t>
+      </w:r>
+      <w:proofErr w:type="spellStart"/>
+      <w:r>
+        <w:rPr>
+          <w:rFonts w:ascii="Times New Roman" w:eastAsia="Times New Roman" w:hAnsi="Times New Roman" w:cs="Times New Roman"/>
+          <w:sz w:val="24"/>
+          <w:szCs w:val="24"/>
+          <w:lang w:val="en-US" w:eastAsia="fr-FR"/>
+        </w:rPr>
+        <w:t>crowdsensed</w:t>
+      </w:r>
+      <w:proofErr w:type="spellEnd"/>
+      <w:r>
+        <w:rPr>
+          <w:rFonts w:ascii="Times New Roman" w:eastAsia="Times New Roman" w:hAnsi="Times New Roman" w:cs="Times New Roman"/>
+          <w:sz w:val="24"/>
+          <w:szCs w:val="24"/>
+          <w:lang w:val="en-US" w:eastAsia="fr-FR"/>
+        </w:rPr>
+        <w:t xml:space="preserve"> measurements from collection to visualization. The use case model identified the functional services available to each category of stakeholder, and the sequence diagram detailed the operational workflow of offline-first synchronization.</w:t>
+      </w:r>
+    </w:p>
+    <w:p>
+      <w:pPr>
+        <w:spacing w:before="100" w:beforeAutospacing="1" w:after="100" w:afterAutospacing="1" w:line="240" w:lineRule="auto"/>
+        <w:rPr>
+          <w:rFonts w:ascii="Times New Roman" w:eastAsia="Times New Roman" w:hAnsi="Times New Roman" w:cs="Times New Roman"/>
+          <w:sz w:val="24"/>
+          <w:szCs w:val="24"/>
+          <w:lang w:val="en-US" w:eastAsia="fr-FR"/>
+        </w:rPr>
+      </w:pPr>
+      <w:r>
+        <w:rPr>
+          <w:rFonts w:ascii="Times New Roman" w:eastAsia="Times New Roman" w:hAnsi="Times New Roman" w:cs="Times New Roman"/>
+          <w:sz w:val="24"/>
+          <w:szCs w:val="24"/>
+          <w:lang w:val="en-US" w:eastAsia="fr-FR"/>
+        </w:rPr>
+        <w:lastRenderedPageBreak/>
         <w:t>The class diagram provided a structural blueprint for both the mobile and backend application components, while the deployment diagram demonstrated the physical infrastructure and communication architecture required for system operation.</w:t>
       </w:r>
     </w:p>
